--- a/docker/Docker容器.docx
+++ b/docker/Docker容器.docx
@@ -6,7 +6,7 @@
       <w:pPr>
         <w:pStyle w:val="1"/>
         <w:ind w:firstLine="964"/>
-        <w:jc w:val="center"/>
+        <w:jc w:val="both"/>
       </w:pPr>
       <w:r>
         <w:rPr>
@@ -28,6 +28,14 @@
         </w:rPr>
         <w:t>参考网址：</w:t>
       </w:r>
+    </w:p>
+    <w:p>
+      <w:pPr>
+        <w:ind w:firstLine="480"/>
+        <w:rPr>
+          <w:rFonts w:ascii="宋体" w:hAnsi="宋体"/>
+        </w:rPr>
+      </w:pPr>
       <w:r>
         <w:rPr>
           <w:rFonts w:ascii="宋体" w:hAnsi="宋体"/>
@@ -44,28 +52,103 @@
           <w:shd w:val="clear" w:color="auto" w:fill="FFFFFF"/>
         </w:rPr>
       </w:pPr>
-      <w:proofErr w:type="gramStart"/>
       <w:r>
         <w:rPr>
           <w:rFonts w:ascii="宋体" w:hAnsi="宋体" w:hint="eastAsia"/>
           <w:shd w:val="clear" w:color="auto" w:fill="FFFFFF"/>
         </w:rPr>
-        <w:t>一</w:t>
-      </w:r>
-      <w:proofErr w:type="gramEnd"/>
+        <w:t xml:space="preserve">一 </w:t>
+      </w:r>
+      <w:r>
+        <w:rPr>
+          <w:rFonts w:ascii="宋体" w:hAnsi="宋体"/>
+          <w:shd w:val="clear" w:color="auto" w:fill="FFFFFF"/>
+        </w:rPr>
+        <w:t>安装Docker</w:t>
+      </w:r>
+    </w:p>
+    <w:p>
+      <w:pPr>
+        <w:ind w:firstLine="480"/>
+        <w:rPr>
+          <w:rFonts w:ascii="宋体" w:hAnsi="宋体"/>
+        </w:rPr>
+      </w:pPr>
       <w:r>
         <w:rPr>
           <w:rFonts w:ascii="宋体" w:hAnsi="宋体" w:hint="eastAsia"/>
-          <w:shd w:val="clear" w:color="auto" w:fill="FFFFFF"/>
-        </w:rPr>
-        <w:t xml:space="preserve"> </w:t>
-      </w:r>
-      <w:r>
-        <w:rPr>
-          <w:rFonts w:ascii="宋体" w:hAnsi="宋体"/>
-          <w:shd w:val="clear" w:color="auto" w:fill="FFFFFF"/>
-        </w:rPr>
-        <w:t>安装Docker</w:t>
+        </w:rPr>
+        <w:t>参考网址：</w:t>
+      </w:r>
+    </w:p>
+    <w:p>
+      <w:pPr>
+        <w:ind w:firstLine="480"/>
+        <w:rPr>
+          <w:rFonts w:ascii="宋体" w:hAnsi="宋体"/>
+        </w:rPr>
+      </w:pPr>
+      <w:r>
+        <w:rPr>
+          <w:rFonts w:ascii="宋体" w:hAnsi="宋体"/>
+        </w:rPr>
+        <w:t>https://blog.csdn.net/u014069688/article/details/100532774/</w:t>
+      </w:r>
+    </w:p>
+    <w:p>
+      <w:pPr>
+        <w:pStyle w:val="3"/>
+        <w:rPr>
+          <w:rFonts w:ascii="宋体" w:hAnsi="宋体"/>
+        </w:rPr>
+      </w:pPr>
+      <w:r>
+        <w:rPr>
+          <w:rFonts w:ascii="宋体" w:hAnsi="宋体"/>
+        </w:rPr>
+        <w:t>1，root账户登录，查看内核版本如下</w:t>
+      </w:r>
+    </w:p>
+    <w:p>
+      <w:pPr>
+        <w:ind w:firstLine="480"/>
+        <w:rPr>
+          <w:rFonts w:ascii="宋体" w:hAnsi="宋体"/>
+        </w:rPr>
+      </w:pPr>
+      <w:r>
+        <w:rPr>
+          <w:rFonts w:ascii="宋体" w:hAnsi="宋体"/>
+        </w:rPr>
+        <w:t>[root@localhost ~]# uname -a</w:t>
+      </w:r>
+    </w:p>
+    <w:p>
+      <w:pPr>
+        <w:pStyle w:val="3"/>
+        <w:rPr>
+          <w:rFonts w:ascii="宋体" w:hAnsi="宋体"/>
+        </w:rPr>
+      </w:pPr>
+      <w:r>
+        <w:rPr>
+          <w:rFonts w:ascii="宋体" w:hAnsi="宋体"/>
+        </w:rPr>
+        <w:t>2，把yum包更新到最新（温馨提示：新环境或测试环境可随意操作，生产环境酌情慎重更新）</w:t>
+      </w:r>
+    </w:p>
+    <w:p>
+      <w:pPr>
+        <w:ind w:firstLine="480"/>
+        <w:rPr>
+          <w:rFonts w:ascii="宋体" w:hAnsi="宋体"/>
+        </w:rPr>
+      </w:pPr>
+      <w:r>
+        <w:rPr>
+          <w:rFonts w:ascii="宋体" w:hAnsi="宋体"/>
+        </w:rPr>
+        <w:t>[root@localhost ~]# yum update</w:t>
       </w:r>
     </w:p>
     <w:p>
@@ -79,13 +162,13 @@
         <w:rPr>
           <w:rFonts w:ascii="宋体" w:hAnsi="宋体" w:hint="eastAsia"/>
         </w:rPr>
-        <w:t>参考网址：</w:t>
-      </w:r>
-      <w:r>
-        <w:rPr>
-          <w:rFonts w:ascii="宋体" w:hAnsi="宋体"/>
-        </w:rPr>
-        <w:t>https://blog.csdn.net/u014069688/article/details/100532774/</w:t>
+        <w:t>（期间要选择确认，输入</w:t>
+      </w:r>
+      <w:r>
+        <w:rPr>
+          <w:rFonts w:ascii="宋体" w:hAnsi="宋体"/>
+        </w:rPr>
+        <w:t xml:space="preserve"> y 即可）</w:t>
       </w:r>
     </w:p>
     <w:p>
@@ -99,63 +182,21 @@
         <w:rPr>
           <w:rFonts w:ascii="宋体" w:hAnsi="宋体"/>
         </w:rPr>
-        <w:t>1，root账户登录，查看内核版本如下</w:t>
-      </w:r>
-    </w:p>
-    <w:p>
-      <w:pPr>
-        <w:ind w:firstLine="480"/>
-        <w:rPr>
-          <w:rFonts w:ascii="宋体" w:hAnsi="宋体"/>
-        </w:rPr>
-      </w:pPr>
-      <w:r>
-        <w:rPr>
-          <w:rFonts w:ascii="宋体" w:hAnsi="宋体"/>
-        </w:rPr>
-        <w:t>[</w:t>
-      </w:r>
-      <w:proofErr w:type="spellStart"/>
-      <w:r>
-        <w:rPr>
-          <w:rFonts w:ascii="宋体" w:hAnsi="宋体"/>
-        </w:rPr>
-        <w:t>root@localhost</w:t>
-      </w:r>
-      <w:proofErr w:type="spellEnd"/>
-      <w:r>
-        <w:rPr>
-          <w:rFonts w:ascii="宋体" w:hAnsi="宋体"/>
-        </w:rPr>
-        <w:t xml:space="preserve"> </w:t>
-      </w:r>
-      <w:proofErr w:type="gramStart"/>
-      <w:r>
-        <w:rPr>
-          <w:rFonts w:ascii="宋体" w:hAnsi="宋体"/>
-        </w:rPr>
-        <w:t>~]#</w:t>
-      </w:r>
-      <w:proofErr w:type="gramEnd"/>
-      <w:r>
-        <w:rPr>
-          <w:rFonts w:ascii="宋体" w:hAnsi="宋体"/>
-        </w:rPr>
-        <w:t xml:space="preserve"> </w:t>
-      </w:r>
-      <w:proofErr w:type="spellStart"/>
-      <w:r>
-        <w:rPr>
-          <w:rFonts w:ascii="宋体" w:hAnsi="宋体"/>
-        </w:rPr>
-        <w:t>uname</w:t>
-      </w:r>
-      <w:proofErr w:type="spellEnd"/>
-      <w:r>
-        <w:rPr>
-          <w:rFonts w:ascii="宋体" w:hAnsi="宋体"/>
-        </w:rPr>
-        <w:t xml:space="preserve"> -a</w:t>
+        <w:t>3，安装需要的软件包， yum-util 提供yum-config-manager功能，另外两个是devicemapper驱动依赖的</w:t>
+      </w:r>
+    </w:p>
+    <w:p>
+      <w:pPr>
+        <w:ind w:firstLine="480"/>
+        <w:rPr>
+          <w:rFonts w:ascii="宋体" w:hAnsi="宋体"/>
+        </w:rPr>
+      </w:pPr>
+      <w:r>
+        <w:rPr>
+          <w:rFonts w:ascii="宋体" w:hAnsi="宋体"/>
+        </w:rPr>
+        <w:t>[root@localhost ~]# yum install -y yum-utils device-mapper-persistent-data lvm2</w:t>
       </w:r>
     </w:p>
     <w:p>
@@ -169,49 +210,77 @@
         <w:rPr>
           <w:rFonts w:ascii="宋体" w:hAnsi="宋体"/>
         </w:rPr>
-        <w:t>2，把yum包更新到最新（温馨提示：新环境或测试环境可随意操作，生产环境酌情慎重更新）</w:t>
-      </w:r>
-    </w:p>
-    <w:p>
-      <w:pPr>
-        <w:ind w:firstLine="480"/>
-        <w:rPr>
-          <w:rFonts w:ascii="宋体" w:hAnsi="宋体"/>
-        </w:rPr>
-      </w:pPr>
-      <w:r>
-        <w:rPr>
-          <w:rFonts w:ascii="宋体" w:hAnsi="宋体"/>
-        </w:rPr>
-        <w:t>[</w:t>
-      </w:r>
-      <w:proofErr w:type="spellStart"/>
-      <w:r>
-        <w:rPr>
-          <w:rFonts w:ascii="宋体" w:hAnsi="宋体"/>
-        </w:rPr>
-        <w:t>root@localhost</w:t>
-      </w:r>
-      <w:proofErr w:type="spellEnd"/>
-      <w:r>
-        <w:rPr>
-          <w:rFonts w:ascii="宋体" w:hAnsi="宋体"/>
-        </w:rPr>
-        <w:t xml:space="preserve"> </w:t>
-      </w:r>
-      <w:proofErr w:type="gramStart"/>
-      <w:r>
-        <w:rPr>
-          <w:rFonts w:ascii="宋体" w:hAnsi="宋体"/>
-        </w:rPr>
-        <w:t>~]#</w:t>
-      </w:r>
-      <w:proofErr w:type="gramEnd"/>
-      <w:r>
-        <w:rPr>
-          <w:rFonts w:ascii="宋体" w:hAnsi="宋体"/>
-        </w:rPr>
-        <w:t xml:space="preserve"> yum update</w:t>
+        <w:t>4，设置yum源</w:t>
+      </w:r>
+    </w:p>
+    <w:p>
+      <w:pPr>
+        <w:ind w:firstLine="480"/>
+        <w:rPr>
+          <w:rFonts w:ascii="宋体" w:hAnsi="宋体"/>
+        </w:rPr>
+      </w:pPr>
+      <w:r>
+        <w:rPr>
+          <w:rFonts w:ascii="宋体" w:hAnsi="宋体"/>
+        </w:rPr>
+        <w:t>yum-config-manager --add-repo http://mirrors.aliyun.com/docker-ce/linux/centos/docker-ce.repo（阿里仓库）</w:t>
+      </w:r>
+    </w:p>
+    <w:p>
+      <w:pPr>
+        <w:pStyle w:val="3"/>
+        <w:rPr>
+          <w:rFonts w:ascii="宋体" w:hAnsi="宋体"/>
+        </w:rPr>
+      </w:pPr>
+      <w:r>
+        <w:rPr>
+          <w:rFonts w:ascii="宋体" w:hAnsi="宋体"/>
+        </w:rPr>
+        <w:t>5，可以查看所有仓库中所有docker版本，并选择特定版本安装</w:t>
+      </w:r>
+    </w:p>
+    <w:p>
+      <w:pPr>
+        <w:ind w:firstLine="480"/>
+        <w:rPr>
+          <w:rFonts w:ascii="宋体" w:hAnsi="宋体"/>
+        </w:rPr>
+      </w:pPr>
+      <w:r>
+        <w:rPr>
+          <w:rFonts w:ascii="宋体" w:hAnsi="宋体"/>
+        </w:rPr>
+        <w:t>[root@localhost ~]# yum list docker-ce --showduplicates | sort -r</w:t>
+      </w:r>
+    </w:p>
+    <w:p>
+      <w:pPr>
+        <w:pStyle w:val="3"/>
+        <w:rPr>
+          <w:rFonts w:ascii="宋体" w:hAnsi="宋体"/>
+        </w:rPr>
+      </w:pPr>
+      <w:r>
+        <w:rPr>
+          <w:rFonts w:ascii="宋体" w:hAnsi="宋体"/>
+        </w:rPr>
+        <w:t>6，安装Docker，命令：yum install docker-ce-版本号，我选的是docker-ce-18.03.1.ce，如下</w:t>
+      </w:r>
+    </w:p>
+    <w:p>
+      <w:pPr>
+        <w:ind w:firstLine="480"/>
+        <w:rPr>
+          <w:rFonts w:ascii="宋体" w:hAnsi="宋体"/>
+        </w:rPr>
+      </w:pPr>
+      <w:r>
+        <w:rPr>
+          <w:rFonts w:ascii="宋体" w:hAnsi="宋体"/>
+        </w:rPr>
+        <w:t>[root@localhost ~]# yum install docker-ce-18.03.1.ce</w:t>
       </w:r>
     </w:p>
     <w:p>
@@ -245,405 +314,35 @@
         <w:rPr>
           <w:rFonts w:ascii="宋体" w:hAnsi="宋体"/>
         </w:rPr>
-        <w:t>3，安装需要的软件包， yum-util 提供yum-config-manager功能，另外两个是</w:t>
-      </w:r>
-      <w:proofErr w:type="spellStart"/>
-      <w:r>
-        <w:rPr>
-          <w:rFonts w:ascii="宋体" w:hAnsi="宋体"/>
-        </w:rPr>
-        <w:t>devicemapper</w:t>
-      </w:r>
-      <w:proofErr w:type="spellEnd"/>
-      <w:r>
-        <w:rPr>
-          <w:rFonts w:ascii="宋体" w:hAnsi="宋体"/>
-        </w:rPr>
-        <w:t>驱动依赖的</w:t>
-      </w:r>
-    </w:p>
-    <w:p>
-      <w:pPr>
-        <w:ind w:firstLine="480"/>
-        <w:rPr>
-          <w:rFonts w:ascii="宋体" w:hAnsi="宋体"/>
-        </w:rPr>
-      </w:pPr>
-      <w:r>
-        <w:rPr>
-          <w:rFonts w:ascii="宋体" w:hAnsi="宋体"/>
-        </w:rPr>
-        <w:t>[</w:t>
-      </w:r>
-      <w:proofErr w:type="spellStart"/>
-      <w:r>
-        <w:rPr>
-          <w:rFonts w:ascii="宋体" w:hAnsi="宋体"/>
-        </w:rPr>
-        <w:t>root@localhost</w:t>
-      </w:r>
-      <w:proofErr w:type="spellEnd"/>
-      <w:r>
-        <w:rPr>
-          <w:rFonts w:ascii="宋体" w:hAnsi="宋体"/>
-        </w:rPr>
-        <w:t xml:space="preserve"> </w:t>
-      </w:r>
-      <w:proofErr w:type="gramStart"/>
-      <w:r>
-        <w:rPr>
-          <w:rFonts w:ascii="宋体" w:hAnsi="宋体"/>
-        </w:rPr>
-        <w:t>~]#</w:t>
-      </w:r>
-      <w:proofErr w:type="gramEnd"/>
-      <w:r>
-        <w:rPr>
-          <w:rFonts w:ascii="宋体" w:hAnsi="宋体"/>
-        </w:rPr>
-        <w:t xml:space="preserve"> yum install -y yum-utils device-mapper-persistent-data lvm2</w:t>
-      </w:r>
-    </w:p>
-    <w:p>
-      <w:pPr>
-        <w:pStyle w:val="3"/>
-        <w:rPr>
-          <w:rFonts w:ascii="宋体" w:hAnsi="宋体"/>
-        </w:rPr>
-      </w:pPr>
-      <w:r>
-        <w:rPr>
-          <w:rFonts w:ascii="宋体" w:hAnsi="宋体"/>
-        </w:rPr>
-        <w:t>4，设置yum源</w:t>
-      </w:r>
-    </w:p>
-    <w:p>
-      <w:pPr>
-        <w:ind w:firstLine="480"/>
-        <w:rPr>
-          <w:rFonts w:ascii="宋体" w:hAnsi="宋体"/>
-        </w:rPr>
-      </w:pPr>
-      <w:r>
-        <w:rPr>
-          <w:rFonts w:ascii="宋体" w:hAnsi="宋体"/>
-        </w:rPr>
-        <w:t>yum-config-manager --add-repo http://mirrors.aliyun.com/docker-ce/linux/centos/docker-ce.repo（阿里仓库）</w:t>
-      </w:r>
-    </w:p>
-    <w:p>
-      <w:pPr>
-        <w:pStyle w:val="3"/>
-        <w:rPr>
-          <w:rFonts w:ascii="宋体" w:hAnsi="宋体"/>
-        </w:rPr>
-      </w:pPr>
-      <w:r>
-        <w:rPr>
-          <w:rFonts w:ascii="宋体" w:hAnsi="宋体"/>
-        </w:rPr>
-        <w:t>5，可以查看所有仓库中所有docker版本，并选择特定版本安装</w:t>
-      </w:r>
-    </w:p>
-    <w:p>
-      <w:pPr>
-        <w:ind w:firstLine="480"/>
-        <w:rPr>
-          <w:rFonts w:ascii="宋体" w:hAnsi="宋体"/>
-        </w:rPr>
-      </w:pPr>
-      <w:r>
-        <w:rPr>
-          <w:rFonts w:ascii="宋体" w:hAnsi="宋体"/>
-        </w:rPr>
-        <w:t>[</w:t>
-      </w:r>
-      <w:proofErr w:type="spellStart"/>
-      <w:r>
-        <w:rPr>
-          <w:rFonts w:ascii="宋体" w:hAnsi="宋体"/>
-        </w:rPr>
-        <w:t>root@localhost</w:t>
-      </w:r>
-      <w:proofErr w:type="spellEnd"/>
-      <w:r>
-        <w:rPr>
-          <w:rFonts w:ascii="宋体" w:hAnsi="宋体"/>
-        </w:rPr>
-        <w:t xml:space="preserve"> </w:t>
-      </w:r>
-      <w:proofErr w:type="gramStart"/>
-      <w:r>
-        <w:rPr>
-          <w:rFonts w:ascii="宋体" w:hAnsi="宋体"/>
-        </w:rPr>
-        <w:t>~]#</w:t>
-      </w:r>
-      <w:proofErr w:type="gramEnd"/>
-      <w:r>
-        <w:rPr>
-          <w:rFonts w:ascii="宋体" w:hAnsi="宋体"/>
-        </w:rPr>
-        <w:t xml:space="preserve"> yum list docker-</w:t>
-      </w:r>
-      <w:proofErr w:type="spellStart"/>
-      <w:r>
-        <w:rPr>
-          <w:rFonts w:ascii="宋体" w:hAnsi="宋体"/>
-        </w:rPr>
-        <w:t>ce</w:t>
-      </w:r>
-      <w:proofErr w:type="spellEnd"/>
-      <w:r>
-        <w:rPr>
-          <w:rFonts w:ascii="宋体" w:hAnsi="宋体"/>
-        </w:rPr>
-        <w:t xml:space="preserve"> --</w:t>
-      </w:r>
-      <w:proofErr w:type="spellStart"/>
-      <w:r>
-        <w:rPr>
-          <w:rFonts w:ascii="宋体" w:hAnsi="宋体"/>
-        </w:rPr>
-        <w:t>showduplicates</w:t>
-      </w:r>
-      <w:proofErr w:type="spellEnd"/>
-      <w:r>
-        <w:rPr>
-          <w:rFonts w:ascii="宋体" w:hAnsi="宋体"/>
-        </w:rPr>
-        <w:t xml:space="preserve"> | sort -r</w:t>
-      </w:r>
-    </w:p>
-    <w:p>
-      <w:pPr>
-        <w:pStyle w:val="3"/>
-        <w:rPr>
-          <w:rFonts w:ascii="宋体" w:hAnsi="宋体"/>
-        </w:rPr>
-      </w:pPr>
-      <w:r>
-        <w:rPr>
-          <w:rFonts w:ascii="宋体" w:hAnsi="宋体"/>
-        </w:rPr>
-        <w:t>6，安装Docker，命令：yum install docker-</w:t>
-      </w:r>
-      <w:proofErr w:type="spellStart"/>
-      <w:r>
-        <w:rPr>
-          <w:rFonts w:ascii="宋体" w:hAnsi="宋体"/>
-        </w:rPr>
-        <w:t>ce</w:t>
-      </w:r>
-      <w:proofErr w:type="spellEnd"/>
-      <w:r>
-        <w:rPr>
-          <w:rFonts w:ascii="宋体" w:hAnsi="宋体"/>
-        </w:rPr>
-        <w:t>-版本号，我选的是docker-ce-18.03.1.ce，如下</w:t>
-      </w:r>
-    </w:p>
-    <w:p>
-      <w:pPr>
-        <w:ind w:firstLine="480"/>
-        <w:rPr>
-          <w:rFonts w:ascii="宋体" w:hAnsi="宋体"/>
-        </w:rPr>
-      </w:pPr>
-      <w:r>
-        <w:rPr>
-          <w:rFonts w:ascii="宋体" w:hAnsi="宋体"/>
-        </w:rPr>
-        <w:t>[</w:t>
-      </w:r>
-      <w:proofErr w:type="spellStart"/>
-      <w:r>
-        <w:rPr>
-          <w:rFonts w:ascii="宋体" w:hAnsi="宋体"/>
-        </w:rPr>
-        <w:t>root@localhost</w:t>
-      </w:r>
-      <w:proofErr w:type="spellEnd"/>
-      <w:r>
-        <w:rPr>
-          <w:rFonts w:ascii="宋体" w:hAnsi="宋体"/>
-        </w:rPr>
-        <w:t xml:space="preserve"> </w:t>
-      </w:r>
-      <w:proofErr w:type="gramStart"/>
-      <w:r>
-        <w:rPr>
-          <w:rFonts w:ascii="宋体" w:hAnsi="宋体"/>
-        </w:rPr>
-        <w:t>~]#</w:t>
-      </w:r>
-      <w:proofErr w:type="gramEnd"/>
-      <w:r>
-        <w:rPr>
-          <w:rFonts w:ascii="宋体" w:hAnsi="宋体"/>
-        </w:rPr>
-        <w:t xml:space="preserve"> yum install docker-ce-18.03.1.ce</w:t>
-      </w:r>
-    </w:p>
-    <w:p>
-      <w:pPr>
-        <w:ind w:firstLine="480"/>
-        <w:rPr>
-          <w:rFonts w:ascii="宋体" w:hAnsi="宋体"/>
-        </w:rPr>
-      </w:pPr>
-      <w:r>
-        <w:rPr>
-          <w:rFonts w:ascii="宋体" w:hAnsi="宋体" w:hint="eastAsia"/>
-        </w:rPr>
-        <w:t>（期间要选择确认，输入</w:t>
-      </w:r>
-      <w:r>
-        <w:rPr>
-          <w:rFonts w:ascii="宋体" w:hAnsi="宋体"/>
-        </w:rPr>
-        <w:t xml:space="preserve"> y 即可）</w:t>
-      </w:r>
-    </w:p>
-    <w:p>
-      <w:pPr>
-        <w:pStyle w:val="3"/>
-        <w:rPr>
-          <w:rFonts w:ascii="宋体" w:hAnsi="宋体"/>
-        </w:rPr>
-      </w:pPr>
-      <w:r>
-        <w:rPr>
-          <w:rFonts w:ascii="宋体" w:hAnsi="宋体"/>
-        </w:rPr>
-        <w:t>7， 启动Docker，命令：</w:t>
-      </w:r>
-      <w:proofErr w:type="spellStart"/>
-      <w:r>
-        <w:rPr>
-          <w:rFonts w:ascii="宋体" w:hAnsi="宋体"/>
-        </w:rPr>
-        <w:t>systemctl</w:t>
-      </w:r>
-      <w:proofErr w:type="spellEnd"/>
-      <w:r>
-        <w:rPr>
-          <w:rFonts w:ascii="宋体" w:hAnsi="宋体"/>
-        </w:rPr>
-        <w:t xml:space="preserve"> start docker，然后加入开机启动，如下</w:t>
-      </w:r>
-    </w:p>
-    <w:p>
-      <w:pPr>
-        <w:ind w:firstLine="480"/>
-        <w:rPr>
-          <w:rFonts w:ascii="宋体" w:hAnsi="宋体"/>
-        </w:rPr>
-      </w:pPr>
-      <w:r>
-        <w:rPr>
-          <w:rFonts w:ascii="宋体" w:hAnsi="宋体"/>
-        </w:rPr>
-        <w:t>[</w:t>
-      </w:r>
-      <w:proofErr w:type="spellStart"/>
-      <w:r>
-        <w:rPr>
-          <w:rFonts w:ascii="宋体" w:hAnsi="宋体"/>
-        </w:rPr>
-        <w:t>root@localhost</w:t>
-      </w:r>
-      <w:proofErr w:type="spellEnd"/>
-      <w:r>
-        <w:rPr>
-          <w:rFonts w:ascii="宋体" w:hAnsi="宋体"/>
-        </w:rPr>
-        <w:t xml:space="preserve"> </w:t>
-      </w:r>
-      <w:proofErr w:type="gramStart"/>
-      <w:r>
-        <w:rPr>
-          <w:rFonts w:ascii="宋体" w:hAnsi="宋体"/>
-        </w:rPr>
-        <w:t>~]#</w:t>
-      </w:r>
-      <w:proofErr w:type="gramEnd"/>
-      <w:r>
-        <w:rPr>
-          <w:rFonts w:ascii="宋体" w:hAnsi="宋体"/>
-        </w:rPr>
-        <w:t xml:space="preserve"> </w:t>
-      </w:r>
-      <w:proofErr w:type="spellStart"/>
-      <w:r>
-        <w:rPr>
-          <w:rFonts w:ascii="宋体" w:hAnsi="宋体"/>
-        </w:rPr>
-        <w:t>systemctl</w:t>
-      </w:r>
-      <w:proofErr w:type="spellEnd"/>
-      <w:r>
-        <w:rPr>
-          <w:rFonts w:ascii="宋体" w:hAnsi="宋体"/>
-        </w:rPr>
-        <w:t xml:space="preserve"> start docker</w:t>
-      </w:r>
-    </w:p>
-    <w:p>
-      <w:pPr>
-        <w:ind w:firstLine="480"/>
-        <w:rPr>
-          <w:rFonts w:ascii="宋体" w:hAnsi="宋体"/>
-        </w:rPr>
-      </w:pPr>
-      <w:r>
-        <w:rPr>
-          <w:rFonts w:ascii="宋体" w:hAnsi="宋体"/>
-        </w:rPr>
-        <w:t>[</w:t>
-      </w:r>
-      <w:proofErr w:type="spellStart"/>
-      <w:r>
-        <w:rPr>
-          <w:rFonts w:ascii="宋体" w:hAnsi="宋体"/>
-        </w:rPr>
-        <w:t>root@localhost</w:t>
-      </w:r>
-      <w:proofErr w:type="spellEnd"/>
-      <w:r>
-        <w:rPr>
-          <w:rFonts w:ascii="宋体" w:hAnsi="宋体"/>
-        </w:rPr>
-        <w:t xml:space="preserve"> </w:t>
-      </w:r>
-      <w:proofErr w:type="gramStart"/>
-      <w:r>
-        <w:rPr>
-          <w:rFonts w:ascii="宋体" w:hAnsi="宋体"/>
-        </w:rPr>
-        <w:t>~]#</w:t>
-      </w:r>
-      <w:proofErr w:type="gramEnd"/>
-      <w:r>
-        <w:rPr>
-          <w:rFonts w:ascii="宋体" w:hAnsi="宋体"/>
-        </w:rPr>
-        <w:t xml:space="preserve"> </w:t>
-      </w:r>
-      <w:proofErr w:type="spellStart"/>
-      <w:r>
-        <w:rPr>
-          <w:rFonts w:ascii="宋体" w:hAnsi="宋体"/>
-        </w:rPr>
-        <w:t>systemctl</w:t>
-      </w:r>
-      <w:proofErr w:type="spellEnd"/>
-      <w:r>
-        <w:rPr>
-          <w:rFonts w:ascii="宋体" w:hAnsi="宋体"/>
-        </w:rPr>
-        <w:t xml:space="preserve"> enable  docker</w:t>
+        <w:t>7， 启动Docker，命令：systemctl start docker，然后加入开机启动，如下</w:t>
+      </w:r>
+    </w:p>
+    <w:p>
+      <w:pPr>
+        <w:ind w:firstLine="480"/>
+        <w:rPr>
+          <w:rFonts w:ascii="宋体" w:hAnsi="宋体"/>
+        </w:rPr>
+      </w:pPr>
+      <w:r>
+        <w:rPr>
+          <w:rFonts w:ascii="宋体" w:hAnsi="宋体"/>
+        </w:rPr>
+        <w:t>[root@localhost ~]# systemctl start docker</w:t>
+      </w:r>
+    </w:p>
+    <w:p>
+      <w:pPr>
+        <w:ind w:firstLine="480"/>
+        <w:rPr>
+          <w:rFonts w:ascii="宋体" w:hAnsi="宋体"/>
+        </w:rPr>
+      </w:pPr>
+      <w:r>
+        <w:rPr>
+          <w:rFonts w:ascii="宋体" w:hAnsi="宋体"/>
+        </w:rPr>
+        <w:t>[root@localhost ~]# systemctl enable  docker</w:t>
       </w:r>
     </w:p>
     <w:p>
@@ -658,35 +357,7 @@
           <w:rFonts w:ascii="宋体" w:hAnsi="宋体"/>
         </w:rPr>
         <w:lastRenderedPageBreak/>
-        <w:t>[</w:t>
-      </w:r>
-      <w:proofErr w:type="spellStart"/>
-      <w:r>
-        <w:rPr>
-          <w:rFonts w:ascii="宋体" w:hAnsi="宋体"/>
-        </w:rPr>
-        <w:t>root@localhost</w:t>
-      </w:r>
-      <w:proofErr w:type="spellEnd"/>
-      <w:r>
-        <w:rPr>
-          <w:rFonts w:ascii="宋体" w:hAnsi="宋体"/>
-        </w:rPr>
-        <w:t xml:space="preserve"> </w:t>
-      </w:r>
-      <w:proofErr w:type="gramStart"/>
-      <w:r>
-        <w:rPr>
-          <w:rFonts w:ascii="宋体" w:hAnsi="宋体"/>
-        </w:rPr>
-        <w:t>~]#</w:t>
-      </w:r>
-      <w:proofErr w:type="gramEnd"/>
-      <w:r>
-        <w:rPr>
-          <w:rFonts w:ascii="宋体" w:hAnsi="宋体"/>
-        </w:rPr>
-        <w:t xml:space="preserve"> docker version</w:t>
+        <w:t>[root@localhost ~]# docker version</w:t>
       </w:r>
     </w:p>
     <w:p>
@@ -753,59 +424,13 @@
         </w:rPr>
         <w:t>（</w:t>
       </w:r>
-      <w:proofErr w:type="spellStart"/>
-      <w:r>
-        <w:rPr>
-          <w:rFonts w:ascii="宋体" w:hAnsi="宋体" w:cs="Arial"/>
-          <w:color w:val="808080" w:themeColor="background1" w:themeShade="80"/>
-          <w:shd w:val="clear" w:color="auto" w:fill="FFFFFF"/>
-        </w:rPr>
-        <w:t>sudo</w:t>
-      </w:r>
-      <w:proofErr w:type="spellEnd"/>
-      <w:r>
-        <w:rPr>
-          <w:rFonts w:ascii="宋体" w:hAnsi="宋体" w:cs="Arial"/>
-          <w:color w:val="808080" w:themeColor="background1" w:themeShade="80"/>
-          <w:shd w:val="clear" w:color="auto" w:fill="FFFFFF"/>
-        </w:rPr>
-        <w:t xml:space="preserve"> curl -L "https://github.com/docker/compose/releases/download/1.24.1/docker-compose-$(uname -s)-$(</w:t>
-      </w:r>
-      <w:proofErr w:type="spellStart"/>
-      <w:r>
-        <w:rPr>
-          <w:rFonts w:ascii="宋体" w:hAnsi="宋体" w:cs="Arial"/>
-          <w:color w:val="808080" w:themeColor="background1" w:themeShade="80"/>
-          <w:shd w:val="clear" w:color="auto" w:fill="FFFFFF"/>
-        </w:rPr>
-        <w:t>uname</w:t>
-      </w:r>
-      <w:proofErr w:type="spellEnd"/>
-      <w:r>
-        <w:rPr>
-          <w:rFonts w:ascii="宋体" w:hAnsi="宋体" w:cs="Arial"/>
-          <w:color w:val="808080" w:themeColor="background1" w:themeShade="80"/>
-          <w:shd w:val="clear" w:color="auto" w:fill="FFFFFF"/>
-        </w:rPr>
-        <w:t xml:space="preserve"> -m)" -o /</w:t>
-      </w:r>
-      <w:proofErr w:type="spellStart"/>
-      <w:r>
-        <w:rPr>
-          <w:rFonts w:ascii="宋体" w:hAnsi="宋体" w:cs="Arial"/>
-          <w:color w:val="808080" w:themeColor="background1" w:themeShade="80"/>
-          <w:shd w:val="clear" w:color="auto" w:fill="FFFFFF"/>
-        </w:rPr>
-        <w:t>usr</w:t>
-      </w:r>
-      <w:proofErr w:type="spellEnd"/>
-      <w:r>
-        <w:rPr>
-          <w:rFonts w:ascii="宋体" w:hAnsi="宋体" w:cs="Arial"/>
-          <w:color w:val="808080" w:themeColor="background1" w:themeShade="80"/>
-          <w:shd w:val="clear" w:color="auto" w:fill="FFFFFF"/>
-        </w:rPr>
-        <w:t>/local/bin/docker-compose</w:t>
+      <w:r>
+        <w:rPr>
+          <w:rFonts w:ascii="宋体" w:hAnsi="宋体" w:cs="Arial"/>
+          <w:color w:val="808080" w:themeColor="background1" w:themeShade="80"/>
+          <w:shd w:val="clear" w:color="auto" w:fill="FFFFFF"/>
+        </w:rPr>
+        <w:t>sudo curl -L "https://github.com/docker/compose/releases/download/1.24.1/docker-compose-$(uname -s)-$(uname -m)" -o /usr/local/bin/docker-compose</w:t>
       </w:r>
       <w:r>
         <w:rPr>
@@ -855,61 +480,7 @@
           <w:color w:val="808080" w:themeColor="background1" w:themeShade="80"/>
           <w:shd w:val="clear" w:color="auto" w:fill="FFFFFF"/>
         </w:rPr>
-        <w:t xml:space="preserve">$ </w:t>
-      </w:r>
-      <w:proofErr w:type="spellStart"/>
-      <w:r>
-        <w:rPr>
-          <w:rFonts w:ascii="宋体" w:hAnsi="宋体" w:cs="Arial"/>
-          <w:color w:val="808080" w:themeColor="background1" w:themeShade="80"/>
-          <w:shd w:val="clear" w:color="auto" w:fill="FFFFFF"/>
-        </w:rPr>
-        <w:t>sudo</w:t>
-      </w:r>
-      <w:proofErr w:type="spellEnd"/>
-      <w:r>
-        <w:rPr>
-          <w:rFonts w:ascii="宋体" w:hAnsi="宋体" w:cs="Arial"/>
-          <w:color w:val="808080" w:themeColor="background1" w:themeShade="80"/>
-          <w:shd w:val="clear" w:color="auto" w:fill="FFFFFF"/>
-        </w:rPr>
-        <w:t xml:space="preserve"> </w:t>
-      </w:r>
-      <w:proofErr w:type="spellStart"/>
-      <w:r>
-        <w:rPr>
-          <w:rFonts w:ascii="宋体" w:hAnsi="宋体" w:cs="Arial"/>
-          <w:color w:val="808080" w:themeColor="background1" w:themeShade="80"/>
-          <w:shd w:val="clear" w:color="auto" w:fill="FFFFFF"/>
-        </w:rPr>
-        <w:t>chmod</w:t>
-      </w:r>
-      <w:proofErr w:type="spellEnd"/>
-      <w:r>
-        <w:rPr>
-          <w:rFonts w:ascii="宋体" w:hAnsi="宋体" w:cs="Arial"/>
-          <w:color w:val="808080" w:themeColor="background1" w:themeShade="80"/>
-          <w:shd w:val="clear" w:color="auto" w:fill="FFFFFF"/>
-        </w:rPr>
-        <w:t xml:space="preserve"> +x /</w:t>
-      </w:r>
-      <w:proofErr w:type="spellStart"/>
-      <w:r>
-        <w:rPr>
-          <w:rFonts w:ascii="宋体" w:hAnsi="宋体" w:cs="Arial"/>
-          <w:color w:val="808080" w:themeColor="background1" w:themeShade="80"/>
-          <w:shd w:val="clear" w:color="auto" w:fill="FFFFFF"/>
-        </w:rPr>
-        <w:t>usr</w:t>
-      </w:r>
-      <w:proofErr w:type="spellEnd"/>
-      <w:r>
-        <w:rPr>
-          <w:rFonts w:ascii="宋体" w:hAnsi="宋体" w:cs="Arial"/>
-          <w:color w:val="808080" w:themeColor="background1" w:themeShade="80"/>
-          <w:shd w:val="clear" w:color="auto" w:fill="FFFFFF"/>
-        </w:rPr>
-        <w:t>/local/bin/docker-compose</w:t>
+        <w:t>$ sudo chmod +x /usr/local/bin/docker-compose</w:t>
       </w:r>
     </w:p>
     <w:p>
@@ -951,61 +522,7 @@
           <w:color w:val="808080" w:themeColor="background1" w:themeShade="80"/>
           <w:shd w:val="clear" w:color="auto" w:fill="FFFFFF"/>
         </w:rPr>
-        <w:t xml:space="preserve">$ </w:t>
-      </w:r>
-      <w:proofErr w:type="spellStart"/>
-      <w:r>
-        <w:rPr>
-          <w:rFonts w:ascii="宋体" w:hAnsi="宋体" w:cs="Arial"/>
-          <w:color w:val="808080" w:themeColor="background1" w:themeShade="80"/>
-          <w:shd w:val="clear" w:color="auto" w:fill="FFFFFF"/>
-        </w:rPr>
-        <w:t>sudo</w:t>
-      </w:r>
-      <w:proofErr w:type="spellEnd"/>
-      <w:r>
-        <w:rPr>
-          <w:rFonts w:ascii="宋体" w:hAnsi="宋体" w:cs="Arial"/>
-          <w:color w:val="808080" w:themeColor="background1" w:themeShade="80"/>
-          <w:shd w:val="clear" w:color="auto" w:fill="FFFFFF"/>
-        </w:rPr>
-        <w:t xml:space="preserve"> ln -s /</w:t>
-      </w:r>
-      <w:proofErr w:type="spellStart"/>
-      <w:r>
-        <w:rPr>
-          <w:rFonts w:ascii="宋体" w:hAnsi="宋体" w:cs="Arial"/>
-          <w:color w:val="808080" w:themeColor="background1" w:themeShade="80"/>
-          <w:shd w:val="clear" w:color="auto" w:fill="FFFFFF"/>
-        </w:rPr>
-        <w:t>usr</w:t>
-      </w:r>
-      <w:proofErr w:type="spellEnd"/>
-      <w:r>
-        <w:rPr>
-          <w:rFonts w:ascii="宋体" w:hAnsi="宋体" w:cs="Arial"/>
-          <w:color w:val="808080" w:themeColor="background1" w:themeShade="80"/>
-          <w:shd w:val="clear" w:color="auto" w:fill="FFFFFF"/>
-        </w:rPr>
-        <w:t>/local/bin/docker-compose /</w:t>
-      </w:r>
-      <w:proofErr w:type="spellStart"/>
-      <w:r>
-        <w:rPr>
-          <w:rFonts w:ascii="宋体" w:hAnsi="宋体" w:cs="Arial"/>
-          <w:color w:val="808080" w:themeColor="background1" w:themeShade="80"/>
-          <w:shd w:val="clear" w:color="auto" w:fill="FFFFFF"/>
-        </w:rPr>
-        <w:t>usr</w:t>
-      </w:r>
-      <w:proofErr w:type="spellEnd"/>
-      <w:r>
-        <w:rPr>
-          <w:rFonts w:ascii="宋体" w:hAnsi="宋体" w:cs="Arial"/>
-          <w:color w:val="808080" w:themeColor="background1" w:themeShade="80"/>
-          <w:shd w:val="clear" w:color="auto" w:fill="FFFFFF"/>
-        </w:rPr>
-        <w:t>/bin/docker-compose</w:t>
+        <w:t>$ sudo ln -s /usr/local/bin/docker-compose /usr/bin/docker-compose</w:t>
       </w:r>
     </w:p>
     <w:p>
@@ -1060,23 +577,13 @@
           <w:shd w:val="clear" w:color="auto" w:fill="FFFFFF"/>
         </w:rPr>
       </w:pPr>
-      <w:proofErr w:type="spellStart"/>
-      <w:r>
-        <w:rPr>
-          <w:rFonts w:ascii="宋体" w:hAnsi="宋体" w:cs="Arial"/>
-          <w:color w:val="808080" w:themeColor="background1" w:themeShade="80"/>
-          <w:shd w:val="clear" w:color="auto" w:fill="FFFFFF"/>
-        </w:rPr>
-        <w:t>cker</w:t>
-      </w:r>
-      <w:proofErr w:type="spellEnd"/>
-      <w:r>
-        <w:rPr>
-          <w:rFonts w:ascii="宋体" w:hAnsi="宋体" w:cs="Arial"/>
-          <w:color w:val="808080" w:themeColor="background1" w:themeShade="80"/>
-          <w:shd w:val="clear" w:color="auto" w:fill="FFFFFF"/>
-        </w:rPr>
-        <w:t>-compose version 1.24.1, build 4667896b</w:t>
+      <w:r>
+        <w:rPr>
+          <w:rFonts w:ascii="宋体" w:hAnsi="宋体" w:cs="Arial"/>
+          <w:color w:val="808080" w:themeColor="background1" w:themeShade="80"/>
+          <w:shd w:val="clear" w:color="auto" w:fill="FFFFFF"/>
+        </w:rPr>
+        <w:t>cker-compose version 1.24.1, build 4667896b</w:t>
       </w:r>
     </w:p>
     <w:p>
@@ -1112,71 +619,21 @@
         <w:rPr>
           <w:rFonts w:ascii="宋体" w:eastAsia="宋体" w:hAnsi="宋体"/>
         </w:rPr>
-        <w:t>1.1.1 安装</w:t>
-      </w:r>
-      <w:proofErr w:type="spellStart"/>
-      <w:r>
-        <w:rPr>
-          <w:rFonts w:ascii="宋体" w:eastAsia="宋体" w:hAnsi="宋体"/>
-        </w:rPr>
-        <w:t>epel</w:t>
-      </w:r>
-      <w:proofErr w:type="spellEnd"/>
-    </w:p>
-    <w:p>
-      <w:pPr>
-        <w:ind w:firstLine="480"/>
-        <w:rPr>
-          <w:rFonts w:ascii="宋体" w:hAnsi="宋体"/>
-        </w:rPr>
-      </w:pPr>
-      <w:r>
-        <w:rPr>
-          <w:rFonts w:ascii="宋体" w:hAnsi="宋体"/>
-        </w:rPr>
-        <w:t>[</w:t>
-      </w:r>
-      <w:proofErr w:type="spellStart"/>
-      <w:r>
-        <w:rPr>
-          <w:rFonts w:ascii="宋体" w:hAnsi="宋体"/>
-        </w:rPr>
-        <w:t>root@localhost</w:t>
-      </w:r>
-      <w:proofErr w:type="spellEnd"/>
-      <w:r>
-        <w:rPr>
-          <w:rFonts w:ascii="宋体" w:hAnsi="宋体"/>
-        </w:rPr>
-        <w:t xml:space="preserve"> </w:t>
-      </w:r>
-      <w:proofErr w:type="gramStart"/>
-      <w:r>
-        <w:rPr>
-          <w:rFonts w:ascii="宋体" w:hAnsi="宋体"/>
-        </w:rPr>
-        <w:t>~]#</w:t>
-      </w:r>
-      <w:proofErr w:type="gramEnd"/>
-      <w:r>
-        <w:rPr>
-          <w:rFonts w:ascii="宋体" w:hAnsi="宋体"/>
-        </w:rPr>
-        <w:t xml:space="preserve"> yum install </w:t>
-      </w:r>
-      <w:proofErr w:type="spellStart"/>
-      <w:r>
-        <w:rPr>
-          <w:rFonts w:ascii="宋体" w:hAnsi="宋体"/>
-        </w:rPr>
-        <w:t>epel</w:t>
-      </w:r>
-      <w:proofErr w:type="spellEnd"/>
-      <w:r>
-        <w:rPr>
-          <w:rFonts w:ascii="宋体" w:hAnsi="宋体"/>
-        </w:rPr>
-        <w:t>-release -y</w:t>
+        <w:t>1.1.1 安装epel</w:t>
+      </w:r>
+    </w:p>
+    <w:p>
+      <w:pPr>
+        <w:ind w:firstLine="480"/>
+        <w:rPr>
+          <w:rFonts w:ascii="宋体" w:hAnsi="宋体"/>
+        </w:rPr>
+      </w:pPr>
+      <w:r>
+        <w:rPr>
+          <w:rFonts w:ascii="宋体" w:hAnsi="宋体"/>
+        </w:rPr>
+        <w:t>[root@localhost ~]# yum install epel-release -y</w:t>
       </w:r>
     </w:p>
     <w:p>
@@ -1286,63 +743,7 @@
           <w:rFonts w:ascii="宋体" w:hAnsi="宋体"/>
         </w:rPr>
         <w:lastRenderedPageBreak/>
-        <w:t xml:space="preserve">python-backports.x86_64 </w:t>
-      </w:r>
-      <w:proofErr w:type="gramStart"/>
-      <w:r>
-        <w:rPr>
-          <w:rFonts w:ascii="宋体" w:hAnsi="宋体"/>
-        </w:rPr>
-        <w:t>0:1.0-8.el7</w:t>
-      </w:r>
-      <w:proofErr w:type="gramEnd"/>
-      <w:r>
-        <w:rPr>
-          <w:rFonts w:ascii="宋体" w:hAnsi="宋体"/>
-        </w:rPr>
-        <w:t xml:space="preserve"> python-backports-</w:t>
-      </w:r>
-      <w:proofErr w:type="spellStart"/>
-      <w:r>
-        <w:rPr>
-          <w:rFonts w:ascii="宋体" w:hAnsi="宋体"/>
-        </w:rPr>
-        <w:t>ssl_match_hostname.noarch</w:t>
-      </w:r>
-      <w:proofErr w:type="spellEnd"/>
-      <w:r>
-        <w:rPr>
-          <w:rFonts w:ascii="宋体" w:hAnsi="宋体"/>
-        </w:rPr>
-        <w:t xml:space="preserve"> 0:3.5.0.1-1.el7 python-</w:t>
-      </w:r>
-      <w:proofErr w:type="spellStart"/>
-      <w:r>
-        <w:rPr>
-          <w:rFonts w:ascii="宋体" w:hAnsi="宋体"/>
-        </w:rPr>
-        <w:t>ipaddress.noarch</w:t>
-      </w:r>
-      <w:proofErr w:type="spellEnd"/>
-      <w:r>
-        <w:rPr>
-          <w:rFonts w:ascii="宋体" w:hAnsi="宋体"/>
-        </w:rPr>
-        <w:t xml:space="preserve"> 0:1.0.16-2.el7 python-</w:t>
-      </w:r>
-      <w:proofErr w:type="spellStart"/>
-      <w:r>
-        <w:rPr>
-          <w:rFonts w:ascii="宋体" w:hAnsi="宋体"/>
-        </w:rPr>
-        <w:t>setuptools.noarch</w:t>
-      </w:r>
-      <w:proofErr w:type="spellEnd"/>
-      <w:r>
-        <w:rPr>
-          <w:rFonts w:ascii="宋体" w:hAnsi="宋体"/>
-        </w:rPr>
-        <w:t xml:space="preserve"> 0:0.9.8-7.el7</w:t>
+        <w:t>python-backports.x86_64 0:1.0-8.el7 python-backports-ssl_match_hostname.noarch 0:3.5.0.1-1.el7 python-ipaddress.noarch 0:1.0.16-2.el7 python-setuptools.noarch 0:0.9.8-7.el7</w:t>
       </w:r>
     </w:p>
     <w:p>
@@ -1525,119 +926,23 @@
           <w:rFonts w:ascii="宋体" w:hAnsi="宋体"/>
           <w:color w:val="808080" w:themeColor="background1" w:themeShade="80"/>
         </w:rPr>
-        <w:t>[</w:t>
-      </w:r>
-      <w:proofErr w:type="spellStart"/>
-      <w:r>
-        <w:rPr>
-          <w:rFonts w:ascii="宋体" w:hAnsi="宋体"/>
-          <w:color w:val="808080" w:themeColor="background1" w:themeShade="80"/>
-        </w:rPr>
-        <w:t>root@localhost</w:t>
-      </w:r>
-      <w:proofErr w:type="spellEnd"/>
-      <w:r>
-        <w:rPr>
-          <w:rFonts w:ascii="宋体" w:hAnsi="宋体"/>
-          <w:color w:val="808080" w:themeColor="background1" w:themeShade="80"/>
-        </w:rPr>
-        <w:t xml:space="preserve"> </w:t>
-      </w:r>
-      <w:proofErr w:type="gramStart"/>
-      <w:r>
-        <w:rPr>
-          <w:rFonts w:ascii="宋体" w:hAnsi="宋体"/>
-          <w:color w:val="808080" w:themeColor="background1" w:themeShade="80"/>
-        </w:rPr>
-        <w:t>~]#</w:t>
-      </w:r>
-      <w:proofErr w:type="gramEnd"/>
-      <w:r>
-        <w:rPr>
-          <w:rFonts w:ascii="宋体" w:hAnsi="宋体"/>
-          <w:color w:val="808080" w:themeColor="background1" w:themeShade="80"/>
-        </w:rPr>
-        <w:t xml:space="preserve"> </w:t>
-      </w:r>
-      <w:proofErr w:type="spellStart"/>
-      <w:r>
-        <w:rPr>
-          <w:rFonts w:ascii="宋体" w:hAnsi="宋体"/>
-          <w:color w:val="808080" w:themeColor="background1" w:themeShade="80"/>
-        </w:rPr>
-        <w:t>wget</w:t>
-      </w:r>
-      <w:proofErr w:type="spellEnd"/>
-      <w:r>
-        <w:rPr>
-          <w:rFonts w:ascii="宋体" w:hAnsi="宋体"/>
-          <w:color w:val="808080" w:themeColor="background1" w:themeShade="80"/>
-        </w:rPr>
-        <w:t xml:space="preserve"> https://storage.googleapis.com/harbor-releases/harbor-offline-installer-v1.6.1.tgz</w:t>
-      </w:r>
-    </w:p>
-    <w:p>
-      <w:pPr>
-        <w:ind w:firstLine="480"/>
-        <w:rPr>
-          <w:rFonts w:ascii="宋体" w:hAnsi="宋体"/>
-          <w:color w:val="808080" w:themeColor="background1" w:themeShade="80"/>
-        </w:rPr>
-      </w:pPr>
-      <w:r>
-        <w:rPr>
-          <w:rFonts w:ascii="宋体" w:hAnsi="宋体"/>
-          <w:color w:val="808080" w:themeColor="background1" w:themeShade="80"/>
-        </w:rPr>
-        <w:t>[</w:t>
-      </w:r>
-      <w:proofErr w:type="spellStart"/>
-      <w:r>
-        <w:rPr>
-          <w:rFonts w:ascii="宋体" w:hAnsi="宋体"/>
-          <w:color w:val="808080" w:themeColor="background1" w:themeShade="80"/>
-        </w:rPr>
-        <w:t>root@localhost</w:t>
-      </w:r>
-      <w:proofErr w:type="spellEnd"/>
-      <w:r>
-        <w:rPr>
-          <w:rFonts w:ascii="宋体" w:hAnsi="宋体"/>
-          <w:color w:val="808080" w:themeColor="background1" w:themeShade="80"/>
-        </w:rPr>
-        <w:t xml:space="preserve"> </w:t>
-      </w:r>
-      <w:proofErr w:type="gramStart"/>
-      <w:r>
-        <w:rPr>
-          <w:rFonts w:ascii="宋体" w:hAnsi="宋体"/>
-          <w:color w:val="808080" w:themeColor="background1" w:themeShade="80"/>
-        </w:rPr>
-        <w:t>~]#</w:t>
-      </w:r>
-      <w:proofErr w:type="gramEnd"/>
-      <w:r>
-        <w:rPr>
-          <w:rFonts w:ascii="宋体" w:hAnsi="宋体"/>
-          <w:color w:val="808080" w:themeColor="background1" w:themeShade="80"/>
-        </w:rPr>
-        <w:t xml:space="preserve"> tar </w:t>
-      </w:r>
-      <w:proofErr w:type="spellStart"/>
-      <w:r>
-        <w:rPr>
-          <w:rFonts w:ascii="宋体" w:hAnsi="宋体"/>
-          <w:color w:val="808080" w:themeColor="background1" w:themeShade="80"/>
-        </w:rPr>
-        <w:t>xvf</w:t>
-      </w:r>
-      <w:proofErr w:type="spellEnd"/>
-      <w:r>
-        <w:rPr>
-          <w:rFonts w:ascii="宋体" w:hAnsi="宋体"/>
-          <w:color w:val="808080" w:themeColor="background1" w:themeShade="80"/>
-        </w:rPr>
-        <w:t xml:space="preserve"> harbor-offline-installer-v1.6.1.tgz</w:t>
+        <w:t>[root@localhost ~]# wget https://storage.googleapis.com/harbor-releases/harbor-offline-installer-v1.6.1.tgz</w:t>
+      </w:r>
+    </w:p>
+    <w:p>
+      <w:pPr>
+        <w:ind w:firstLine="480"/>
+        <w:rPr>
+          <w:rFonts w:ascii="宋体" w:hAnsi="宋体"/>
+          <w:color w:val="808080" w:themeColor="background1" w:themeShade="80"/>
+        </w:rPr>
+      </w:pPr>
+      <w:r>
+        <w:rPr>
+          <w:rFonts w:ascii="宋体" w:hAnsi="宋体"/>
+          <w:color w:val="808080" w:themeColor="background1" w:themeShade="80"/>
+        </w:rPr>
+        <w:t>[root@localhost ~]# tar xvf harbor-offline-installer-v1.6.1.tgz</w:t>
       </w:r>
     </w:p>
     <w:p>
@@ -1653,17 +958,8 @@
           <w:rFonts w:ascii="宋体" w:hAnsi="宋体"/>
           <w:shd w:val="clear" w:color="auto" w:fill="FFFFFF"/>
         </w:rPr>
-        <w:t>2. 配置harbor目录下的</w:t>
-      </w:r>
-      <w:proofErr w:type="spellStart"/>
-      <w:r>
-        <w:rPr>
-          <w:rFonts w:ascii="宋体" w:hAnsi="宋体"/>
-          <w:shd w:val="clear" w:color="auto" w:fill="FFFFFF"/>
-        </w:rPr>
-        <w:t>harbor.cfg</w:t>
-      </w:r>
-      <w:proofErr w:type="spellEnd"/>
+        <w:t>2. 配置harbor目录下的harbor.cfg</w:t>
+      </w:r>
     </w:p>
     <w:p>
       <w:pPr>
@@ -1680,54 +976,8 @@
           <w:color w:val="4D4D4D"/>
           <w:shd w:val="clear" w:color="auto" w:fill="FFFFFF"/>
         </w:rPr>
-        <w:t>[</w:t>
-      </w:r>
-      <w:proofErr w:type="spellStart"/>
-      <w:r>
-        <w:rPr>
-          <w:rFonts w:ascii="宋体" w:hAnsi="宋体" w:cs="Arial"/>
-          <w:color w:val="4D4D4D"/>
-          <w:shd w:val="clear" w:color="auto" w:fill="FFFFFF"/>
-        </w:rPr>
-        <w:t>root@localhost</w:t>
-      </w:r>
-      <w:proofErr w:type="spellEnd"/>
-      <w:r>
-        <w:rPr>
-          <w:rFonts w:ascii="宋体" w:hAnsi="宋体" w:cs="Arial"/>
-          <w:color w:val="4D4D4D"/>
-          <w:shd w:val="clear" w:color="auto" w:fill="FFFFFF"/>
-        </w:rPr>
-        <w:t xml:space="preserve"> </w:t>
-      </w:r>
-      <w:proofErr w:type="gramStart"/>
-      <w:r>
-        <w:rPr>
-          <w:rFonts w:ascii="宋体" w:hAnsi="宋体" w:cs="Arial"/>
-          <w:color w:val="4D4D4D"/>
-          <w:shd w:val="clear" w:color="auto" w:fill="FFFFFF"/>
-        </w:rPr>
-        <w:t>harbor]#</w:t>
-      </w:r>
-      <w:proofErr w:type="gramEnd"/>
-      <w:r>
-        <w:rPr>
-          <w:rFonts w:ascii="宋体" w:hAnsi="宋体" w:cs="Arial"/>
-          <w:color w:val="4D4D4D"/>
-          <w:shd w:val="clear" w:color="auto" w:fill="FFFFFF"/>
-        </w:rPr>
-        <w:t xml:space="preserve"> vi </w:t>
-      </w:r>
-      <w:proofErr w:type="spellStart"/>
-      <w:r>
-        <w:rPr>
-          <w:rFonts w:ascii="宋体" w:hAnsi="宋体" w:cs="Arial"/>
-          <w:color w:val="4D4D4D"/>
-          <w:shd w:val="clear" w:color="auto" w:fill="FFFFFF"/>
-        </w:rPr>
-        <w:t>harbor.cfg</w:t>
-      </w:r>
-      <w:proofErr w:type="spellEnd"/>
+        <w:t>[root@localhost harbor]# vi harbor.cfg</w:t>
+      </w:r>
     </w:p>
     <w:p>
       <w:pPr>
@@ -1770,25 +1020,7 @@
           <w:color w:val="4D4D4D"/>
           <w:shd w:val="clear" w:color="auto" w:fill="FFFFFF"/>
         </w:rPr>
-        <w:t>（本机</w:t>
-      </w:r>
-      <w:proofErr w:type="spellStart"/>
-      <w:r>
-        <w:rPr>
-          <w:rFonts w:ascii="宋体" w:hAnsi="宋体" w:cs="Arial" w:hint="eastAsia"/>
-          <w:color w:val="4D4D4D"/>
-          <w:shd w:val="clear" w:color="auto" w:fill="FFFFFF"/>
-        </w:rPr>
-        <w:t>ip</w:t>
-      </w:r>
-      <w:proofErr w:type="spellEnd"/>
-      <w:r>
-        <w:rPr>
-          <w:rFonts w:ascii="宋体" w:hAnsi="宋体" w:cs="Arial" w:hint="eastAsia"/>
-          <w:color w:val="4D4D4D"/>
-          <w:shd w:val="clear" w:color="auto" w:fill="FFFFFF"/>
-        </w:rPr>
-        <w:t>）</w:t>
+        <w:t>（本机ip）</w:t>
       </w:r>
     </w:p>
     <w:p>
@@ -1833,6 +1065,7 @@
         <w:shd w:val="clear" w:color="auto" w:fill="FFFFFF"/>
         <w:spacing w:before="0" w:beforeAutospacing="0" w:after="240" w:afterAutospacing="0"/>
         <w:ind w:firstLine="480"/>
+        <w:jc w:val="both"/>
         <w:rPr>
           <w:rFonts w:cs="Arial"/>
           <w:color w:val="4D4D4D"/>
@@ -1843,39 +1076,7 @@
           <w:rFonts w:cs="Arial"/>
           <w:color w:val="4D4D4D"/>
         </w:rPr>
-        <w:t>[</w:t>
-      </w:r>
-      <w:proofErr w:type="spellStart"/>
-      <w:r>
-        <w:rPr>
-          <w:rFonts w:cs="Arial"/>
-          <w:color w:val="4D4D4D"/>
-        </w:rPr>
-        <w:t>root@localhost</w:t>
-      </w:r>
-      <w:proofErr w:type="spellEnd"/>
-      <w:r>
-        <w:rPr>
-          <w:rFonts w:cs="Arial"/>
-          <w:color w:val="4D4D4D"/>
-        </w:rPr>
-        <w:t xml:space="preserve"> </w:t>
-      </w:r>
-      <w:proofErr w:type="gramStart"/>
-      <w:r>
-        <w:rPr>
-          <w:rFonts w:cs="Arial"/>
-          <w:color w:val="4D4D4D"/>
-        </w:rPr>
-        <w:t>harbor]#</w:t>
-      </w:r>
-      <w:proofErr w:type="gramEnd"/>
-      <w:r>
-        <w:rPr>
-          <w:rFonts w:cs="Arial"/>
-          <w:color w:val="4D4D4D"/>
-        </w:rPr>
-        <w:t xml:space="preserve"> ./install.sh</w:t>
+        <w:t>[root@localhost harbor]# ./install.sh</w:t>
       </w:r>
     </w:p>
     <w:p>
@@ -1910,108 +1111,26 @@
           <w:color w:val="4D4D4D"/>
           <w:shd w:val="clear" w:color="auto" w:fill="FFFFFF"/>
         </w:rPr>
-        <w:t>[</w:t>
-      </w:r>
-      <w:proofErr w:type="spellStart"/>
-      <w:r>
-        <w:rPr>
-          <w:rFonts w:ascii="宋体" w:hAnsi="宋体" w:cs="Arial"/>
-          <w:color w:val="4D4D4D"/>
-          <w:shd w:val="clear" w:color="auto" w:fill="FFFFFF"/>
-        </w:rPr>
-        <w:t>root@localhost</w:t>
-      </w:r>
-      <w:proofErr w:type="spellEnd"/>
-      <w:r>
-        <w:rPr>
-          <w:rFonts w:ascii="宋体" w:hAnsi="宋体" w:cs="Arial"/>
-          <w:color w:val="4D4D4D"/>
-          <w:shd w:val="clear" w:color="auto" w:fill="FFFFFF"/>
-        </w:rPr>
-        <w:t xml:space="preserve"> </w:t>
-      </w:r>
-      <w:proofErr w:type="gramStart"/>
-      <w:r>
-        <w:rPr>
-          <w:rFonts w:ascii="宋体" w:hAnsi="宋体" w:cs="Arial"/>
-          <w:color w:val="4D4D4D"/>
-          <w:shd w:val="clear" w:color="auto" w:fill="FFFFFF"/>
-        </w:rPr>
-        <w:t>harbor]#</w:t>
-      </w:r>
-      <w:proofErr w:type="gramEnd"/>
-      <w:r>
-        <w:rPr>
-          <w:rFonts w:ascii="宋体" w:hAnsi="宋体" w:cs="Arial"/>
-          <w:color w:val="4D4D4D"/>
-          <w:shd w:val="clear" w:color="auto" w:fill="FFFFFF"/>
-        </w:rPr>
-        <w:t xml:space="preserve"> docker images</w:t>
-      </w:r>
-    </w:p>
-    <w:p>
-      <w:pPr>
-        <w:ind w:firstLine="480"/>
-        <w:rPr>
-          <w:rFonts w:ascii="宋体" w:hAnsi="宋体" w:cs="Arial"/>
-          <w:color w:val="4D4D4D"/>
-          <w:shd w:val="clear" w:color="auto" w:fill="FFFFFF"/>
-        </w:rPr>
-      </w:pPr>
-      <w:r>
-        <w:rPr>
-          <w:rFonts w:ascii="宋体" w:hAnsi="宋体" w:cs="Arial"/>
-          <w:color w:val="4D4D4D"/>
-          <w:shd w:val="clear" w:color="auto" w:fill="FFFFFF"/>
-        </w:rPr>
-        <w:t>[</w:t>
-      </w:r>
-      <w:proofErr w:type="spellStart"/>
-      <w:r>
-        <w:rPr>
-          <w:rFonts w:ascii="宋体" w:hAnsi="宋体" w:cs="Arial"/>
-          <w:color w:val="4D4D4D"/>
-          <w:shd w:val="clear" w:color="auto" w:fill="FFFFFF"/>
-        </w:rPr>
-        <w:t>root@localhost</w:t>
-      </w:r>
-      <w:proofErr w:type="spellEnd"/>
-      <w:r>
-        <w:rPr>
-          <w:rFonts w:ascii="宋体" w:hAnsi="宋体" w:cs="Arial"/>
-          <w:color w:val="4D4D4D"/>
-          <w:shd w:val="clear" w:color="auto" w:fill="FFFFFF"/>
-        </w:rPr>
-        <w:t xml:space="preserve"> </w:t>
-      </w:r>
-      <w:proofErr w:type="gramStart"/>
-      <w:r>
-        <w:rPr>
-          <w:rFonts w:ascii="宋体" w:hAnsi="宋体" w:cs="Arial"/>
-          <w:color w:val="4D4D4D"/>
-          <w:shd w:val="clear" w:color="auto" w:fill="FFFFFF"/>
-        </w:rPr>
-        <w:t>harbor]#</w:t>
-      </w:r>
-      <w:proofErr w:type="gramEnd"/>
-      <w:r>
-        <w:rPr>
-          <w:rFonts w:ascii="宋体" w:hAnsi="宋体" w:cs="Arial"/>
-          <w:color w:val="4D4D4D"/>
-          <w:shd w:val="clear" w:color="auto" w:fill="FFFFFF"/>
-        </w:rPr>
-        <w:t xml:space="preserve"> docker-compose </w:t>
-      </w:r>
-      <w:proofErr w:type="spellStart"/>
-      <w:r>
-        <w:rPr>
-          <w:rFonts w:ascii="宋体" w:hAnsi="宋体" w:cs="Arial"/>
-          <w:color w:val="4D4D4D"/>
-          <w:shd w:val="clear" w:color="auto" w:fill="FFFFFF"/>
-        </w:rPr>
-        <w:t>ps</w:t>
-      </w:r>
-      <w:proofErr w:type="spellEnd"/>
+        <w:t>[root@localhost harbor]# docker images</w:t>
+      </w:r>
+    </w:p>
+    <w:p>
+      <w:pPr>
+        <w:ind w:firstLine="480"/>
+        <w:rPr>
+          <w:rFonts w:ascii="宋体" w:hAnsi="宋体" w:cs="Arial"/>
+          <w:color w:val="4D4D4D"/>
+          <w:shd w:val="clear" w:color="auto" w:fill="FFFFFF"/>
+        </w:rPr>
+      </w:pPr>
+      <w:r>
+        <w:rPr>
+          <w:rFonts w:ascii="宋体" w:hAnsi="宋体" w:cs="Arial"/>
+          <w:color w:val="4D4D4D"/>
+          <w:shd w:val="clear" w:color="auto" w:fill="FFFFFF"/>
+        </w:rPr>
+        <w:t>[root@localhost harbor]# docker-compose ps</w:t>
+      </w:r>
     </w:p>
     <w:p>
       <w:pPr>
@@ -2044,43 +1163,7 @@
           <w:color w:val="4D4D4D"/>
           <w:shd w:val="clear" w:color="auto" w:fill="FFFFFF"/>
         </w:rPr>
-        <w:t>启动完成后，我们访问</w:t>
-      </w:r>
-      <w:proofErr w:type="gramStart"/>
-      <w:r>
-        <w:rPr>
-          <w:rFonts w:ascii="宋体" w:hAnsi="宋体" w:cs="Arial"/>
-          <w:color w:val="4D4D4D"/>
-          <w:shd w:val="clear" w:color="auto" w:fill="FFFFFF"/>
-        </w:rPr>
-        <w:t>刚设置</w:t>
-      </w:r>
-      <w:proofErr w:type="gramEnd"/>
-      <w:r>
-        <w:rPr>
-          <w:rFonts w:ascii="宋体" w:hAnsi="宋体" w:cs="Arial"/>
-          <w:color w:val="4D4D4D"/>
-          <w:shd w:val="clear" w:color="auto" w:fill="FFFFFF"/>
-        </w:rPr>
-        <w:t>的hostname即可 192.168.15.131，默认是80端口，如果端口占用，我们可以去修改docker-</w:t>
-      </w:r>
-      <w:proofErr w:type="spellStart"/>
-      <w:r>
-        <w:rPr>
-          <w:rFonts w:ascii="宋体" w:hAnsi="宋体" w:cs="Arial"/>
-          <w:color w:val="4D4D4D"/>
-          <w:shd w:val="clear" w:color="auto" w:fill="FFFFFF"/>
-        </w:rPr>
-        <w:t>compose.yml</w:t>
-      </w:r>
-      <w:proofErr w:type="spellEnd"/>
-      <w:r>
-        <w:rPr>
-          <w:rFonts w:ascii="宋体" w:hAnsi="宋体" w:cs="Arial"/>
-          <w:color w:val="4D4D4D"/>
-          <w:shd w:val="clear" w:color="auto" w:fill="FFFFFF"/>
-        </w:rPr>
-        <w:t>文件中，对应服务的端口映射。</w:t>
+        <w:t>启动完成后，我们访问刚设置的hostname即可 192.168.15.131，默认是80端口，如果端口占用，我们可以去修改docker-compose.yml文件中，对应服务的端口映射。</w:t>
       </w:r>
       <w:r>
         <w:rPr>
@@ -2165,7 +1248,6 @@
         <w:shd w:val="clear" w:color="auto" w:fill="FFFFFF"/>
         <w:spacing w:after="240" w:line="240" w:lineRule="auto"/>
         <w:ind w:firstLineChars="0" w:firstLine="0"/>
-        <w:jc w:val="left"/>
         <w:rPr>
           <w:rFonts w:ascii="宋体" w:hAnsi="宋体" w:cs="Arial"/>
           <w:color w:val="4D4D4D"/>
@@ -2189,7 +1271,6 @@
         <w:shd w:val="clear" w:color="auto" w:fill="FFFFFF"/>
         <w:spacing w:after="240" w:line="240" w:lineRule="auto"/>
         <w:ind w:firstLineChars="0" w:firstLine="0"/>
-        <w:jc w:val="left"/>
         <w:rPr>
           <w:rFonts w:ascii="宋体" w:hAnsi="宋体" w:cs="Arial"/>
           <w:color w:val="4D4D4D"/>
@@ -2213,7 +1294,6 @@
         <w:shd w:val="clear" w:color="auto" w:fill="FFFFFF"/>
         <w:spacing w:after="240" w:line="240" w:lineRule="auto"/>
         <w:ind w:firstLineChars="0" w:firstLine="480"/>
-        <w:jc w:val="left"/>
         <w:rPr>
           <w:rFonts w:ascii="宋体" w:hAnsi="宋体" w:cs="Arial"/>
           <w:color w:val="4D4D4D"/>
@@ -2228,95 +1308,53 @@
           <w:kern w:val="0"/>
           <w:szCs w:val="24"/>
         </w:rPr>
-        <w:t>[</w:t>
-      </w:r>
-      <w:proofErr w:type="spellStart"/>
-      <w:r>
-        <w:rPr>
-          <w:rFonts w:ascii="宋体" w:hAnsi="宋体" w:cs="Arial"/>
-          <w:color w:val="4D4D4D"/>
-          <w:kern w:val="0"/>
-          <w:szCs w:val="24"/>
-        </w:rPr>
-        <w:t>root@localhost</w:t>
-      </w:r>
-      <w:proofErr w:type="spellEnd"/>
-      <w:r>
-        <w:rPr>
-          <w:rFonts w:ascii="宋体" w:hAnsi="宋体" w:cs="Arial"/>
-          <w:color w:val="4D4D4D"/>
-          <w:kern w:val="0"/>
-          <w:szCs w:val="24"/>
-        </w:rPr>
+        <w:t>[root@localhost ~]# docker login 192.168.15.131</w:t>
+      </w:r>
+    </w:p>
+    <w:p>
+      <w:pPr>
+        <w:pStyle w:val="3"/>
+      </w:pPr>
+      <w:r>
+        <w:t xml:space="preserve">7.2 </w:t>
+      </w:r>
+      <w:r>
+        <w:rPr>
+          <w:rFonts w:hint="eastAsia"/>
+        </w:rPr>
+        <w:t>制作</w:t>
+      </w:r>
+      <w:r>
+        <w:rPr>
+          <w:rFonts w:hint="eastAsia"/>
+        </w:rPr>
+        <w:t>tomcat</w:t>
+      </w:r>
+      <w:r>
         <w:t xml:space="preserve"> </w:t>
       </w:r>
-      <w:proofErr w:type="gramStart"/>
-      <w:r>
-        <w:rPr>
-          <w:rFonts w:ascii="宋体" w:hAnsi="宋体" w:cs="Arial"/>
-          <w:color w:val="4D4D4D"/>
-          <w:kern w:val="0"/>
-          <w:szCs w:val="24"/>
-        </w:rPr>
-        <w:t>~]#</w:t>
-      </w:r>
-      <w:proofErr w:type="gramEnd"/>
-      <w:r>
-        <w:rPr>
-          <w:rFonts w:ascii="宋体" w:hAnsi="宋体" w:cs="Arial"/>
-          <w:color w:val="4D4D4D"/>
-          <w:kern w:val="0"/>
-          <w:szCs w:val="24"/>
-        </w:rPr>
-        <w:t xml:space="preserve"> docker login 192.168.15.131</w:t>
-      </w:r>
-    </w:p>
-    <w:p>
-      <w:pPr>
-        <w:pStyle w:val="3"/>
-      </w:pPr>
-      <w:r>
-        <w:t xml:space="preserve">7.2 </w:t>
-      </w:r>
       <w:r>
         <w:rPr>
           <w:rFonts w:hint="eastAsia"/>
         </w:rPr>
-        <w:t>制作</w:t>
+        <w:t>镜像</w:t>
       </w:r>
       <w:r>
         <w:rPr>
           <w:rFonts w:hint="eastAsia"/>
         </w:rPr>
-        <w:t>tomcat</w:t>
-      </w:r>
-      <w:r>
-        <w:t xml:space="preserve"> </w:t>
+        <w:t>（也可以直接</w:t>
       </w:r>
       <w:r>
         <w:rPr>
           <w:rFonts w:hint="eastAsia"/>
         </w:rPr>
-        <w:t>镜像</w:t>
+        <w:t>github</w:t>
       </w:r>
       <w:r>
         <w:rPr>
           <w:rFonts w:hint="eastAsia"/>
         </w:rPr>
-        <w:t>（也可以直接</w:t>
-      </w:r>
-      <w:proofErr w:type="spellStart"/>
-      <w:r>
-        <w:rPr>
-          <w:rFonts w:hint="eastAsia"/>
-        </w:rPr>
-        <w:t>github</w:t>
-      </w:r>
-      <w:proofErr w:type="spellEnd"/>
-      <w:r>
-        <w:rPr>
-          <w:rFonts w:hint="eastAsia"/>
-        </w:rPr>
         <w:t>行拉取一个镜像）</w:t>
       </w:r>
       <w:r>
@@ -2376,25 +1414,7 @@
           <w:color w:val="4D4D4D"/>
           <w:shd w:val="clear" w:color="auto" w:fill="FFFFFF"/>
         </w:rPr>
-        <w:t>第二步：在该目录下编写</w:t>
-      </w:r>
-      <w:proofErr w:type="spellStart"/>
-      <w:r>
-        <w:rPr>
-          <w:rFonts w:ascii="宋体" w:hAnsi="宋体" w:cs="Arial"/>
-          <w:color w:val="4D4D4D"/>
-          <w:shd w:val="clear" w:color="auto" w:fill="FFFFFF"/>
-        </w:rPr>
-        <w:t>Dockerfile</w:t>
-      </w:r>
-      <w:proofErr w:type="spellEnd"/>
-      <w:r>
-        <w:rPr>
-          <w:rFonts w:ascii="宋体" w:hAnsi="宋体" w:cs="Arial"/>
-          <w:color w:val="4D4D4D"/>
-          <w:shd w:val="clear" w:color="auto" w:fill="FFFFFF"/>
-        </w:rPr>
-        <w:t>文件，进行添加进行文件内容</w:t>
+        <w:t>第二步：在该目录下编写Dockerfile文件，进行添加进行文件内容</w:t>
       </w:r>
       <w:r>
         <w:rPr>
@@ -2416,7 +1436,6 @@
           <w:shd w:val="clear" w:color="auto" w:fill="FFFFFF"/>
         </w:rPr>
       </w:pPr>
-      <w:proofErr w:type="spellStart"/>
       <w:r>
         <w:rPr>
           <w:rFonts w:ascii="宋体" w:hAnsi="宋体" w:cs="Arial"/>
@@ -2435,40 +1454,7 @@
           <w:szCs w:val="20"/>
           <w:shd w:val="clear" w:color="auto" w:fill="FFFFFF"/>
         </w:rPr>
-        <w:t>Docker</w:t>
-      </w:r>
-      <w:proofErr w:type="spellEnd"/>
-      <w:r>
-        <w:rPr>
-          <w:rFonts w:ascii="宋体" w:hAnsi="宋体" w:cs="Arial" w:hint="eastAsia"/>
-          <w:color w:val="808080" w:themeColor="background1" w:themeShade="80"/>
-          <w:sz w:val="21"/>
-          <w:szCs w:val="20"/>
-          <w:shd w:val="clear" w:color="auto" w:fill="FFFFFF"/>
-        </w:rPr>
-        <w:t xml:space="preserve">入门与实践之 </w:t>
-      </w:r>
-      <w:proofErr w:type="spellStart"/>
-      <w:r>
-        <w:rPr>
-          <w:rFonts w:ascii="宋体" w:hAnsi="宋体" w:cs="Arial" w:hint="eastAsia"/>
-          <w:color w:val="808080" w:themeColor="background1" w:themeShade="80"/>
-          <w:sz w:val="21"/>
-          <w:szCs w:val="20"/>
-          <w:shd w:val="clear" w:color="auto" w:fill="FFFFFF"/>
-        </w:rPr>
-        <w:t>Dockerfile</w:t>
-      </w:r>
-      <w:proofErr w:type="spellEnd"/>
-      <w:r>
-        <w:rPr>
-          <w:rFonts w:ascii="宋体" w:hAnsi="宋体" w:cs="Arial" w:hint="eastAsia"/>
-          <w:color w:val="808080" w:themeColor="background1" w:themeShade="80"/>
-          <w:sz w:val="21"/>
-          <w:szCs w:val="20"/>
-          <w:shd w:val="clear" w:color="auto" w:fill="FFFFFF"/>
-        </w:rPr>
-        <w:t xml:space="preserve"> 语法详解地址如下：</w:t>
+        <w:t>Docker入门与实践之 Dockerfile 语法详解地址如下：</w:t>
       </w:r>
     </w:p>
     <w:p>
@@ -2499,7 +1485,6 @@
         <w:shd w:val="clear" w:color="auto" w:fill="FFFFFF"/>
         <w:spacing w:after="240" w:line="240" w:lineRule="auto"/>
         <w:ind w:firstLineChars="0" w:firstLine="480"/>
-        <w:jc w:val="left"/>
         <w:rPr>
           <w:rFonts w:ascii="宋体" w:hAnsi="宋体" w:cs="Arial"/>
           <w:color w:val="4D4D4D"/>
@@ -2514,27 +1499,7 @@
           <w:kern w:val="0"/>
           <w:szCs w:val="24"/>
         </w:rPr>
-        <w:t>第三步：编译</w:t>
-      </w:r>
-      <w:proofErr w:type="spellStart"/>
-      <w:r>
-        <w:rPr>
-          <w:rFonts w:ascii="宋体" w:hAnsi="宋体" w:cs="Arial"/>
-          <w:color w:val="4D4D4D"/>
-          <w:kern w:val="0"/>
-          <w:szCs w:val="24"/>
-        </w:rPr>
-        <w:t>Dockerfile</w:t>
-      </w:r>
-      <w:proofErr w:type="spellEnd"/>
-      <w:r>
-        <w:rPr>
-          <w:rFonts w:ascii="宋体" w:hAnsi="宋体" w:cs="Arial"/>
-          <w:color w:val="4D4D4D"/>
-          <w:kern w:val="0"/>
-          <w:szCs w:val="24"/>
-        </w:rPr>
-        <w:t>文件</w:t>
+        <w:t>第三步：编译Dockerfile文件</w:t>
       </w:r>
     </w:p>
     <w:p>
@@ -2543,7 +1508,6 @@
         <w:shd w:val="clear" w:color="auto" w:fill="FFFFFF"/>
         <w:spacing w:after="240" w:line="240" w:lineRule="auto"/>
         <w:ind w:leftChars="300" w:left="720" w:firstLineChars="0" w:firstLine="0"/>
-        <w:jc w:val="left"/>
         <w:rPr>
           <w:rFonts w:ascii="宋体" w:hAnsi="宋体" w:cs="Arial"/>
           <w:color w:val="4D4D4D"/>
@@ -2558,19 +1522,8 @@
           <w:kern w:val="0"/>
           <w:szCs w:val="24"/>
         </w:rPr>
-        <w:t xml:space="preserve">docker build -t </w:t>
-      </w:r>
-      <w:proofErr w:type="gramStart"/>
-      <w:r>
-        <w:rPr>
-          <w:rFonts w:ascii="宋体" w:hAnsi="宋体" w:cs="Arial"/>
-          <w:color w:val="4D4D4D"/>
-          <w:kern w:val="0"/>
-          <w:szCs w:val="24"/>
-        </w:rPr>
-        <w:t>tomcat .</w:t>
-      </w:r>
-      <w:proofErr w:type="gramEnd"/>
+        <w:t>docker build -t tomcat .</w:t>
+      </w:r>
     </w:p>
     <w:p>
       <w:pPr>
@@ -2578,7 +1531,6 @@
         <w:shd w:val="clear" w:color="auto" w:fill="FFFFFF"/>
         <w:spacing w:after="240" w:line="240" w:lineRule="auto"/>
         <w:ind w:leftChars="300" w:left="720" w:firstLineChars="0" w:firstLine="0"/>
-        <w:jc w:val="left"/>
         <w:rPr>
           <w:rFonts w:ascii="宋体" w:hAnsi="宋体" w:cs="Arial"/>
           <w:color w:val="808080" w:themeColor="background1" w:themeShade="80"/>
@@ -2595,29 +1547,7 @@
           <w:sz w:val="20"/>
           <w:szCs w:val="20"/>
         </w:rPr>
-        <w:t>build ：表示编译</w:t>
-      </w:r>
-      <w:proofErr w:type="spellStart"/>
-      <w:r>
-        <w:rPr>
-          <w:rFonts w:ascii="宋体" w:hAnsi="宋体" w:cs="Arial"/>
-          <w:color w:val="808080" w:themeColor="background1" w:themeShade="80"/>
-          <w:kern w:val="0"/>
-          <w:sz w:val="20"/>
-          <w:szCs w:val="20"/>
-        </w:rPr>
-        <w:t>Dockerfile</w:t>
-      </w:r>
-      <w:proofErr w:type="spellEnd"/>
-      <w:r>
-        <w:rPr>
-          <w:rFonts w:ascii="宋体" w:hAnsi="宋体" w:cs="Arial"/>
-          <w:color w:val="808080" w:themeColor="background1" w:themeShade="80"/>
-          <w:kern w:val="0"/>
-          <w:sz w:val="20"/>
-          <w:szCs w:val="20"/>
-        </w:rPr>
-        <w:t>文件</w:t>
+        <w:t>build ：表示编译Dockerfile文件</w:t>
       </w:r>
     </w:p>
     <w:p>
@@ -2626,7 +1556,6 @@
         <w:shd w:val="clear" w:color="auto" w:fill="FFFFFF"/>
         <w:spacing w:after="240" w:line="240" w:lineRule="auto"/>
         <w:ind w:leftChars="300" w:left="720" w:firstLineChars="0" w:firstLine="0"/>
-        <w:jc w:val="left"/>
         <w:rPr>
           <w:rFonts w:ascii="宋体" w:hAnsi="宋体" w:cs="Arial"/>
           <w:color w:val="808080" w:themeColor="background1" w:themeShade="80"/>
@@ -2652,7 +1581,6 @@
         <w:shd w:val="clear" w:color="auto" w:fill="FFFFFF"/>
         <w:spacing w:after="240" w:line="240" w:lineRule="auto"/>
         <w:ind w:left="240" w:firstLineChars="0" w:firstLine="480"/>
-        <w:jc w:val="left"/>
         <w:rPr>
           <w:rFonts w:ascii="宋体" w:hAnsi="宋体" w:cs="Arial"/>
           <w:color w:val="808080" w:themeColor="background1" w:themeShade="80"/>
@@ -2661,7 +1589,6 @@
           <w:szCs w:val="20"/>
         </w:rPr>
       </w:pPr>
-      <w:proofErr w:type="gramStart"/>
       <w:r>
         <w:rPr>
           <w:rFonts w:ascii="宋体" w:hAnsi="宋体" w:cs="Arial"/>
@@ -2670,18 +1597,7 @@
           <w:sz w:val="20"/>
           <w:szCs w:val="20"/>
         </w:rPr>
-        <w:t>. :</w:t>
-      </w:r>
-      <w:proofErr w:type="gramEnd"/>
-      <w:r>
-        <w:rPr>
-          <w:rFonts w:ascii="宋体" w:hAnsi="宋体" w:cs="Arial"/>
-          <w:color w:val="808080" w:themeColor="background1" w:themeShade="80"/>
-          <w:kern w:val="0"/>
-          <w:sz w:val="20"/>
-          <w:szCs w:val="20"/>
-        </w:rPr>
-        <w:t xml:space="preserve"> 一定要记住点 . 表示当前目录</w:t>
+        <w:t>. : 一定要记住点 . 表示当前目录</w:t>
       </w:r>
       <w:r>
         <w:rPr>
@@ -2700,7 +1616,6 @@
         <w:shd w:val="clear" w:color="auto" w:fill="FFFFFF"/>
         <w:spacing w:after="240" w:line="240" w:lineRule="auto"/>
         <w:ind w:firstLineChars="0" w:firstLine="480"/>
-        <w:jc w:val="left"/>
         <w:rPr>
           <w:rFonts w:ascii="宋体" w:hAnsi="宋体" w:cs="Arial"/>
           <w:color w:val="4D4D4D"/>
@@ -2724,7 +1639,6 @@
         <w:shd w:val="clear" w:color="auto" w:fill="FFFFFF"/>
         <w:spacing w:after="240" w:line="240" w:lineRule="auto"/>
         <w:ind w:firstLineChars="0" w:firstLine="480"/>
-        <w:jc w:val="left"/>
         <w:rPr>
           <w:rFonts w:ascii="宋体" w:hAnsi="宋体" w:cs="Arial"/>
           <w:color w:val="4D4D4D"/>
@@ -2749,7 +1663,6 @@
         <w:shd w:val="clear" w:color="auto" w:fill="FFFFFF"/>
         <w:spacing w:after="240" w:line="240" w:lineRule="auto"/>
         <w:ind w:firstLineChars="0"/>
-        <w:jc w:val="left"/>
         <w:rPr>
           <w:rFonts w:ascii="宋体" w:hAnsi="宋体" w:cs="Arial"/>
           <w:color w:val="4D4D4D"/>
@@ -2773,7 +1686,6 @@
         <w:shd w:val="clear" w:color="auto" w:fill="FFFFFF"/>
         <w:spacing w:after="240" w:line="240" w:lineRule="auto"/>
         <w:ind w:firstLineChars="0"/>
-        <w:jc w:val="left"/>
         <w:rPr>
           <w:rFonts w:ascii="宋体" w:hAnsi="宋体" w:cs="Arial"/>
           <w:color w:val="4D4D4D"/>
@@ -2788,27 +1700,7 @@
           <w:kern w:val="0"/>
           <w:szCs w:val="24"/>
         </w:rPr>
-        <w:t xml:space="preserve">docker create --name </w:t>
-      </w:r>
-      <w:proofErr w:type="spellStart"/>
-      <w:r>
-        <w:rPr>
-          <w:rFonts w:ascii="宋体" w:hAnsi="宋体" w:cs="Arial"/>
-          <w:color w:val="4D4D4D"/>
-          <w:kern w:val="0"/>
-          <w:szCs w:val="24"/>
-        </w:rPr>
-        <w:t>item_tomcat</w:t>
-      </w:r>
-      <w:proofErr w:type="spellEnd"/>
-      <w:r>
-        <w:rPr>
-          <w:rFonts w:ascii="宋体" w:hAnsi="宋体" w:cs="Arial"/>
-          <w:color w:val="4D4D4D"/>
-          <w:kern w:val="0"/>
-          <w:szCs w:val="24"/>
-        </w:rPr>
-        <w:t xml:space="preserve"> -p 8080:8080 tomcat</w:t>
+        <w:t>docker create --name item_tomcat -p 8080:8080 tomcat</w:t>
       </w:r>
     </w:p>
     <w:p>
@@ -2817,7 +1709,6 @@
         <w:shd w:val="clear" w:color="auto" w:fill="FFFFFF"/>
         <w:spacing w:after="240" w:line="240" w:lineRule="auto"/>
         <w:ind w:firstLineChars="0"/>
-        <w:jc w:val="left"/>
         <w:rPr>
           <w:rFonts w:ascii="宋体" w:hAnsi="宋体" w:cs="Arial"/>
           <w:color w:val="808080" w:themeColor="background1" w:themeShade="80"/>
@@ -2834,29 +1725,7 @@
           <w:sz w:val="20"/>
           <w:szCs w:val="20"/>
         </w:rPr>
-        <w:t xml:space="preserve">--name </w:t>
-      </w:r>
-      <w:proofErr w:type="spellStart"/>
-      <w:r>
-        <w:rPr>
-          <w:rFonts w:ascii="宋体" w:hAnsi="宋体" w:cs="Arial"/>
-          <w:color w:val="808080" w:themeColor="background1" w:themeShade="80"/>
-          <w:kern w:val="0"/>
-          <w:sz w:val="20"/>
-          <w:szCs w:val="20"/>
-        </w:rPr>
-        <w:t>item_tomcat</w:t>
-      </w:r>
-      <w:proofErr w:type="spellEnd"/>
-      <w:r>
-        <w:rPr>
-          <w:rFonts w:ascii="宋体" w:hAnsi="宋体" w:cs="Arial"/>
-          <w:color w:val="808080" w:themeColor="background1" w:themeShade="80"/>
-          <w:kern w:val="0"/>
-          <w:sz w:val="20"/>
-          <w:szCs w:val="20"/>
-        </w:rPr>
-        <w:t xml:space="preserve"> : 表示给容器创建一个名称，可以自定义</w:t>
+        <w:t>--name item_tomcat : 表示给容器创建一个名称，可以自定义</w:t>
       </w:r>
     </w:p>
     <w:p>
@@ -2865,7 +1734,6 @@
         <w:shd w:val="clear" w:color="auto" w:fill="FFFFFF"/>
         <w:spacing w:after="240" w:line="240" w:lineRule="auto"/>
         <w:ind w:firstLineChars="0"/>
-        <w:jc w:val="left"/>
         <w:rPr>
           <w:rFonts w:ascii="宋体" w:hAnsi="宋体" w:cs="Arial"/>
           <w:color w:val="808080" w:themeColor="background1" w:themeShade="80"/>
@@ -2891,7 +1759,6 @@
         <w:shd w:val="clear" w:color="auto" w:fill="FFFFFF"/>
         <w:spacing w:after="240" w:line="240" w:lineRule="auto"/>
         <w:ind w:firstLineChars="0"/>
-        <w:jc w:val="left"/>
         <w:rPr>
           <w:rFonts w:ascii="宋体" w:hAnsi="宋体" w:cs="Arial"/>
           <w:color w:val="808080" w:themeColor="background1" w:themeShade="80"/>
@@ -2917,7 +1784,6 @@
         <w:shd w:val="clear" w:color="auto" w:fill="FFFFFF"/>
         <w:spacing w:after="240" w:line="240" w:lineRule="auto"/>
         <w:ind w:firstLineChars="0"/>
-        <w:jc w:val="left"/>
         <w:rPr>
           <w:rFonts w:ascii="宋体" w:hAnsi="宋体" w:cs="Arial"/>
           <w:color w:val="4D4D4D"/>
@@ -2933,7 +1799,6 @@
         <w:shd w:val="clear" w:color="auto" w:fill="FFFFFF"/>
         <w:spacing w:after="240" w:line="240" w:lineRule="auto"/>
         <w:ind w:firstLineChars="0" w:firstLine="480"/>
-        <w:jc w:val="left"/>
         <w:rPr>
           <w:rFonts w:ascii="Arial" w:hAnsi="Arial" w:cs="Arial"/>
           <w:color w:val="4D4D4D"/>
@@ -2957,7 +1822,6 @@
         <w:shd w:val="clear" w:color="auto" w:fill="FFFFFF"/>
         <w:spacing w:after="240" w:line="240" w:lineRule="auto"/>
         <w:ind w:firstLineChars="0" w:firstLine="480"/>
-        <w:jc w:val="left"/>
         <w:rPr>
           <w:rFonts w:ascii="Arial" w:hAnsi="Arial" w:cs="Arial"/>
           <w:color w:val="4D4D4D"/>
@@ -2972,19 +1836,8 @@
           <w:kern w:val="0"/>
           <w:szCs w:val="24"/>
         </w:rPr>
-        <w:t xml:space="preserve">docker start </w:t>
-      </w:r>
-      <w:proofErr w:type="spellStart"/>
-      <w:r>
-        <w:rPr>
-          <w:rFonts w:ascii="Arial" w:hAnsi="Arial" w:cs="Arial"/>
-          <w:color w:val="4D4D4D"/>
-          <w:kern w:val="0"/>
-          <w:szCs w:val="24"/>
-        </w:rPr>
-        <w:t>item_tomcat</w:t>
-      </w:r>
-      <w:proofErr w:type="spellEnd"/>
+        <w:t>docker start item_tomcat</w:t>
+      </w:r>
     </w:p>
     <w:p>
       <w:pPr>
@@ -2992,7 +1845,6 @@
         <w:shd w:val="clear" w:color="auto" w:fill="FFFFFF"/>
         <w:spacing w:after="240" w:line="240" w:lineRule="auto"/>
         <w:ind w:firstLineChars="0" w:firstLine="480"/>
-        <w:jc w:val="left"/>
         <w:rPr>
           <w:rFonts w:ascii="Arial" w:hAnsi="Arial" w:cs="Arial"/>
           <w:color w:val="4D4D4D"/>
@@ -3016,7 +1868,6 @@
         <w:shd w:val="clear" w:color="auto" w:fill="FFFFFF"/>
         <w:spacing w:after="240" w:line="240" w:lineRule="auto"/>
         <w:ind w:firstLineChars="0" w:firstLine="480"/>
-        <w:jc w:val="left"/>
         <w:rPr>
           <w:rFonts w:ascii="Arial" w:hAnsi="Arial" w:cs="Arial"/>
           <w:color w:val="4D4D4D"/>
@@ -3031,19 +1882,8 @@
           <w:kern w:val="0"/>
           <w:szCs w:val="24"/>
         </w:rPr>
-        <w:t xml:space="preserve">docker logs </w:t>
-      </w:r>
-      <w:proofErr w:type="spellStart"/>
-      <w:r>
-        <w:rPr>
-          <w:rFonts w:ascii="Arial" w:hAnsi="Arial" w:cs="Arial"/>
-          <w:color w:val="4D4D4D"/>
-          <w:kern w:val="0"/>
-          <w:szCs w:val="24"/>
-        </w:rPr>
-        <w:t>item_tomcat</w:t>
-      </w:r>
-      <w:proofErr w:type="spellEnd"/>
+        <w:t>docker logs item_tomcat</w:t>
+      </w:r>
     </w:p>
     <w:p>
       <w:pPr>
@@ -3051,7 +1891,6 @@
         <w:shd w:val="clear" w:color="auto" w:fill="FFFFFF"/>
         <w:spacing w:after="240" w:line="240" w:lineRule="auto"/>
         <w:ind w:firstLineChars="0" w:firstLine="480"/>
-        <w:jc w:val="left"/>
         <w:rPr>
           <w:rFonts w:ascii="Arial" w:hAnsi="Arial" w:cs="Arial"/>
           <w:color w:val="4D4D4D"/>
@@ -3093,7 +1932,6 @@
         <w:shd w:val="clear" w:color="auto" w:fill="FFFFFF"/>
         <w:spacing w:after="240" w:line="240" w:lineRule="auto"/>
         <w:ind w:firstLineChars="0" w:firstLine="480"/>
-        <w:jc w:val="left"/>
         <w:rPr>
           <w:rFonts w:ascii="Arial" w:hAnsi="Arial" w:cs="Arial"/>
           <w:color w:val="4D4D4D"/>
@@ -3110,89 +1948,35 @@
         </w:rPr>
         <w:t>浏览器</w:t>
       </w:r>
-      <w:r>
-        <w:rPr>
-          <w:rFonts w:ascii="Arial" w:hAnsi="Arial" w:cs="Arial"/>
+      <w:hyperlink r:id="rId8" w:history="1">
+        <w:r>
+          <w:rPr>
+            <w:rStyle w:val="a5"/>
+            <w:rFonts w:ascii="Arial" w:hAnsi="Arial" w:cs="Arial"/>
+            <w:kern w:val="0"/>
+            <w:szCs w:val="24"/>
+          </w:rPr>
+          <w:t>https://localhost:8080</w:t>
+        </w:r>
+      </w:hyperlink>
+      <w:r>
+        <w:rPr>
+          <w:rFonts w:ascii="Arial" w:hAnsi="Arial" w:cs="Arial" w:hint="eastAsia"/>
           <w:color w:val="4D4D4D"/>
           <w:kern w:val="0"/>
           <w:szCs w:val="24"/>
         </w:rPr>
-        <w:fldChar w:fldCharType="begin"/>
-      </w:r>
-      <w:r>
-        <w:rPr>
-          <w:rFonts w:ascii="Arial" w:hAnsi="Arial" w:cs="Arial"/>
+        <w:t>（或者</w:t>
+      </w:r>
+      <w:r>
+        <w:rPr>
+          <w:rFonts w:ascii="Arial" w:hAnsi="Arial" w:cs="Arial" w:hint="eastAsia"/>
           <w:color w:val="4D4D4D"/>
           <w:kern w:val="0"/>
           <w:szCs w:val="24"/>
         </w:rPr>
-        <w:instrText xml:space="preserve"> HYPERLINK "</w:instrText>
-      </w:r>
-      <w:r>
-        <w:rPr>
-          <w:rFonts w:ascii="Arial" w:hAnsi="Arial" w:cs="Arial"/>
-          <w:color w:val="4D4D4D"/>
-          <w:kern w:val="0"/>
-          <w:szCs w:val="24"/>
-        </w:rPr>
-        <w:instrText>https://localhost:8080</w:instrText>
-      </w:r>
-      <w:r>
-        <w:rPr>
-          <w:rFonts w:ascii="Arial" w:hAnsi="Arial" w:cs="Arial"/>
-          <w:color w:val="4D4D4D"/>
-          <w:kern w:val="0"/>
-          <w:szCs w:val="24"/>
-        </w:rPr>
-        <w:instrText xml:space="preserve">" </w:instrText>
-      </w:r>
-      <w:r>
-        <w:rPr>
-          <w:rFonts w:ascii="Arial" w:hAnsi="Arial" w:cs="Arial"/>
-          <w:color w:val="4D4D4D"/>
-          <w:kern w:val="0"/>
-          <w:szCs w:val="24"/>
-        </w:rPr>
-        <w:fldChar w:fldCharType="separate"/>
-      </w:r>
-      <w:r>
-        <w:rPr>
-          <w:rStyle w:val="a5"/>
-          <w:rFonts w:ascii="Arial" w:hAnsi="Arial" w:cs="Arial"/>
-          <w:kern w:val="0"/>
-          <w:szCs w:val="24"/>
-        </w:rPr>
-        <w:t>https://localhost:8080</w:t>
-      </w:r>
-      <w:r>
-        <w:rPr>
-          <w:rFonts w:ascii="Arial" w:hAnsi="Arial" w:cs="Arial"/>
-          <w:color w:val="4D4D4D"/>
-          <w:kern w:val="0"/>
-          <w:szCs w:val="24"/>
-        </w:rPr>
-        <w:fldChar w:fldCharType="end"/>
-      </w:r>
-      <w:r>
-        <w:rPr>
-          <w:rFonts w:ascii="Arial" w:hAnsi="Arial" w:cs="Arial" w:hint="eastAsia"/>
-          <w:color w:val="4D4D4D"/>
-          <w:kern w:val="0"/>
-          <w:szCs w:val="24"/>
-        </w:rPr>
-        <w:t>（或者</w:t>
-      </w:r>
-      <w:proofErr w:type="spellStart"/>
-      <w:r>
-        <w:rPr>
-          <w:rFonts w:ascii="Arial" w:hAnsi="Arial" w:cs="Arial" w:hint="eastAsia"/>
-          <w:color w:val="4D4D4D"/>
-          <w:kern w:val="0"/>
-          <w:szCs w:val="24"/>
-        </w:rPr>
         <w:t>ip</w:t>
       </w:r>
-      <w:proofErr w:type="spellEnd"/>
       <w:r>
         <w:rPr>
           <w:rFonts w:ascii="Arial" w:hAnsi="Arial" w:cs="Arial"/>
@@ -3449,55 +2233,25 @@
           <w:rFonts w:hint="eastAsia"/>
           <w:shd w:val="clear" w:color="auto" w:fill="FFFFFF"/>
         </w:rPr>
-        <w:t>将镜像打</w:t>
+        <w:t>将镜</w:t>
       </w:r>
       <w:r>
         <w:rPr>
           <w:rFonts w:hint="eastAsia"/>
           <w:shd w:val="clear" w:color="auto" w:fill="FFFFFF"/>
         </w:rPr>
-        <w:t>tar</w:t>
-      </w:r>
-      <w:r>
-        <w:rPr>
-          <w:shd w:val="clear" w:color="auto" w:fill="FFFFFF"/>
-        </w:rPr>
-        <w:t xml:space="preserve"> </w:t>
-      </w:r>
+        <w:t>重命名</w:t>
+      </w:r>
+    </w:p>
+    <w:p>
+      <w:pPr>
+        <w:ind w:firstLine="480"/>
+      </w:pPr>
       <w:r>
         <w:rPr>
           <w:rFonts w:hint="eastAsia"/>
-          <w:shd w:val="clear" w:color="auto" w:fill="FFFFFF"/>
-        </w:rPr>
-        <w:t>包</w:t>
-      </w:r>
-    </w:p>
-    <w:p>
-      <w:pPr>
-        <w:ind w:firstLine="480"/>
-        <w:rPr>
-          <w:rFonts w:hint="eastAsia"/>
-        </w:rPr>
-      </w:pPr>
-      <w:r>
-        <w:rPr>
-          <w:rFonts w:hint="eastAsia"/>
-        </w:rPr>
-        <w:t>目的是</w:t>
-      </w:r>
-      <w:proofErr w:type="gramStart"/>
-      <w:r>
-        <w:rPr>
-          <w:rFonts w:hint="eastAsia"/>
-        </w:rPr>
-        <w:t>给之前</w:t>
-      </w:r>
-      <w:proofErr w:type="gramEnd"/>
-      <w:r>
-        <w:rPr>
-          <w:rFonts w:hint="eastAsia"/>
-        </w:rPr>
-        <w:t>的镜像重新命名</w:t>
+        </w:rPr>
+        <w:t>目的是给之前的镜像重新命名</w:t>
       </w:r>
       <w:r>
         <w:rPr>
@@ -3881,12 +2635,12 @@
       </w:r>
     </w:p>
     <w:sectPr>
-      <w:headerReference w:type="even" r:id="rId8"/>
-      <w:headerReference w:type="default" r:id="rId9"/>
-      <w:footerReference w:type="even" r:id="rId10"/>
-      <w:footerReference w:type="default" r:id="rId11"/>
-      <w:headerReference w:type="first" r:id="rId12"/>
-      <w:footerReference w:type="first" r:id="rId13"/>
+      <w:headerReference w:type="even" r:id="rId9"/>
+      <w:headerReference w:type="default" r:id="rId10"/>
+      <w:footerReference w:type="even" r:id="rId11"/>
+      <w:footerReference w:type="default" r:id="rId12"/>
+      <w:headerReference w:type="first" r:id="rId13"/>
+      <w:footerReference w:type="first" r:id="rId14"/>
       <w:pgSz w:w="11906" w:h="16838"/>
       <w:pgMar w:top="1440" w:right="1800" w:bottom="1440" w:left="1800" w:header="851" w:footer="992" w:gutter="0"/>
       <w:cols w:space="425"/>

--- a/docker/Docker容器.docx
+++ b/docker/Docker容器.docx
@@ -1,6 +1,6 @@
 
 <file path=word/document.xml><?xml version="1.0" encoding="utf-8"?>
-<w:document xmlns:wpc="http://schemas.microsoft.com/office/word/2010/wordprocessingCanvas" xmlns:cx="http://schemas.microsoft.com/office/drawing/2014/chartex" xmlns:cx1="http://schemas.microsoft.com/office/drawing/2015/9/8/chartex" xmlns:cx2="http://schemas.microsoft.com/office/drawing/2015/10/21/chartex" xmlns:cx3="http://schemas.microsoft.com/office/drawing/2016/5/9/chartex" xmlns:cx4="http://schemas.microsoft.com/office/drawing/2016/5/10/chartex" xmlns:cx5="http://schemas.microsoft.com/office/drawing/2016/5/11/chartex" xmlns:cx6="http://schemas.microsoft.com/office/drawing/2016/5/12/chartex" xmlns:cx7="http://schemas.microsoft.com/office/drawing/2016/5/13/chartex" xmlns:cx8="http://schemas.microsoft.com/office/drawing/2016/5/14/chartex" xmlns:mc="http://schemas.openxmlformats.org/markup-compatibility/2006" xmlns:aink="http://schemas.microsoft.com/office/drawing/2016/ink" xmlns:am3d="http://schemas.microsoft.com/office/drawing/2017/model3d" xmlns:o="urn:schemas-microsoft-com:office:office" xmlns:r="http://schemas.openxmlformats.org/officeDocument/2006/relationships" xmlns:m="http://schemas.openxmlformats.org/officeDocument/2006/math" xmlns:v="urn:schemas-microsoft-com:vml" xmlns:wp14="http://schemas.microsoft.com/office/word/2010/wordprocessingDrawing" xmlns:wp="http://schemas.openxmlformats.org/drawingml/2006/wordprocessingDrawing" xmlns:w10="urn:schemas-microsoft-com:office:word" xmlns:w="http://schemas.openxmlformats.org/wordprocessingml/2006/main" xmlns:w14="http://schemas.microsoft.com/office/word/2010/wordml" xmlns:w15="http://schemas.microsoft.com/office/word/2012/wordml" xmlns:w16cex="http://schemas.microsoft.com/office/word/2018/wordml/cex" xmlns:w16cid="http://schemas.microsoft.com/office/word/2016/wordml/cid" xmlns:w16="http://schemas.microsoft.com/office/word/2018/wordml" xmlns:w16sdtdh="http://schemas.microsoft.com/office/word/2020/wordml/sdtdatahash" xmlns:w16se="http://schemas.microsoft.com/office/word/2015/wordml/symex" xmlns:wpg="http://schemas.microsoft.com/office/word/2010/wordprocessingGroup" xmlns:wpi="http://schemas.microsoft.com/office/word/2010/wordprocessingInk" xmlns:wne="http://schemas.microsoft.com/office/word/2006/wordml" xmlns:wps="http://schemas.microsoft.com/office/word/2010/wordprocessingShape" mc:Ignorable="w14 w15 w16se w16cid w16 w16cex w16sdtdh wp14">
+<w:document xmlns:wpc="http://schemas.microsoft.com/office/word/2010/wordprocessingCanvas" xmlns:cx="http://schemas.microsoft.com/office/drawing/2014/chartex" xmlns:mc="http://schemas.openxmlformats.org/markup-compatibility/2006" xmlns:o="urn:schemas-microsoft-com:office:office" xmlns:r="http://schemas.openxmlformats.org/officeDocument/2006/relationships" xmlns:m="http://schemas.openxmlformats.org/officeDocument/2006/math" xmlns:v="urn:schemas-microsoft-com:vml" xmlns:wp14="http://schemas.microsoft.com/office/word/2010/wordprocessingDrawing" xmlns:wp="http://schemas.openxmlformats.org/drawingml/2006/wordprocessingDrawing" xmlns:w10="urn:schemas-microsoft-com:office:word" xmlns:w="http://schemas.openxmlformats.org/wordprocessingml/2006/main" xmlns:w14="http://schemas.microsoft.com/office/word/2010/wordml" xmlns:w15="http://schemas.microsoft.com/office/word/2012/wordml" xmlns:w16se="http://schemas.microsoft.com/office/word/2015/wordml/symex" xmlns:wpg="http://schemas.microsoft.com/office/word/2010/wordprocessingGroup" xmlns:wpi="http://schemas.microsoft.com/office/word/2010/wordprocessingInk" xmlns:wne="http://schemas.microsoft.com/office/word/2006/wordml" xmlns:wps="http://schemas.microsoft.com/office/word/2010/wordprocessingShape" mc:Ignorable="w14 w15 w16se wp14">
   <w:body>
     <w:p>
       <w:pPr>
@@ -52,12 +52,21 @@
           <w:shd w:val="clear" w:color="auto" w:fill="FFFFFF"/>
         </w:rPr>
       </w:pPr>
+      <w:proofErr w:type="gramStart"/>
       <w:r>
         <w:rPr>
           <w:rFonts w:ascii="宋体" w:hAnsi="宋体" w:hint="eastAsia"/>
           <w:shd w:val="clear" w:color="auto" w:fill="FFFFFF"/>
         </w:rPr>
-        <w:t xml:space="preserve">一 </w:t>
+        <w:t>一</w:t>
+      </w:r>
+      <w:proofErr w:type="gramEnd"/>
+      <w:r>
+        <w:rPr>
+          <w:rFonts w:ascii="宋体" w:hAnsi="宋体" w:hint="eastAsia"/>
+          <w:shd w:val="clear" w:color="auto" w:fill="FFFFFF"/>
+        </w:rPr>
+        <w:t xml:space="preserve"> </w:t>
       </w:r>
       <w:r>
         <w:rPr>
@@ -120,7 +129,49 @@
         <w:rPr>
           <w:rFonts w:ascii="宋体" w:hAnsi="宋体"/>
         </w:rPr>
-        <w:t>[root@localhost ~]# uname -a</w:t>
+        <w:t>[</w:t>
+      </w:r>
+      <w:proofErr w:type="spellStart"/>
+      <w:r>
+        <w:rPr>
+          <w:rFonts w:ascii="宋体" w:hAnsi="宋体"/>
+        </w:rPr>
+        <w:t>root@localhost</w:t>
+      </w:r>
+      <w:proofErr w:type="spellEnd"/>
+      <w:r>
+        <w:rPr>
+          <w:rFonts w:ascii="宋体" w:hAnsi="宋体"/>
+        </w:rPr>
+        <w:t xml:space="preserve"> </w:t>
+      </w:r>
+      <w:proofErr w:type="gramStart"/>
+      <w:r>
+        <w:rPr>
+          <w:rFonts w:ascii="宋体" w:hAnsi="宋体"/>
+        </w:rPr>
+        <w:t>~]#</w:t>
+      </w:r>
+      <w:proofErr w:type="gramEnd"/>
+      <w:r>
+        <w:rPr>
+          <w:rFonts w:ascii="宋体" w:hAnsi="宋体"/>
+        </w:rPr>
+        <w:t xml:space="preserve"> </w:t>
+      </w:r>
+      <w:proofErr w:type="spellStart"/>
+      <w:r>
+        <w:rPr>
+          <w:rFonts w:ascii="宋体" w:hAnsi="宋体"/>
+        </w:rPr>
+        <w:t>uname</w:t>
+      </w:r>
+      <w:proofErr w:type="spellEnd"/>
+      <w:r>
+        <w:rPr>
+          <w:rFonts w:ascii="宋体" w:hAnsi="宋体"/>
+        </w:rPr>
+        <w:t xml:space="preserve"> -a</w:t>
       </w:r>
     </w:p>
     <w:p>
@@ -148,7 +199,35 @@
         <w:rPr>
           <w:rFonts w:ascii="宋体" w:hAnsi="宋体"/>
         </w:rPr>
-        <w:t>[root@localhost ~]# yum update</w:t>
+        <w:t>[</w:t>
+      </w:r>
+      <w:proofErr w:type="spellStart"/>
+      <w:r>
+        <w:rPr>
+          <w:rFonts w:ascii="宋体" w:hAnsi="宋体"/>
+        </w:rPr>
+        <w:t>root@localhost</w:t>
+      </w:r>
+      <w:proofErr w:type="spellEnd"/>
+      <w:r>
+        <w:rPr>
+          <w:rFonts w:ascii="宋体" w:hAnsi="宋体"/>
+        </w:rPr>
+        <w:t xml:space="preserve"> </w:t>
+      </w:r>
+      <w:proofErr w:type="gramStart"/>
+      <w:r>
+        <w:rPr>
+          <w:rFonts w:ascii="宋体" w:hAnsi="宋体"/>
+        </w:rPr>
+        <w:t>~]#</w:t>
+      </w:r>
+      <w:proofErr w:type="gramEnd"/>
+      <w:r>
+        <w:rPr>
+          <w:rFonts w:ascii="宋体" w:hAnsi="宋体"/>
+        </w:rPr>
+        <w:t xml:space="preserve"> yum update</w:t>
       </w:r>
     </w:p>
     <w:p>
@@ -182,7 +261,49 @@
         <w:rPr>
           <w:rFonts w:ascii="宋体" w:hAnsi="宋体"/>
         </w:rPr>
-        <w:t>3，安装需要的软件包， yum-util 提供yum-config-manager功能，另外两个是devicemapper驱动依赖的</w:t>
+        <w:t>3，安装需要的软件包， yum-</w:t>
+      </w:r>
+      <w:proofErr w:type="spellStart"/>
+      <w:r>
+        <w:rPr>
+          <w:rFonts w:ascii="宋体" w:hAnsi="宋体"/>
+        </w:rPr>
+        <w:t>util</w:t>
+      </w:r>
+      <w:proofErr w:type="spellEnd"/>
+      <w:r>
+        <w:rPr>
+          <w:rFonts w:ascii="宋体" w:hAnsi="宋体"/>
+        </w:rPr>
+        <w:t xml:space="preserve"> 提供yum-</w:t>
+      </w:r>
+      <w:proofErr w:type="spellStart"/>
+      <w:r>
+        <w:rPr>
+          <w:rFonts w:ascii="宋体" w:hAnsi="宋体"/>
+        </w:rPr>
+        <w:t>config</w:t>
+      </w:r>
+      <w:proofErr w:type="spellEnd"/>
+      <w:r>
+        <w:rPr>
+          <w:rFonts w:ascii="宋体" w:hAnsi="宋体"/>
+        </w:rPr>
+        <w:t>-manager功能，另外两个是</w:t>
+      </w:r>
+      <w:proofErr w:type="spellStart"/>
+      <w:r>
+        <w:rPr>
+          <w:rFonts w:ascii="宋体" w:hAnsi="宋体"/>
+        </w:rPr>
+        <w:t>devicemapper</w:t>
+      </w:r>
+      <w:proofErr w:type="spellEnd"/>
+      <w:r>
+        <w:rPr>
+          <w:rFonts w:ascii="宋体" w:hAnsi="宋体"/>
+        </w:rPr>
+        <w:t>驱动依赖的</w:t>
       </w:r>
     </w:p>
     <w:p>
@@ -196,7 +317,49 @@
         <w:rPr>
           <w:rFonts w:ascii="宋体" w:hAnsi="宋体"/>
         </w:rPr>
-        <w:t>[root@localhost ~]# yum install -y yum-utils device-mapper-persistent-data lvm2</w:t>
+        <w:t>[</w:t>
+      </w:r>
+      <w:proofErr w:type="spellStart"/>
+      <w:r>
+        <w:rPr>
+          <w:rFonts w:ascii="宋体" w:hAnsi="宋体"/>
+        </w:rPr>
+        <w:t>root@localhost</w:t>
+      </w:r>
+      <w:proofErr w:type="spellEnd"/>
+      <w:r>
+        <w:rPr>
+          <w:rFonts w:ascii="宋体" w:hAnsi="宋体"/>
+        </w:rPr>
+        <w:t xml:space="preserve"> </w:t>
+      </w:r>
+      <w:proofErr w:type="gramStart"/>
+      <w:r>
+        <w:rPr>
+          <w:rFonts w:ascii="宋体" w:hAnsi="宋体"/>
+        </w:rPr>
+        <w:t>~]#</w:t>
+      </w:r>
+      <w:proofErr w:type="gramEnd"/>
+      <w:r>
+        <w:rPr>
+          <w:rFonts w:ascii="宋体" w:hAnsi="宋体"/>
+        </w:rPr>
+        <w:t xml:space="preserve"> yum install -y yum-</w:t>
+      </w:r>
+      <w:proofErr w:type="spellStart"/>
+      <w:r>
+        <w:rPr>
+          <w:rFonts w:ascii="宋体" w:hAnsi="宋体"/>
+        </w:rPr>
+        <w:t>utils</w:t>
+      </w:r>
+      <w:proofErr w:type="spellEnd"/>
+      <w:r>
+        <w:rPr>
+          <w:rFonts w:ascii="宋体" w:hAnsi="宋体"/>
+        </w:rPr>
+        <w:t xml:space="preserve"> device-mapper-persistent-data lvm2</w:t>
       </w:r>
     </w:p>
     <w:p>
@@ -224,7 +387,21 @@
         <w:rPr>
           <w:rFonts w:ascii="宋体" w:hAnsi="宋体"/>
         </w:rPr>
-        <w:t>yum-config-manager --add-repo http://mirrors.aliyun.com/docker-ce/linux/centos/docker-ce.repo（阿里仓库）</w:t>
+        <w:t>yum-</w:t>
+      </w:r>
+      <w:proofErr w:type="spellStart"/>
+      <w:r>
+        <w:rPr>
+          <w:rFonts w:ascii="宋体" w:hAnsi="宋体"/>
+        </w:rPr>
+        <w:t>config</w:t>
+      </w:r>
+      <w:proofErr w:type="spellEnd"/>
+      <w:r>
+        <w:rPr>
+          <w:rFonts w:ascii="宋体" w:hAnsi="宋体"/>
+        </w:rPr>
+        <w:t>-manager --add-repo http://mirrors.aliyun.com/docker-ce/linux/centos/docker-ce.repo（阿里仓库）</w:t>
       </w:r>
     </w:p>
     <w:p>
@@ -238,7 +415,21 @@
         <w:rPr>
           <w:rFonts w:ascii="宋体" w:hAnsi="宋体"/>
         </w:rPr>
-        <w:t>5，可以查看所有仓库中所有docker版本，并选择特定版本安装</w:t>
+        <w:t>5，可以查看所有仓库中所有</w:t>
+      </w:r>
+      <w:proofErr w:type="spellStart"/>
+      <w:r>
+        <w:rPr>
+          <w:rFonts w:ascii="宋体" w:hAnsi="宋体"/>
+        </w:rPr>
+        <w:t>docker</w:t>
+      </w:r>
+      <w:proofErr w:type="spellEnd"/>
+      <w:r>
+        <w:rPr>
+          <w:rFonts w:ascii="宋体" w:hAnsi="宋体"/>
+        </w:rPr>
+        <w:t>版本，并选择特定版本安装</w:t>
       </w:r>
     </w:p>
     <w:p>
@@ -252,7 +443,63 @@
         <w:rPr>
           <w:rFonts w:ascii="宋体" w:hAnsi="宋体"/>
         </w:rPr>
-        <w:t>[root@localhost ~]# yum list docker-ce --showduplicates | sort -r</w:t>
+        <w:t>[</w:t>
+      </w:r>
+      <w:proofErr w:type="spellStart"/>
+      <w:r>
+        <w:rPr>
+          <w:rFonts w:ascii="宋体" w:hAnsi="宋体"/>
+        </w:rPr>
+        <w:t>root@localhost</w:t>
+      </w:r>
+      <w:proofErr w:type="spellEnd"/>
+      <w:r>
+        <w:rPr>
+          <w:rFonts w:ascii="宋体" w:hAnsi="宋体"/>
+        </w:rPr>
+        <w:t xml:space="preserve"> </w:t>
+      </w:r>
+      <w:proofErr w:type="gramStart"/>
+      <w:r>
+        <w:rPr>
+          <w:rFonts w:ascii="宋体" w:hAnsi="宋体"/>
+        </w:rPr>
+        <w:t>~]#</w:t>
+      </w:r>
+      <w:proofErr w:type="gramEnd"/>
+      <w:r>
+        <w:rPr>
+          <w:rFonts w:ascii="宋体" w:hAnsi="宋体"/>
+        </w:rPr>
+        <w:t xml:space="preserve"> yum list </w:t>
+      </w:r>
+      <w:proofErr w:type="spellStart"/>
+      <w:r>
+        <w:rPr>
+          <w:rFonts w:ascii="宋体" w:hAnsi="宋体"/>
+        </w:rPr>
+        <w:t>docker-ce</w:t>
+      </w:r>
+      <w:proofErr w:type="spellEnd"/>
+      <w:r>
+        <w:rPr>
+          <w:rFonts w:ascii="宋体" w:hAnsi="宋体"/>
+        </w:rPr>
+        <w:t xml:space="preserve"> --</w:t>
+      </w:r>
+      <w:proofErr w:type="spellStart"/>
+      <w:r>
+        <w:rPr>
+          <w:rFonts w:ascii="宋体" w:hAnsi="宋体"/>
+        </w:rPr>
+        <w:t>showduplicates</w:t>
+      </w:r>
+      <w:proofErr w:type="spellEnd"/>
+      <w:r>
+        <w:rPr>
+          <w:rFonts w:ascii="宋体" w:hAnsi="宋体"/>
+        </w:rPr>
+        <w:t xml:space="preserve"> | sort -r</w:t>
       </w:r>
     </w:p>
     <w:p>
@@ -266,7 +513,21 @@
         <w:rPr>
           <w:rFonts w:ascii="宋体" w:hAnsi="宋体"/>
         </w:rPr>
-        <w:t>6，安装Docker，命令：yum install docker-ce-版本号，我选的是docker-ce-18.03.1.ce，如下</w:t>
+        <w:t xml:space="preserve">6，安装Docker，命令：yum install </w:t>
+      </w:r>
+      <w:proofErr w:type="spellStart"/>
+      <w:r>
+        <w:rPr>
+          <w:rFonts w:ascii="宋体" w:hAnsi="宋体"/>
+        </w:rPr>
+        <w:t>docker-ce</w:t>
+      </w:r>
+      <w:proofErr w:type="spellEnd"/>
+      <w:r>
+        <w:rPr>
+          <w:rFonts w:ascii="宋体" w:hAnsi="宋体"/>
+        </w:rPr>
+        <w:t>-版本号，我选的是docker-ce-18.03.1.ce，如下</w:t>
       </w:r>
     </w:p>
     <w:p>
@@ -280,7 +541,35 @@
         <w:rPr>
           <w:rFonts w:ascii="宋体" w:hAnsi="宋体"/>
         </w:rPr>
-        <w:t>[root@localhost ~]# yum install docker-ce-18.03.1.ce</w:t>
+        <w:t>[</w:t>
+      </w:r>
+      <w:proofErr w:type="spellStart"/>
+      <w:r>
+        <w:rPr>
+          <w:rFonts w:ascii="宋体" w:hAnsi="宋体"/>
+        </w:rPr>
+        <w:t>root@localhost</w:t>
+      </w:r>
+      <w:proofErr w:type="spellEnd"/>
+      <w:r>
+        <w:rPr>
+          <w:rFonts w:ascii="宋体" w:hAnsi="宋体"/>
+        </w:rPr>
+        <w:t xml:space="preserve"> </w:t>
+      </w:r>
+      <w:proofErr w:type="gramStart"/>
+      <w:r>
+        <w:rPr>
+          <w:rFonts w:ascii="宋体" w:hAnsi="宋体"/>
+        </w:rPr>
+        <w:t>~]#</w:t>
+      </w:r>
+      <w:proofErr w:type="gramEnd"/>
+      <w:r>
+        <w:rPr>
+          <w:rFonts w:ascii="宋体" w:hAnsi="宋体"/>
+        </w:rPr>
+        <w:t xml:space="preserve"> yum install docker-ce-18.03.1.ce</w:t>
       </w:r>
     </w:p>
     <w:p>
@@ -314,7 +603,35 @@
         <w:rPr>
           <w:rFonts w:ascii="宋体" w:hAnsi="宋体"/>
         </w:rPr>
-        <w:t>7， 启动Docker，命令：systemctl start docker，然后加入开机启动，如下</w:t>
+        <w:t>7， 启动Docker，命令：</w:t>
+      </w:r>
+      <w:proofErr w:type="spellStart"/>
+      <w:r>
+        <w:rPr>
+          <w:rFonts w:ascii="宋体" w:hAnsi="宋体"/>
+        </w:rPr>
+        <w:t>systemctl</w:t>
+      </w:r>
+      <w:proofErr w:type="spellEnd"/>
+      <w:r>
+        <w:rPr>
+          <w:rFonts w:ascii="宋体" w:hAnsi="宋体"/>
+        </w:rPr>
+        <w:t xml:space="preserve"> start </w:t>
+      </w:r>
+      <w:proofErr w:type="spellStart"/>
+      <w:r>
+        <w:rPr>
+          <w:rFonts w:ascii="宋体" w:hAnsi="宋体"/>
+        </w:rPr>
+        <w:t>docker</w:t>
+      </w:r>
+      <w:proofErr w:type="spellEnd"/>
+      <w:r>
+        <w:rPr>
+          <w:rFonts w:ascii="宋体" w:hAnsi="宋体"/>
+        </w:rPr>
+        <w:t>，然后加入开机启动，如下</w:t>
       </w:r>
     </w:p>
     <w:p>
@@ -328,8 +645,58 @@
         <w:rPr>
           <w:rFonts w:ascii="宋体" w:hAnsi="宋体"/>
         </w:rPr>
-        <w:t>[root@localhost ~]# systemctl start docker</w:t>
-      </w:r>
+        <w:t>[</w:t>
+      </w:r>
+      <w:proofErr w:type="spellStart"/>
+      <w:r>
+        <w:rPr>
+          <w:rFonts w:ascii="宋体" w:hAnsi="宋体"/>
+        </w:rPr>
+        <w:t>root@localhost</w:t>
+      </w:r>
+      <w:proofErr w:type="spellEnd"/>
+      <w:r>
+        <w:rPr>
+          <w:rFonts w:ascii="宋体" w:hAnsi="宋体"/>
+        </w:rPr>
+        <w:t xml:space="preserve"> </w:t>
+      </w:r>
+      <w:proofErr w:type="gramStart"/>
+      <w:r>
+        <w:rPr>
+          <w:rFonts w:ascii="宋体" w:hAnsi="宋体"/>
+        </w:rPr>
+        <w:t>~]#</w:t>
+      </w:r>
+      <w:proofErr w:type="gramEnd"/>
+      <w:r>
+        <w:rPr>
+          <w:rFonts w:ascii="宋体" w:hAnsi="宋体"/>
+        </w:rPr>
+        <w:t xml:space="preserve"> </w:t>
+      </w:r>
+      <w:proofErr w:type="spellStart"/>
+      <w:r>
+        <w:rPr>
+          <w:rFonts w:ascii="宋体" w:hAnsi="宋体"/>
+        </w:rPr>
+        <w:t>systemctl</w:t>
+      </w:r>
+      <w:proofErr w:type="spellEnd"/>
+      <w:r>
+        <w:rPr>
+          <w:rFonts w:ascii="宋体" w:hAnsi="宋体"/>
+        </w:rPr>
+        <w:t xml:space="preserve"> start </w:t>
+      </w:r>
+      <w:proofErr w:type="spellStart"/>
+      <w:r>
+        <w:rPr>
+          <w:rFonts w:ascii="宋体" w:hAnsi="宋体"/>
+        </w:rPr>
+        <w:t>docker</w:t>
+      </w:r>
+      <w:proofErr w:type="spellEnd"/>
     </w:p>
     <w:p>
       <w:pPr>
@@ -342,8 +709,58 @@
         <w:rPr>
           <w:rFonts w:ascii="宋体" w:hAnsi="宋体"/>
         </w:rPr>
-        <w:t>[root@localhost ~]# systemctl enable  docker</w:t>
-      </w:r>
+        <w:t>[</w:t>
+      </w:r>
+      <w:proofErr w:type="spellStart"/>
+      <w:r>
+        <w:rPr>
+          <w:rFonts w:ascii="宋体" w:hAnsi="宋体"/>
+        </w:rPr>
+        <w:t>root@localhost</w:t>
+      </w:r>
+      <w:proofErr w:type="spellEnd"/>
+      <w:r>
+        <w:rPr>
+          <w:rFonts w:ascii="宋体" w:hAnsi="宋体"/>
+        </w:rPr>
+        <w:t xml:space="preserve"> </w:t>
+      </w:r>
+      <w:proofErr w:type="gramStart"/>
+      <w:r>
+        <w:rPr>
+          <w:rFonts w:ascii="宋体" w:hAnsi="宋体"/>
+        </w:rPr>
+        <w:t>~]#</w:t>
+      </w:r>
+      <w:proofErr w:type="gramEnd"/>
+      <w:r>
+        <w:rPr>
+          <w:rFonts w:ascii="宋体" w:hAnsi="宋体"/>
+        </w:rPr>
+        <w:t xml:space="preserve"> </w:t>
+      </w:r>
+      <w:proofErr w:type="spellStart"/>
+      <w:r>
+        <w:rPr>
+          <w:rFonts w:ascii="宋体" w:hAnsi="宋体"/>
+        </w:rPr>
+        <w:t>systemctl</w:t>
+      </w:r>
+      <w:proofErr w:type="spellEnd"/>
+      <w:r>
+        <w:rPr>
+          <w:rFonts w:ascii="宋体" w:hAnsi="宋体"/>
+        </w:rPr>
+        <w:t xml:space="preserve"> enable  </w:t>
+      </w:r>
+      <w:proofErr w:type="spellStart"/>
+      <w:r>
+        <w:rPr>
+          <w:rFonts w:ascii="宋体" w:hAnsi="宋体"/>
+        </w:rPr>
+        <w:t>docker</w:t>
+      </w:r>
+      <w:proofErr w:type="spellEnd"/>
     </w:p>
     <w:p>
       <w:pPr>
@@ -357,7 +774,49 @@
           <w:rFonts w:ascii="宋体" w:hAnsi="宋体"/>
         </w:rPr>
         <w:lastRenderedPageBreak/>
-        <w:t>[root@localhost ~]# docker version</w:t>
+        <w:t>[</w:t>
+      </w:r>
+      <w:proofErr w:type="spellStart"/>
+      <w:r>
+        <w:rPr>
+          <w:rFonts w:ascii="宋体" w:hAnsi="宋体"/>
+        </w:rPr>
+        <w:t>root@localhost</w:t>
+      </w:r>
+      <w:proofErr w:type="spellEnd"/>
+      <w:r>
+        <w:rPr>
+          <w:rFonts w:ascii="宋体" w:hAnsi="宋体"/>
+        </w:rPr>
+        <w:t xml:space="preserve"> </w:t>
+      </w:r>
+      <w:proofErr w:type="gramStart"/>
+      <w:r>
+        <w:rPr>
+          <w:rFonts w:ascii="宋体" w:hAnsi="宋体"/>
+        </w:rPr>
+        <w:t>~]#</w:t>
+      </w:r>
+      <w:proofErr w:type="gramEnd"/>
+      <w:r>
+        <w:rPr>
+          <w:rFonts w:ascii="宋体" w:hAnsi="宋体"/>
+        </w:rPr>
+        <w:t xml:space="preserve"> </w:t>
+      </w:r>
+      <w:proofErr w:type="spellStart"/>
+      <w:r>
+        <w:rPr>
+          <w:rFonts w:ascii="宋体" w:hAnsi="宋体"/>
+        </w:rPr>
+        <w:t>docker</w:t>
+      </w:r>
+      <w:proofErr w:type="spellEnd"/>
+      <w:r>
+        <w:rPr>
+          <w:rFonts w:ascii="宋体" w:hAnsi="宋体"/>
+        </w:rPr>
+        <w:t xml:space="preserve"> version</w:t>
       </w:r>
     </w:p>
     <w:p>
@@ -373,217 +832,393 @@
           <w:rFonts w:ascii="宋体" w:hAnsi="宋体"/>
           <w:shd w:val="clear" w:color="auto" w:fill="FFFFFF"/>
         </w:rPr>
-        <w:t>二、安装docker-compose</w:t>
+        <w:t>二、安装</w:t>
+      </w:r>
+      <w:proofErr w:type="spellStart"/>
+      <w:r>
+        <w:rPr>
+          <w:rFonts w:ascii="宋体" w:hAnsi="宋体"/>
+          <w:shd w:val="clear" w:color="auto" w:fill="FFFFFF"/>
+        </w:rPr>
+        <w:t>docker</w:t>
+      </w:r>
+      <w:proofErr w:type="spellEnd"/>
+      <w:r>
+        <w:rPr>
+          <w:rFonts w:ascii="宋体" w:hAnsi="宋体"/>
+          <w:shd w:val="clear" w:color="auto" w:fill="FFFFFF"/>
+        </w:rPr>
+        <w:t>-compose</w:t>
       </w:r>
     </w:p>
     <w:p>
       <w:pPr>
         <w:ind w:firstLine="480"/>
         <w:rPr>
-          <w:rFonts w:ascii="宋体" w:hAnsi="宋体" w:cs="Arial"/>
-          <w:color w:val="808080" w:themeColor="background1" w:themeShade="80"/>
-          <w:shd w:val="clear" w:color="auto" w:fill="FFFFFF"/>
-        </w:rPr>
-      </w:pPr>
-      <w:r>
-        <w:rPr>
-          <w:rFonts w:ascii="宋体" w:hAnsi="宋体" w:cs="Arial"/>
-          <w:color w:val="808080" w:themeColor="background1" w:themeShade="80"/>
-          <w:shd w:val="clear" w:color="auto" w:fill="FFFFFF"/>
-        </w:rPr>
-        <w:t>（docker-compose 是用来做docker 的多容器控制，是Docker容器进行编排的工具，定义和运行多容器的应用，可以一条命令启动多个容器，使用Docker Compose不再需要使用shell脚本来启动容器。 ）</w:t>
-      </w:r>
-    </w:p>
-    <w:p>
-      <w:pPr>
-        <w:pStyle w:val="a3"/>
-        <w:numPr>
-          <w:ilvl w:val="0"/>
-          <w:numId w:val="3"/>
-        </w:numPr>
-        <w:ind w:left="0" w:firstLine="480"/>
-        <w:rPr>
-          <w:rFonts w:ascii="宋体" w:hAnsi="宋体" w:cs="Arial"/>
-          <w:color w:val="808080" w:themeColor="background1" w:themeShade="80"/>
-          <w:shd w:val="clear" w:color="auto" w:fill="FFFFFF"/>
-        </w:rPr>
-      </w:pPr>
-      <w:r>
-        <w:rPr>
-          <w:rFonts w:ascii="宋体" w:hAnsi="宋体" w:cs="Arial"/>
-          <w:color w:val="808080" w:themeColor="background1" w:themeShade="80"/>
-          <w:shd w:val="clear" w:color="auto" w:fill="FFFFFF"/>
+          <w:rFonts w:ascii="宋体" w:hAnsi="宋体"/>
+        </w:rPr>
+      </w:pPr>
+      <w:r>
+        <w:rPr>
+          <w:rFonts w:ascii="宋体" w:hAnsi="宋体"/>
+        </w:rPr>
+        <w:t>（</w:t>
+      </w:r>
+      <w:proofErr w:type="spellStart"/>
+      <w:r>
+        <w:rPr>
+          <w:rFonts w:ascii="宋体" w:hAnsi="宋体"/>
+        </w:rPr>
+        <w:t>docker</w:t>
+      </w:r>
+      <w:proofErr w:type="spellEnd"/>
+      <w:r>
+        <w:rPr>
+          <w:rFonts w:ascii="宋体" w:hAnsi="宋体"/>
+        </w:rPr>
+        <w:t>-compose 是用来做</w:t>
+      </w:r>
+      <w:proofErr w:type="spellStart"/>
+      <w:r>
+        <w:rPr>
+          <w:rFonts w:ascii="宋体" w:hAnsi="宋体"/>
+        </w:rPr>
+        <w:t>docker</w:t>
+      </w:r>
+      <w:proofErr w:type="spellEnd"/>
+      <w:r>
+        <w:rPr>
+          <w:rFonts w:ascii="宋体" w:hAnsi="宋体"/>
+        </w:rPr>
+        <w:t xml:space="preserve"> 的多容器控制，是Docker容器进行编排的工具，定义和运行多容器的应用，可以一条命令启动多个容器，使用Docker Compose不再需要使用shell脚本来启动容器。 ）</w:t>
+      </w:r>
+    </w:p>
+    <w:p>
+      <w:pPr>
+        <w:ind w:firstLine="480"/>
+        <w:rPr>
+          <w:rFonts w:ascii="宋体" w:hAnsi="宋体"/>
+        </w:rPr>
+      </w:pPr>
+      <w:r>
+        <w:rPr>
+          <w:rFonts w:ascii="宋体" w:hAnsi="宋体"/>
         </w:rPr>
         <w:t>下载安装</w:t>
       </w:r>
       <w:r>
         <w:rPr>
-          <w:rFonts w:ascii="宋体" w:hAnsi="宋体" w:cs="Arial" w:hint="eastAsia"/>
-          <w:color w:val="808080" w:themeColor="background1" w:themeShade="80"/>
-          <w:shd w:val="clear" w:color="auto" w:fill="FFFFFF"/>
+          <w:rFonts w:ascii="宋体" w:hAnsi="宋体" w:hint="eastAsia"/>
         </w:rPr>
         <w:t>（</w:t>
       </w:r>
-      <w:r>
-        <w:rPr>
-          <w:rFonts w:ascii="宋体" w:hAnsi="宋体" w:cs="Arial"/>
-          <w:color w:val="808080" w:themeColor="background1" w:themeShade="80"/>
-          <w:shd w:val="clear" w:color="auto" w:fill="FFFFFF"/>
-        </w:rPr>
-        <w:t>sudo curl -L "https://github.com/docker/compose/releases/download/1.24.1/docker-compose-$(uname -s)-$(uname -m)" -o /usr/local/bin/docker-compose</w:t>
-      </w:r>
-      <w:r>
-        <w:rPr>
-          <w:rFonts w:ascii="宋体" w:hAnsi="宋体" w:cs="Arial" w:hint="eastAsia"/>
-          <w:color w:val="808080" w:themeColor="background1" w:themeShade="80"/>
-          <w:shd w:val="clear" w:color="auto" w:fill="FFFFFF"/>
+      <w:proofErr w:type="spellStart"/>
+      <w:r>
+        <w:rPr>
+          <w:rFonts w:ascii="宋体" w:hAnsi="宋体"/>
+        </w:rPr>
+        <w:t>sudo</w:t>
+      </w:r>
+      <w:proofErr w:type="spellEnd"/>
+      <w:r>
+        <w:rPr>
+          <w:rFonts w:ascii="宋体" w:hAnsi="宋体"/>
+        </w:rPr>
+        <w:t xml:space="preserve"> curl -L "https://github.com/docker/compose/releases/download/1.24.1/docker-compose-$(uname -s)-$(</w:t>
+      </w:r>
+      <w:proofErr w:type="spellStart"/>
+      <w:r>
+        <w:rPr>
+          <w:rFonts w:ascii="宋体" w:hAnsi="宋体"/>
+        </w:rPr>
+        <w:t>uname</w:t>
+      </w:r>
+      <w:proofErr w:type="spellEnd"/>
+      <w:r>
+        <w:rPr>
+          <w:rFonts w:ascii="宋体" w:hAnsi="宋体"/>
+        </w:rPr>
+        <w:t xml:space="preserve"> -m)" -o /</w:t>
+      </w:r>
+      <w:proofErr w:type="spellStart"/>
+      <w:r>
+        <w:rPr>
+          <w:rFonts w:ascii="宋体" w:hAnsi="宋体"/>
+        </w:rPr>
+        <w:t>usr</w:t>
+      </w:r>
+      <w:proofErr w:type="spellEnd"/>
+      <w:r>
+        <w:rPr>
+          <w:rFonts w:ascii="宋体" w:hAnsi="宋体"/>
+        </w:rPr>
+        <w:t>/local/bin/</w:t>
+      </w:r>
+      <w:proofErr w:type="spellStart"/>
+      <w:r>
+        <w:rPr>
+          <w:rFonts w:ascii="宋体" w:hAnsi="宋体"/>
+        </w:rPr>
+        <w:t>docker</w:t>
+      </w:r>
+      <w:proofErr w:type="spellEnd"/>
+      <w:r>
+        <w:rPr>
+          <w:rFonts w:ascii="宋体" w:hAnsi="宋体"/>
+        </w:rPr>
+        <w:t>-compose</w:t>
+      </w:r>
+      <w:r>
+        <w:rPr>
+          <w:rFonts w:ascii="宋体" w:hAnsi="宋体" w:hint="eastAsia"/>
         </w:rPr>
         <w:t>）</w:t>
       </w:r>
     </w:p>
     <w:p>
       <w:pPr>
-        <w:pStyle w:val="a3"/>
-        <w:numPr>
-          <w:ilvl w:val="0"/>
-          <w:numId w:val="3"/>
-        </w:numPr>
-        <w:ind w:left="0" w:firstLine="480"/>
-        <w:rPr>
-          <w:rFonts w:ascii="宋体" w:hAnsi="宋体" w:cs="Arial"/>
-          <w:color w:val="808080" w:themeColor="background1" w:themeShade="80"/>
-          <w:shd w:val="clear" w:color="auto" w:fill="FFFFFF"/>
-        </w:rPr>
-      </w:pPr>
-      <w:r>
-        <w:rPr>
-          <w:rFonts w:ascii="宋体" w:hAnsi="宋体" w:cs="Arial"/>
-          <w:color w:val="808080" w:themeColor="background1" w:themeShade="80"/>
-          <w:shd w:val="clear" w:color="auto" w:fill="FFFFFF"/>
+        <w:ind w:firstLine="480"/>
+        <w:rPr>
+          <w:rFonts w:ascii="宋体" w:hAnsi="宋体"/>
+        </w:rPr>
+      </w:pPr>
+      <w:r>
+        <w:rPr>
+          <w:rFonts w:ascii="宋体" w:hAnsi="宋体"/>
         </w:rPr>
         <w:t>将可执行权限应用于二进制文件：</w:t>
       </w:r>
     </w:p>
     <w:p>
       <w:pPr>
-        <w:pStyle w:val="a3"/>
-        <w:ind w:left="480" w:firstLineChars="0" w:firstLine="360"/>
-        <w:rPr>
-          <w:rFonts w:ascii="宋体" w:hAnsi="宋体" w:cs="Arial"/>
-          <w:color w:val="808080" w:themeColor="background1" w:themeShade="80"/>
-          <w:shd w:val="clear" w:color="auto" w:fill="FFFFFF"/>
-        </w:rPr>
-      </w:pPr>
-      <w:r>
-        <w:rPr>
-          <w:rFonts w:ascii="宋体" w:hAnsi="宋体" w:cs="Arial"/>
-          <w:color w:val="808080" w:themeColor="background1" w:themeShade="80"/>
-          <w:shd w:val="clear" w:color="auto" w:fill="FFFFFF"/>
-        </w:rPr>
-        <w:t>$ sudo chmod +x /usr/local/bin/docker-compose</w:t>
-      </w:r>
-    </w:p>
-    <w:p>
-      <w:pPr>
-        <w:pStyle w:val="a3"/>
-        <w:numPr>
-          <w:ilvl w:val="0"/>
-          <w:numId w:val="3"/>
-        </w:numPr>
-        <w:ind w:left="0" w:firstLine="480"/>
-        <w:rPr>
-          <w:rFonts w:ascii="宋体" w:hAnsi="宋体" w:cs="Arial"/>
-          <w:color w:val="808080" w:themeColor="background1" w:themeShade="80"/>
-          <w:shd w:val="clear" w:color="auto" w:fill="FFFFFF"/>
-        </w:rPr>
-      </w:pPr>
-      <w:r>
-        <w:rPr>
-          <w:rFonts w:ascii="宋体" w:hAnsi="宋体" w:cs="Arial"/>
-          <w:color w:val="808080" w:themeColor="background1" w:themeShade="80"/>
-          <w:shd w:val="clear" w:color="auto" w:fill="FFFFFF"/>
+        <w:ind w:firstLine="480"/>
+        <w:rPr>
+          <w:rFonts w:ascii="宋体" w:hAnsi="宋体"/>
+        </w:rPr>
+      </w:pPr>
+      <w:r>
+        <w:rPr>
+          <w:rFonts w:ascii="宋体" w:hAnsi="宋体"/>
+        </w:rPr>
+        <w:t xml:space="preserve">$ </w:t>
+      </w:r>
+      <w:proofErr w:type="spellStart"/>
+      <w:r>
+        <w:rPr>
+          <w:rFonts w:ascii="宋体" w:hAnsi="宋体"/>
+        </w:rPr>
+        <w:t>sudo</w:t>
+      </w:r>
+      <w:proofErr w:type="spellEnd"/>
+      <w:r>
+        <w:rPr>
+          <w:rFonts w:ascii="宋体" w:hAnsi="宋体"/>
+        </w:rPr>
+        <w:t xml:space="preserve"> </w:t>
+      </w:r>
+      <w:proofErr w:type="spellStart"/>
+      <w:r>
+        <w:rPr>
+          <w:rFonts w:ascii="宋体" w:hAnsi="宋体"/>
+        </w:rPr>
+        <w:t>chmod</w:t>
+      </w:r>
+      <w:proofErr w:type="spellEnd"/>
+      <w:r>
+        <w:rPr>
+          <w:rFonts w:ascii="宋体" w:hAnsi="宋体"/>
+        </w:rPr>
+        <w:t xml:space="preserve"> +x /</w:t>
+      </w:r>
+      <w:proofErr w:type="spellStart"/>
+      <w:r>
+        <w:rPr>
+          <w:rFonts w:ascii="宋体" w:hAnsi="宋体"/>
+        </w:rPr>
+        <w:t>usr</w:t>
+      </w:r>
+      <w:proofErr w:type="spellEnd"/>
+      <w:r>
+        <w:rPr>
+          <w:rFonts w:ascii="宋体" w:hAnsi="宋体"/>
+        </w:rPr>
+        <w:t>/local/bin/</w:t>
+      </w:r>
+      <w:proofErr w:type="spellStart"/>
+      <w:r>
+        <w:rPr>
+          <w:rFonts w:ascii="宋体" w:hAnsi="宋体"/>
+        </w:rPr>
+        <w:t>docker</w:t>
+      </w:r>
+      <w:proofErr w:type="spellEnd"/>
+      <w:r>
+        <w:rPr>
+          <w:rFonts w:ascii="宋体" w:hAnsi="宋体"/>
+        </w:rPr>
+        <w:t>-compose</w:t>
+      </w:r>
+    </w:p>
+    <w:p>
+      <w:pPr>
+        <w:ind w:firstLine="480"/>
+        <w:rPr>
+          <w:rFonts w:ascii="宋体" w:hAnsi="宋体"/>
+        </w:rPr>
+      </w:pPr>
+      <w:r>
+        <w:rPr>
+          <w:rFonts w:ascii="宋体" w:hAnsi="宋体"/>
         </w:rPr>
         <w:t>创建软链：</w:t>
       </w:r>
     </w:p>
     <w:p>
       <w:pPr>
-        <w:pStyle w:val="a3"/>
-        <w:ind w:left="480" w:firstLineChars="0" w:firstLine="360"/>
-        <w:rPr>
-          <w:rFonts w:ascii="宋体" w:hAnsi="宋体" w:cs="Arial"/>
-          <w:color w:val="808080" w:themeColor="background1" w:themeShade="80"/>
-          <w:shd w:val="clear" w:color="auto" w:fill="FFFFFF"/>
-        </w:rPr>
-      </w:pPr>
-      <w:r>
-        <w:rPr>
-          <w:rFonts w:ascii="宋体" w:hAnsi="宋体" w:cs="Arial"/>
-          <w:color w:val="808080" w:themeColor="background1" w:themeShade="80"/>
-          <w:shd w:val="clear" w:color="auto" w:fill="FFFFFF"/>
-        </w:rPr>
-        <w:t>$ sudo ln -s /usr/local/bin/docker-compose /usr/bin/docker-compose</w:t>
-      </w:r>
-    </w:p>
-    <w:p>
-      <w:pPr>
-        <w:pStyle w:val="a3"/>
-        <w:numPr>
-          <w:ilvl w:val="0"/>
-          <w:numId w:val="3"/>
-        </w:numPr>
-        <w:ind w:left="0" w:firstLine="480"/>
-        <w:rPr>
-          <w:rFonts w:ascii="宋体" w:hAnsi="宋体" w:cs="Arial"/>
-          <w:color w:val="808080" w:themeColor="background1" w:themeShade="80"/>
-          <w:shd w:val="clear" w:color="auto" w:fill="FFFFFF"/>
-        </w:rPr>
-      </w:pPr>
-      <w:r>
-        <w:rPr>
-          <w:rFonts w:ascii="宋体" w:hAnsi="宋体" w:cs="Arial"/>
-          <w:color w:val="808080" w:themeColor="background1" w:themeShade="80"/>
-          <w:shd w:val="clear" w:color="auto" w:fill="FFFFFF"/>
+        <w:ind w:firstLine="480"/>
+        <w:rPr>
+          <w:rFonts w:ascii="宋体" w:hAnsi="宋体"/>
+        </w:rPr>
+      </w:pPr>
+      <w:r>
+        <w:rPr>
+          <w:rFonts w:ascii="宋体" w:hAnsi="宋体"/>
+        </w:rPr>
+        <w:t xml:space="preserve">$ </w:t>
+      </w:r>
+      <w:proofErr w:type="spellStart"/>
+      <w:r>
+        <w:rPr>
+          <w:rFonts w:ascii="宋体" w:hAnsi="宋体"/>
+        </w:rPr>
+        <w:t>sudo</w:t>
+      </w:r>
+      <w:proofErr w:type="spellEnd"/>
+      <w:r>
+        <w:rPr>
+          <w:rFonts w:ascii="宋体" w:hAnsi="宋体"/>
+        </w:rPr>
+        <w:t xml:space="preserve"> ln -s /</w:t>
+      </w:r>
+      <w:proofErr w:type="spellStart"/>
+      <w:r>
+        <w:rPr>
+          <w:rFonts w:ascii="宋体" w:hAnsi="宋体"/>
+        </w:rPr>
+        <w:t>usr</w:t>
+      </w:r>
+      <w:proofErr w:type="spellEnd"/>
+      <w:r>
+        <w:rPr>
+          <w:rFonts w:ascii="宋体" w:hAnsi="宋体"/>
+        </w:rPr>
+        <w:t>/local/bin/</w:t>
+      </w:r>
+      <w:proofErr w:type="spellStart"/>
+      <w:r>
+        <w:rPr>
+          <w:rFonts w:ascii="宋体" w:hAnsi="宋体"/>
+        </w:rPr>
+        <w:t>docker</w:t>
+      </w:r>
+      <w:proofErr w:type="spellEnd"/>
+      <w:r>
+        <w:rPr>
+          <w:rFonts w:ascii="宋体" w:hAnsi="宋体"/>
+        </w:rPr>
+        <w:t>-compose /</w:t>
+      </w:r>
+      <w:proofErr w:type="spellStart"/>
+      <w:r>
+        <w:rPr>
+          <w:rFonts w:ascii="宋体" w:hAnsi="宋体"/>
+        </w:rPr>
+        <w:t>usr</w:t>
+      </w:r>
+      <w:proofErr w:type="spellEnd"/>
+      <w:r>
+        <w:rPr>
+          <w:rFonts w:ascii="宋体" w:hAnsi="宋体"/>
+        </w:rPr>
+        <w:t>/bin/</w:t>
+      </w:r>
+      <w:proofErr w:type="spellStart"/>
+      <w:r>
+        <w:rPr>
+          <w:rFonts w:ascii="宋体" w:hAnsi="宋体"/>
+        </w:rPr>
+        <w:t>docker</w:t>
+      </w:r>
+      <w:proofErr w:type="spellEnd"/>
+      <w:r>
+        <w:rPr>
+          <w:rFonts w:ascii="宋体" w:hAnsi="宋体"/>
+        </w:rPr>
+        <w:t>-compose</w:t>
+      </w:r>
+    </w:p>
+    <w:p>
+      <w:pPr>
+        <w:ind w:firstLine="480"/>
+        <w:rPr>
+          <w:rFonts w:ascii="宋体" w:hAnsi="宋体"/>
+        </w:rPr>
+      </w:pPr>
+      <w:r>
+        <w:rPr>
+          <w:rFonts w:ascii="宋体" w:hAnsi="宋体"/>
         </w:rPr>
         <w:t>测试是否安装成功：</w:t>
       </w:r>
     </w:p>
     <w:p>
       <w:pPr>
-        <w:pStyle w:val="a3"/>
-        <w:ind w:left="480" w:firstLineChars="0" w:firstLine="360"/>
-        <w:rPr>
-          <w:rFonts w:ascii="宋体" w:hAnsi="宋体" w:cs="Arial"/>
-          <w:color w:val="808080" w:themeColor="background1" w:themeShade="80"/>
-          <w:shd w:val="clear" w:color="auto" w:fill="FFFFFF"/>
-        </w:rPr>
-      </w:pPr>
-      <w:r>
-        <w:rPr>
-          <w:rFonts w:ascii="宋体" w:hAnsi="宋体" w:cs="Arial"/>
-          <w:color w:val="808080" w:themeColor="background1" w:themeShade="80"/>
-          <w:shd w:val="clear" w:color="auto" w:fill="FFFFFF"/>
-        </w:rPr>
-        <w:t>$ docker-compose --version</w:t>
-      </w:r>
-    </w:p>
-    <w:p>
-      <w:pPr>
-        <w:pStyle w:val="a3"/>
-        <w:ind w:left="480" w:firstLineChars="0" w:firstLine="360"/>
-        <w:rPr>
-          <w:rFonts w:ascii="宋体" w:hAnsi="宋体" w:cs="Arial"/>
-          <w:color w:val="808080" w:themeColor="background1" w:themeShade="80"/>
-          <w:shd w:val="clear" w:color="auto" w:fill="FFFFFF"/>
-        </w:rPr>
-      </w:pPr>
-      <w:r>
-        <w:rPr>
-          <w:rFonts w:ascii="宋体" w:hAnsi="宋体" w:cs="Arial"/>
-          <w:color w:val="808080" w:themeColor="background1" w:themeShade="80"/>
-          <w:shd w:val="clear" w:color="auto" w:fill="FFFFFF"/>
-        </w:rPr>
-        <w:t>cker-compose version 1.24.1, build 4667896b</w:t>
+        <w:ind w:firstLine="480"/>
+        <w:rPr>
+          <w:rFonts w:ascii="宋体" w:hAnsi="宋体"/>
+        </w:rPr>
+      </w:pPr>
+      <w:r>
+        <w:rPr>
+          <w:rFonts w:ascii="宋体" w:hAnsi="宋体"/>
+        </w:rPr>
+        <w:t xml:space="preserve">$ </w:t>
+      </w:r>
+      <w:proofErr w:type="spellStart"/>
+      <w:r>
+        <w:rPr>
+          <w:rFonts w:ascii="宋体" w:hAnsi="宋体"/>
+        </w:rPr>
+        <w:t>docker</w:t>
+      </w:r>
+      <w:proofErr w:type="spellEnd"/>
+      <w:r>
+        <w:rPr>
+          <w:rFonts w:ascii="宋体" w:hAnsi="宋体"/>
+        </w:rPr>
+        <w:t>-compose --version</w:t>
+      </w:r>
+    </w:p>
+    <w:p>
+      <w:pPr>
+        <w:ind w:firstLine="480"/>
+        <w:rPr>
+          <w:rFonts w:ascii="宋体" w:hAnsi="宋体"/>
+        </w:rPr>
+      </w:pPr>
+      <w:proofErr w:type="spellStart"/>
+      <w:r>
+        <w:rPr>
+          <w:rFonts w:ascii="宋体" w:hAnsi="宋体"/>
+        </w:rPr>
+        <w:t>cker</w:t>
+      </w:r>
+      <w:proofErr w:type="spellEnd"/>
+      <w:r>
+        <w:rPr>
+          <w:rFonts w:ascii="宋体" w:hAnsi="宋体"/>
+        </w:rPr>
+        <w:t>-compose version 1.24.1, build 4667896b</w:t>
       </w:r>
     </w:p>
     <w:p>
@@ -603,7 +1238,23 @@
           <w:rFonts w:ascii="宋体" w:hAnsi="宋体"/>
           <w:shd w:val="clear" w:color="auto" w:fill="FFFFFF"/>
         </w:rPr>
-        <w:t>安装docker-compose</w:t>
+        <w:t>安装</w:t>
+      </w:r>
+      <w:proofErr w:type="spellStart"/>
+      <w:r>
+        <w:rPr>
+          <w:rFonts w:ascii="宋体" w:hAnsi="宋体"/>
+          <w:shd w:val="clear" w:color="auto" w:fill="FFFFFF"/>
+        </w:rPr>
+        <w:t>docker</w:t>
+      </w:r>
+      <w:proofErr w:type="spellEnd"/>
+      <w:r>
+        <w:rPr>
+          <w:rFonts w:ascii="宋体" w:hAnsi="宋体"/>
+          <w:shd w:val="clear" w:color="auto" w:fill="FFFFFF"/>
+        </w:rPr>
+        <w:t>-compose</w:t>
       </w:r>
     </w:p>
     <w:p>
@@ -619,8 +1270,16 @@
         <w:rPr>
           <w:rFonts w:ascii="宋体" w:eastAsia="宋体" w:hAnsi="宋体"/>
         </w:rPr>
-        <w:t>1.1.1 安装epel</w:t>
-      </w:r>
+        <w:t>1.1.1 安装</w:t>
+      </w:r>
+      <w:proofErr w:type="spellStart"/>
+      <w:r>
+        <w:rPr>
+          <w:rFonts w:ascii="宋体" w:eastAsia="宋体" w:hAnsi="宋体"/>
+        </w:rPr>
+        <w:t>epel</w:t>
+      </w:r>
+      <w:proofErr w:type="spellEnd"/>
     </w:p>
     <w:p>
       <w:pPr>
@@ -633,7 +1292,49 @@
         <w:rPr>
           <w:rFonts w:ascii="宋体" w:hAnsi="宋体"/>
         </w:rPr>
-        <w:t>[root@localhost ~]# yum install epel-release -y</w:t>
+        <w:t>[</w:t>
+      </w:r>
+      <w:proofErr w:type="spellStart"/>
+      <w:r>
+        <w:rPr>
+          <w:rFonts w:ascii="宋体" w:hAnsi="宋体"/>
+        </w:rPr>
+        <w:t>root@localhost</w:t>
+      </w:r>
+      <w:proofErr w:type="spellEnd"/>
+      <w:r>
+        <w:rPr>
+          <w:rFonts w:ascii="宋体" w:hAnsi="宋体"/>
+        </w:rPr>
+        <w:t xml:space="preserve"> </w:t>
+      </w:r>
+      <w:proofErr w:type="gramStart"/>
+      <w:r>
+        <w:rPr>
+          <w:rFonts w:ascii="宋体" w:hAnsi="宋体"/>
+        </w:rPr>
+        <w:t>~]#</w:t>
+      </w:r>
+      <w:proofErr w:type="gramEnd"/>
+      <w:r>
+        <w:rPr>
+          <w:rFonts w:ascii="宋体" w:hAnsi="宋体"/>
+        </w:rPr>
+        <w:t xml:space="preserve"> yum install </w:t>
+      </w:r>
+      <w:proofErr w:type="spellStart"/>
+      <w:r>
+        <w:rPr>
+          <w:rFonts w:ascii="宋体" w:hAnsi="宋体"/>
+        </w:rPr>
+        <w:t>epel</w:t>
+      </w:r>
+      <w:proofErr w:type="spellEnd"/>
+      <w:r>
+        <w:rPr>
+          <w:rFonts w:ascii="宋体" w:hAnsi="宋体"/>
+        </w:rPr>
+        <w:t>-release -y</w:t>
       </w:r>
     </w:p>
     <w:p>
@@ -743,7 +1444,63 @@
           <w:rFonts w:ascii="宋体" w:hAnsi="宋体"/>
         </w:rPr>
         <w:lastRenderedPageBreak/>
-        <w:t>python-backports.x86_64 0:1.0-8.el7 python-backports-ssl_match_hostname.noarch 0:3.5.0.1-1.el7 python-ipaddress.noarch 0:1.0.16-2.el7 python-setuptools.noarch 0:0.9.8-7.el7</w:t>
+        <w:t xml:space="preserve">python-backports.x86_64 </w:t>
+      </w:r>
+      <w:proofErr w:type="gramStart"/>
+      <w:r>
+        <w:rPr>
+          <w:rFonts w:ascii="宋体" w:hAnsi="宋体"/>
+        </w:rPr>
+        <w:t>0:1.0-8.el7</w:t>
+      </w:r>
+      <w:proofErr w:type="gramEnd"/>
+      <w:r>
+        <w:rPr>
+          <w:rFonts w:ascii="宋体" w:hAnsi="宋体"/>
+        </w:rPr>
+        <w:t xml:space="preserve"> python-backports-</w:t>
+      </w:r>
+      <w:proofErr w:type="spellStart"/>
+      <w:r>
+        <w:rPr>
+          <w:rFonts w:ascii="宋体" w:hAnsi="宋体"/>
+        </w:rPr>
+        <w:t>ssl_match_hostname.noarch</w:t>
+      </w:r>
+      <w:proofErr w:type="spellEnd"/>
+      <w:r>
+        <w:rPr>
+          <w:rFonts w:ascii="宋体" w:hAnsi="宋体"/>
+        </w:rPr>
+        <w:t xml:space="preserve"> 0:3.5.0.1-1.el7 python-</w:t>
+      </w:r>
+      <w:proofErr w:type="spellStart"/>
+      <w:r>
+        <w:rPr>
+          <w:rFonts w:ascii="宋体" w:hAnsi="宋体"/>
+        </w:rPr>
+        <w:t>ipaddress.noarch</w:t>
+      </w:r>
+      <w:proofErr w:type="spellEnd"/>
+      <w:r>
+        <w:rPr>
+          <w:rFonts w:ascii="宋体" w:hAnsi="宋体"/>
+        </w:rPr>
+        <w:t xml:space="preserve"> 0:1.0.16-2.el7 python-</w:t>
+      </w:r>
+      <w:proofErr w:type="spellStart"/>
+      <w:r>
+        <w:rPr>
+          <w:rFonts w:ascii="宋体" w:hAnsi="宋体"/>
+        </w:rPr>
+        <w:t>setuptools.noarch</w:t>
+      </w:r>
+      <w:proofErr w:type="spellEnd"/>
+      <w:r>
+        <w:rPr>
+          <w:rFonts w:ascii="宋体" w:hAnsi="宋体"/>
+        </w:rPr>
+        <w:t xml:space="preserve"> 0:0.9.8-7.el7</w:t>
       </w:r>
     </w:p>
     <w:p>
@@ -778,7 +1535,15 @@
           <w:color w:val="4D4D4D"/>
           <w:shd w:val="clear" w:color="auto" w:fill="FFFFFF"/>
         </w:rPr>
-        <w:t>pip –version</w:t>
+        <w:t>pip -</w:t>
+      </w:r>
+      <w:r>
+        <w:rPr>
+          <w:rFonts w:ascii="宋体" w:hAnsi="宋体" w:cs="Arial"/>
+          <w:color w:val="4D4D4D"/>
+          <w:shd w:val="clear" w:color="auto" w:fill="FFFFFF"/>
+        </w:rPr>
+        <w:t>version</w:t>
       </w:r>
     </w:p>
     <w:p>
@@ -833,7 +1598,23 @@
           <w:rFonts w:ascii="宋体" w:hAnsi="宋体"/>
           <w:shd w:val="clear" w:color="auto" w:fill="FFFFFF"/>
         </w:rPr>
-        <w:t>安装docker-compose</w:t>
+        <w:t>安装</w:t>
+      </w:r>
+      <w:proofErr w:type="spellStart"/>
+      <w:r>
+        <w:rPr>
+          <w:rFonts w:ascii="宋体" w:hAnsi="宋体"/>
+          <w:shd w:val="clear" w:color="auto" w:fill="FFFFFF"/>
+        </w:rPr>
+        <w:t>docker</w:t>
+      </w:r>
+      <w:proofErr w:type="spellEnd"/>
+      <w:r>
+        <w:rPr>
+          <w:rFonts w:ascii="宋体" w:hAnsi="宋体"/>
+          <w:shd w:val="clear" w:color="auto" w:fill="FFFFFF"/>
+        </w:rPr>
+        <w:t>-compose</w:t>
       </w:r>
     </w:p>
     <w:p>
@@ -852,7 +1633,25 @@
           <w:color w:val="4D4D4D"/>
           <w:shd w:val="clear" w:color="auto" w:fill="FFFFFF"/>
         </w:rPr>
-        <w:t>pip install docker-compose</w:t>
+        <w:t xml:space="preserve">pip install </w:t>
+      </w:r>
+      <w:proofErr w:type="spellStart"/>
+      <w:r>
+        <w:rPr>
+          <w:rFonts w:ascii="宋体" w:hAnsi="宋体" w:cs="Arial"/>
+          <w:color w:val="4D4D4D"/>
+          <w:shd w:val="clear" w:color="auto" w:fill="FFFFFF"/>
+        </w:rPr>
+        <w:t>docker</w:t>
+      </w:r>
+      <w:proofErr w:type="spellEnd"/>
+      <w:r>
+        <w:rPr>
+          <w:rFonts w:ascii="宋体" w:hAnsi="宋体" w:cs="Arial"/>
+          <w:color w:val="4D4D4D"/>
+          <w:shd w:val="clear" w:color="auto" w:fill="FFFFFF"/>
+        </w:rPr>
+        <w:t>-compose</w:t>
       </w:r>
     </w:p>
     <w:p>
@@ -926,7 +1725,55 @@
           <w:rFonts w:ascii="宋体" w:hAnsi="宋体"/>
           <w:color w:val="808080" w:themeColor="background1" w:themeShade="80"/>
         </w:rPr>
-        <w:t>[root@localhost ~]# wget https://storage.googleapis.com/harbor-releases/harbor-offline-installer-v1.6.1.tgz</w:t>
+        <w:t>[</w:t>
+      </w:r>
+      <w:proofErr w:type="spellStart"/>
+      <w:r>
+        <w:rPr>
+          <w:rFonts w:ascii="宋体" w:hAnsi="宋体"/>
+          <w:color w:val="808080" w:themeColor="background1" w:themeShade="80"/>
+        </w:rPr>
+        <w:t>root@localhost</w:t>
+      </w:r>
+      <w:proofErr w:type="spellEnd"/>
+      <w:r>
+        <w:rPr>
+          <w:rFonts w:ascii="宋体" w:hAnsi="宋体"/>
+          <w:color w:val="808080" w:themeColor="background1" w:themeShade="80"/>
+        </w:rPr>
+        <w:t xml:space="preserve"> </w:t>
+      </w:r>
+      <w:proofErr w:type="gramStart"/>
+      <w:r>
+        <w:rPr>
+          <w:rFonts w:ascii="宋体" w:hAnsi="宋体"/>
+          <w:color w:val="808080" w:themeColor="background1" w:themeShade="80"/>
+        </w:rPr>
+        <w:t>~]#</w:t>
+      </w:r>
+      <w:proofErr w:type="gramEnd"/>
+      <w:r>
+        <w:rPr>
+          <w:rFonts w:ascii="宋体" w:hAnsi="宋体"/>
+          <w:color w:val="808080" w:themeColor="background1" w:themeShade="80"/>
+        </w:rPr>
+        <w:t xml:space="preserve"> </w:t>
+      </w:r>
+      <w:proofErr w:type="spellStart"/>
+      <w:r>
+        <w:rPr>
+          <w:rFonts w:ascii="宋体" w:hAnsi="宋体"/>
+          <w:color w:val="808080" w:themeColor="background1" w:themeShade="80"/>
+        </w:rPr>
+        <w:t>wget</w:t>
+      </w:r>
+      <w:proofErr w:type="spellEnd"/>
+      <w:r>
+        <w:rPr>
+          <w:rFonts w:ascii="宋体" w:hAnsi="宋体"/>
+          <w:color w:val="808080" w:themeColor="background1" w:themeShade="80"/>
+        </w:rPr>
+        <w:t xml:space="preserve"> https://storage.googleapis.com/harbor-releases/harbor-offline-installer-v1.6.1.tgz</w:t>
       </w:r>
     </w:p>
     <w:p>
@@ -942,7 +1789,55 @@
           <w:rFonts w:ascii="宋体" w:hAnsi="宋体"/>
           <w:color w:val="808080" w:themeColor="background1" w:themeShade="80"/>
         </w:rPr>
-        <w:t>[root@localhost ~]# tar xvf harbor-offline-installer-v1.6.1.tgz</w:t>
+        <w:t>[</w:t>
+      </w:r>
+      <w:proofErr w:type="spellStart"/>
+      <w:r>
+        <w:rPr>
+          <w:rFonts w:ascii="宋体" w:hAnsi="宋体"/>
+          <w:color w:val="808080" w:themeColor="background1" w:themeShade="80"/>
+        </w:rPr>
+        <w:t>root@localhost</w:t>
+      </w:r>
+      <w:proofErr w:type="spellEnd"/>
+      <w:r>
+        <w:rPr>
+          <w:rFonts w:ascii="宋体" w:hAnsi="宋体"/>
+          <w:color w:val="808080" w:themeColor="background1" w:themeShade="80"/>
+        </w:rPr>
+        <w:t xml:space="preserve"> </w:t>
+      </w:r>
+      <w:proofErr w:type="gramStart"/>
+      <w:r>
+        <w:rPr>
+          <w:rFonts w:ascii="宋体" w:hAnsi="宋体"/>
+          <w:color w:val="808080" w:themeColor="background1" w:themeShade="80"/>
+        </w:rPr>
+        <w:t>~]#</w:t>
+      </w:r>
+      <w:proofErr w:type="gramEnd"/>
+      <w:r>
+        <w:rPr>
+          <w:rFonts w:ascii="宋体" w:hAnsi="宋体"/>
+          <w:color w:val="808080" w:themeColor="background1" w:themeShade="80"/>
+        </w:rPr>
+        <w:t xml:space="preserve"> tar </w:t>
+      </w:r>
+      <w:proofErr w:type="spellStart"/>
+      <w:r>
+        <w:rPr>
+          <w:rFonts w:ascii="宋体" w:hAnsi="宋体"/>
+          <w:color w:val="808080" w:themeColor="background1" w:themeShade="80"/>
+        </w:rPr>
+        <w:t>xvf</w:t>
+      </w:r>
+      <w:proofErr w:type="spellEnd"/>
+      <w:r>
+        <w:rPr>
+          <w:rFonts w:ascii="宋体" w:hAnsi="宋体"/>
+          <w:color w:val="808080" w:themeColor="background1" w:themeShade="80"/>
+        </w:rPr>
+        <w:t xml:space="preserve"> harbor-offline-installer-v1.6.1.tgz</w:t>
       </w:r>
     </w:p>
     <w:p>
@@ -958,8 +1853,17 @@
           <w:rFonts w:ascii="宋体" w:hAnsi="宋体"/>
           <w:shd w:val="clear" w:color="auto" w:fill="FFFFFF"/>
         </w:rPr>
-        <w:t>2. 配置harbor目录下的harbor.cfg</w:t>
-      </w:r>
+        <w:t>2. 配置harbor目录下的</w:t>
+      </w:r>
+      <w:proofErr w:type="spellStart"/>
+      <w:r>
+        <w:rPr>
+          <w:rFonts w:ascii="宋体" w:hAnsi="宋体"/>
+          <w:shd w:val="clear" w:color="auto" w:fill="FFFFFF"/>
+        </w:rPr>
+        <w:t>harbor.cfg</w:t>
+      </w:r>
+      <w:proofErr w:type="spellEnd"/>
     </w:p>
     <w:p>
       <w:pPr>
@@ -976,8 +1880,54 @@
           <w:color w:val="4D4D4D"/>
           <w:shd w:val="clear" w:color="auto" w:fill="FFFFFF"/>
         </w:rPr>
-        <w:t>[root@localhost harbor]# vi harbor.cfg</w:t>
-      </w:r>
+        <w:t>[</w:t>
+      </w:r>
+      <w:proofErr w:type="spellStart"/>
+      <w:r>
+        <w:rPr>
+          <w:rFonts w:ascii="宋体" w:hAnsi="宋体" w:cs="Arial"/>
+          <w:color w:val="4D4D4D"/>
+          <w:shd w:val="clear" w:color="auto" w:fill="FFFFFF"/>
+        </w:rPr>
+        <w:t>root@localhost</w:t>
+      </w:r>
+      <w:proofErr w:type="spellEnd"/>
+      <w:r>
+        <w:rPr>
+          <w:rFonts w:ascii="宋体" w:hAnsi="宋体" w:cs="Arial"/>
+          <w:color w:val="4D4D4D"/>
+          <w:shd w:val="clear" w:color="auto" w:fill="FFFFFF"/>
+        </w:rPr>
+        <w:t xml:space="preserve"> </w:t>
+      </w:r>
+      <w:proofErr w:type="gramStart"/>
+      <w:r>
+        <w:rPr>
+          <w:rFonts w:ascii="宋体" w:hAnsi="宋体" w:cs="Arial"/>
+          <w:color w:val="4D4D4D"/>
+          <w:shd w:val="clear" w:color="auto" w:fill="FFFFFF"/>
+        </w:rPr>
+        <w:t>harbor]#</w:t>
+      </w:r>
+      <w:proofErr w:type="gramEnd"/>
+      <w:r>
+        <w:rPr>
+          <w:rFonts w:ascii="宋体" w:hAnsi="宋体" w:cs="Arial"/>
+          <w:color w:val="4D4D4D"/>
+          <w:shd w:val="clear" w:color="auto" w:fill="FFFFFF"/>
+        </w:rPr>
+        <w:t xml:space="preserve"> vi </w:t>
+      </w:r>
+      <w:proofErr w:type="spellStart"/>
+      <w:r>
+        <w:rPr>
+          <w:rFonts w:ascii="宋体" w:hAnsi="宋体" w:cs="Arial"/>
+          <w:color w:val="4D4D4D"/>
+          <w:shd w:val="clear" w:color="auto" w:fill="FFFFFF"/>
+        </w:rPr>
+        <w:t>harbor.cfg</w:t>
+      </w:r>
+      <w:proofErr w:type="spellEnd"/>
     </w:p>
     <w:p>
       <w:pPr>
@@ -1020,7 +1970,25 @@
           <w:color w:val="4D4D4D"/>
           <w:shd w:val="clear" w:color="auto" w:fill="FFFFFF"/>
         </w:rPr>
-        <w:t>（本机ip）</w:t>
+        <w:t>（本机</w:t>
+      </w:r>
+      <w:proofErr w:type="spellStart"/>
+      <w:r>
+        <w:rPr>
+          <w:rFonts w:ascii="宋体" w:hAnsi="宋体" w:cs="Arial" w:hint="eastAsia"/>
+          <w:color w:val="4D4D4D"/>
+          <w:shd w:val="clear" w:color="auto" w:fill="FFFFFF"/>
+        </w:rPr>
+        <w:t>ip</w:t>
+      </w:r>
+      <w:proofErr w:type="spellEnd"/>
+      <w:r>
+        <w:rPr>
+          <w:rFonts w:ascii="宋体" w:hAnsi="宋体" w:cs="Arial" w:hint="eastAsia"/>
+          <w:color w:val="4D4D4D"/>
+          <w:shd w:val="clear" w:color="auto" w:fill="FFFFFF"/>
+        </w:rPr>
+        <w:t>）</w:t>
       </w:r>
     </w:p>
     <w:p>
@@ -1076,7 +2044,39 @@
           <w:rFonts w:cs="Arial"/>
           <w:color w:val="4D4D4D"/>
         </w:rPr>
-        <w:t>[root@localhost harbor]# ./install.sh</w:t>
+        <w:t>[</w:t>
+      </w:r>
+      <w:proofErr w:type="spellStart"/>
+      <w:r>
+        <w:rPr>
+          <w:rFonts w:cs="Arial"/>
+          <w:color w:val="4D4D4D"/>
+        </w:rPr>
+        <w:t>root@localhost</w:t>
+      </w:r>
+      <w:proofErr w:type="spellEnd"/>
+      <w:r>
+        <w:rPr>
+          <w:rFonts w:cs="Arial"/>
+          <w:color w:val="4D4D4D"/>
+        </w:rPr>
+        <w:t xml:space="preserve"> </w:t>
+      </w:r>
+      <w:proofErr w:type="gramStart"/>
+      <w:r>
+        <w:rPr>
+          <w:rFonts w:cs="Arial"/>
+          <w:color w:val="4D4D4D"/>
+        </w:rPr>
+        <w:t>harbor]#</w:t>
+      </w:r>
+      <w:proofErr w:type="gramEnd"/>
+      <w:r>
+        <w:rPr>
+          <w:rFonts w:cs="Arial"/>
+          <w:color w:val="4D4D4D"/>
+        </w:rPr>
+        <w:t xml:space="preserve"> ./install.sh</w:t>
       </w:r>
     </w:p>
     <w:p>
@@ -1111,7 +2111,61 @@
           <w:color w:val="4D4D4D"/>
           <w:shd w:val="clear" w:color="auto" w:fill="FFFFFF"/>
         </w:rPr>
-        <w:t>[root@localhost harbor]# docker images</w:t>
+        <w:t>[</w:t>
+      </w:r>
+      <w:proofErr w:type="spellStart"/>
+      <w:r>
+        <w:rPr>
+          <w:rFonts w:ascii="宋体" w:hAnsi="宋体" w:cs="Arial"/>
+          <w:color w:val="4D4D4D"/>
+          <w:shd w:val="clear" w:color="auto" w:fill="FFFFFF"/>
+        </w:rPr>
+        <w:t>root@localhost</w:t>
+      </w:r>
+      <w:proofErr w:type="spellEnd"/>
+      <w:r>
+        <w:rPr>
+          <w:rFonts w:ascii="宋体" w:hAnsi="宋体" w:cs="Arial"/>
+          <w:color w:val="4D4D4D"/>
+          <w:shd w:val="clear" w:color="auto" w:fill="FFFFFF"/>
+        </w:rPr>
+        <w:t xml:space="preserve"> </w:t>
+      </w:r>
+      <w:proofErr w:type="gramStart"/>
+      <w:r>
+        <w:rPr>
+          <w:rFonts w:ascii="宋体" w:hAnsi="宋体" w:cs="Arial"/>
+          <w:color w:val="4D4D4D"/>
+          <w:shd w:val="clear" w:color="auto" w:fill="FFFFFF"/>
+        </w:rPr>
+        <w:t>harbor]#</w:t>
+      </w:r>
+      <w:proofErr w:type="gramEnd"/>
+      <w:r>
+        <w:rPr>
+          <w:rFonts w:ascii="宋体" w:hAnsi="宋体" w:cs="Arial"/>
+          <w:color w:val="4D4D4D"/>
+          <w:shd w:val="clear" w:color="auto" w:fill="FFFFFF"/>
+        </w:rPr>
+        <w:t xml:space="preserve"> </w:t>
+      </w:r>
+      <w:proofErr w:type="spellStart"/>
+      <w:r>
+        <w:rPr>
+          <w:rFonts w:ascii="宋体" w:hAnsi="宋体" w:cs="Arial"/>
+          <w:color w:val="4D4D4D"/>
+          <w:shd w:val="clear" w:color="auto" w:fill="FFFFFF"/>
+        </w:rPr>
+        <w:t>docker</w:t>
+      </w:r>
+      <w:proofErr w:type="spellEnd"/>
+      <w:r>
+        <w:rPr>
+          <w:rFonts w:ascii="宋体" w:hAnsi="宋体" w:cs="Arial"/>
+          <w:color w:val="4D4D4D"/>
+          <w:shd w:val="clear" w:color="auto" w:fill="FFFFFF"/>
+        </w:rPr>
+        <w:t xml:space="preserve"> images</w:t>
       </w:r>
     </w:p>
     <w:p>
@@ -1129,8 +2183,72 @@
           <w:color w:val="4D4D4D"/>
           <w:shd w:val="clear" w:color="auto" w:fill="FFFFFF"/>
         </w:rPr>
-        <w:t>[root@localhost harbor]# docker-compose ps</w:t>
-      </w:r>
+        <w:t>[</w:t>
+      </w:r>
+      <w:proofErr w:type="spellStart"/>
+      <w:r>
+        <w:rPr>
+          <w:rFonts w:ascii="宋体" w:hAnsi="宋体" w:cs="Arial"/>
+          <w:color w:val="4D4D4D"/>
+          <w:shd w:val="clear" w:color="auto" w:fill="FFFFFF"/>
+        </w:rPr>
+        <w:t>root@localhost</w:t>
+      </w:r>
+      <w:proofErr w:type="spellEnd"/>
+      <w:r>
+        <w:rPr>
+          <w:rFonts w:ascii="宋体" w:hAnsi="宋体" w:cs="Arial"/>
+          <w:color w:val="4D4D4D"/>
+          <w:shd w:val="clear" w:color="auto" w:fill="FFFFFF"/>
+        </w:rPr>
+        <w:t xml:space="preserve"> </w:t>
+      </w:r>
+      <w:proofErr w:type="gramStart"/>
+      <w:r>
+        <w:rPr>
+          <w:rFonts w:ascii="宋体" w:hAnsi="宋体" w:cs="Arial"/>
+          <w:color w:val="4D4D4D"/>
+          <w:shd w:val="clear" w:color="auto" w:fill="FFFFFF"/>
+        </w:rPr>
+        <w:t>harbor]#</w:t>
+      </w:r>
+      <w:proofErr w:type="gramEnd"/>
+      <w:r>
+        <w:rPr>
+          <w:rFonts w:ascii="宋体" w:hAnsi="宋体" w:cs="Arial"/>
+          <w:color w:val="4D4D4D"/>
+          <w:shd w:val="clear" w:color="auto" w:fill="FFFFFF"/>
+        </w:rPr>
+        <w:t xml:space="preserve"> </w:t>
+      </w:r>
+      <w:proofErr w:type="spellStart"/>
+      <w:r>
+        <w:rPr>
+          <w:rFonts w:ascii="宋体" w:hAnsi="宋体" w:cs="Arial"/>
+          <w:color w:val="4D4D4D"/>
+          <w:shd w:val="clear" w:color="auto" w:fill="FFFFFF"/>
+        </w:rPr>
+        <w:t>docker</w:t>
+      </w:r>
+      <w:proofErr w:type="spellEnd"/>
+      <w:r>
+        <w:rPr>
+          <w:rFonts w:ascii="宋体" w:hAnsi="宋体" w:cs="Arial"/>
+          <w:color w:val="4D4D4D"/>
+          <w:shd w:val="clear" w:color="auto" w:fill="FFFFFF"/>
+        </w:rPr>
+        <w:t xml:space="preserve">-compose </w:t>
+      </w:r>
+      <w:proofErr w:type="spellStart"/>
+      <w:r>
+        <w:rPr>
+          <w:rFonts w:ascii="宋体" w:hAnsi="宋体" w:cs="Arial"/>
+          <w:color w:val="4D4D4D"/>
+          <w:shd w:val="clear" w:color="auto" w:fill="FFFFFF"/>
+        </w:rPr>
+        <w:t>ps</w:t>
+      </w:r>
+      <w:proofErr w:type="spellEnd"/>
     </w:p>
     <w:p>
       <w:pPr>
@@ -1163,7 +2281,43 @@
           <w:color w:val="4D4D4D"/>
           <w:shd w:val="clear" w:color="auto" w:fill="FFFFFF"/>
         </w:rPr>
-        <w:t>启动完成后，我们访问刚设置的hostname即可 192.168.15.131，默认是80端口，如果端口占用，我们可以去修改docker-compose.yml文件中，对应服务的端口映射。</w:t>
+        <w:t>启动完成后，我们访问</w:t>
+      </w:r>
+      <w:proofErr w:type="gramStart"/>
+      <w:r>
+        <w:rPr>
+          <w:rFonts w:ascii="宋体" w:hAnsi="宋体" w:cs="Arial"/>
+          <w:color w:val="4D4D4D"/>
+          <w:shd w:val="clear" w:color="auto" w:fill="FFFFFF"/>
+        </w:rPr>
+        <w:t>刚设置</w:t>
+      </w:r>
+      <w:proofErr w:type="gramEnd"/>
+      <w:r>
+        <w:rPr>
+          <w:rFonts w:ascii="宋体" w:hAnsi="宋体" w:cs="Arial"/>
+          <w:color w:val="4D4D4D"/>
+          <w:shd w:val="clear" w:color="auto" w:fill="FFFFFF"/>
+        </w:rPr>
+        <w:t>的hostname即可 192.168.15.131，默认是80端口，如果端口占用，我们可以去修改</w:t>
+      </w:r>
+      <w:proofErr w:type="spellStart"/>
+      <w:r>
+        <w:rPr>
+          <w:rFonts w:ascii="宋体" w:hAnsi="宋体" w:cs="Arial"/>
+          <w:color w:val="4D4D4D"/>
+          <w:shd w:val="clear" w:color="auto" w:fill="FFFFFF"/>
+        </w:rPr>
+        <w:t>docker-compose.yml</w:t>
+      </w:r>
+      <w:proofErr w:type="spellEnd"/>
+      <w:r>
+        <w:rPr>
+          <w:rFonts w:ascii="宋体" w:hAnsi="宋体" w:cs="Arial"/>
+          <w:color w:val="4D4D4D"/>
+          <w:shd w:val="clear" w:color="auto" w:fill="FFFFFF"/>
+        </w:rPr>
+        <w:t>文件中，对应服务的端口映射。</w:t>
       </w:r>
       <w:r>
         <w:rPr>
@@ -1285,8 +2439,225 @@
           <w:kern w:val="0"/>
           <w:szCs w:val="24"/>
         </w:rPr>
-        <w:t>从另一台装有docker环境的客户端主机登录到Harbor仓库，</w:t>
-      </w:r>
+        <w:t>从另一台装有</w:t>
+      </w:r>
+      <w:proofErr w:type="spellStart"/>
+      <w:r>
+        <w:rPr>
+          <w:rFonts w:ascii="宋体" w:hAnsi="宋体" w:cs="Arial"/>
+          <w:color w:val="4D4D4D"/>
+          <w:kern w:val="0"/>
+          <w:szCs w:val="24"/>
+        </w:rPr>
+        <w:t>docker</w:t>
+      </w:r>
+      <w:proofErr w:type="spellEnd"/>
+      <w:r>
+        <w:rPr>
+          <w:rFonts w:ascii="宋体" w:hAnsi="宋体" w:cs="Arial"/>
+          <w:color w:val="4D4D4D"/>
+          <w:kern w:val="0"/>
+          <w:szCs w:val="24"/>
+        </w:rPr>
+        <w:t>环境的客户端主机登录到Harbor仓库，</w:t>
+      </w:r>
+    </w:p>
+    <w:p>
+      <w:pPr>
+        <w:widowControl/>
+        <w:shd w:val="clear" w:color="auto" w:fill="FFFFFF"/>
+        <w:spacing w:after="240" w:line="240" w:lineRule="auto"/>
+        <w:ind w:firstLineChars="0" w:firstLine="0"/>
+        <w:rPr>
+          <w:rFonts w:ascii="宋体" w:hAnsi="宋体" w:cs="Arial"/>
+          <w:color w:val="4D4D4D"/>
+          <w:kern w:val="0"/>
+          <w:szCs w:val="24"/>
+        </w:rPr>
+      </w:pPr>
+      <w:r>
+        <w:rPr>
+          <w:rFonts w:ascii="宋体" w:hAnsi="宋体" w:cs="Arial" w:hint="eastAsia"/>
+          <w:color w:val="4D4D4D"/>
+          <w:kern w:val="0"/>
+          <w:szCs w:val="24"/>
+        </w:rPr>
+        <w:t>首先在/</w:t>
+      </w:r>
+      <w:proofErr w:type="spellStart"/>
+      <w:r>
+        <w:rPr>
+          <w:rFonts w:ascii="宋体" w:hAnsi="宋体" w:cs="Arial"/>
+          <w:color w:val="4D4D4D"/>
+          <w:kern w:val="0"/>
+          <w:szCs w:val="24"/>
+        </w:rPr>
+        <w:t>etc</w:t>
+      </w:r>
+      <w:proofErr w:type="spellEnd"/>
+      <w:r>
+        <w:rPr>
+          <w:rFonts w:ascii="宋体" w:hAnsi="宋体" w:cs="Arial"/>
+          <w:color w:val="4D4D4D"/>
+          <w:kern w:val="0"/>
+          <w:szCs w:val="24"/>
+        </w:rPr>
+        <w:t>/</w:t>
+      </w:r>
+      <w:proofErr w:type="spellStart"/>
+      <w:r>
+        <w:rPr>
+          <w:rFonts w:ascii="宋体" w:hAnsi="宋体" w:cs="Arial"/>
+          <w:color w:val="4D4D4D"/>
+          <w:kern w:val="0"/>
+          <w:szCs w:val="24"/>
+        </w:rPr>
+        <w:t>docker</w:t>
+      </w:r>
+      <w:proofErr w:type="spellEnd"/>
+      <w:r>
+        <w:rPr>
+          <w:rFonts w:ascii="宋体" w:hAnsi="宋体" w:cs="Arial" w:hint="eastAsia"/>
+          <w:color w:val="4D4D4D"/>
+          <w:kern w:val="0"/>
+          <w:szCs w:val="24"/>
+        </w:rPr>
+        <w:t>下新建一个名为</w:t>
+      </w:r>
+      <w:proofErr w:type="spellStart"/>
+      <w:r>
+        <w:rPr>
+          <w:rFonts w:ascii="宋体" w:hAnsi="宋体" w:cs="Arial"/>
+          <w:color w:val="4D4D4D"/>
+          <w:kern w:val="0"/>
+          <w:szCs w:val="24"/>
+        </w:rPr>
+        <w:t>daemon.json</w:t>
+      </w:r>
+      <w:proofErr w:type="spellEnd"/>
+      <w:r>
+        <w:rPr>
+          <w:rFonts w:ascii="宋体" w:hAnsi="宋体" w:cs="Arial" w:hint="eastAsia"/>
+          <w:color w:val="4D4D4D"/>
+          <w:kern w:val="0"/>
+          <w:szCs w:val="24"/>
+        </w:rPr>
+        <w:t>的文件内容如下：</w:t>
+      </w:r>
+    </w:p>
+    <w:p>
+      <w:pPr>
+        <w:widowControl/>
+        <w:shd w:val="clear" w:color="auto" w:fill="FFFFFF"/>
+        <w:spacing w:after="240" w:line="240" w:lineRule="auto"/>
+        <w:ind w:firstLineChars="0" w:firstLine="0"/>
+        <w:rPr>
+          <w:rFonts w:ascii="宋体" w:hAnsi="宋体" w:cs="Arial"/>
+          <w:color w:val="4D4D4D"/>
+          <w:kern w:val="0"/>
+          <w:szCs w:val="24"/>
+        </w:rPr>
+      </w:pPr>
+      <w:r>
+        <w:rPr>
+          <w:rFonts w:ascii="宋体" w:hAnsi="宋体" w:cs="Arial"/>
+          <w:color w:val="4D4D4D"/>
+          <w:kern w:val="0"/>
+          <w:szCs w:val="24"/>
+        </w:rPr>
+        <w:t>{</w:t>
+      </w:r>
+    </w:p>
+    <w:p>
+      <w:pPr>
+        <w:widowControl/>
+        <w:shd w:val="clear" w:color="auto" w:fill="FFFFFF"/>
+        <w:spacing w:after="240" w:line="240" w:lineRule="auto"/>
+        <w:ind w:firstLineChars="0" w:firstLine="0"/>
+        <w:rPr>
+          <w:rFonts w:ascii="宋体" w:hAnsi="宋体" w:cs="Arial"/>
+          <w:color w:val="4D4D4D"/>
+          <w:kern w:val="0"/>
+          <w:szCs w:val="24"/>
+        </w:rPr>
+      </w:pPr>
+      <w:r>
+        <w:rPr>
+          <w:rFonts w:ascii="宋体" w:hAnsi="宋体" w:cs="Arial"/>
+          <w:color w:val="4D4D4D"/>
+          <w:kern w:val="0"/>
+          <w:szCs w:val="24"/>
+        </w:rPr>
+        <w:t xml:space="preserve"> "insecure-registries</w:t>
+      </w:r>
+      <w:proofErr w:type="gramStart"/>
+      <w:r>
+        <w:rPr>
+          <w:rFonts w:ascii="宋体" w:hAnsi="宋体" w:cs="Arial"/>
+          <w:color w:val="4D4D4D"/>
+          <w:kern w:val="0"/>
+          <w:szCs w:val="24"/>
+        </w:rPr>
+        <w:t>":[</w:t>
+      </w:r>
+      <w:proofErr w:type="gramEnd"/>
+      <w:r>
+        <w:rPr>
+          <w:rFonts w:ascii="宋体" w:hAnsi="宋体" w:cs="Arial"/>
+          <w:color w:val="4D4D4D"/>
+          <w:kern w:val="0"/>
+          <w:szCs w:val="24"/>
+        </w:rPr>
+        <w:t>"192.168.37.111"]</w:t>
+      </w:r>
+    </w:p>
+    <w:p>
+      <w:pPr>
+        <w:widowControl/>
+        <w:shd w:val="clear" w:color="auto" w:fill="FFFFFF"/>
+        <w:spacing w:after="240" w:line="240" w:lineRule="auto"/>
+        <w:ind w:firstLineChars="0" w:firstLine="0"/>
+        <w:rPr>
+          <w:rFonts w:ascii="宋体" w:hAnsi="宋体" w:cs="Arial"/>
+          <w:color w:val="4D4D4D"/>
+          <w:kern w:val="0"/>
+          <w:szCs w:val="24"/>
+        </w:rPr>
+      </w:pPr>
+      <w:r>
+        <w:rPr>
+          <w:rFonts w:ascii="宋体" w:hAnsi="宋体" w:cs="Arial"/>
+          <w:color w:val="4D4D4D"/>
+          <w:kern w:val="0"/>
+          <w:szCs w:val="24"/>
+        </w:rPr>
+        <w:t>}</w:t>
+      </w:r>
+    </w:p>
+    <w:p>
+      <w:pPr>
+        <w:widowControl/>
+        <w:shd w:val="clear" w:color="auto" w:fill="FFFFFF"/>
+        <w:spacing w:after="240" w:line="240" w:lineRule="auto"/>
+        <w:ind w:firstLineChars="0" w:firstLine="0"/>
+        <w:rPr>
+          <w:rFonts w:ascii="宋体" w:hAnsi="宋体" w:cs="Arial" w:hint="eastAsia"/>
+          <w:color w:val="4D4D4D"/>
+          <w:kern w:val="0"/>
+          <w:szCs w:val="24"/>
+        </w:rPr>
+      </w:pPr>
+      <w:r>
+        <w:rPr>
+          <w:rFonts w:ascii="宋体" w:hAnsi="宋体" w:cs="Arial" w:hint="eastAsia"/>
+          <w:color w:val="4D4D4D"/>
+          <w:kern w:val="0"/>
+          <w:szCs w:val="24"/>
+        </w:rPr>
+        <w:t>指向harbor的ip</w:t>
+      </w:r>
+      <w:bookmarkStart w:id="0" w:name="_GoBack"/>
+      <w:bookmarkEnd w:id="0"/>
     </w:p>
     <w:p>
       <w:pPr>
@@ -1308,7 +2679,67 @@
           <w:kern w:val="0"/>
           <w:szCs w:val="24"/>
         </w:rPr>
-        <w:t>[root@localhost ~]# docker login 192.168.15.131</w:t>
+        <w:t>[</w:t>
+      </w:r>
+      <w:proofErr w:type="spellStart"/>
+      <w:r>
+        <w:rPr>
+          <w:rFonts w:ascii="宋体" w:hAnsi="宋体" w:cs="Arial"/>
+          <w:color w:val="4D4D4D"/>
+          <w:kern w:val="0"/>
+          <w:szCs w:val="24"/>
+        </w:rPr>
+        <w:t>root@localhost</w:t>
+      </w:r>
+      <w:proofErr w:type="spellEnd"/>
+      <w:r>
+        <w:rPr>
+          <w:rFonts w:ascii="宋体" w:hAnsi="宋体" w:cs="Arial"/>
+          <w:color w:val="4D4D4D"/>
+          <w:kern w:val="0"/>
+          <w:szCs w:val="24"/>
+        </w:rPr>
+        <w:t xml:space="preserve"> </w:t>
+      </w:r>
+      <w:proofErr w:type="gramStart"/>
+      <w:r>
+        <w:rPr>
+          <w:rFonts w:ascii="宋体" w:hAnsi="宋体" w:cs="Arial"/>
+          <w:color w:val="4D4D4D"/>
+          <w:kern w:val="0"/>
+          <w:szCs w:val="24"/>
+        </w:rPr>
+        <w:t>~]#</w:t>
+      </w:r>
+      <w:proofErr w:type="gramEnd"/>
+      <w:r>
+        <w:rPr>
+          <w:rFonts w:ascii="宋体" w:hAnsi="宋体" w:cs="Arial"/>
+          <w:color w:val="4D4D4D"/>
+          <w:kern w:val="0"/>
+          <w:szCs w:val="24"/>
+        </w:rPr>
+        <w:t xml:space="preserve"> </w:t>
+      </w:r>
+      <w:proofErr w:type="spellStart"/>
+      <w:r>
+        <w:rPr>
+          <w:rFonts w:ascii="宋体" w:hAnsi="宋体" w:cs="Arial"/>
+          <w:color w:val="4D4D4D"/>
+          <w:kern w:val="0"/>
+          <w:szCs w:val="24"/>
+        </w:rPr>
+        <w:t>docker</w:t>
+      </w:r>
+      <w:proofErr w:type="spellEnd"/>
+      <w:r>
+        <w:rPr>
+          <w:rFonts w:ascii="宋体" w:hAnsi="宋体" w:cs="Arial"/>
+          <w:color w:val="4D4D4D"/>
+          <w:kern w:val="0"/>
+          <w:szCs w:val="24"/>
+        </w:rPr>
+        <w:t xml:space="preserve"> login 192.168.15.131</w:t>
       </w:r>
     </w:p>
     <w:p>
@@ -1345,12 +2776,14 @@
         </w:rPr>
         <w:t>（也可以直接</w:t>
       </w:r>
+      <w:proofErr w:type="spellStart"/>
       <w:r>
         <w:rPr>
           <w:rFonts w:hint="eastAsia"/>
         </w:rPr>
         <w:t>github</w:t>
       </w:r>
+      <w:proofErr w:type="spellEnd"/>
       <w:r>
         <w:rPr>
           <w:rFonts w:hint="eastAsia"/>
@@ -1396,7 +2829,25 @@
           <w:color w:val="4D4D4D"/>
           <w:shd w:val="clear" w:color="auto" w:fill="FFFFFF"/>
         </w:rPr>
-        <w:t>第一步：将tomcat及JDK 复制到指定目录 /docker/</w:t>
+        <w:t>第一步：将tomcat及JDK 复制到指定目录 /</w:t>
+      </w:r>
+      <w:proofErr w:type="spellStart"/>
+      <w:r>
+        <w:rPr>
+          <w:rFonts w:ascii="宋体" w:hAnsi="宋体" w:cs="Arial"/>
+          <w:color w:val="4D4D4D"/>
+          <w:shd w:val="clear" w:color="auto" w:fill="FFFFFF"/>
+        </w:rPr>
+        <w:t>docker</w:t>
+      </w:r>
+      <w:proofErr w:type="spellEnd"/>
+      <w:r>
+        <w:rPr>
+          <w:rFonts w:ascii="宋体" w:hAnsi="宋体" w:cs="Arial"/>
+          <w:color w:val="4D4D4D"/>
+          <w:shd w:val="clear" w:color="auto" w:fill="FFFFFF"/>
+        </w:rPr>
+        <w:t>/</w:t>
       </w:r>
     </w:p>
     <w:p>
@@ -1414,7 +2865,25 @@
           <w:color w:val="4D4D4D"/>
           <w:shd w:val="clear" w:color="auto" w:fill="FFFFFF"/>
         </w:rPr>
-        <w:t>第二步：在该目录下编写Dockerfile文件，进行添加进行文件内容</w:t>
+        <w:t>第二步：在该目录下编写</w:t>
+      </w:r>
+      <w:proofErr w:type="spellStart"/>
+      <w:r>
+        <w:rPr>
+          <w:rFonts w:ascii="宋体" w:hAnsi="宋体" w:cs="Arial"/>
+          <w:color w:val="4D4D4D"/>
+          <w:shd w:val="clear" w:color="auto" w:fill="FFFFFF"/>
+        </w:rPr>
+        <w:t>Dockerfile</w:t>
+      </w:r>
+      <w:proofErr w:type="spellEnd"/>
+      <w:r>
+        <w:rPr>
+          <w:rFonts w:ascii="宋体" w:hAnsi="宋体" w:cs="Arial"/>
+          <w:color w:val="4D4D4D"/>
+          <w:shd w:val="clear" w:color="auto" w:fill="FFFFFF"/>
+        </w:rPr>
+        <w:t>文件，进行添加进行文件内容</w:t>
       </w:r>
       <w:r>
         <w:rPr>
@@ -1436,6 +2905,7 @@
           <w:shd w:val="clear" w:color="auto" w:fill="FFFFFF"/>
         </w:rPr>
       </w:pPr>
+      <w:proofErr w:type="spellStart"/>
       <w:r>
         <w:rPr>
           <w:rFonts w:ascii="宋体" w:hAnsi="宋体" w:cs="Arial"/>
@@ -1454,7 +2924,40 @@
           <w:szCs w:val="20"/>
           <w:shd w:val="clear" w:color="auto" w:fill="FFFFFF"/>
         </w:rPr>
-        <w:t>Docker入门与实践之 Dockerfile 语法详解地址如下：</w:t>
+        <w:t>Docker</w:t>
+      </w:r>
+      <w:proofErr w:type="spellEnd"/>
+      <w:r>
+        <w:rPr>
+          <w:rFonts w:ascii="宋体" w:hAnsi="宋体" w:cs="Arial" w:hint="eastAsia"/>
+          <w:color w:val="808080" w:themeColor="background1" w:themeShade="80"/>
+          <w:sz w:val="21"/>
+          <w:szCs w:val="20"/>
+          <w:shd w:val="clear" w:color="auto" w:fill="FFFFFF"/>
+        </w:rPr>
+        <w:t xml:space="preserve">入门与实践之 </w:t>
+      </w:r>
+      <w:proofErr w:type="spellStart"/>
+      <w:r>
+        <w:rPr>
+          <w:rFonts w:ascii="宋体" w:hAnsi="宋体" w:cs="Arial" w:hint="eastAsia"/>
+          <w:color w:val="808080" w:themeColor="background1" w:themeShade="80"/>
+          <w:sz w:val="21"/>
+          <w:szCs w:val="20"/>
+          <w:shd w:val="clear" w:color="auto" w:fill="FFFFFF"/>
+        </w:rPr>
+        <w:t>Dockerfile</w:t>
+      </w:r>
+      <w:proofErr w:type="spellEnd"/>
+      <w:r>
+        <w:rPr>
+          <w:rFonts w:ascii="宋体" w:hAnsi="宋体" w:cs="Arial" w:hint="eastAsia"/>
+          <w:color w:val="808080" w:themeColor="background1" w:themeShade="80"/>
+          <w:sz w:val="21"/>
+          <w:szCs w:val="20"/>
+          <w:shd w:val="clear" w:color="auto" w:fill="FFFFFF"/>
+        </w:rPr>
+        <w:t xml:space="preserve"> 语法详解地址如下：</w:t>
       </w:r>
     </w:p>
     <w:p>
@@ -1499,7 +3002,27 @@
           <w:kern w:val="0"/>
           <w:szCs w:val="24"/>
         </w:rPr>
-        <w:t>第三步：编译Dockerfile文件</w:t>
+        <w:t>第三步：编译</w:t>
+      </w:r>
+      <w:proofErr w:type="spellStart"/>
+      <w:r>
+        <w:rPr>
+          <w:rFonts w:ascii="宋体" w:hAnsi="宋体" w:cs="Arial"/>
+          <w:color w:val="4D4D4D"/>
+          <w:kern w:val="0"/>
+          <w:szCs w:val="24"/>
+        </w:rPr>
+        <w:t>Dockerfile</w:t>
+      </w:r>
+      <w:proofErr w:type="spellEnd"/>
+      <w:r>
+        <w:rPr>
+          <w:rFonts w:ascii="宋体" w:hAnsi="宋体" w:cs="Arial"/>
+          <w:color w:val="4D4D4D"/>
+          <w:kern w:val="0"/>
+          <w:szCs w:val="24"/>
+        </w:rPr>
+        <w:t>文件</w:t>
       </w:r>
     </w:p>
     <w:p>
@@ -1515,15 +3038,38 @@
           <w:szCs w:val="24"/>
         </w:rPr>
       </w:pPr>
-      <w:r>
-        <w:rPr>
-          <w:rFonts w:ascii="宋体" w:hAnsi="宋体" w:cs="Arial"/>
-          <w:color w:val="4D4D4D"/>
-          <w:kern w:val="0"/>
-          <w:szCs w:val="24"/>
-        </w:rPr>
-        <w:t>docker build -t tomcat .</w:t>
-      </w:r>
+      <w:proofErr w:type="spellStart"/>
+      <w:r>
+        <w:rPr>
+          <w:rFonts w:ascii="宋体" w:hAnsi="宋体" w:cs="Arial"/>
+          <w:color w:val="4D4D4D"/>
+          <w:kern w:val="0"/>
+          <w:szCs w:val="24"/>
+        </w:rPr>
+        <w:lastRenderedPageBreak/>
+        <w:t>docker</w:t>
+      </w:r>
+      <w:proofErr w:type="spellEnd"/>
+      <w:r>
+        <w:rPr>
+          <w:rFonts w:ascii="宋体" w:hAnsi="宋体" w:cs="Arial"/>
+          <w:color w:val="4D4D4D"/>
+          <w:kern w:val="0"/>
+          <w:szCs w:val="24"/>
+        </w:rPr>
+        <w:t xml:space="preserve"> build -t </w:t>
+      </w:r>
+      <w:proofErr w:type="gramStart"/>
+      <w:r>
+        <w:rPr>
+          <w:rFonts w:ascii="宋体" w:hAnsi="宋体" w:cs="Arial"/>
+          <w:color w:val="4D4D4D"/>
+          <w:kern w:val="0"/>
+          <w:szCs w:val="24"/>
+        </w:rPr>
+        <w:t>tomcat .</w:t>
+      </w:r>
+      <w:proofErr w:type="gramEnd"/>
     </w:p>
     <w:p>
       <w:pPr>
@@ -1547,7 +3093,29 @@
           <w:sz w:val="20"/>
           <w:szCs w:val="20"/>
         </w:rPr>
-        <w:t>build ：表示编译Dockerfile文件</w:t>
+        <w:t>build ：表示编译</w:t>
+      </w:r>
+      <w:proofErr w:type="spellStart"/>
+      <w:r>
+        <w:rPr>
+          <w:rFonts w:ascii="宋体" w:hAnsi="宋体" w:cs="Arial"/>
+          <w:color w:val="808080" w:themeColor="background1" w:themeShade="80"/>
+          <w:kern w:val="0"/>
+          <w:sz w:val="20"/>
+          <w:szCs w:val="20"/>
+        </w:rPr>
+        <w:t>Dockerfile</w:t>
+      </w:r>
+      <w:proofErr w:type="spellEnd"/>
+      <w:r>
+        <w:rPr>
+          <w:rFonts w:ascii="宋体" w:hAnsi="宋体" w:cs="Arial"/>
+          <w:color w:val="808080" w:themeColor="background1" w:themeShade="80"/>
+          <w:kern w:val="0"/>
+          <w:sz w:val="20"/>
+          <w:szCs w:val="20"/>
+        </w:rPr>
+        <w:t>文件</w:t>
       </w:r>
     </w:p>
     <w:p>
@@ -1589,6 +3157,7 @@
           <w:szCs w:val="20"/>
         </w:rPr>
       </w:pPr>
+      <w:proofErr w:type="gramStart"/>
       <w:r>
         <w:rPr>
           <w:rFonts w:ascii="宋体" w:hAnsi="宋体" w:cs="Arial"/>
@@ -1597,7 +3166,18 @@
           <w:sz w:val="20"/>
           <w:szCs w:val="20"/>
         </w:rPr>
-        <w:t>. : 一定要记住点 . 表示当前目录</w:t>
+        <w:t>. :</w:t>
+      </w:r>
+      <w:proofErr w:type="gramEnd"/>
+      <w:r>
+        <w:rPr>
+          <w:rFonts w:ascii="宋体" w:hAnsi="宋体" w:cs="Arial"/>
+          <w:color w:val="808080" w:themeColor="background1" w:themeShade="80"/>
+          <w:kern w:val="0"/>
+          <w:sz w:val="20"/>
+          <w:szCs w:val="20"/>
+        </w:rPr>
+        <w:t xml:space="preserve"> 一定要记住点 . 表示当前目录</w:t>
       </w:r>
       <w:r>
         <w:rPr>
@@ -1646,15 +3226,25 @@
           <w:szCs w:val="24"/>
         </w:rPr>
       </w:pPr>
-      <w:r>
-        <w:rPr>
-          <w:rFonts w:ascii="宋体" w:hAnsi="宋体" w:cs="Arial"/>
-          <w:color w:val="4D4D4D"/>
-          <w:kern w:val="0"/>
-          <w:szCs w:val="24"/>
-        </w:rPr>
-        <w:lastRenderedPageBreak/>
-        <w:t>docker images</w:t>
+      <w:proofErr w:type="spellStart"/>
+      <w:r>
+        <w:rPr>
+          <w:rFonts w:ascii="宋体" w:hAnsi="宋体" w:cs="Arial"/>
+          <w:color w:val="4D4D4D"/>
+          <w:kern w:val="0"/>
+          <w:szCs w:val="24"/>
+        </w:rPr>
+        <w:t>docker</w:t>
+      </w:r>
+      <w:proofErr w:type="spellEnd"/>
+      <w:r>
+        <w:rPr>
+          <w:rFonts w:ascii="宋体" w:hAnsi="宋体" w:cs="Arial"/>
+          <w:color w:val="4D4D4D"/>
+          <w:kern w:val="0"/>
+          <w:szCs w:val="24"/>
+        </w:rPr>
+        <w:t xml:space="preserve"> images</w:t>
       </w:r>
     </w:p>
     <w:p>
@@ -1693,14 +3283,45 @@
           <w:szCs w:val="24"/>
         </w:rPr>
       </w:pPr>
-      <w:r>
-        <w:rPr>
-          <w:rFonts w:ascii="宋体" w:hAnsi="宋体" w:cs="Arial"/>
-          <w:color w:val="4D4D4D"/>
-          <w:kern w:val="0"/>
-          <w:szCs w:val="24"/>
-        </w:rPr>
-        <w:t>docker create --name item_tomcat -p 8080:8080 tomcat</w:t>
+      <w:proofErr w:type="spellStart"/>
+      <w:r>
+        <w:rPr>
+          <w:rFonts w:ascii="宋体" w:hAnsi="宋体" w:cs="Arial"/>
+          <w:color w:val="4D4D4D"/>
+          <w:kern w:val="0"/>
+          <w:szCs w:val="24"/>
+        </w:rPr>
+        <w:t>docker</w:t>
+      </w:r>
+      <w:proofErr w:type="spellEnd"/>
+      <w:r>
+        <w:rPr>
+          <w:rFonts w:ascii="宋体" w:hAnsi="宋体" w:cs="Arial"/>
+          <w:color w:val="4D4D4D"/>
+          <w:kern w:val="0"/>
+          <w:szCs w:val="24"/>
+        </w:rPr>
+        <w:t xml:space="preserve"> create --name </w:t>
+      </w:r>
+      <w:proofErr w:type="spellStart"/>
+      <w:r>
+        <w:rPr>
+          <w:rFonts w:ascii="宋体" w:hAnsi="宋体" w:cs="Arial"/>
+          <w:color w:val="4D4D4D"/>
+          <w:kern w:val="0"/>
+          <w:szCs w:val="24"/>
+        </w:rPr>
+        <w:t>item_tomcat</w:t>
+      </w:r>
+      <w:proofErr w:type="spellEnd"/>
+      <w:r>
+        <w:rPr>
+          <w:rFonts w:ascii="宋体" w:hAnsi="宋体" w:cs="Arial"/>
+          <w:color w:val="4D4D4D"/>
+          <w:kern w:val="0"/>
+          <w:szCs w:val="24"/>
+        </w:rPr>
+        <w:t xml:space="preserve"> -p 8080:8080 tomcat</w:t>
       </w:r>
     </w:p>
     <w:p>
@@ -1725,7 +3346,29 @@
           <w:sz w:val="20"/>
           <w:szCs w:val="20"/>
         </w:rPr>
-        <w:t>--name item_tomcat : 表示给容器创建一个名称，可以自定义</w:t>
+        <w:t xml:space="preserve">--name </w:t>
+      </w:r>
+      <w:proofErr w:type="spellStart"/>
+      <w:r>
+        <w:rPr>
+          <w:rFonts w:ascii="宋体" w:hAnsi="宋体" w:cs="Arial"/>
+          <w:color w:val="808080" w:themeColor="background1" w:themeShade="80"/>
+          <w:kern w:val="0"/>
+          <w:sz w:val="20"/>
+          <w:szCs w:val="20"/>
+        </w:rPr>
+        <w:t>item_tomcat</w:t>
+      </w:r>
+      <w:proofErr w:type="spellEnd"/>
+      <w:r>
+        <w:rPr>
+          <w:rFonts w:ascii="宋体" w:hAnsi="宋体" w:cs="Arial"/>
+          <w:color w:val="808080" w:themeColor="background1" w:themeShade="80"/>
+          <w:kern w:val="0"/>
+          <w:sz w:val="20"/>
+          <w:szCs w:val="20"/>
+        </w:rPr>
+        <w:t xml:space="preserve"> : 表示给容器创建一个名称，可以自定义</w:t>
       </w:r>
     </w:p>
     <w:p>
@@ -1829,6 +3472,7 @@
           <w:szCs w:val="24"/>
         </w:rPr>
       </w:pPr>
+      <w:proofErr w:type="spellStart"/>
       <w:r>
         <w:rPr>
           <w:rFonts w:ascii="Arial" w:hAnsi="Arial" w:cs="Arial"/>
@@ -1836,8 +3480,29 @@
           <w:kern w:val="0"/>
           <w:szCs w:val="24"/>
         </w:rPr>
-        <w:t>docker start item_tomcat</w:t>
-      </w:r>
+        <w:t>docker</w:t>
+      </w:r>
+      <w:proofErr w:type="spellEnd"/>
+      <w:r>
+        <w:rPr>
+          <w:rFonts w:ascii="Arial" w:hAnsi="Arial" w:cs="Arial"/>
+          <w:color w:val="4D4D4D"/>
+          <w:kern w:val="0"/>
+          <w:szCs w:val="24"/>
+        </w:rPr>
+        <w:t xml:space="preserve"> start </w:t>
+      </w:r>
+      <w:proofErr w:type="spellStart"/>
+      <w:r>
+        <w:rPr>
+          <w:rFonts w:ascii="Arial" w:hAnsi="Arial" w:cs="Arial"/>
+          <w:color w:val="4D4D4D"/>
+          <w:kern w:val="0"/>
+          <w:szCs w:val="24"/>
+        </w:rPr>
+        <w:t>item_tomcat</w:t>
+      </w:r>
+      <w:proofErr w:type="spellEnd"/>
     </w:p>
     <w:p>
       <w:pPr>
@@ -1875,6 +3540,7 @@
           <w:szCs w:val="24"/>
         </w:rPr>
       </w:pPr>
+      <w:proofErr w:type="spellStart"/>
       <w:r>
         <w:rPr>
           <w:rFonts w:ascii="Arial" w:hAnsi="Arial" w:cs="Arial"/>
@@ -1882,8 +3548,29 @@
           <w:kern w:val="0"/>
           <w:szCs w:val="24"/>
         </w:rPr>
-        <w:t>docker logs item_tomcat</w:t>
-      </w:r>
+        <w:t>docker</w:t>
+      </w:r>
+      <w:proofErr w:type="spellEnd"/>
+      <w:r>
+        <w:rPr>
+          <w:rFonts w:ascii="Arial" w:hAnsi="Arial" w:cs="Arial"/>
+          <w:color w:val="4D4D4D"/>
+          <w:kern w:val="0"/>
+          <w:szCs w:val="24"/>
+        </w:rPr>
+        <w:t xml:space="preserve"> logs </w:t>
+      </w:r>
+      <w:proofErr w:type="spellStart"/>
+      <w:r>
+        <w:rPr>
+          <w:rFonts w:ascii="Arial" w:hAnsi="Arial" w:cs="Arial"/>
+          <w:color w:val="4D4D4D"/>
+          <w:kern w:val="0"/>
+          <w:szCs w:val="24"/>
+        </w:rPr>
+        <w:t>item_tomcat</w:t>
+      </w:r>
+      <w:proofErr w:type="spellEnd"/>
     </w:p>
     <w:p>
       <w:pPr>
@@ -1968,6 +3655,7 @@
         </w:rPr>
         <w:t>（或者</w:t>
       </w:r>
+      <w:proofErr w:type="spellStart"/>
       <w:r>
         <w:rPr>
           <w:rFonts w:ascii="Arial" w:hAnsi="Arial" w:cs="Arial" w:hint="eastAsia"/>
@@ -1977,6 +3665,7 @@
         </w:rPr>
         <w:t>ip</w:t>
       </w:r>
+      <w:proofErr w:type="spellEnd"/>
       <w:r>
         <w:rPr>
           <w:rFonts w:ascii="Arial" w:hAnsi="Arial" w:cs="Arial"/>
@@ -2037,12 +3726,14 @@
           <w:rFonts w:ascii="宋体" w:hAnsi="宋体"/>
         </w:rPr>
       </w:pPr>
+      <w:proofErr w:type="spellStart"/>
       <w:r>
         <w:rPr>
           <w:rFonts w:ascii="宋体" w:hAnsi="宋体" w:hint="eastAsia"/>
         </w:rPr>
         <w:t>docker</w:t>
       </w:r>
+      <w:proofErr w:type="spellEnd"/>
       <w:r>
         <w:rPr>
           <w:rFonts w:ascii="宋体" w:hAnsi="宋体"/>
@@ -2105,13 +3796,23 @@
           <w:shd w:val="clear" w:color="auto" w:fill="FFFFFF"/>
         </w:rPr>
       </w:pPr>
+      <w:proofErr w:type="spellStart"/>
       <w:r>
         <w:rPr>
           <w:rFonts w:ascii="微软雅黑" w:eastAsia="微软雅黑" w:hAnsi="微软雅黑" w:hint="eastAsia"/>
           <w:color w:val="333333"/>
           <w:shd w:val="clear" w:color="auto" w:fill="FFFFFF"/>
         </w:rPr>
-        <w:t>docker exec -it con</w:t>
+        <w:t>docker</w:t>
+      </w:r>
+      <w:proofErr w:type="spellEnd"/>
+      <w:r>
+        <w:rPr>
+          <w:rFonts w:ascii="微软雅黑" w:eastAsia="微软雅黑" w:hAnsi="微软雅黑" w:hint="eastAsia"/>
+          <w:color w:val="333333"/>
+          <w:shd w:val="clear" w:color="auto" w:fill="FFFFFF"/>
+        </w:rPr>
+        <w:t xml:space="preserve"> exec -it con</w:t>
       </w:r>
       <w:r>
         <w:rPr>
@@ -2158,6 +3859,7 @@
           <w:rFonts w:hint="eastAsia"/>
           <w:shd w:val="clear" w:color="auto" w:fill="FFFFFF"/>
         </w:rPr>
+        <w:lastRenderedPageBreak/>
         <w:t>8</w:t>
       </w:r>
       <w:r>
@@ -2166,6 +3868,7 @@
         </w:rPr>
         <w:t xml:space="preserve">. </w:t>
       </w:r>
+      <w:proofErr w:type="spellStart"/>
       <w:r>
         <w:rPr>
           <w:rFonts w:hint="eastAsia"/>
@@ -2173,6 +3876,7 @@
         </w:rPr>
         <w:t>docker</w:t>
       </w:r>
+      <w:proofErr w:type="spellEnd"/>
       <w:r>
         <w:rPr>
           <w:rFonts w:hint="eastAsia"/>
@@ -2251,12 +3955,26 @@
         <w:rPr>
           <w:rFonts w:hint="eastAsia"/>
         </w:rPr>
-        <w:t>目的是给之前的镜像重新命名</w:t>
-      </w:r>
+        <w:t>目的是</w:t>
+      </w:r>
+      <w:proofErr w:type="gramStart"/>
       <w:r>
         <w:rPr>
           <w:rFonts w:hint="eastAsia"/>
         </w:rPr>
+        <w:t>给之前</w:t>
+      </w:r>
+      <w:proofErr w:type="gramEnd"/>
+      <w:r>
+        <w:rPr>
+          <w:rFonts w:hint="eastAsia"/>
+        </w:rPr>
+        <w:t>的镜像重新命名</w:t>
+      </w:r>
+      <w:r>
+        <w:rPr>
+          <w:rFonts w:hint="eastAsia"/>
+        </w:rPr>
         <w:t xml:space="preserve"> </w:t>
       </w:r>
       <w:r>
@@ -2331,12 +4049,14 @@
       <w:r>
         <w:t xml:space="preserve"> </w:t>
       </w:r>
+      <w:proofErr w:type="spellStart"/>
       <w:r>
         <w:rPr>
           <w:rFonts w:hint="eastAsia"/>
         </w:rPr>
         <w:t>docker</w:t>
       </w:r>
+      <w:proofErr w:type="spellEnd"/>
       <w:r>
         <w:t xml:space="preserve"> </w:t>
       </w:r>
@@ -2363,11 +4083,19 @@
           <w:rFonts w:ascii="Arial" w:hAnsi="Arial" w:cs="Arial"/>
         </w:rPr>
       </w:pPr>
+      <w:proofErr w:type="spellStart"/>
       <w:r>
         <w:rPr>
           <w:rFonts w:ascii="Arial" w:hAnsi="Arial" w:cs="Arial"/>
         </w:rPr>
-        <w:t xml:space="preserve">docker tag </w:t>
+        <w:t>docker</w:t>
+      </w:r>
+      <w:proofErr w:type="spellEnd"/>
+      <w:r>
+        <w:rPr>
+          <w:rFonts w:ascii="Arial" w:hAnsi="Arial" w:cs="Arial"/>
+        </w:rPr>
+        <w:t xml:space="preserve"> tag </w:t>
       </w:r>
       <w:r>
         <w:rPr>
@@ -2487,12 +4215,19 @@
           <w:rFonts w:ascii="Arial" w:hAnsi="Arial" w:cs="Arial"/>
         </w:rPr>
       </w:pPr>
+      <w:proofErr w:type="spellStart"/>
       <w:r>
         <w:rPr>
           <w:rFonts w:ascii="Arial" w:hAnsi="Arial" w:cs="Arial"/>
         </w:rPr>
-        <w:lastRenderedPageBreak/>
-        <w:t>docker push 172.26.192.107/library/</w:t>
+        <w:t>docker</w:t>
+      </w:r>
+      <w:proofErr w:type="spellEnd"/>
+      <w:r>
+        <w:rPr>
+          <w:rFonts w:ascii="Arial" w:hAnsi="Arial" w:cs="Arial"/>
+        </w:rPr>
+        <w:t xml:space="preserve"> push 172.26.192.107/library/</w:t>
       </w:r>
       <w:r>
         <w:rPr>
@@ -2557,12 +4292,14 @@
       <w:pPr>
         <w:ind w:firstLine="480"/>
       </w:pPr>
+      <w:proofErr w:type="spellStart"/>
       <w:r>
         <w:rPr>
           <w:rFonts w:hint="eastAsia"/>
         </w:rPr>
         <w:t>docker</w:t>
       </w:r>
+      <w:proofErr w:type="spellEnd"/>
       <w:r>
         <w:t xml:space="preserve"> </w:t>
       </w:r>
@@ -2597,6 +4334,7 @@
       <w:pPr>
         <w:ind w:firstLine="360"/>
       </w:pPr>
+      <w:proofErr w:type="spellStart"/>
       <w:r>
         <w:rPr>
           <w:rStyle w:val="HTML1"/>
@@ -2607,7 +4345,20 @@
           <w:bdr w:val="none" w:sz="0" w:space="0" w:color="auto" w:frame="1"/>
           <w:shd w:val="clear" w:color="auto" w:fill="F2F2F2"/>
         </w:rPr>
-        <w:t>docker save 999c20aee5da &gt; /home/artipub.tar</w:t>
+        <w:t>docker</w:t>
+      </w:r>
+      <w:proofErr w:type="spellEnd"/>
+      <w:r>
+        <w:rPr>
+          <w:rStyle w:val="HTML1"/>
+          <w:rFonts w:ascii="Consolas" w:hAnsi="Consolas"/>
+          <w:color w:val="C7254E"/>
+          <w:sz w:val="18"/>
+          <w:szCs w:val="18"/>
+          <w:bdr w:val="none" w:sz="0" w:space="0" w:color="auto" w:frame="1"/>
+          <w:shd w:val="clear" w:color="auto" w:fill="F2F2F2"/>
+        </w:rPr>
+        <w:t xml:space="preserve"> save 999c20aee5da &gt; /home/artipub.tar</w:t>
       </w:r>
       <w:r>
         <w:rPr>
@@ -2651,7 +4402,7 @@
 </file>
 
 <file path=word/endnotes.xml><?xml version="1.0" encoding="utf-8"?>
-<w:endnotes xmlns:wpc="http://schemas.microsoft.com/office/word/2010/wordprocessingCanvas" xmlns:cx="http://schemas.microsoft.com/office/drawing/2014/chartex" xmlns:cx1="http://schemas.microsoft.com/office/drawing/2015/9/8/chartex" xmlns:cx2="http://schemas.microsoft.com/office/drawing/2015/10/21/chartex" xmlns:cx3="http://schemas.microsoft.com/office/drawing/2016/5/9/chartex" xmlns:cx4="http://schemas.microsoft.com/office/drawing/2016/5/10/chartex" xmlns:cx5="http://schemas.microsoft.com/office/drawing/2016/5/11/chartex" xmlns:cx6="http://schemas.microsoft.com/office/drawing/2016/5/12/chartex" xmlns:cx7="http://schemas.microsoft.com/office/drawing/2016/5/13/chartex" xmlns:cx8="http://schemas.microsoft.com/office/drawing/2016/5/14/chartex" xmlns:mc="http://schemas.openxmlformats.org/markup-compatibility/2006" xmlns:aink="http://schemas.microsoft.com/office/drawing/2016/ink" xmlns:am3d="http://schemas.microsoft.com/office/drawing/2017/model3d" xmlns:o="urn:schemas-microsoft-com:office:office" xmlns:r="http://schemas.openxmlformats.org/officeDocument/2006/relationships" xmlns:m="http://schemas.openxmlformats.org/officeDocument/2006/math" xmlns:v="urn:schemas-microsoft-com:vml" xmlns:wp14="http://schemas.microsoft.com/office/word/2010/wordprocessingDrawing" xmlns:wp="http://schemas.openxmlformats.org/drawingml/2006/wordprocessingDrawing" xmlns:w10="urn:schemas-microsoft-com:office:word" xmlns:w="http://schemas.openxmlformats.org/wordprocessingml/2006/main" xmlns:w14="http://schemas.microsoft.com/office/word/2010/wordml" xmlns:w15="http://schemas.microsoft.com/office/word/2012/wordml" xmlns:w16cex="http://schemas.microsoft.com/office/word/2018/wordml/cex" xmlns:w16cid="http://schemas.microsoft.com/office/word/2016/wordml/cid" xmlns:w16="http://schemas.microsoft.com/office/word/2018/wordml" xmlns:w16sdtdh="http://schemas.microsoft.com/office/word/2020/wordml/sdtdatahash" xmlns:w16se="http://schemas.microsoft.com/office/word/2015/wordml/symex" xmlns:wpg="http://schemas.microsoft.com/office/word/2010/wordprocessingGroup" xmlns:wpi="http://schemas.microsoft.com/office/word/2010/wordprocessingInk" xmlns:wne="http://schemas.microsoft.com/office/word/2006/wordml" xmlns:wps="http://schemas.microsoft.com/office/word/2010/wordprocessingShape" mc:Ignorable="w14 w15 w16se w16cid w16 w16cex w16sdtdh wp14">
+<w:endnotes xmlns:wpc="http://schemas.microsoft.com/office/word/2010/wordprocessingCanvas" xmlns:cx="http://schemas.microsoft.com/office/drawing/2014/chartex" xmlns:mc="http://schemas.openxmlformats.org/markup-compatibility/2006" xmlns:o="urn:schemas-microsoft-com:office:office" xmlns:r="http://schemas.openxmlformats.org/officeDocument/2006/relationships" xmlns:m="http://schemas.openxmlformats.org/officeDocument/2006/math" xmlns:v="urn:schemas-microsoft-com:vml" xmlns:wp14="http://schemas.microsoft.com/office/word/2010/wordprocessingDrawing" xmlns:wp="http://schemas.openxmlformats.org/drawingml/2006/wordprocessingDrawing" xmlns:w10="urn:schemas-microsoft-com:office:word" xmlns:w="http://schemas.openxmlformats.org/wordprocessingml/2006/main" xmlns:w14="http://schemas.microsoft.com/office/word/2010/wordml" xmlns:w15="http://schemas.microsoft.com/office/word/2012/wordml" xmlns:w16se="http://schemas.microsoft.com/office/word/2015/wordml/symex" xmlns:wpg="http://schemas.microsoft.com/office/word/2010/wordprocessingGroup" xmlns:wpi="http://schemas.microsoft.com/office/word/2010/wordprocessingInk" xmlns:wne="http://schemas.microsoft.com/office/word/2006/wordml" xmlns:wps="http://schemas.microsoft.com/office/word/2010/wordprocessingShape" mc:Ignorable="w14 w15 w16se wp14">
   <w:endnote w:type="separator" w:id="-1">
     <w:p>
       <w:pPr>
@@ -2678,7 +4429,7 @@
 </file>
 
 <file path=word/footer1.xml><?xml version="1.0" encoding="utf-8"?>
-<w:ftr xmlns:wpc="http://schemas.microsoft.com/office/word/2010/wordprocessingCanvas" xmlns:cx="http://schemas.microsoft.com/office/drawing/2014/chartex" xmlns:cx1="http://schemas.microsoft.com/office/drawing/2015/9/8/chartex" xmlns:cx2="http://schemas.microsoft.com/office/drawing/2015/10/21/chartex" xmlns:cx3="http://schemas.microsoft.com/office/drawing/2016/5/9/chartex" xmlns:cx4="http://schemas.microsoft.com/office/drawing/2016/5/10/chartex" xmlns:cx5="http://schemas.microsoft.com/office/drawing/2016/5/11/chartex" xmlns:cx6="http://schemas.microsoft.com/office/drawing/2016/5/12/chartex" xmlns:cx7="http://schemas.microsoft.com/office/drawing/2016/5/13/chartex" xmlns:cx8="http://schemas.microsoft.com/office/drawing/2016/5/14/chartex" xmlns:mc="http://schemas.openxmlformats.org/markup-compatibility/2006" xmlns:aink="http://schemas.microsoft.com/office/drawing/2016/ink" xmlns:am3d="http://schemas.microsoft.com/office/drawing/2017/model3d" xmlns:o="urn:schemas-microsoft-com:office:office" xmlns:r="http://schemas.openxmlformats.org/officeDocument/2006/relationships" xmlns:m="http://schemas.openxmlformats.org/officeDocument/2006/math" xmlns:v="urn:schemas-microsoft-com:vml" xmlns:wp14="http://schemas.microsoft.com/office/word/2010/wordprocessingDrawing" xmlns:wp="http://schemas.openxmlformats.org/drawingml/2006/wordprocessingDrawing" xmlns:w10="urn:schemas-microsoft-com:office:word" xmlns:w="http://schemas.openxmlformats.org/wordprocessingml/2006/main" xmlns:w14="http://schemas.microsoft.com/office/word/2010/wordml" xmlns:w15="http://schemas.microsoft.com/office/word/2012/wordml" xmlns:w16cex="http://schemas.microsoft.com/office/word/2018/wordml/cex" xmlns:w16cid="http://schemas.microsoft.com/office/word/2016/wordml/cid" xmlns:w16="http://schemas.microsoft.com/office/word/2018/wordml" xmlns:w16sdtdh="http://schemas.microsoft.com/office/word/2020/wordml/sdtdatahash" xmlns:w16se="http://schemas.microsoft.com/office/word/2015/wordml/symex" xmlns:wpg="http://schemas.microsoft.com/office/word/2010/wordprocessingGroup" xmlns:wpi="http://schemas.microsoft.com/office/word/2010/wordprocessingInk" xmlns:wne="http://schemas.microsoft.com/office/word/2006/wordml" xmlns:wps="http://schemas.microsoft.com/office/word/2010/wordprocessingShape" mc:Ignorable="w14 w15 w16se w16cid w16 w16cex w16sdtdh wp14">
+<w:ftr xmlns:wpc="http://schemas.microsoft.com/office/word/2010/wordprocessingCanvas" xmlns:cx="http://schemas.microsoft.com/office/drawing/2014/chartex" xmlns:mc="http://schemas.openxmlformats.org/markup-compatibility/2006" xmlns:o="urn:schemas-microsoft-com:office:office" xmlns:r="http://schemas.openxmlformats.org/officeDocument/2006/relationships" xmlns:m="http://schemas.openxmlformats.org/officeDocument/2006/math" xmlns:v="urn:schemas-microsoft-com:vml" xmlns:wp14="http://schemas.microsoft.com/office/word/2010/wordprocessingDrawing" xmlns:wp="http://schemas.openxmlformats.org/drawingml/2006/wordprocessingDrawing" xmlns:w10="urn:schemas-microsoft-com:office:word" xmlns:w="http://schemas.openxmlformats.org/wordprocessingml/2006/main" xmlns:w14="http://schemas.microsoft.com/office/word/2010/wordml" xmlns:w15="http://schemas.microsoft.com/office/word/2012/wordml" xmlns:w16se="http://schemas.microsoft.com/office/word/2015/wordml/symex" xmlns:wpg="http://schemas.microsoft.com/office/word/2010/wordprocessingGroup" xmlns:wpi="http://schemas.microsoft.com/office/word/2010/wordprocessingInk" xmlns:wne="http://schemas.microsoft.com/office/word/2006/wordml" xmlns:wps="http://schemas.microsoft.com/office/word/2010/wordprocessingShape" mc:Ignorable="w14 w15 w16se wp14">
   <w:p>
     <w:pPr>
       <w:pStyle w:val="a8"/>
@@ -2689,7 +4440,7 @@
 </file>
 
 <file path=word/footer2.xml><?xml version="1.0" encoding="utf-8"?>
-<w:ftr xmlns:wpc="http://schemas.microsoft.com/office/word/2010/wordprocessingCanvas" xmlns:cx="http://schemas.microsoft.com/office/drawing/2014/chartex" xmlns:cx1="http://schemas.microsoft.com/office/drawing/2015/9/8/chartex" xmlns:cx2="http://schemas.microsoft.com/office/drawing/2015/10/21/chartex" xmlns:cx3="http://schemas.microsoft.com/office/drawing/2016/5/9/chartex" xmlns:cx4="http://schemas.microsoft.com/office/drawing/2016/5/10/chartex" xmlns:cx5="http://schemas.microsoft.com/office/drawing/2016/5/11/chartex" xmlns:cx6="http://schemas.microsoft.com/office/drawing/2016/5/12/chartex" xmlns:cx7="http://schemas.microsoft.com/office/drawing/2016/5/13/chartex" xmlns:cx8="http://schemas.microsoft.com/office/drawing/2016/5/14/chartex" xmlns:mc="http://schemas.openxmlformats.org/markup-compatibility/2006" xmlns:aink="http://schemas.microsoft.com/office/drawing/2016/ink" xmlns:am3d="http://schemas.microsoft.com/office/drawing/2017/model3d" xmlns:o="urn:schemas-microsoft-com:office:office" xmlns:r="http://schemas.openxmlformats.org/officeDocument/2006/relationships" xmlns:m="http://schemas.openxmlformats.org/officeDocument/2006/math" xmlns:v="urn:schemas-microsoft-com:vml" xmlns:wp14="http://schemas.microsoft.com/office/word/2010/wordprocessingDrawing" xmlns:wp="http://schemas.openxmlformats.org/drawingml/2006/wordprocessingDrawing" xmlns:w10="urn:schemas-microsoft-com:office:word" xmlns:w="http://schemas.openxmlformats.org/wordprocessingml/2006/main" xmlns:w14="http://schemas.microsoft.com/office/word/2010/wordml" xmlns:w15="http://schemas.microsoft.com/office/word/2012/wordml" xmlns:w16cex="http://schemas.microsoft.com/office/word/2018/wordml/cex" xmlns:w16cid="http://schemas.microsoft.com/office/word/2016/wordml/cid" xmlns:w16="http://schemas.microsoft.com/office/word/2018/wordml" xmlns:w16sdtdh="http://schemas.microsoft.com/office/word/2020/wordml/sdtdatahash" xmlns:w16se="http://schemas.microsoft.com/office/word/2015/wordml/symex" xmlns:wpg="http://schemas.microsoft.com/office/word/2010/wordprocessingGroup" xmlns:wpi="http://schemas.microsoft.com/office/word/2010/wordprocessingInk" xmlns:wne="http://schemas.microsoft.com/office/word/2006/wordml" xmlns:wps="http://schemas.microsoft.com/office/word/2010/wordprocessingShape" mc:Ignorable="w14 w15 w16se w16cid w16 w16cex w16sdtdh wp14">
+<w:ftr xmlns:wpc="http://schemas.microsoft.com/office/word/2010/wordprocessingCanvas" xmlns:cx="http://schemas.microsoft.com/office/drawing/2014/chartex" xmlns:mc="http://schemas.openxmlformats.org/markup-compatibility/2006" xmlns:o="urn:schemas-microsoft-com:office:office" xmlns:r="http://schemas.openxmlformats.org/officeDocument/2006/relationships" xmlns:m="http://schemas.openxmlformats.org/officeDocument/2006/math" xmlns:v="urn:schemas-microsoft-com:vml" xmlns:wp14="http://schemas.microsoft.com/office/word/2010/wordprocessingDrawing" xmlns:wp="http://schemas.openxmlformats.org/drawingml/2006/wordprocessingDrawing" xmlns:w10="urn:schemas-microsoft-com:office:word" xmlns:w="http://schemas.openxmlformats.org/wordprocessingml/2006/main" xmlns:w14="http://schemas.microsoft.com/office/word/2010/wordml" xmlns:w15="http://schemas.microsoft.com/office/word/2012/wordml" xmlns:w16se="http://schemas.microsoft.com/office/word/2015/wordml/symex" xmlns:wpg="http://schemas.microsoft.com/office/word/2010/wordprocessingGroup" xmlns:wpi="http://schemas.microsoft.com/office/word/2010/wordprocessingInk" xmlns:wne="http://schemas.microsoft.com/office/word/2006/wordml" xmlns:wps="http://schemas.microsoft.com/office/word/2010/wordprocessingShape" mc:Ignorable="w14 w15 w16se wp14">
   <w:p>
     <w:pPr>
       <w:pStyle w:val="a8"/>
@@ -2700,7 +4451,7 @@
 </file>
 
 <file path=word/footer3.xml><?xml version="1.0" encoding="utf-8"?>
-<w:ftr xmlns:wpc="http://schemas.microsoft.com/office/word/2010/wordprocessingCanvas" xmlns:cx="http://schemas.microsoft.com/office/drawing/2014/chartex" xmlns:cx1="http://schemas.microsoft.com/office/drawing/2015/9/8/chartex" xmlns:cx2="http://schemas.microsoft.com/office/drawing/2015/10/21/chartex" xmlns:cx3="http://schemas.microsoft.com/office/drawing/2016/5/9/chartex" xmlns:cx4="http://schemas.microsoft.com/office/drawing/2016/5/10/chartex" xmlns:cx5="http://schemas.microsoft.com/office/drawing/2016/5/11/chartex" xmlns:cx6="http://schemas.microsoft.com/office/drawing/2016/5/12/chartex" xmlns:cx7="http://schemas.microsoft.com/office/drawing/2016/5/13/chartex" xmlns:cx8="http://schemas.microsoft.com/office/drawing/2016/5/14/chartex" xmlns:mc="http://schemas.openxmlformats.org/markup-compatibility/2006" xmlns:aink="http://schemas.microsoft.com/office/drawing/2016/ink" xmlns:am3d="http://schemas.microsoft.com/office/drawing/2017/model3d" xmlns:o="urn:schemas-microsoft-com:office:office" xmlns:r="http://schemas.openxmlformats.org/officeDocument/2006/relationships" xmlns:m="http://schemas.openxmlformats.org/officeDocument/2006/math" xmlns:v="urn:schemas-microsoft-com:vml" xmlns:wp14="http://schemas.microsoft.com/office/word/2010/wordprocessingDrawing" xmlns:wp="http://schemas.openxmlformats.org/drawingml/2006/wordprocessingDrawing" xmlns:w10="urn:schemas-microsoft-com:office:word" xmlns:w="http://schemas.openxmlformats.org/wordprocessingml/2006/main" xmlns:w14="http://schemas.microsoft.com/office/word/2010/wordml" xmlns:w15="http://schemas.microsoft.com/office/word/2012/wordml" xmlns:w16cex="http://schemas.microsoft.com/office/word/2018/wordml/cex" xmlns:w16cid="http://schemas.microsoft.com/office/word/2016/wordml/cid" xmlns:w16="http://schemas.microsoft.com/office/word/2018/wordml" xmlns:w16sdtdh="http://schemas.microsoft.com/office/word/2020/wordml/sdtdatahash" xmlns:w16se="http://schemas.microsoft.com/office/word/2015/wordml/symex" xmlns:wpg="http://schemas.microsoft.com/office/word/2010/wordprocessingGroup" xmlns:wpi="http://schemas.microsoft.com/office/word/2010/wordprocessingInk" xmlns:wne="http://schemas.microsoft.com/office/word/2006/wordml" xmlns:wps="http://schemas.microsoft.com/office/word/2010/wordprocessingShape" mc:Ignorable="w14 w15 w16se w16cid w16 w16cex w16sdtdh wp14">
+<w:ftr xmlns:wpc="http://schemas.microsoft.com/office/word/2010/wordprocessingCanvas" xmlns:cx="http://schemas.microsoft.com/office/drawing/2014/chartex" xmlns:mc="http://schemas.openxmlformats.org/markup-compatibility/2006" xmlns:o="urn:schemas-microsoft-com:office:office" xmlns:r="http://schemas.openxmlformats.org/officeDocument/2006/relationships" xmlns:m="http://schemas.openxmlformats.org/officeDocument/2006/math" xmlns:v="urn:schemas-microsoft-com:vml" xmlns:wp14="http://schemas.microsoft.com/office/word/2010/wordprocessingDrawing" xmlns:wp="http://schemas.openxmlformats.org/drawingml/2006/wordprocessingDrawing" xmlns:w10="urn:schemas-microsoft-com:office:word" xmlns:w="http://schemas.openxmlformats.org/wordprocessingml/2006/main" xmlns:w14="http://schemas.microsoft.com/office/word/2010/wordml" xmlns:w15="http://schemas.microsoft.com/office/word/2012/wordml" xmlns:w16se="http://schemas.microsoft.com/office/word/2015/wordml/symex" xmlns:wpg="http://schemas.microsoft.com/office/word/2010/wordprocessingGroup" xmlns:wpi="http://schemas.microsoft.com/office/word/2010/wordprocessingInk" xmlns:wne="http://schemas.microsoft.com/office/word/2006/wordml" xmlns:wps="http://schemas.microsoft.com/office/word/2010/wordprocessingShape" mc:Ignorable="w14 w15 w16se wp14">
   <w:p>
     <w:pPr>
       <w:pStyle w:val="a8"/>
@@ -2711,7 +4462,7 @@
 </file>
 
 <file path=word/footnotes.xml><?xml version="1.0" encoding="utf-8"?>
-<w:footnotes xmlns:wpc="http://schemas.microsoft.com/office/word/2010/wordprocessingCanvas" xmlns:cx="http://schemas.microsoft.com/office/drawing/2014/chartex" xmlns:cx1="http://schemas.microsoft.com/office/drawing/2015/9/8/chartex" xmlns:cx2="http://schemas.microsoft.com/office/drawing/2015/10/21/chartex" xmlns:cx3="http://schemas.microsoft.com/office/drawing/2016/5/9/chartex" xmlns:cx4="http://schemas.microsoft.com/office/drawing/2016/5/10/chartex" xmlns:cx5="http://schemas.microsoft.com/office/drawing/2016/5/11/chartex" xmlns:cx6="http://schemas.microsoft.com/office/drawing/2016/5/12/chartex" xmlns:cx7="http://schemas.microsoft.com/office/drawing/2016/5/13/chartex" xmlns:cx8="http://schemas.microsoft.com/office/drawing/2016/5/14/chartex" xmlns:mc="http://schemas.openxmlformats.org/markup-compatibility/2006" xmlns:aink="http://schemas.microsoft.com/office/drawing/2016/ink" xmlns:am3d="http://schemas.microsoft.com/office/drawing/2017/model3d" xmlns:o="urn:schemas-microsoft-com:office:office" xmlns:r="http://schemas.openxmlformats.org/officeDocument/2006/relationships" xmlns:m="http://schemas.openxmlformats.org/officeDocument/2006/math" xmlns:v="urn:schemas-microsoft-com:vml" xmlns:wp14="http://schemas.microsoft.com/office/word/2010/wordprocessingDrawing" xmlns:wp="http://schemas.openxmlformats.org/drawingml/2006/wordprocessingDrawing" xmlns:w10="urn:schemas-microsoft-com:office:word" xmlns:w="http://schemas.openxmlformats.org/wordprocessingml/2006/main" xmlns:w14="http://schemas.microsoft.com/office/word/2010/wordml" xmlns:w15="http://schemas.microsoft.com/office/word/2012/wordml" xmlns:w16cex="http://schemas.microsoft.com/office/word/2018/wordml/cex" xmlns:w16cid="http://schemas.microsoft.com/office/word/2016/wordml/cid" xmlns:w16="http://schemas.microsoft.com/office/word/2018/wordml" xmlns:w16sdtdh="http://schemas.microsoft.com/office/word/2020/wordml/sdtdatahash" xmlns:w16se="http://schemas.microsoft.com/office/word/2015/wordml/symex" xmlns:wpg="http://schemas.microsoft.com/office/word/2010/wordprocessingGroup" xmlns:wpi="http://schemas.microsoft.com/office/word/2010/wordprocessingInk" xmlns:wne="http://schemas.microsoft.com/office/word/2006/wordml" xmlns:wps="http://schemas.microsoft.com/office/word/2010/wordprocessingShape" mc:Ignorable="w14 w15 w16se w16cid w16 w16cex w16sdtdh wp14">
+<w:footnotes xmlns:wpc="http://schemas.microsoft.com/office/word/2010/wordprocessingCanvas" xmlns:cx="http://schemas.microsoft.com/office/drawing/2014/chartex" xmlns:mc="http://schemas.openxmlformats.org/markup-compatibility/2006" xmlns:o="urn:schemas-microsoft-com:office:office" xmlns:r="http://schemas.openxmlformats.org/officeDocument/2006/relationships" xmlns:m="http://schemas.openxmlformats.org/officeDocument/2006/math" xmlns:v="urn:schemas-microsoft-com:vml" xmlns:wp14="http://schemas.microsoft.com/office/word/2010/wordprocessingDrawing" xmlns:wp="http://schemas.openxmlformats.org/drawingml/2006/wordprocessingDrawing" xmlns:w10="urn:schemas-microsoft-com:office:word" xmlns:w="http://schemas.openxmlformats.org/wordprocessingml/2006/main" xmlns:w14="http://schemas.microsoft.com/office/word/2010/wordml" xmlns:w15="http://schemas.microsoft.com/office/word/2012/wordml" xmlns:w16se="http://schemas.microsoft.com/office/word/2015/wordml/symex" xmlns:wpg="http://schemas.microsoft.com/office/word/2010/wordprocessingGroup" xmlns:wpi="http://schemas.microsoft.com/office/word/2010/wordprocessingInk" xmlns:wne="http://schemas.microsoft.com/office/word/2006/wordml" xmlns:wps="http://schemas.microsoft.com/office/word/2010/wordprocessingShape" mc:Ignorable="w14 w15 w16se wp14">
   <w:footnote w:type="separator" w:id="-1">
     <w:p>
       <w:pPr>
@@ -2738,7 +4489,7 @@
 </file>
 
 <file path=word/header1.xml><?xml version="1.0" encoding="utf-8"?>
-<w:hdr xmlns:wpc="http://schemas.microsoft.com/office/word/2010/wordprocessingCanvas" xmlns:cx="http://schemas.microsoft.com/office/drawing/2014/chartex" xmlns:cx1="http://schemas.microsoft.com/office/drawing/2015/9/8/chartex" xmlns:cx2="http://schemas.microsoft.com/office/drawing/2015/10/21/chartex" xmlns:cx3="http://schemas.microsoft.com/office/drawing/2016/5/9/chartex" xmlns:cx4="http://schemas.microsoft.com/office/drawing/2016/5/10/chartex" xmlns:cx5="http://schemas.microsoft.com/office/drawing/2016/5/11/chartex" xmlns:cx6="http://schemas.microsoft.com/office/drawing/2016/5/12/chartex" xmlns:cx7="http://schemas.microsoft.com/office/drawing/2016/5/13/chartex" xmlns:cx8="http://schemas.microsoft.com/office/drawing/2016/5/14/chartex" xmlns:mc="http://schemas.openxmlformats.org/markup-compatibility/2006" xmlns:aink="http://schemas.microsoft.com/office/drawing/2016/ink" xmlns:am3d="http://schemas.microsoft.com/office/drawing/2017/model3d" xmlns:o="urn:schemas-microsoft-com:office:office" xmlns:r="http://schemas.openxmlformats.org/officeDocument/2006/relationships" xmlns:m="http://schemas.openxmlformats.org/officeDocument/2006/math" xmlns:v="urn:schemas-microsoft-com:vml" xmlns:wp14="http://schemas.microsoft.com/office/word/2010/wordprocessingDrawing" xmlns:wp="http://schemas.openxmlformats.org/drawingml/2006/wordprocessingDrawing" xmlns:w10="urn:schemas-microsoft-com:office:word" xmlns:w="http://schemas.openxmlformats.org/wordprocessingml/2006/main" xmlns:w14="http://schemas.microsoft.com/office/word/2010/wordml" xmlns:w15="http://schemas.microsoft.com/office/word/2012/wordml" xmlns:w16cex="http://schemas.microsoft.com/office/word/2018/wordml/cex" xmlns:w16cid="http://schemas.microsoft.com/office/word/2016/wordml/cid" xmlns:w16="http://schemas.microsoft.com/office/word/2018/wordml" xmlns:w16sdtdh="http://schemas.microsoft.com/office/word/2020/wordml/sdtdatahash" xmlns:w16se="http://schemas.microsoft.com/office/word/2015/wordml/symex" xmlns:wpg="http://schemas.microsoft.com/office/word/2010/wordprocessingGroup" xmlns:wpi="http://schemas.microsoft.com/office/word/2010/wordprocessingInk" xmlns:wne="http://schemas.microsoft.com/office/word/2006/wordml" xmlns:wps="http://schemas.microsoft.com/office/word/2010/wordprocessingShape" mc:Ignorable="w14 w15 w16se w16cid w16 w16cex w16sdtdh wp14">
+<w:hdr xmlns:wpc="http://schemas.microsoft.com/office/word/2010/wordprocessingCanvas" xmlns:cx="http://schemas.microsoft.com/office/drawing/2014/chartex" xmlns:mc="http://schemas.openxmlformats.org/markup-compatibility/2006" xmlns:o="urn:schemas-microsoft-com:office:office" xmlns:r="http://schemas.openxmlformats.org/officeDocument/2006/relationships" xmlns:m="http://schemas.openxmlformats.org/officeDocument/2006/math" xmlns:v="urn:schemas-microsoft-com:vml" xmlns:wp14="http://schemas.microsoft.com/office/word/2010/wordprocessingDrawing" xmlns:wp="http://schemas.openxmlformats.org/drawingml/2006/wordprocessingDrawing" xmlns:w10="urn:schemas-microsoft-com:office:word" xmlns:w="http://schemas.openxmlformats.org/wordprocessingml/2006/main" xmlns:w14="http://schemas.microsoft.com/office/word/2010/wordml" xmlns:w15="http://schemas.microsoft.com/office/word/2012/wordml" xmlns:w16se="http://schemas.microsoft.com/office/word/2015/wordml/symex" xmlns:wpg="http://schemas.microsoft.com/office/word/2010/wordprocessingGroup" xmlns:wpi="http://schemas.microsoft.com/office/word/2010/wordprocessingInk" xmlns:wne="http://schemas.microsoft.com/office/word/2006/wordml" xmlns:wps="http://schemas.microsoft.com/office/word/2010/wordprocessingShape" mc:Ignorable="w14 w15 w16se wp14">
   <w:p>
     <w:pPr>
       <w:pStyle w:val="a6"/>
@@ -2749,7 +4500,7 @@
 </file>
 
 <file path=word/header2.xml><?xml version="1.0" encoding="utf-8"?>
-<w:hdr xmlns:wpc="http://schemas.microsoft.com/office/word/2010/wordprocessingCanvas" xmlns:cx="http://schemas.microsoft.com/office/drawing/2014/chartex" xmlns:cx1="http://schemas.microsoft.com/office/drawing/2015/9/8/chartex" xmlns:cx2="http://schemas.microsoft.com/office/drawing/2015/10/21/chartex" xmlns:cx3="http://schemas.microsoft.com/office/drawing/2016/5/9/chartex" xmlns:cx4="http://schemas.microsoft.com/office/drawing/2016/5/10/chartex" xmlns:cx5="http://schemas.microsoft.com/office/drawing/2016/5/11/chartex" xmlns:cx6="http://schemas.microsoft.com/office/drawing/2016/5/12/chartex" xmlns:cx7="http://schemas.microsoft.com/office/drawing/2016/5/13/chartex" xmlns:cx8="http://schemas.microsoft.com/office/drawing/2016/5/14/chartex" xmlns:mc="http://schemas.openxmlformats.org/markup-compatibility/2006" xmlns:aink="http://schemas.microsoft.com/office/drawing/2016/ink" xmlns:am3d="http://schemas.microsoft.com/office/drawing/2017/model3d" xmlns:o="urn:schemas-microsoft-com:office:office" xmlns:r="http://schemas.openxmlformats.org/officeDocument/2006/relationships" xmlns:m="http://schemas.openxmlformats.org/officeDocument/2006/math" xmlns:v="urn:schemas-microsoft-com:vml" xmlns:wp14="http://schemas.microsoft.com/office/word/2010/wordprocessingDrawing" xmlns:wp="http://schemas.openxmlformats.org/drawingml/2006/wordprocessingDrawing" xmlns:w10="urn:schemas-microsoft-com:office:word" xmlns:w="http://schemas.openxmlformats.org/wordprocessingml/2006/main" xmlns:w14="http://schemas.microsoft.com/office/word/2010/wordml" xmlns:w15="http://schemas.microsoft.com/office/word/2012/wordml" xmlns:w16cex="http://schemas.microsoft.com/office/word/2018/wordml/cex" xmlns:w16cid="http://schemas.microsoft.com/office/word/2016/wordml/cid" xmlns:w16="http://schemas.microsoft.com/office/word/2018/wordml" xmlns:w16sdtdh="http://schemas.microsoft.com/office/word/2020/wordml/sdtdatahash" xmlns:w16se="http://schemas.microsoft.com/office/word/2015/wordml/symex" xmlns:wpg="http://schemas.microsoft.com/office/word/2010/wordprocessingGroup" xmlns:wpi="http://schemas.microsoft.com/office/word/2010/wordprocessingInk" xmlns:wne="http://schemas.microsoft.com/office/word/2006/wordml" xmlns:wps="http://schemas.microsoft.com/office/word/2010/wordprocessingShape" mc:Ignorable="w14 w15 w16se w16cid w16 w16cex w16sdtdh wp14">
+<w:hdr xmlns:wpc="http://schemas.microsoft.com/office/word/2010/wordprocessingCanvas" xmlns:cx="http://schemas.microsoft.com/office/drawing/2014/chartex" xmlns:mc="http://schemas.openxmlformats.org/markup-compatibility/2006" xmlns:o="urn:schemas-microsoft-com:office:office" xmlns:r="http://schemas.openxmlformats.org/officeDocument/2006/relationships" xmlns:m="http://schemas.openxmlformats.org/officeDocument/2006/math" xmlns:v="urn:schemas-microsoft-com:vml" xmlns:wp14="http://schemas.microsoft.com/office/word/2010/wordprocessingDrawing" xmlns:wp="http://schemas.openxmlformats.org/drawingml/2006/wordprocessingDrawing" xmlns:w10="urn:schemas-microsoft-com:office:word" xmlns:w="http://schemas.openxmlformats.org/wordprocessingml/2006/main" xmlns:w14="http://schemas.microsoft.com/office/word/2010/wordml" xmlns:w15="http://schemas.microsoft.com/office/word/2012/wordml" xmlns:w16se="http://schemas.microsoft.com/office/word/2015/wordml/symex" xmlns:wpg="http://schemas.microsoft.com/office/word/2010/wordprocessingGroup" xmlns:wpi="http://schemas.microsoft.com/office/word/2010/wordprocessingInk" xmlns:wne="http://schemas.microsoft.com/office/word/2006/wordml" xmlns:wps="http://schemas.microsoft.com/office/word/2010/wordprocessingShape" mc:Ignorable="w14 w15 w16se wp14">
   <w:p>
     <w:pPr>
       <w:pStyle w:val="a6"/>
@@ -2760,7 +4511,7 @@
 </file>
 
 <file path=word/header3.xml><?xml version="1.0" encoding="utf-8"?>
-<w:hdr xmlns:wpc="http://schemas.microsoft.com/office/word/2010/wordprocessingCanvas" xmlns:cx="http://schemas.microsoft.com/office/drawing/2014/chartex" xmlns:cx1="http://schemas.microsoft.com/office/drawing/2015/9/8/chartex" xmlns:cx2="http://schemas.microsoft.com/office/drawing/2015/10/21/chartex" xmlns:cx3="http://schemas.microsoft.com/office/drawing/2016/5/9/chartex" xmlns:cx4="http://schemas.microsoft.com/office/drawing/2016/5/10/chartex" xmlns:cx5="http://schemas.microsoft.com/office/drawing/2016/5/11/chartex" xmlns:cx6="http://schemas.microsoft.com/office/drawing/2016/5/12/chartex" xmlns:cx7="http://schemas.microsoft.com/office/drawing/2016/5/13/chartex" xmlns:cx8="http://schemas.microsoft.com/office/drawing/2016/5/14/chartex" xmlns:mc="http://schemas.openxmlformats.org/markup-compatibility/2006" xmlns:aink="http://schemas.microsoft.com/office/drawing/2016/ink" xmlns:am3d="http://schemas.microsoft.com/office/drawing/2017/model3d" xmlns:o="urn:schemas-microsoft-com:office:office" xmlns:r="http://schemas.openxmlformats.org/officeDocument/2006/relationships" xmlns:m="http://schemas.openxmlformats.org/officeDocument/2006/math" xmlns:v="urn:schemas-microsoft-com:vml" xmlns:wp14="http://schemas.microsoft.com/office/word/2010/wordprocessingDrawing" xmlns:wp="http://schemas.openxmlformats.org/drawingml/2006/wordprocessingDrawing" xmlns:w10="urn:schemas-microsoft-com:office:word" xmlns:w="http://schemas.openxmlformats.org/wordprocessingml/2006/main" xmlns:w14="http://schemas.microsoft.com/office/word/2010/wordml" xmlns:w15="http://schemas.microsoft.com/office/word/2012/wordml" xmlns:w16cex="http://schemas.microsoft.com/office/word/2018/wordml/cex" xmlns:w16cid="http://schemas.microsoft.com/office/word/2016/wordml/cid" xmlns:w16="http://schemas.microsoft.com/office/word/2018/wordml" xmlns:w16sdtdh="http://schemas.microsoft.com/office/word/2020/wordml/sdtdatahash" xmlns:w16se="http://schemas.microsoft.com/office/word/2015/wordml/symex" xmlns:wpg="http://schemas.microsoft.com/office/word/2010/wordprocessingGroup" xmlns:wpi="http://schemas.microsoft.com/office/word/2010/wordprocessingInk" xmlns:wne="http://schemas.microsoft.com/office/word/2006/wordml" xmlns:wps="http://schemas.microsoft.com/office/word/2010/wordprocessingShape" mc:Ignorable="w14 w15 w16se w16cid w16 w16cex w16sdtdh wp14">
+<w:hdr xmlns:wpc="http://schemas.microsoft.com/office/word/2010/wordprocessingCanvas" xmlns:cx="http://schemas.microsoft.com/office/drawing/2014/chartex" xmlns:mc="http://schemas.openxmlformats.org/markup-compatibility/2006" xmlns:o="urn:schemas-microsoft-com:office:office" xmlns:r="http://schemas.openxmlformats.org/officeDocument/2006/relationships" xmlns:m="http://schemas.openxmlformats.org/officeDocument/2006/math" xmlns:v="urn:schemas-microsoft-com:vml" xmlns:wp14="http://schemas.microsoft.com/office/word/2010/wordprocessingDrawing" xmlns:wp="http://schemas.openxmlformats.org/drawingml/2006/wordprocessingDrawing" xmlns:w10="urn:schemas-microsoft-com:office:word" xmlns:w="http://schemas.openxmlformats.org/wordprocessingml/2006/main" xmlns:w14="http://schemas.microsoft.com/office/word/2010/wordml" xmlns:w15="http://schemas.microsoft.com/office/word/2012/wordml" xmlns:w16se="http://schemas.microsoft.com/office/word/2015/wordml/symex" xmlns:wpg="http://schemas.microsoft.com/office/word/2010/wordprocessingGroup" xmlns:wpi="http://schemas.microsoft.com/office/word/2010/wordprocessingInk" xmlns:wne="http://schemas.microsoft.com/office/word/2006/wordml" xmlns:wps="http://schemas.microsoft.com/office/word/2010/wordprocessingShape" mc:Ignorable="w14 w15 w16se wp14">
   <w:p>
     <w:pPr>
       <w:pStyle w:val="a6"/>
@@ -2771,7 +4522,7 @@
 </file>
 
 <file path=word/numbering.xml><?xml version="1.0" encoding="utf-8"?>
-<w:numbering xmlns:wpc="http://schemas.microsoft.com/office/word/2010/wordprocessingCanvas" xmlns:cx="http://schemas.microsoft.com/office/drawing/2014/chartex" xmlns:cx1="http://schemas.microsoft.com/office/drawing/2015/9/8/chartex" xmlns:cx2="http://schemas.microsoft.com/office/drawing/2015/10/21/chartex" xmlns:cx3="http://schemas.microsoft.com/office/drawing/2016/5/9/chartex" xmlns:cx4="http://schemas.microsoft.com/office/drawing/2016/5/10/chartex" xmlns:cx5="http://schemas.microsoft.com/office/drawing/2016/5/11/chartex" xmlns:cx6="http://schemas.microsoft.com/office/drawing/2016/5/12/chartex" xmlns:cx7="http://schemas.microsoft.com/office/drawing/2016/5/13/chartex" xmlns:cx8="http://schemas.microsoft.com/office/drawing/2016/5/14/chartex" xmlns:mc="http://schemas.openxmlformats.org/markup-compatibility/2006" xmlns:aink="http://schemas.microsoft.com/office/drawing/2016/ink" xmlns:am3d="http://schemas.microsoft.com/office/drawing/2017/model3d" xmlns:o="urn:schemas-microsoft-com:office:office" xmlns:r="http://schemas.openxmlformats.org/officeDocument/2006/relationships" xmlns:m="http://schemas.openxmlformats.org/officeDocument/2006/math" xmlns:v="urn:schemas-microsoft-com:vml" xmlns:wp14="http://schemas.microsoft.com/office/word/2010/wordprocessingDrawing" xmlns:wp="http://schemas.openxmlformats.org/drawingml/2006/wordprocessingDrawing" xmlns:w10="urn:schemas-microsoft-com:office:word" xmlns:w="http://schemas.openxmlformats.org/wordprocessingml/2006/main" xmlns:w14="http://schemas.microsoft.com/office/word/2010/wordml" xmlns:w15="http://schemas.microsoft.com/office/word/2012/wordml" xmlns:w16cex="http://schemas.microsoft.com/office/word/2018/wordml/cex" xmlns:w16cid="http://schemas.microsoft.com/office/word/2016/wordml/cid" xmlns:w16="http://schemas.microsoft.com/office/word/2018/wordml" xmlns:w16sdtdh="http://schemas.microsoft.com/office/word/2020/wordml/sdtdatahash" xmlns:w16se="http://schemas.microsoft.com/office/word/2015/wordml/symex" xmlns:wpg="http://schemas.microsoft.com/office/word/2010/wordprocessingGroup" xmlns:wpi="http://schemas.microsoft.com/office/word/2010/wordprocessingInk" xmlns:wne="http://schemas.microsoft.com/office/word/2006/wordml" xmlns:wps="http://schemas.microsoft.com/office/word/2010/wordprocessingShape" mc:Ignorable="w14 w15 w16se w16cid w16 w16cex w16sdtdh wp14">
+<w:numbering xmlns:wpc="http://schemas.microsoft.com/office/word/2010/wordprocessingCanvas" xmlns:cx="http://schemas.microsoft.com/office/drawing/2014/chartex" xmlns:mc="http://schemas.openxmlformats.org/markup-compatibility/2006" xmlns:o="urn:schemas-microsoft-com:office:office" xmlns:r="http://schemas.openxmlformats.org/officeDocument/2006/relationships" xmlns:m="http://schemas.openxmlformats.org/officeDocument/2006/math" xmlns:v="urn:schemas-microsoft-com:vml" xmlns:wp14="http://schemas.microsoft.com/office/word/2010/wordprocessingDrawing" xmlns:wp="http://schemas.openxmlformats.org/drawingml/2006/wordprocessingDrawing" xmlns:w10="urn:schemas-microsoft-com:office:word" xmlns:w="http://schemas.openxmlformats.org/wordprocessingml/2006/main" xmlns:w14="http://schemas.microsoft.com/office/word/2010/wordml" xmlns:w15="http://schemas.microsoft.com/office/word/2012/wordml" xmlns:w16se="http://schemas.microsoft.com/office/word/2015/wordml/symex" xmlns:wpg="http://schemas.microsoft.com/office/word/2010/wordprocessingGroup" xmlns:wpi="http://schemas.microsoft.com/office/word/2010/wordprocessingInk" xmlns:wne="http://schemas.microsoft.com/office/word/2006/wordml" xmlns:wps="http://schemas.microsoft.com/office/word/2010/wordprocessingShape" mc:Ignorable="w14 w15 w16se wp14">
   <w:abstractNum w:abstractNumId="0" w15:restartNumberingAfterBreak="0">
     <w:nsid w:val="10D62788"/>
     <w:multiLevelType w:val="hybridMultilevel"/>
@@ -3168,7 +4919,7 @@
 </file>
 
 <file path=word/styles.xml><?xml version="1.0" encoding="utf-8"?>
-<w:styles xmlns:mc="http://schemas.openxmlformats.org/markup-compatibility/2006" xmlns:r="http://schemas.openxmlformats.org/officeDocument/2006/relationships" xmlns:w="http://schemas.openxmlformats.org/wordprocessingml/2006/main" xmlns:w14="http://schemas.microsoft.com/office/word/2010/wordml" xmlns:w15="http://schemas.microsoft.com/office/word/2012/wordml" xmlns:w16cex="http://schemas.microsoft.com/office/word/2018/wordml/cex" xmlns:w16cid="http://schemas.microsoft.com/office/word/2016/wordml/cid" xmlns:w16="http://schemas.microsoft.com/office/word/2018/wordml" xmlns:w16sdtdh="http://schemas.microsoft.com/office/word/2020/wordml/sdtdatahash" xmlns:w16se="http://schemas.microsoft.com/office/word/2015/wordml/symex" mc:Ignorable="w14 w15 w16se w16cid w16 w16cex w16sdtdh">
+<w:styles xmlns:mc="http://schemas.openxmlformats.org/markup-compatibility/2006" xmlns:r="http://schemas.openxmlformats.org/officeDocument/2006/relationships" xmlns:w="http://schemas.openxmlformats.org/wordprocessingml/2006/main" xmlns:w14="http://schemas.microsoft.com/office/word/2010/wordml" xmlns:w15="http://schemas.microsoft.com/office/word/2012/wordml" xmlns:w16se="http://schemas.microsoft.com/office/word/2015/wordml/symex" mc:Ignorable="w14 w15 w16se">
   <w:docDefaults>
     <w:rPrDefault>
       <w:rPr>
@@ -3181,7 +4932,7 @@
     </w:rPrDefault>
     <w:pPrDefault/>
   </w:docDefaults>
-  <w:latentStyles w:defLockedState="0" w:defUIPriority="99" w:defSemiHidden="0" w:defUnhideWhenUsed="0" w:defQFormat="0" w:count="376">
+  <w:latentStyles w:defLockedState="0" w:defUIPriority="99" w:defSemiHidden="0" w:defUnhideWhenUsed="0" w:defQFormat="0" w:count="371">
     <w:lsdException w:name="Normal" w:uiPriority="0" w:qFormat="1"/>
     <w:lsdException w:name="heading 1" w:uiPriority="9" w:qFormat="1"/>
     <w:lsdException w:name="heading 2" w:semiHidden="1" w:uiPriority="9" w:unhideWhenUsed="1" w:qFormat="1"/>
@@ -3553,11 +5304,6 @@
     <w:lsdException w:name="List Table 5 Dark Accent 6" w:uiPriority="50"/>
     <w:lsdException w:name="List Table 6 Colorful Accent 6" w:uiPriority="51"/>
     <w:lsdException w:name="List Table 7 Colorful Accent 6" w:uiPriority="52"/>
-    <w:lsdException w:name="Mention" w:semiHidden="1" w:unhideWhenUsed="1"/>
-    <w:lsdException w:name="Smart Hyperlink" w:semiHidden="1" w:unhideWhenUsed="1"/>
-    <w:lsdException w:name="Hashtag" w:semiHidden="1" w:unhideWhenUsed="1"/>
-    <w:lsdException w:name="Unresolved Mention" w:semiHidden="1" w:unhideWhenUsed="1"/>
-    <w:lsdException w:name="Smart Link" w:semiHidden="1" w:unhideWhenUsed="1"/>
   </w:latentStyles>
   <w:style w:type="paragraph" w:default="1" w:styleId="a">
     <w:name w:val="Normal"/>
@@ -3933,7 +5679,7 @@
       <w:szCs w:val="18"/>
     </w:rPr>
   </w:style>
-  <w:style w:type="character" w:styleId="aa">
+  <w:style w:type="character" w:customStyle="1" w:styleId="UnresolvedMention">
     <w:name w:val="Unresolved Mention"/>
     <w:basedOn w:val="a0"/>
     <w:uiPriority w:val="99"/>

--- a/docker/Docker容器.docx
+++ b/docker/Docker容器.docx
@@ -1374,134 +1374,349 @@
     </w:p>
     <w:p>
       <w:pPr>
+        <w:pStyle w:val="a3"/>
+        <w:ind w:left="390" w:firstLineChars="0" w:firstLine="0"/>
+        <w:rPr>
+          <w:rFonts w:ascii="宋体" w:hAnsi="宋体" w:cs="Arial"/>
+          <w:color w:val="4D4D4D"/>
+          <w:shd w:val="clear" w:color="auto" w:fill="FFFFFF"/>
+        </w:rPr>
+      </w:pPr>
+      <w:r>
+        <w:rPr>
+          <w:rFonts w:ascii="宋体" w:hAnsi="宋体" w:cs="Arial"/>
+          <w:color w:val="4D4D4D"/>
+          <w:shd w:val="clear" w:color="auto" w:fill="FFFFFF"/>
+        </w:rPr>
+        <w:t xml:space="preserve"> (</w:t>
+      </w:r>
+      <w:r>
+        <w:rPr>
+          <w:rFonts w:ascii="宋体" w:hAnsi="宋体" w:cs="Arial" w:hint="eastAsia"/>
+          <w:color w:val="4D4D4D"/>
+          <w:shd w:val="clear" w:color="auto" w:fill="FFFFFF"/>
+        </w:rPr>
+        <w:t>方法二</w:t>
+      </w:r>
+      <w:r>
+        <w:rPr>
+          <w:rFonts w:ascii="宋体" w:hAnsi="宋体" w:cs="Arial"/>
+          <w:color w:val="4D4D4D"/>
+          <w:shd w:val="clear" w:color="auto" w:fill="FFFFFF"/>
+        </w:rPr>
+        <w:t>)</w:t>
+      </w:r>
+    </w:p>
+    <w:p>
+      <w:pPr>
+        <w:pStyle w:val="a4"/>
+        <w:shd w:val="clear" w:color="auto" w:fill="FFFFFF"/>
+        <w:spacing w:before="0" w:beforeAutospacing="0" w:after="240" w:afterAutospacing="0"/>
         <w:ind w:firstLine="480"/>
         <w:rPr>
-          <w:rFonts w:ascii="宋体" w:hAnsi="宋体" w:cs="Arial"/>
-          <w:color w:val="4D4D4D"/>
-          <w:shd w:val="clear" w:color="auto" w:fill="FFFFFF"/>
-        </w:rPr>
-      </w:pPr>
-    </w:p>
-    <w:p>
-      <w:pPr>
+          <w:rFonts w:ascii="Arial" w:hAnsi="Arial" w:cs="Arial"/>
+          <w:color w:val="4D4D4D"/>
+          <w:sz w:val="20"/>
+        </w:rPr>
+      </w:pPr>
+      <w:r>
+        <w:rPr>
+          <w:rFonts w:ascii="Arial" w:hAnsi="Arial" w:cs="Arial"/>
+          <w:color w:val="4D4D4D"/>
+          <w:sz w:val="20"/>
+        </w:rPr>
+        <w:t>2</w:t>
+      </w:r>
+      <w:r>
+        <w:rPr>
+          <w:rFonts w:ascii="Arial" w:hAnsi="Arial" w:cs="Arial"/>
+          <w:color w:val="4D4D4D"/>
+          <w:sz w:val="20"/>
+        </w:rPr>
+        <w:t>、安装</w:t>
+      </w:r>
+      <w:r>
+        <w:rPr>
+          <w:rFonts w:ascii="Arial" w:hAnsi="Arial" w:cs="Arial"/>
+          <w:color w:val="4D4D4D"/>
+          <w:sz w:val="20"/>
+        </w:rPr>
+        <w:t>pip</w:t>
+      </w:r>
+    </w:p>
+    <w:p>
+      <w:pPr>
+        <w:pStyle w:val="a4"/>
+        <w:shd w:val="clear" w:color="auto" w:fill="FFFFFF"/>
+        <w:spacing w:before="0" w:beforeAutospacing="0" w:after="0" w:afterAutospacing="0"/>
         <w:ind w:firstLine="480"/>
         <w:rPr>
-          <w:rFonts w:ascii="宋体" w:hAnsi="宋体" w:cs="Arial"/>
-          <w:color w:val="4D4D4D"/>
-          <w:shd w:val="clear" w:color="auto" w:fill="FFFFFF"/>
-        </w:rPr>
-      </w:pPr>
-    </w:p>
-    <w:p>
-      <w:pPr>
+          <w:rFonts w:ascii="Arial" w:hAnsi="Arial" w:cs="Arial"/>
+          <w:color w:val="4D4D4D"/>
+          <w:sz w:val="20"/>
+        </w:rPr>
+      </w:pPr>
+      <w:hyperlink r:id="rId7" w:tgtFrame="_blank" w:history="1">
+        <w:r>
+          <w:rPr>
+            <w:rStyle w:val="a5"/>
+            <w:rFonts w:ascii="Arial" w:hAnsi="Arial" w:cs="Arial"/>
+            <w:color w:val="FC5531"/>
+            <w:sz w:val="20"/>
+          </w:rPr>
+          <w:t>wget</w:t>
+        </w:r>
+      </w:hyperlink>
+      <w:r>
+        <w:rPr>
+          <w:rFonts w:ascii="Arial" w:hAnsi="Arial" w:cs="Arial"/>
+          <w:color w:val="4D4D4D"/>
+          <w:sz w:val="20"/>
+        </w:rPr>
+        <w:t> https://bootstrap.pypa.io/get-pip.py</w:t>
+      </w:r>
+    </w:p>
+    <w:p>
+      <w:pPr>
+        <w:pStyle w:val="a4"/>
+        <w:shd w:val="clear" w:color="auto" w:fill="FFFFFF"/>
+        <w:spacing w:before="0" w:beforeAutospacing="0" w:after="240" w:afterAutospacing="0"/>
         <w:ind w:firstLine="480"/>
         <w:rPr>
-          <w:rFonts w:ascii="宋体" w:hAnsi="宋体" w:cs="Arial"/>
-          <w:color w:val="4D4D4D"/>
-          <w:shd w:val="clear" w:color="auto" w:fill="FFFFFF"/>
-        </w:rPr>
-      </w:pPr>
-    </w:p>
-    <w:p>
-      <w:pPr>
+          <w:rFonts w:ascii="Arial" w:hAnsi="Arial" w:cs="Arial"/>
+          <w:color w:val="4D4D4D"/>
+          <w:sz w:val="20"/>
+        </w:rPr>
+      </w:pPr>
+      <w:r>
+        <w:rPr>
+          <w:rFonts w:ascii="Arial" w:hAnsi="Arial" w:cs="Arial"/>
+          <w:color w:val="4D4D4D"/>
+          <w:sz w:val="20"/>
+        </w:rPr>
+        <w:t>python get-pip.py</w:t>
+      </w:r>
+    </w:p>
+    <w:p>
+      <w:pPr>
+        <w:pStyle w:val="a4"/>
+        <w:shd w:val="clear" w:color="auto" w:fill="FFFFFF"/>
+        <w:spacing w:before="0" w:beforeAutospacing="0" w:after="240" w:afterAutospacing="0"/>
         <w:ind w:firstLine="480"/>
         <w:rPr>
-          <w:rFonts w:ascii="宋体" w:hAnsi="宋体" w:cs="Arial"/>
-          <w:color w:val="4D4D4D"/>
-          <w:shd w:val="clear" w:color="auto" w:fill="FFFFFF"/>
-        </w:rPr>
-      </w:pPr>
-    </w:p>
-    <w:p>
-      <w:pPr>
+          <w:rFonts w:ascii="Arial" w:hAnsi="Arial" w:cs="Arial"/>
+          <w:color w:val="4D4D4D"/>
+          <w:sz w:val="20"/>
+        </w:rPr>
+      </w:pPr>
+      <w:r>
+        <w:rPr>
+          <w:rFonts w:ascii="Arial" w:hAnsi="Arial" w:cs="Arial"/>
+          <w:color w:val="4D4D4D"/>
+          <w:sz w:val="20"/>
+        </w:rPr>
+        <w:t>在执行</w:t>
+      </w:r>
+      <w:r>
+        <w:rPr>
+          <w:rFonts w:ascii="Arial" w:hAnsi="Arial" w:cs="Arial"/>
+          <w:color w:val="4D4D4D"/>
+          <w:sz w:val="20"/>
+        </w:rPr>
+        <w:t>get-pip</w:t>
+      </w:r>
+      <w:r>
+        <w:rPr>
+          <w:rFonts w:ascii="Arial" w:hAnsi="Arial" w:cs="Arial"/>
+          <w:color w:val="4D4D4D"/>
+          <w:sz w:val="20"/>
+        </w:rPr>
+        <w:t>脚本的时候发生了一些错误，如没有直接跳过看第</w:t>
+      </w:r>
+      <w:r>
+        <w:rPr>
+          <w:rFonts w:ascii="Arial" w:hAnsi="Arial" w:cs="Arial"/>
+          <w:color w:val="4D4D4D"/>
+          <w:sz w:val="20"/>
+        </w:rPr>
+        <w:t>3</w:t>
+      </w:r>
+      <w:r>
+        <w:rPr>
+          <w:rFonts w:ascii="Arial" w:hAnsi="Arial" w:cs="Arial"/>
+          <w:color w:val="4D4D4D"/>
+          <w:sz w:val="20"/>
+        </w:rPr>
+        <w:t>步</w:t>
+      </w:r>
+    </w:p>
+    <w:p>
+      <w:pPr>
+        <w:pStyle w:val="a4"/>
+        <w:shd w:val="clear" w:color="auto" w:fill="FFFFFF"/>
+        <w:spacing w:before="0" w:beforeAutospacing="0" w:after="240" w:afterAutospacing="0"/>
         <w:ind w:firstLine="480"/>
         <w:rPr>
-          <w:rFonts w:ascii="宋体" w:hAnsi="宋体"/>
-        </w:rPr>
-      </w:pPr>
-      <w:r>
-        <w:rPr>
-          <w:rFonts w:ascii="宋体" w:hAnsi="宋体" w:hint="eastAsia"/>
-        </w:rPr>
-        <w:t>作为依赖被安装</w:t>
-      </w:r>
-      <w:r>
-        <w:rPr>
-          <w:rFonts w:ascii="宋体" w:hAnsi="宋体"/>
-        </w:rPr>
-        <w:t>:</w:t>
-      </w:r>
-    </w:p>
-    <w:p>
-      <w:pPr>
+          <w:rFonts w:ascii="Arial" w:hAnsi="Arial" w:cs="Arial"/>
+          <w:color w:val="4D4D4D"/>
+          <w:sz w:val="20"/>
+        </w:rPr>
+      </w:pPr>
+      <w:proofErr w:type="spellStart"/>
+      <w:r>
+        <w:rPr>
+          <w:rFonts w:ascii="Arial" w:hAnsi="Arial" w:cs="Arial"/>
+          <w:color w:val="4D4D4D"/>
+          <w:sz w:val="20"/>
+        </w:rPr>
+        <w:lastRenderedPageBreak/>
+        <w:t>ModuleNotFoundError</w:t>
+      </w:r>
+      <w:proofErr w:type="spellEnd"/>
+      <w:r>
+        <w:rPr>
+          <w:rFonts w:ascii="Arial" w:hAnsi="Arial" w:cs="Arial"/>
+          <w:color w:val="4D4D4D"/>
+          <w:sz w:val="20"/>
+        </w:rPr>
+        <w:t>: No module named '_</w:t>
+      </w:r>
+      <w:proofErr w:type="spellStart"/>
+      <w:r>
+        <w:rPr>
+          <w:rFonts w:ascii="Arial" w:hAnsi="Arial" w:cs="Arial"/>
+          <w:color w:val="4D4D4D"/>
+          <w:sz w:val="20"/>
+        </w:rPr>
+        <w:t>ctypes</w:t>
+      </w:r>
+      <w:proofErr w:type="spellEnd"/>
+    </w:p>
+    <w:p>
+      <w:pPr>
+        <w:pStyle w:val="a4"/>
+        <w:shd w:val="clear" w:color="auto" w:fill="FFFFFF"/>
+        <w:spacing w:before="0" w:beforeAutospacing="0" w:after="240" w:afterAutospacing="0"/>
         <w:ind w:firstLine="480"/>
         <w:rPr>
-          <w:rFonts w:ascii="宋体" w:hAnsi="宋体"/>
-        </w:rPr>
-      </w:pPr>
-      <w:r>
-        <w:rPr>
-          <w:rFonts w:ascii="宋体" w:hAnsi="宋体"/>
-        </w:rPr>
-        <w:lastRenderedPageBreak/>
-        <w:t xml:space="preserve">python-backports.x86_64 </w:t>
-      </w:r>
-      <w:proofErr w:type="gramStart"/>
-      <w:r>
-        <w:rPr>
-          <w:rFonts w:ascii="宋体" w:hAnsi="宋体"/>
-        </w:rPr>
-        <w:t>0:1.0-8.el7</w:t>
-      </w:r>
-      <w:proofErr w:type="gramEnd"/>
-      <w:r>
-        <w:rPr>
-          <w:rFonts w:ascii="宋体" w:hAnsi="宋体"/>
-        </w:rPr>
-        <w:t xml:space="preserve"> python-backports-</w:t>
-      </w:r>
-      <w:proofErr w:type="spellStart"/>
-      <w:r>
-        <w:rPr>
-          <w:rFonts w:ascii="宋体" w:hAnsi="宋体"/>
-        </w:rPr>
-        <w:t>ssl_match_hostname.noarch</w:t>
-      </w:r>
-      <w:proofErr w:type="spellEnd"/>
-      <w:r>
-        <w:rPr>
-          <w:rFonts w:ascii="宋体" w:hAnsi="宋体"/>
-        </w:rPr>
-        <w:t xml:space="preserve"> 0:3.5.0.1-1.el7 python-</w:t>
-      </w:r>
-      <w:proofErr w:type="spellStart"/>
-      <w:r>
-        <w:rPr>
-          <w:rFonts w:ascii="宋体" w:hAnsi="宋体"/>
-        </w:rPr>
-        <w:t>ipaddress.noarch</w:t>
-      </w:r>
-      <w:proofErr w:type="spellEnd"/>
-      <w:r>
-        <w:rPr>
-          <w:rFonts w:ascii="宋体" w:hAnsi="宋体"/>
-        </w:rPr>
-        <w:t xml:space="preserve"> 0:1.0.16-2.el7 python-</w:t>
-      </w:r>
-      <w:proofErr w:type="spellStart"/>
-      <w:r>
-        <w:rPr>
-          <w:rFonts w:ascii="宋体" w:hAnsi="宋体"/>
-        </w:rPr>
-        <w:t>setuptools.noarch</w:t>
-      </w:r>
-      <w:proofErr w:type="spellEnd"/>
-      <w:r>
-        <w:rPr>
-          <w:rFonts w:ascii="宋体" w:hAnsi="宋体"/>
-        </w:rPr>
-        <w:t xml:space="preserve"> 0:0.9.8-7.el7</w:t>
-      </w:r>
+          <w:rFonts w:ascii="Arial" w:hAnsi="Arial" w:cs="Arial"/>
+          <w:color w:val="4D4D4D"/>
+          <w:sz w:val="20"/>
+        </w:rPr>
+      </w:pPr>
+      <w:r>
+        <w:rPr>
+          <w:rFonts w:ascii="Arial" w:hAnsi="Arial" w:cs="Arial"/>
+          <w:color w:val="4D4D4D"/>
+          <w:sz w:val="20"/>
+        </w:rPr>
+        <w:t>python3.7</w:t>
+      </w:r>
+      <w:r>
+        <w:rPr>
+          <w:rFonts w:ascii="Arial" w:hAnsi="Arial" w:cs="Arial"/>
+          <w:color w:val="4D4D4D"/>
+          <w:sz w:val="20"/>
+        </w:rPr>
+        <w:t>版本需要一个新的包</w:t>
+      </w:r>
+      <w:proofErr w:type="spellStart"/>
+      <w:r>
+        <w:rPr>
+          <w:rFonts w:ascii="Arial" w:hAnsi="Arial" w:cs="Arial"/>
+          <w:color w:val="4D4D4D"/>
+          <w:sz w:val="20"/>
+        </w:rPr>
+        <w:t>libffi-devel</w:t>
+      </w:r>
+      <w:proofErr w:type="spellEnd"/>
+      <w:r>
+        <w:rPr>
+          <w:rFonts w:ascii="Arial" w:hAnsi="Arial" w:cs="Arial"/>
+          <w:color w:val="4D4D4D"/>
+          <w:sz w:val="20"/>
+        </w:rPr>
+        <w:t>，安装此包之后再次进行编译安装即可。</w:t>
+      </w:r>
+    </w:p>
+    <w:p>
+      <w:pPr>
+        <w:pStyle w:val="a4"/>
+        <w:shd w:val="clear" w:color="auto" w:fill="FFFFFF"/>
+        <w:spacing w:before="0" w:beforeAutospacing="0" w:after="240" w:afterAutospacing="0"/>
+        <w:ind w:firstLine="480"/>
+        <w:rPr>
+          <w:rFonts w:ascii="Arial" w:hAnsi="Arial" w:cs="Arial"/>
+          <w:color w:val="4D4D4D"/>
+          <w:sz w:val="20"/>
+        </w:rPr>
+      </w:pPr>
+      <w:r>
+        <w:rPr>
+          <w:rFonts w:ascii="Arial" w:hAnsi="Arial" w:cs="Arial"/>
+          <w:color w:val="4D4D4D"/>
+          <w:sz w:val="20"/>
+        </w:rPr>
+        <w:t xml:space="preserve">yum install </w:t>
+      </w:r>
+      <w:proofErr w:type="spellStart"/>
+      <w:r>
+        <w:rPr>
+          <w:rFonts w:ascii="Arial" w:hAnsi="Arial" w:cs="Arial"/>
+          <w:color w:val="4D4D4D"/>
+          <w:sz w:val="20"/>
+        </w:rPr>
+        <w:t>libffi-devel</w:t>
+      </w:r>
+      <w:proofErr w:type="spellEnd"/>
+      <w:r>
+        <w:rPr>
+          <w:rFonts w:ascii="Arial" w:hAnsi="Arial" w:cs="Arial"/>
+          <w:color w:val="4D4D4D"/>
+          <w:sz w:val="20"/>
+        </w:rPr>
+        <w:t xml:space="preserve"> -y</w:t>
+      </w:r>
+    </w:p>
+    <w:p>
+      <w:pPr>
+        <w:pStyle w:val="a4"/>
+        <w:shd w:val="clear" w:color="auto" w:fill="FFFFFF"/>
+        <w:spacing w:before="0" w:beforeAutospacing="0" w:after="240" w:afterAutospacing="0"/>
+        <w:ind w:firstLine="480"/>
+        <w:rPr>
+          <w:rFonts w:ascii="Arial" w:hAnsi="Arial" w:cs="Arial"/>
+          <w:color w:val="4D4D4D"/>
+          <w:sz w:val="20"/>
+        </w:rPr>
+      </w:pPr>
+      <w:r>
+        <w:rPr>
+          <w:rFonts w:ascii="Arial" w:hAnsi="Arial" w:cs="Arial"/>
+          <w:color w:val="4D4D4D"/>
+          <w:sz w:val="20"/>
+        </w:rPr>
+        <w:t>make install</w:t>
+      </w:r>
+    </w:p>
+    <w:p>
+      <w:pPr>
+        <w:pStyle w:val="a3"/>
+        <w:ind w:left="390" w:firstLineChars="0" w:firstLine="0"/>
+        <w:rPr>
+          <w:rFonts w:ascii="宋体" w:hAnsi="宋体" w:cs="Arial"/>
+          <w:color w:val="4D4D4D"/>
+          <w:shd w:val="clear" w:color="auto" w:fill="FFFFFF"/>
+        </w:rPr>
+      </w:pPr>
+    </w:p>
+    <w:p>
+      <w:pPr>
+        <w:ind w:firstLine="480"/>
+        <w:rPr>
+          <w:rFonts w:ascii="宋体" w:hAnsi="宋体"/>
+        </w:rPr>
+      </w:pPr>
     </w:p>
     <w:p>
       <w:pPr>
@@ -1536,6 +1751,14 @@
           <w:shd w:val="clear" w:color="auto" w:fill="FFFFFF"/>
         </w:rPr>
         <w:t>pip -</w:t>
+      </w:r>
+      <w:r>
+        <w:rPr>
+          <w:rFonts w:ascii="宋体" w:hAnsi="宋体" w:cs="Arial"/>
+          <w:color w:val="4D4D4D"/>
+          <w:shd w:val="clear" w:color="auto" w:fill="FFFFFF"/>
+        </w:rPr>
+        <w:t>-</w:t>
       </w:r>
       <w:r>
         <w:rPr>
@@ -1700,7 +1923,7 @@
         </w:rPr>
         <w:t>下载链接：</w:t>
       </w:r>
-      <w:hyperlink r:id="rId7" w:history="1">
+      <w:hyperlink r:id="rId8" w:history="1">
         <w:r>
           <w:rPr>
             <w:rStyle w:val="a5"/>
@@ -2024,6 +2247,7 @@
           <w:rFonts w:ascii="宋体" w:hAnsi="宋体"/>
           <w:shd w:val="clear" w:color="auto" w:fill="FFFFFF"/>
         </w:rPr>
+        <w:lastRenderedPageBreak/>
         <w:t>3. 启动 Harbor</w:t>
       </w:r>
     </w:p>
@@ -2092,7 +2316,6 @@
           <w:rFonts w:ascii="宋体" w:hAnsi="宋体"/>
           <w:shd w:val="clear" w:color="auto" w:fill="FFFFFF"/>
         </w:rPr>
-        <w:lastRenderedPageBreak/>
         <w:t>4. 查看Harbor依赖的镜像及启动服务如下：</w:t>
       </w:r>
     </w:p>
@@ -2575,40 +2798,29 @@
         <w:spacing w:after="240" w:line="240" w:lineRule="auto"/>
         <w:ind w:firstLineChars="0" w:firstLine="0"/>
         <w:rPr>
-          <w:rFonts w:ascii="宋体" w:hAnsi="宋体" w:cs="Arial"/>
-          <w:color w:val="4D4D4D"/>
-          <w:kern w:val="0"/>
-          <w:szCs w:val="24"/>
-        </w:rPr>
-      </w:pPr>
-      <w:r>
-        <w:rPr>
-          <w:rFonts w:ascii="宋体" w:hAnsi="宋体" w:cs="Arial"/>
-          <w:color w:val="4D4D4D"/>
-          <w:kern w:val="0"/>
-          <w:szCs w:val="24"/>
-        </w:rPr>
-        <w:t xml:space="preserve"> "insecure-registries</w:t>
-      </w:r>
-      <w:proofErr w:type="gramStart"/>
-      <w:r>
-        <w:rPr>
-          <w:rFonts w:ascii="宋体" w:hAnsi="宋体" w:cs="Arial"/>
-          <w:color w:val="4D4D4D"/>
-          <w:kern w:val="0"/>
-          <w:szCs w:val="24"/>
-        </w:rPr>
-        <w:t>":[</w:t>
-      </w:r>
-      <w:proofErr w:type="gramEnd"/>
-      <w:r>
-        <w:rPr>
-          <w:rFonts w:ascii="宋体" w:hAnsi="宋体" w:cs="Arial"/>
-          <w:color w:val="4D4D4D"/>
-          <w:kern w:val="0"/>
-          <w:szCs w:val="24"/>
-        </w:rPr>
-        <w:t>"192.168.37.111"]</w:t>
+          <w:rFonts w:ascii="宋体" w:hAnsi="宋体" w:cs="Arial" w:hint="eastAsia"/>
+          <w:color w:val="4D4D4D"/>
+          <w:kern w:val="0"/>
+          <w:szCs w:val="24"/>
+        </w:rPr>
+      </w:pPr>
+      <w:r>
+        <w:rPr>
+          <w:rFonts w:ascii="宋体" w:hAnsi="宋体" w:cs="Arial"/>
+          <w:color w:val="4D4D4D"/>
+          <w:kern w:val="0"/>
+          <w:szCs w:val="24"/>
+        </w:rPr>
+        <w:t>"registry-mirrors": ["https://jnboye7q.mirror.aliyuncs.com"]</w:t>
+      </w:r>
+      <w:r>
+        <w:rPr>
+          <w:rFonts w:ascii="宋体" w:hAnsi="宋体" w:cs="Arial" w:hint="eastAsia"/>
+          <w:color w:val="4D4D4D"/>
+          <w:kern w:val="0"/>
+          <w:szCs w:val="24"/>
+        </w:rPr>
+        <w:t>,</w:t>
       </w:r>
     </w:p>
     <w:p>
@@ -2631,7 +2843,27 @@
           <w:kern w:val="0"/>
           <w:szCs w:val="24"/>
         </w:rPr>
-        <w:t>}</w:t>
+        <w:t xml:space="preserve"> "insecure-registries</w:t>
+      </w:r>
+      <w:proofErr w:type="gramStart"/>
+      <w:r>
+        <w:rPr>
+          <w:rFonts w:ascii="宋体" w:hAnsi="宋体" w:cs="Arial"/>
+          <w:color w:val="4D4D4D"/>
+          <w:kern w:val="0"/>
+          <w:szCs w:val="24"/>
+        </w:rPr>
+        <w:t>":[</w:t>
+      </w:r>
+      <w:proofErr w:type="gramEnd"/>
+      <w:r>
+        <w:rPr>
+          <w:rFonts w:ascii="宋体" w:hAnsi="宋体" w:cs="Arial"/>
+          <w:color w:val="4D4D4D"/>
+          <w:kern w:val="0"/>
+          <w:szCs w:val="24"/>
+        </w:rPr>
+        <w:t>"192.168.37.111"]</w:t>
       </w:r>
     </w:p>
     <w:p>
@@ -2641,23 +2873,165 @@
         <w:spacing w:after="240" w:line="240" w:lineRule="auto"/>
         <w:ind w:firstLineChars="0" w:firstLine="0"/>
         <w:rPr>
-          <w:rFonts w:ascii="宋体" w:hAnsi="宋体" w:cs="Arial" w:hint="eastAsia"/>
-          <w:color w:val="4D4D4D"/>
-          <w:kern w:val="0"/>
-          <w:szCs w:val="24"/>
-        </w:rPr>
-      </w:pPr>
-      <w:r>
-        <w:rPr>
-          <w:rFonts w:ascii="宋体" w:hAnsi="宋体" w:cs="Arial" w:hint="eastAsia"/>
-          <w:color w:val="4D4D4D"/>
-          <w:kern w:val="0"/>
-          <w:szCs w:val="24"/>
-        </w:rPr>
-        <w:t>指向harbor的ip</w:t>
+          <w:rFonts w:ascii="宋体" w:hAnsi="宋体" w:cs="Arial"/>
+          <w:color w:val="4D4D4D"/>
+          <w:kern w:val="0"/>
+          <w:szCs w:val="24"/>
+        </w:rPr>
+      </w:pPr>
+      <w:r>
+        <w:rPr>
+          <w:rFonts w:ascii="宋体" w:hAnsi="宋体" w:cs="Arial"/>
+          <w:color w:val="4D4D4D"/>
+          <w:kern w:val="0"/>
+          <w:szCs w:val="24"/>
+        </w:rPr>
+        <w:t>}</w:t>
       </w:r>
       <w:bookmarkStart w:id="0" w:name="_GoBack"/>
       <w:bookmarkEnd w:id="0"/>
+    </w:p>
+    <w:p>
+      <w:pPr>
+        <w:widowControl/>
+        <w:tabs>
+          <w:tab w:val="left" w:pos="916"/>
+          <w:tab w:val="left" w:pos="1832"/>
+          <w:tab w:val="left" w:pos="2748"/>
+          <w:tab w:val="left" w:pos="3664"/>
+          <w:tab w:val="left" w:pos="4580"/>
+          <w:tab w:val="left" w:pos="5496"/>
+          <w:tab w:val="left" w:pos="6412"/>
+          <w:tab w:val="left" w:pos="7328"/>
+          <w:tab w:val="left" w:pos="8244"/>
+          <w:tab w:val="left" w:pos="9160"/>
+          <w:tab w:val="left" w:pos="10076"/>
+          <w:tab w:val="left" w:pos="10992"/>
+          <w:tab w:val="left" w:pos="11908"/>
+          <w:tab w:val="left" w:pos="12824"/>
+          <w:tab w:val="left" w:pos="13740"/>
+          <w:tab w:val="left" w:pos="14656"/>
+        </w:tabs>
+        <w:spacing w:line="240" w:lineRule="auto"/>
+        <w:ind w:firstLineChars="0" w:firstLine="360"/>
+        <w:jc w:val="left"/>
+        <w:rPr>
+          <w:rFonts w:ascii="Courier New" w:hAnsi="Courier New" w:cs="Courier New"/>
+          <w:color w:val="000000"/>
+          <w:kern w:val="0"/>
+          <w:sz w:val="18"/>
+          <w:szCs w:val="18"/>
+        </w:rPr>
+      </w:pPr>
+      <w:r>
+        <w:rPr>
+          <w:rFonts w:ascii="Courier New" w:hAnsi="Courier New" w:cs="Courier New"/>
+          <w:color w:val="800000"/>
+          <w:kern w:val="0"/>
+          <w:sz w:val="18"/>
+          <w:szCs w:val="18"/>
+        </w:rPr>
+        <w:t>"registry-mirrors"</w:t>
+      </w:r>
+      <w:r>
+        <w:rPr>
+          <w:rFonts w:ascii="Courier New" w:hAnsi="Courier New" w:cs="Courier New"/>
+          <w:color w:val="000000"/>
+          <w:kern w:val="0"/>
+          <w:sz w:val="18"/>
+          <w:szCs w:val="18"/>
+        </w:rPr>
+        <w:t>: [</w:t>
+      </w:r>
+      <w:r>
+        <w:rPr>
+          <w:rFonts w:ascii="Courier New" w:hAnsi="Courier New" w:cs="Courier New"/>
+          <w:color w:val="800000"/>
+          <w:kern w:val="0"/>
+          <w:sz w:val="18"/>
+          <w:szCs w:val="18"/>
+        </w:rPr>
+        <w:t>"https://jnboye7q.mirror.aliyuncs.com"</w:t>
+      </w:r>
+      <w:r>
+        <w:rPr>
+          <w:rFonts w:ascii="Courier New" w:hAnsi="Courier New" w:cs="Courier New"/>
+          <w:color w:val="000000"/>
+          <w:kern w:val="0"/>
+          <w:sz w:val="18"/>
+          <w:szCs w:val="18"/>
+        </w:rPr>
+        <w:t>]</w:t>
+      </w:r>
+    </w:p>
+    <w:p>
+      <w:pPr>
+        <w:widowControl/>
+        <w:shd w:val="clear" w:color="auto" w:fill="FFFFFF"/>
+        <w:spacing w:after="240" w:line="240" w:lineRule="auto"/>
+        <w:ind w:firstLineChars="0" w:firstLine="0"/>
+        <w:rPr>
+          <w:rFonts w:ascii="宋体" w:hAnsi="宋体" w:cs="Arial"/>
+          <w:color w:val="4D4D4D"/>
+          <w:kern w:val="0"/>
+          <w:szCs w:val="24"/>
+        </w:rPr>
+      </w:pPr>
+      <w:r>
+        <w:rPr>
+          <w:rFonts w:ascii="宋体" w:hAnsi="宋体" w:cs="Arial"/>
+          <w:color w:val="4D4D4D"/>
+          <w:kern w:val="0"/>
+          <w:szCs w:val="24"/>
+        </w:rPr>
+        <w:t xml:space="preserve"> </w:t>
+      </w:r>
+      <w:r>
+        <w:rPr>
+          <w:rFonts w:ascii="宋体" w:hAnsi="宋体" w:cs="Arial" w:hint="eastAsia"/>
+          <w:color w:val="4D4D4D"/>
+          <w:kern w:val="0"/>
+          <w:szCs w:val="24"/>
+        </w:rPr>
+        <w:t>是设置镜像加速</w:t>
+      </w:r>
+    </w:p>
+    <w:p>
+      <w:pPr>
+        <w:widowControl/>
+        <w:shd w:val="clear" w:color="auto" w:fill="FFFFFF"/>
+        <w:spacing w:after="240" w:line="240" w:lineRule="auto"/>
+        <w:ind w:firstLineChars="0" w:firstLine="0"/>
+        <w:rPr>
+          <w:rFonts w:ascii="宋体" w:hAnsi="宋体" w:cs="Arial"/>
+          <w:color w:val="4D4D4D"/>
+          <w:kern w:val="0"/>
+          <w:szCs w:val="24"/>
+        </w:rPr>
+      </w:pPr>
+    </w:p>
+    <w:p>
+      <w:pPr>
+        <w:widowControl/>
+        <w:shd w:val="clear" w:color="auto" w:fill="FFFFFF"/>
+        <w:spacing w:after="240" w:line="240" w:lineRule="auto"/>
+        <w:ind w:firstLineChars="0" w:firstLine="0"/>
+        <w:rPr>
+          <w:rFonts w:ascii="宋体" w:hAnsi="宋体" w:cs="Arial"/>
+          <w:color w:val="4D4D4D"/>
+          <w:kern w:val="0"/>
+          <w:szCs w:val="24"/>
+        </w:rPr>
+      </w:pPr>
+      <w:r>
+        <w:rPr>
+          <w:rFonts w:ascii="宋体" w:hAnsi="宋体" w:cs="Arial" w:hint="eastAsia"/>
+          <w:color w:val="4D4D4D"/>
+          <w:kern w:val="0"/>
+          <w:szCs w:val="24"/>
+        </w:rPr>
+        <w:t>指向harbor的ip</w:t>
+      </w:r>
     </w:p>
     <w:p>
       <w:pPr>
@@ -2747,6 +3121,7 @@
         <w:pStyle w:val="3"/>
       </w:pPr>
       <w:r>
+        <w:lastRenderedPageBreak/>
         <w:t xml:space="preserve">7.2 </w:t>
       </w:r>
       <w:r>
@@ -3046,7 +3421,6 @@
           <w:kern w:val="0"/>
           <w:szCs w:val="24"/>
         </w:rPr>
-        <w:lastRenderedPageBreak/>
         <w:t>docker</w:t>
       </w:r>
       <w:proofErr w:type="spellEnd"/>
@@ -3633,19 +4007,36 @@
           <w:kern w:val="0"/>
           <w:szCs w:val="24"/>
         </w:rPr>
+        <w:lastRenderedPageBreak/>
         <w:t>浏览器</w:t>
       </w:r>
-      <w:hyperlink r:id="rId8" w:history="1">
-        <w:r>
-          <w:rPr>
-            <w:rStyle w:val="a5"/>
-            <w:rFonts w:ascii="Arial" w:hAnsi="Arial" w:cs="Arial"/>
-            <w:kern w:val="0"/>
-            <w:szCs w:val="24"/>
-          </w:rPr>
-          <w:t>https://localhost:8080</w:t>
-        </w:r>
-      </w:hyperlink>
+      <w:r>
+        <w:fldChar w:fldCharType="begin"/>
+      </w:r>
+      <w:r>
+        <w:instrText xml:space="preserve"> HYPERLINK "https://localhost:8080" </w:instrText>
+      </w:r>
+      <w:r>
+        <w:fldChar w:fldCharType="separate"/>
+      </w:r>
+      <w:r>
+        <w:rPr>
+          <w:rStyle w:val="a5"/>
+          <w:rFonts w:ascii="Arial" w:hAnsi="Arial" w:cs="Arial"/>
+          <w:kern w:val="0"/>
+          <w:szCs w:val="24"/>
+        </w:rPr>
+        <w:t>https://localhost:8080</w:t>
+      </w:r>
+      <w:r>
+        <w:rPr>
+          <w:rStyle w:val="a5"/>
+          <w:rFonts w:ascii="Arial" w:hAnsi="Arial" w:cs="Arial"/>
+          <w:kern w:val="0"/>
+          <w:szCs w:val="24"/>
+        </w:rPr>
+        <w:fldChar w:fldCharType="end"/>
+      </w:r>
       <w:r>
         <w:rPr>
           <w:rFonts w:ascii="Arial" w:hAnsi="Arial" w:cs="Arial" w:hint="eastAsia"/>
@@ -3859,7 +4250,6 @@
           <w:rFonts w:hint="eastAsia"/>
           <w:shd w:val="clear" w:color="auto" w:fill="FFFFFF"/>
         </w:rPr>
-        <w:lastRenderedPageBreak/>
         <w:t>8</w:t>
       </w:r>
       <w:r>

--- a/docker/Docker容器.docx
+++ b/docker/Docker容器.docx
@@ -52,28 +52,103 @@
           <w:shd w:val="clear" w:color="auto" w:fill="FFFFFF"/>
         </w:rPr>
       </w:pPr>
-      <w:proofErr w:type="gramStart"/>
       <w:r>
         <w:rPr>
           <w:rFonts w:ascii="宋体" w:hAnsi="宋体" w:hint="eastAsia"/>
           <w:shd w:val="clear" w:color="auto" w:fill="FFFFFF"/>
         </w:rPr>
-        <w:t>一</w:t>
-      </w:r>
-      <w:proofErr w:type="gramEnd"/>
+        <w:t xml:space="preserve">一 </w:t>
+      </w:r>
+      <w:r>
+        <w:rPr>
+          <w:rFonts w:ascii="宋体" w:hAnsi="宋体"/>
+          <w:shd w:val="clear" w:color="auto" w:fill="FFFFFF"/>
+        </w:rPr>
+        <w:t>安装Docker</w:t>
+      </w:r>
+    </w:p>
+    <w:p>
+      <w:pPr>
+        <w:ind w:firstLine="480"/>
+        <w:rPr>
+          <w:rFonts w:ascii="宋体" w:hAnsi="宋体"/>
+        </w:rPr>
+      </w:pPr>
       <w:r>
         <w:rPr>
           <w:rFonts w:ascii="宋体" w:hAnsi="宋体" w:hint="eastAsia"/>
-          <w:shd w:val="clear" w:color="auto" w:fill="FFFFFF"/>
-        </w:rPr>
-        <w:t xml:space="preserve"> </w:t>
-      </w:r>
-      <w:r>
-        <w:rPr>
-          <w:rFonts w:ascii="宋体" w:hAnsi="宋体"/>
-          <w:shd w:val="clear" w:color="auto" w:fill="FFFFFF"/>
-        </w:rPr>
-        <w:t>安装Docker</w:t>
+        </w:rPr>
+        <w:t>参考网址：</w:t>
+      </w:r>
+    </w:p>
+    <w:p>
+      <w:pPr>
+        <w:ind w:firstLine="480"/>
+        <w:rPr>
+          <w:rFonts w:ascii="宋体" w:hAnsi="宋体"/>
+        </w:rPr>
+      </w:pPr>
+      <w:r>
+        <w:rPr>
+          <w:rFonts w:ascii="宋体" w:hAnsi="宋体"/>
+        </w:rPr>
+        <w:t>https://blog.csdn.net/u014069688/article/details/100532774/</w:t>
+      </w:r>
+    </w:p>
+    <w:p>
+      <w:pPr>
+        <w:pStyle w:val="3"/>
+        <w:rPr>
+          <w:rFonts w:ascii="宋体" w:hAnsi="宋体"/>
+        </w:rPr>
+      </w:pPr>
+      <w:r>
+        <w:rPr>
+          <w:rFonts w:ascii="宋体" w:hAnsi="宋体"/>
+        </w:rPr>
+        <w:t>1，root账户登录，查看内核版本如下</w:t>
+      </w:r>
+    </w:p>
+    <w:p>
+      <w:pPr>
+        <w:ind w:firstLine="480"/>
+        <w:rPr>
+          <w:rFonts w:ascii="宋体" w:hAnsi="宋体"/>
+        </w:rPr>
+      </w:pPr>
+      <w:r>
+        <w:rPr>
+          <w:rFonts w:ascii="宋体" w:hAnsi="宋体"/>
+        </w:rPr>
+        <w:t>uname -a</w:t>
+      </w:r>
+    </w:p>
+    <w:p>
+      <w:pPr>
+        <w:pStyle w:val="3"/>
+        <w:rPr>
+          <w:rFonts w:ascii="宋体" w:hAnsi="宋体"/>
+        </w:rPr>
+      </w:pPr>
+      <w:r>
+        <w:rPr>
+          <w:rFonts w:ascii="宋体" w:hAnsi="宋体"/>
+        </w:rPr>
+        <w:t>2，把yum包更新到最新（温馨提示：新环境或测试环境可随意操作，生产环境酌情慎重更新）</w:t>
+      </w:r>
+    </w:p>
+    <w:p>
+      <w:pPr>
+        <w:ind w:firstLine="480"/>
+        <w:rPr>
+          <w:rFonts w:ascii="宋体" w:hAnsi="宋体"/>
+        </w:rPr>
+      </w:pPr>
+      <w:r>
+        <w:rPr>
+          <w:rFonts w:ascii="宋体" w:hAnsi="宋体"/>
+        </w:rPr>
+        <w:t>yum update</w:t>
       </w:r>
     </w:p>
     <w:p>
@@ -87,21 +162,13 @@
         <w:rPr>
           <w:rFonts w:ascii="宋体" w:hAnsi="宋体" w:hint="eastAsia"/>
         </w:rPr>
-        <w:t>参考网址：</w:t>
-      </w:r>
-    </w:p>
-    <w:p>
-      <w:pPr>
-        <w:ind w:firstLine="480"/>
-        <w:rPr>
-          <w:rFonts w:ascii="宋体" w:hAnsi="宋体"/>
-        </w:rPr>
-      </w:pPr>
-      <w:r>
-        <w:rPr>
-          <w:rFonts w:ascii="宋体" w:hAnsi="宋体"/>
-        </w:rPr>
-        <w:t>https://blog.csdn.net/u014069688/article/details/100532774/</w:t>
+        <w:t>（期间要选择确认，输入</w:t>
+      </w:r>
+      <w:r>
+        <w:rPr>
+          <w:rFonts w:ascii="宋体" w:hAnsi="宋体"/>
+        </w:rPr>
+        <w:t xml:space="preserve"> y 即可）</w:t>
       </w:r>
     </w:p>
     <w:p>
@@ -115,63 +182,21 @@
         <w:rPr>
           <w:rFonts w:ascii="宋体" w:hAnsi="宋体"/>
         </w:rPr>
-        <w:t>1，root账户登录，查看内核版本如下</w:t>
-      </w:r>
-    </w:p>
-    <w:p>
-      <w:pPr>
-        <w:ind w:firstLine="480"/>
-        <w:rPr>
-          <w:rFonts w:ascii="宋体" w:hAnsi="宋体"/>
-        </w:rPr>
-      </w:pPr>
-      <w:r>
-        <w:rPr>
-          <w:rFonts w:ascii="宋体" w:hAnsi="宋体"/>
-        </w:rPr>
-        <w:t>[</w:t>
-      </w:r>
-      <w:proofErr w:type="spellStart"/>
-      <w:r>
-        <w:rPr>
-          <w:rFonts w:ascii="宋体" w:hAnsi="宋体"/>
-        </w:rPr>
-        <w:t>root@localhost</w:t>
-      </w:r>
-      <w:proofErr w:type="spellEnd"/>
-      <w:r>
-        <w:rPr>
-          <w:rFonts w:ascii="宋体" w:hAnsi="宋体"/>
-        </w:rPr>
-        <w:t xml:space="preserve"> </w:t>
-      </w:r>
-      <w:proofErr w:type="gramStart"/>
-      <w:r>
-        <w:rPr>
-          <w:rFonts w:ascii="宋体" w:hAnsi="宋体"/>
-        </w:rPr>
-        <w:t>~]#</w:t>
-      </w:r>
-      <w:proofErr w:type="gramEnd"/>
-      <w:r>
-        <w:rPr>
-          <w:rFonts w:ascii="宋体" w:hAnsi="宋体"/>
-        </w:rPr>
-        <w:t xml:space="preserve"> </w:t>
-      </w:r>
-      <w:proofErr w:type="spellStart"/>
-      <w:r>
-        <w:rPr>
-          <w:rFonts w:ascii="宋体" w:hAnsi="宋体"/>
-        </w:rPr>
-        <w:t>uname</w:t>
-      </w:r>
-      <w:proofErr w:type="spellEnd"/>
-      <w:r>
-        <w:rPr>
-          <w:rFonts w:ascii="宋体" w:hAnsi="宋体"/>
-        </w:rPr>
-        <w:t xml:space="preserve"> -a</w:t>
+        <w:t>3，安装需要的软件包， yum-util 提供yum-config-manager功能，另外两个是devicemapper驱动依赖的</w:t>
+      </w:r>
+    </w:p>
+    <w:p>
+      <w:pPr>
+        <w:ind w:firstLine="480"/>
+        <w:rPr>
+          <w:rFonts w:ascii="宋体" w:hAnsi="宋体"/>
+        </w:rPr>
+      </w:pPr>
+      <w:r>
+        <w:rPr>
+          <w:rFonts w:ascii="宋体" w:hAnsi="宋体"/>
+        </w:rPr>
+        <w:t>yum install -y yum-utils device-mapper-persistent-data lvm2</w:t>
       </w:r>
     </w:p>
     <w:p>
@@ -185,49 +210,77 @@
         <w:rPr>
           <w:rFonts w:ascii="宋体" w:hAnsi="宋体"/>
         </w:rPr>
-        <w:t>2，把yum包更新到最新（温馨提示：新环境或测试环境可随意操作，生产环境酌情慎重更新）</w:t>
-      </w:r>
-    </w:p>
-    <w:p>
-      <w:pPr>
-        <w:ind w:firstLine="480"/>
-        <w:rPr>
-          <w:rFonts w:ascii="宋体" w:hAnsi="宋体"/>
-        </w:rPr>
-      </w:pPr>
-      <w:r>
-        <w:rPr>
-          <w:rFonts w:ascii="宋体" w:hAnsi="宋体"/>
-        </w:rPr>
-        <w:t>[</w:t>
-      </w:r>
-      <w:proofErr w:type="spellStart"/>
-      <w:r>
-        <w:rPr>
-          <w:rFonts w:ascii="宋体" w:hAnsi="宋体"/>
-        </w:rPr>
-        <w:t>root@localhost</w:t>
-      </w:r>
-      <w:proofErr w:type="spellEnd"/>
-      <w:r>
-        <w:rPr>
-          <w:rFonts w:ascii="宋体" w:hAnsi="宋体"/>
-        </w:rPr>
-        <w:t xml:space="preserve"> </w:t>
-      </w:r>
-      <w:proofErr w:type="gramStart"/>
-      <w:r>
-        <w:rPr>
-          <w:rFonts w:ascii="宋体" w:hAnsi="宋体"/>
-        </w:rPr>
-        <w:t>~]#</w:t>
-      </w:r>
-      <w:proofErr w:type="gramEnd"/>
-      <w:r>
-        <w:rPr>
-          <w:rFonts w:ascii="宋体" w:hAnsi="宋体"/>
-        </w:rPr>
-        <w:t xml:space="preserve"> yum update</w:t>
+        <w:t>4，设置yum源</w:t>
+      </w:r>
+    </w:p>
+    <w:p>
+      <w:pPr>
+        <w:ind w:firstLine="480"/>
+        <w:rPr>
+          <w:rFonts w:ascii="宋体" w:hAnsi="宋体"/>
+        </w:rPr>
+      </w:pPr>
+      <w:r>
+        <w:rPr>
+          <w:rFonts w:ascii="宋体" w:hAnsi="宋体"/>
+        </w:rPr>
+        <w:t>yum-config-manager --add-repo http://mirrors.aliyun.com/docker-ce/linux/centos/docker-ce.repo（阿里仓库）</w:t>
+      </w:r>
+    </w:p>
+    <w:p>
+      <w:pPr>
+        <w:pStyle w:val="3"/>
+        <w:rPr>
+          <w:rFonts w:ascii="宋体" w:hAnsi="宋体"/>
+        </w:rPr>
+      </w:pPr>
+      <w:r>
+        <w:rPr>
+          <w:rFonts w:ascii="宋体" w:hAnsi="宋体"/>
+        </w:rPr>
+        <w:t>5，可以查看所有仓库中所有docker版本，并选择特定版本安装</w:t>
+      </w:r>
+    </w:p>
+    <w:p>
+      <w:pPr>
+        <w:ind w:firstLine="480"/>
+        <w:rPr>
+          <w:rFonts w:ascii="宋体" w:hAnsi="宋体"/>
+        </w:rPr>
+      </w:pPr>
+      <w:r>
+        <w:rPr>
+          <w:rFonts w:ascii="宋体" w:hAnsi="宋体"/>
+        </w:rPr>
+        <w:t>yum list docker-ce --showduplicates | sort -r</w:t>
+      </w:r>
+    </w:p>
+    <w:p>
+      <w:pPr>
+        <w:pStyle w:val="3"/>
+        <w:rPr>
+          <w:rFonts w:ascii="宋体" w:hAnsi="宋体"/>
+        </w:rPr>
+      </w:pPr>
+      <w:r>
+        <w:rPr>
+          <w:rFonts w:ascii="宋体" w:hAnsi="宋体"/>
+        </w:rPr>
+        <w:t>6，安装Docker，命令：yum install docker-ce-版本号，我选的是docker-ce-18.03.1.ce，如下</w:t>
+      </w:r>
+    </w:p>
+    <w:p>
+      <w:pPr>
+        <w:ind w:firstLine="480"/>
+        <w:rPr>
+          <w:rFonts w:ascii="宋体" w:hAnsi="宋体"/>
+        </w:rPr>
+      </w:pPr>
+      <w:r>
+        <w:rPr>
+          <w:rFonts w:ascii="宋体" w:hAnsi="宋体"/>
+        </w:rPr>
+        <w:t>yum install docker-ce-18.03.1.ce</w:t>
       </w:r>
     </w:p>
     <w:p>
@@ -261,717 +314,111 @@
         <w:rPr>
           <w:rFonts w:ascii="宋体" w:hAnsi="宋体"/>
         </w:rPr>
-        <w:t>3，安装需要的软件包， yum-</w:t>
-      </w:r>
-      <w:proofErr w:type="spellStart"/>
-      <w:r>
-        <w:rPr>
-          <w:rFonts w:ascii="宋体" w:hAnsi="宋体"/>
-        </w:rPr>
-        <w:t>util</w:t>
-      </w:r>
-      <w:proofErr w:type="spellEnd"/>
-      <w:r>
-        <w:rPr>
-          <w:rFonts w:ascii="宋体" w:hAnsi="宋体"/>
-        </w:rPr>
-        <w:t xml:space="preserve"> 提供yum-</w:t>
-      </w:r>
-      <w:proofErr w:type="spellStart"/>
-      <w:r>
-        <w:rPr>
-          <w:rFonts w:ascii="宋体" w:hAnsi="宋体"/>
-        </w:rPr>
-        <w:t>config</w:t>
-      </w:r>
-      <w:proofErr w:type="spellEnd"/>
-      <w:r>
-        <w:rPr>
-          <w:rFonts w:ascii="宋体" w:hAnsi="宋体"/>
-        </w:rPr>
-        <w:t>-manager功能，另外两个是</w:t>
-      </w:r>
-      <w:proofErr w:type="spellStart"/>
-      <w:r>
-        <w:rPr>
-          <w:rFonts w:ascii="宋体" w:hAnsi="宋体"/>
-        </w:rPr>
-        <w:t>devicemapper</w:t>
-      </w:r>
-      <w:proofErr w:type="spellEnd"/>
-      <w:r>
-        <w:rPr>
-          <w:rFonts w:ascii="宋体" w:hAnsi="宋体"/>
-        </w:rPr>
-        <w:t>驱动依赖的</w:t>
-      </w:r>
-    </w:p>
-    <w:p>
-      <w:pPr>
-        <w:ind w:firstLine="480"/>
-        <w:rPr>
-          <w:rFonts w:ascii="宋体" w:hAnsi="宋体"/>
-        </w:rPr>
-      </w:pPr>
-      <w:r>
-        <w:rPr>
-          <w:rFonts w:ascii="宋体" w:hAnsi="宋体"/>
-        </w:rPr>
-        <w:t>[</w:t>
-      </w:r>
-      <w:proofErr w:type="spellStart"/>
-      <w:r>
-        <w:rPr>
-          <w:rFonts w:ascii="宋体" w:hAnsi="宋体"/>
-        </w:rPr>
-        <w:t>root@localhost</w:t>
-      </w:r>
-      <w:proofErr w:type="spellEnd"/>
-      <w:r>
-        <w:rPr>
-          <w:rFonts w:ascii="宋体" w:hAnsi="宋体"/>
-        </w:rPr>
-        <w:t xml:space="preserve"> </w:t>
-      </w:r>
-      <w:proofErr w:type="gramStart"/>
-      <w:r>
-        <w:rPr>
-          <w:rFonts w:ascii="宋体" w:hAnsi="宋体"/>
-        </w:rPr>
-        <w:t>~]#</w:t>
-      </w:r>
-      <w:proofErr w:type="gramEnd"/>
-      <w:r>
-        <w:rPr>
-          <w:rFonts w:ascii="宋体" w:hAnsi="宋体"/>
-        </w:rPr>
-        <w:t xml:space="preserve"> yum install -y yum-</w:t>
-      </w:r>
-      <w:proofErr w:type="spellStart"/>
-      <w:r>
-        <w:rPr>
-          <w:rFonts w:ascii="宋体" w:hAnsi="宋体"/>
-        </w:rPr>
-        <w:t>utils</w:t>
-      </w:r>
-      <w:proofErr w:type="spellEnd"/>
-      <w:r>
-        <w:rPr>
-          <w:rFonts w:ascii="宋体" w:hAnsi="宋体"/>
-        </w:rPr>
-        <w:t xml:space="preserve"> device-mapper-persistent-data lvm2</w:t>
-      </w:r>
-    </w:p>
-    <w:p>
-      <w:pPr>
-        <w:pStyle w:val="3"/>
-        <w:rPr>
-          <w:rFonts w:ascii="宋体" w:hAnsi="宋体"/>
-        </w:rPr>
-      </w:pPr>
-      <w:r>
-        <w:rPr>
-          <w:rFonts w:ascii="宋体" w:hAnsi="宋体"/>
-        </w:rPr>
-        <w:t>4，设置yum源</w:t>
-      </w:r>
-    </w:p>
-    <w:p>
-      <w:pPr>
-        <w:ind w:firstLine="480"/>
-        <w:rPr>
-          <w:rFonts w:ascii="宋体" w:hAnsi="宋体"/>
-        </w:rPr>
-      </w:pPr>
-      <w:r>
-        <w:rPr>
-          <w:rFonts w:ascii="宋体" w:hAnsi="宋体"/>
-        </w:rPr>
-        <w:t>yum-</w:t>
-      </w:r>
-      <w:proofErr w:type="spellStart"/>
-      <w:r>
-        <w:rPr>
-          <w:rFonts w:ascii="宋体" w:hAnsi="宋体"/>
-        </w:rPr>
-        <w:t>config</w:t>
-      </w:r>
-      <w:proofErr w:type="spellEnd"/>
-      <w:r>
-        <w:rPr>
-          <w:rFonts w:ascii="宋体" w:hAnsi="宋体"/>
-        </w:rPr>
-        <w:t>-manager --add-repo http://mirrors.aliyun.com/docker-ce/linux/centos/docker-ce.repo（阿里仓库）</w:t>
-      </w:r>
-    </w:p>
-    <w:p>
-      <w:pPr>
-        <w:pStyle w:val="3"/>
-        <w:rPr>
-          <w:rFonts w:ascii="宋体" w:hAnsi="宋体"/>
-        </w:rPr>
-      </w:pPr>
-      <w:r>
-        <w:rPr>
-          <w:rFonts w:ascii="宋体" w:hAnsi="宋体"/>
-        </w:rPr>
-        <w:t>5，可以查看所有仓库中所有</w:t>
-      </w:r>
-      <w:proofErr w:type="spellStart"/>
-      <w:r>
-        <w:rPr>
-          <w:rFonts w:ascii="宋体" w:hAnsi="宋体"/>
-        </w:rPr>
-        <w:t>docker</w:t>
-      </w:r>
-      <w:proofErr w:type="spellEnd"/>
-      <w:r>
-        <w:rPr>
-          <w:rFonts w:ascii="宋体" w:hAnsi="宋体"/>
-        </w:rPr>
-        <w:t>版本，并选择特定版本安装</w:t>
-      </w:r>
-    </w:p>
-    <w:p>
-      <w:pPr>
-        <w:ind w:firstLine="480"/>
-        <w:rPr>
-          <w:rFonts w:ascii="宋体" w:hAnsi="宋体"/>
-        </w:rPr>
-      </w:pPr>
-      <w:r>
-        <w:rPr>
-          <w:rFonts w:ascii="宋体" w:hAnsi="宋体"/>
-        </w:rPr>
-        <w:t>[</w:t>
-      </w:r>
-      <w:proofErr w:type="spellStart"/>
-      <w:r>
-        <w:rPr>
-          <w:rFonts w:ascii="宋体" w:hAnsi="宋体"/>
-        </w:rPr>
-        <w:t>root@localhost</w:t>
-      </w:r>
-      <w:proofErr w:type="spellEnd"/>
-      <w:r>
-        <w:rPr>
-          <w:rFonts w:ascii="宋体" w:hAnsi="宋体"/>
-        </w:rPr>
-        <w:t xml:space="preserve"> </w:t>
-      </w:r>
-      <w:proofErr w:type="gramStart"/>
-      <w:r>
-        <w:rPr>
-          <w:rFonts w:ascii="宋体" w:hAnsi="宋体"/>
-        </w:rPr>
-        <w:t>~]#</w:t>
-      </w:r>
-      <w:proofErr w:type="gramEnd"/>
-      <w:r>
-        <w:rPr>
-          <w:rFonts w:ascii="宋体" w:hAnsi="宋体"/>
-        </w:rPr>
-        <w:t xml:space="preserve"> yum list </w:t>
-      </w:r>
-      <w:proofErr w:type="spellStart"/>
-      <w:r>
-        <w:rPr>
-          <w:rFonts w:ascii="宋体" w:hAnsi="宋体"/>
-        </w:rPr>
-        <w:t>docker-ce</w:t>
-      </w:r>
-      <w:proofErr w:type="spellEnd"/>
-      <w:r>
-        <w:rPr>
-          <w:rFonts w:ascii="宋体" w:hAnsi="宋体"/>
-        </w:rPr>
-        <w:t xml:space="preserve"> --</w:t>
-      </w:r>
-      <w:proofErr w:type="spellStart"/>
-      <w:r>
-        <w:rPr>
-          <w:rFonts w:ascii="宋体" w:hAnsi="宋体"/>
-        </w:rPr>
-        <w:t>showduplicates</w:t>
-      </w:r>
-      <w:proofErr w:type="spellEnd"/>
-      <w:r>
-        <w:rPr>
-          <w:rFonts w:ascii="宋体" w:hAnsi="宋体"/>
-        </w:rPr>
-        <w:t xml:space="preserve"> | sort -r</w:t>
-      </w:r>
-    </w:p>
-    <w:p>
-      <w:pPr>
-        <w:pStyle w:val="3"/>
-        <w:rPr>
-          <w:rFonts w:ascii="宋体" w:hAnsi="宋体"/>
-        </w:rPr>
-      </w:pPr>
-      <w:r>
-        <w:rPr>
-          <w:rFonts w:ascii="宋体" w:hAnsi="宋体"/>
-        </w:rPr>
-        <w:t xml:space="preserve">6，安装Docker，命令：yum install </w:t>
-      </w:r>
-      <w:proofErr w:type="spellStart"/>
-      <w:r>
-        <w:rPr>
-          <w:rFonts w:ascii="宋体" w:hAnsi="宋体"/>
-        </w:rPr>
-        <w:t>docker-ce</w:t>
-      </w:r>
-      <w:proofErr w:type="spellEnd"/>
-      <w:r>
-        <w:rPr>
-          <w:rFonts w:ascii="宋体" w:hAnsi="宋体"/>
-        </w:rPr>
-        <w:t>-版本号，我选的是docker-ce-18.03.1.ce，如下</w:t>
-      </w:r>
-    </w:p>
-    <w:p>
-      <w:pPr>
-        <w:ind w:firstLine="480"/>
-        <w:rPr>
-          <w:rFonts w:ascii="宋体" w:hAnsi="宋体"/>
-        </w:rPr>
-      </w:pPr>
-      <w:r>
-        <w:rPr>
-          <w:rFonts w:ascii="宋体" w:hAnsi="宋体"/>
-        </w:rPr>
-        <w:t>[</w:t>
-      </w:r>
-      <w:proofErr w:type="spellStart"/>
-      <w:r>
-        <w:rPr>
-          <w:rFonts w:ascii="宋体" w:hAnsi="宋体"/>
-        </w:rPr>
-        <w:t>root@localhost</w:t>
-      </w:r>
-      <w:proofErr w:type="spellEnd"/>
-      <w:r>
-        <w:rPr>
-          <w:rFonts w:ascii="宋体" w:hAnsi="宋体"/>
-        </w:rPr>
-        <w:t xml:space="preserve"> </w:t>
-      </w:r>
-      <w:proofErr w:type="gramStart"/>
-      <w:r>
-        <w:rPr>
-          <w:rFonts w:ascii="宋体" w:hAnsi="宋体"/>
-        </w:rPr>
-        <w:t>~]#</w:t>
-      </w:r>
-      <w:proofErr w:type="gramEnd"/>
-      <w:r>
-        <w:rPr>
-          <w:rFonts w:ascii="宋体" w:hAnsi="宋体"/>
-        </w:rPr>
-        <w:t xml:space="preserve"> yum install docker-ce-18.03.1.ce</w:t>
-      </w:r>
-    </w:p>
-    <w:p>
-      <w:pPr>
-        <w:ind w:firstLine="480"/>
-        <w:rPr>
-          <w:rFonts w:ascii="宋体" w:hAnsi="宋体"/>
-        </w:rPr>
-      </w:pPr>
+        <w:t>7， 启动Docker，命令：systemctl start docker，然后加入开机启动，如下</w:t>
+      </w:r>
+    </w:p>
+    <w:p>
+      <w:pPr>
+        <w:ind w:firstLine="480"/>
+        <w:rPr>
+          <w:rFonts w:ascii="宋体" w:hAnsi="宋体"/>
+        </w:rPr>
+      </w:pPr>
+      <w:r>
+        <w:rPr>
+          <w:rFonts w:ascii="宋体" w:hAnsi="宋体"/>
+        </w:rPr>
+        <w:t>systemctl start docker</w:t>
+      </w:r>
+    </w:p>
+    <w:p>
+      <w:pPr>
+        <w:ind w:firstLine="480"/>
+        <w:rPr>
+          <w:rFonts w:ascii="宋体" w:hAnsi="宋体"/>
+        </w:rPr>
+      </w:pPr>
+      <w:r>
+        <w:rPr>
+          <w:rFonts w:ascii="宋体" w:hAnsi="宋体"/>
+        </w:rPr>
+        <w:t>systemctl enable  docker</w:t>
+      </w:r>
+    </w:p>
+    <w:p>
+      <w:pPr>
+        <w:ind w:firstLine="480"/>
+        <w:rPr>
+          <w:rFonts w:ascii="宋体" w:hAnsi="宋体"/>
+        </w:rPr>
+      </w:pPr>
+      <w:r>
+        <w:rPr>
+          <w:rFonts w:ascii="宋体" w:hAnsi="宋体"/>
+        </w:rPr>
+        <w:t>docker version</w:t>
+      </w:r>
+    </w:p>
+    <w:p>
+      <w:pPr>
+        <w:pStyle w:val="2"/>
+        <w:rPr>
+          <w:rFonts w:ascii="宋体" w:hAnsi="宋体"/>
+          <w:shd w:val="clear" w:color="auto" w:fill="FFFFFF"/>
+        </w:rPr>
+      </w:pPr>
+      <w:r>
+        <w:rPr>
+          <w:rFonts w:ascii="宋体" w:hAnsi="宋体"/>
+          <w:shd w:val="clear" w:color="auto" w:fill="FFFFFF"/>
+        </w:rPr>
+        <w:lastRenderedPageBreak/>
+        <w:t>二、安装docker-compose</w:t>
+      </w:r>
+    </w:p>
+    <w:p>
+      <w:pPr>
+        <w:ind w:firstLine="480"/>
+        <w:rPr>
+          <w:rFonts w:ascii="宋体" w:hAnsi="宋体"/>
+        </w:rPr>
+      </w:pPr>
+      <w:r>
+        <w:rPr>
+          <w:rFonts w:ascii="宋体" w:hAnsi="宋体"/>
+        </w:rPr>
+        <w:t>（docker-compose 是用来做docker 的多容器控制，是Docker容器进行编排的工具，定义和运行多容器的应用，可以一条命令启动多个容器，使用Docker Compose不再需要使用shell脚本来启动容器。 ）</w:t>
+      </w:r>
+    </w:p>
+    <w:p>
+      <w:pPr>
+        <w:ind w:firstLine="480"/>
+        <w:rPr>
+          <w:rFonts w:ascii="宋体" w:hAnsi="宋体"/>
+        </w:rPr>
+      </w:pPr>
+      <w:r>
+        <w:rPr>
+          <w:rFonts w:ascii="宋体" w:hAnsi="宋体"/>
+        </w:rPr>
+        <w:t>下载安装</w:t>
+      </w:r>
       <w:r>
         <w:rPr>
           <w:rFonts w:ascii="宋体" w:hAnsi="宋体" w:hint="eastAsia"/>
         </w:rPr>
-        <w:t>（期间要选择确认，输入</w:t>
-      </w:r>
-      <w:r>
-        <w:rPr>
-          <w:rFonts w:ascii="宋体" w:hAnsi="宋体"/>
-        </w:rPr>
-        <w:t xml:space="preserve"> y 即可）</w:t>
-      </w:r>
-    </w:p>
-    <w:p>
-      <w:pPr>
-        <w:pStyle w:val="3"/>
-        <w:rPr>
-          <w:rFonts w:ascii="宋体" w:hAnsi="宋体"/>
-        </w:rPr>
-      </w:pPr>
-      <w:r>
-        <w:rPr>
-          <w:rFonts w:ascii="宋体" w:hAnsi="宋体"/>
-        </w:rPr>
-        <w:t>7， 启动Docker，命令：</w:t>
-      </w:r>
-      <w:proofErr w:type="spellStart"/>
-      <w:r>
-        <w:rPr>
-          <w:rFonts w:ascii="宋体" w:hAnsi="宋体"/>
-        </w:rPr>
-        <w:t>systemctl</w:t>
-      </w:r>
-      <w:proofErr w:type="spellEnd"/>
-      <w:r>
-        <w:rPr>
-          <w:rFonts w:ascii="宋体" w:hAnsi="宋体"/>
-        </w:rPr>
-        <w:t xml:space="preserve"> start </w:t>
-      </w:r>
-      <w:proofErr w:type="spellStart"/>
-      <w:r>
-        <w:rPr>
-          <w:rFonts w:ascii="宋体" w:hAnsi="宋体"/>
-        </w:rPr>
-        <w:t>docker</w:t>
-      </w:r>
-      <w:proofErr w:type="spellEnd"/>
-      <w:r>
-        <w:rPr>
-          <w:rFonts w:ascii="宋体" w:hAnsi="宋体"/>
-        </w:rPr>
-        <w:t>，然后加入开机启动，如下</w:t>
-      </w:r>
-    </w:p>
-    <w:p>
-      <w:pPr>
-        <w:ind w:firstLine="480"/>
-        <w:rPr>
-          <w:rFonts w:ascii="宋体" w:hAnsi="宋体"/>
-        </w:rPr>
-      </w:pPr>
-      <w:r>
-        <w:rPr>
-          <w:rFonts w:ascii="宋体" w:hAnsi="宋体"/>
-        </w:rPr>
-        <w:t>[</w:t>
-      </w:r>
-      <w:proofErr w:type="spellStart"/>
-      <w:r>
-        <w:rPr>
-          <w:rFonts w:ascii="宋体" w:hAnsi="宋体"/>
-        </w:rPr>
-        <w:t>root@localhost</w:t>
-      </w:r>
-      <w:proofErr w:type="spellEnd"/>
-      <w:r>
-        <w:rPr>
-          <w:rFonts w:ascii="宋体" w:hAnsi="宋体"/>
-        </w:rPr>
-        <w:t xml:space="preserve"> </w:t>
-      </w:r>
-      <w:proofErr w:type="gramStart"/>
-      <w:r>
-        <w:rPr>
-          <w:rFonts w:ascii="宋体" w:hAnsi="宋体"/>
-        </w:rPr>
-        <w:t>~]#</w:t>
-      </w:r>
-      <w:proofErr w:type="gramEnd"/>
-      <w:r>
-        <w:rPr>
-          <w:rFonts w:ascii="宋体" w:hAnsi="宋体"/>
-        </w:rPr>
-        <w:t xml:space="preserve"> </w:t>
-      </w:r>
-      <w:proofErr w:type="spellStart"/>
-      <w:r>
-        <w:rPr>
-          <w:rFonts w:ascii="宋体" w:hAnsi="宋体"/>
-        </w:rPr>
-        <w:t>systemctl</w:t>
-      </w:r>
-      <w:proofErr w:type="spellEnd"/>
-      <w:r>
-        <w:rPr>
-          <w:rFonts w:ascii="宋体" w:hAnsi="宋体"/>
-        </w:rPr>
-        <w:t xml:space="preserve"> start </w:t>
-      </w:r>
-      <w:proofErr w:type="spellStart"/>
-      <w:r>
-        <w:rPr>
-          <w:rFonts w:ascii="宋体" w:hAnsi="宋体"/>
-        </w:rPr>
-        <w:t>docker</w:t>
-      </w:r>
-      <w:proofErr w:type="spellEnd"/>
-    </w:p>
-    <w:p>
-      <w:pPr>
-        <w:ind w:firstLine="480"/>
-        <w:rPr>
-          <w:rFonts w:ascii="宋体" w:hAnsi="宋体"/>
-        </w:rPr>
-      </w:pPr>
-      <w:r>
-        <w:rPr>
-          <w:rFonts w:ascii="宋体" w:hAnsi="宋体"/>
-        </w:rPr>
-        <w:t>[</w:t>
-      </w:r>
-      <w:proofErr w:type="spellStart"/>
-      <w:r>
-        <w:rPr>
-          <w:rFonts w:ascii="宋体" w:hAnsi="宋体"/>
-        </w:rPr>
-        <w:t>root@localhost</w:t>
-      </w:r>
-      <w:proofErr w:type="spellEnd"/>
-      <w:r>
-        <w:rPr>
-          <w:rFonts w:ascii="宋体" w:hAnsi="宋体"/>
-        </w:rPr>
-        <w:t xml:space="preserve"> </w:t>
-      </w:r>
-      <w:proofErr w:type="gramStart"/>
-      <w:r>
-        <w:rPr>
-          <w:rFonts w:ascii="宋体" w:hAnsi="宋体"/>
-        </w:rPr>
-        <w:t>~]#</w:t>
-      </w:r>
-      <w:proofErr w:type="gramEnd"/>
-      <w:r>
-        <w:rPr>
-          <w:rFonts w:ascii="宋体" w:hAnsi="宋体"/>
-        </w:rPr>
-        <w:t xml:space="preserve"> </w:t>
-      </w:r>
-      <w:proofErr w:type="spellStart"/>
-      <w:r>
-        <w:rPr>
-          <w:rFonts w:ascii="宋体" w:hAnsi="宋体"/>
-        </w:rPr>
-        <w:t>systemctl</w:t>
-      </w:r>
-      <w:proofErr w:type="spellEnd"/>
-      <w:r>
-        <w:rPr>
-          <w:rFonts w:ascii="宋体" w:hAnsi="宋体"/>
-        </w:rPr>
-        <w:t xml:space="preserve"> enable  </w:t>
-      </w:r>
-      <w:proofErr w:type="spellStart"/>
-      <w:r>
-        <w:rPr>
-          <w:rFonts w:ascii="宋体" w:hAnsi="宋体"/>
-        </w:rPr>
-        <w:t>docker</w:t>
-      </w:r>
-      <w:proofErr w:type="spellEnd"/>
-    </w:p>
-    <w:p>
-      <w:pPr>
-        <w:ind w:firstLine="480"/>
-        <w:rPr>
-          <w:rFonts w:ascii="宋体" w:hAnsi="宋体"/>
-        </w:rPr>
-      </w:pPr>
-      <w:r>
-        <w:rPr>
-          <w:rFonts w:ascii="宋体" w:hAnsi="宋体"/>
-        </w:rPr>
-        <w:lastRenderedPageBreak/>
-        <w:t>[</w:t>
-      </w:r>
-      <w:proofErr w:type="spellStart"/>
-      <w:r>
-        <w:rPr>
-          <w:rFonts w:ascii="宋体" w:hAnsi="宋体"/>
-        </w:rPr>
-        <w:t>root@localhost</w:t>
-      </w:r>
-      <w:proofErr w:type="spellEnd"/>
-      <w:r>
-        <w:rPr>
-          <w:rFonts w:ascii="宋体" w:hAnsi="宋体"/>
-        </w:rPr>
-        <w:t xml:space="preserve"> </w:t>
-      </w:r>
-      <w:proofErr w:type="gramStart"/>
-      <w:r>
-        <w:rPr>
-          <w:rFonts w:ascii="宋体" w:hAnsi="宋体"/>
-        </w:rPr>
-        <w:t>~]#</w:t>
-      </w:r>
-      <w:proofErr w:type="gramEnd"/>
-      <w:r>
-        <w:rPr>
-          <w:rFonts w:ascii="宋体" w:hAnsi="宋体"/>
-        </w:rPr>
-        <w:t xml:space="preserve"> </w:t>
-      </w:r>
-      <w:proofErr w:type="spellStart"/>
-      <w:r>
-        <w:rPr>
-          <w:rFonts w:ascii="宋体" w:hAnsi="宋体"/>
-        </w:rPr>
-        <w:t>docker</w:t>
-      </w:r>
-      <w:proofErr w:type="spellEnd"/>
-      <w:r>
-        <w:rPr>
-          <w:rFonts w:ascii="宋体" w:hAnsi="宋体"/>
-        </w:rPr>
-        <w:t xml:space="preserve"> version</w:t>
-      </w:r>
-    </w:p>
-    <w:p>
-      <w:pPr>
-        <w:pStyle w:val="2"/>
-        <w:rPr>
-          <w:rFonts w:ascii="宋体" w:hAnsi="宋体"/>
-          <w:shd w:val="clear" w:color="auto" w:fill="FFFFFF"/>
-        </w:rPr>
-      </w:pPr>
-      <w:r>
-        <w:rPr>
-          <w:rFonts w:ascii="宋体" w:hAnsi="宋体"/>
-          <w:shd w:val="clear" w:color="auto" w:fill="FFFFFF"/>
-        </w:rPr>
-        <w:t>二、安装</w:t>
-      </w:r>
-      <w:proofErr w:type="spellStart"/>
-      <w:r>
-        <w:rPr>
-          <w:rFonts w:ascii="宋体" w:hAnsi="宋体"/>
-          <w:shd w:val="clear" w:color="auto" w:fill="FFFFFF"/>
-        </w:rPr>
-        <w:t>docker</w:t>
-      </w:r>
-      <w:proofErr w:type="spellEnd"/>
-      <w:r>
-        <w:rPr>
-          <w:rFonts w:ascii="宋体" w:hAnsi="宋体"/>
-          <w:shd w:val="clear" w:color="auto" w:fill="FFFFFF"/>
-        </w:rPr>
-        <w:t>-compose</w:t>
-      </w:r>
-    </w:p>
-    <w:p>
-      <w:pPr>
-        <w:ind w:firstLine="480"/>
-        <w:rPr>
-          <w:rFonts w:ascii="宋体" w:hAnsi="宋体"/>
-        </w:rPr>
-      </w:pPr>
-      <w:r>
-        <w:rPr>
-          <w:rFonts w:ascii="宋体" w:hAnsi="宋体"/>
-        </w:rPr>
         <w:t>（</w:t>
       </w:r>
-      <w:proofErr w:type="spellStart"/>
-      <w:r>
-        <w:rPr>
-          <w:rFonts w:ascii="宋体" w:hAnsi="宋体"/>
-        </w:rPr>
-        <w:t>docker</w:t>
-      </w:r>
-      <w:proofErr w:type="spellEnd"/>
-      <w:r>
-        <w:rPr>
-          <w:rFonts w:ascii="宋体" w:hAnsi="宋体"/>
-        </w:rPr>
-        <w:t>-compose 是用来做</w:t>
-      </w:r>
-      <w:proofErr w:type="spellStart"/>
-      <w:r>
-        <w:rPr>
-          <w:rFonts w:ascii="宋体" w:hAnsi="宋体"/>
-        </w:rPr>
-        <w:t>docker</w:t>
-      </w:r>
-      <w:proofErr w:type="spellEnd"/>
-      <w:r>
-        <w:rPr>
-          <w:rFonts w:ascii="宋体" w:hAnsi="宋体"/>
-        </w:rPr>
-        <w:t xml:space="preserve"> 的多容器控制，是Docker容器进行编排的工具，定义和运行多容器的应用，可以一条命令启动多个容器，使用Docker Compose不再需要使用shell脚本来启动容器。 ）</w:t>
-      </w:r>
-    </w:p>
-    <w:p>
-      <w:pPr>
-        <w:ind w:firstLine="480"/>
-        <w:rPr>
-          <w:rFonts w:ascii="宋体" w:hAnsi="宋体"/>
-        </w:rPr>
-      </w:pPr>
-      <w:r>
-        <w:rPr>
-          <w:rFonts w:ascii="宋体" w:hAnsi="宋体"/>
-        </w:rPr>
-        <w:t>下载安装</w:t>
+      <w:r>
+        <w:rPr>
+          <w:rFonts w:ascii="宋体" w:hAnsi="宋体"/>
+        </w:rPr>
+        <w:t>sudo curl -L "https://github.com/docker/compose/releases/download/1.24.1/docker-compose-$(uname -s)-$(uname -m)" -o /usr/local/bin/docker-compose</w:t>
       </w:r>
       <w:r>
         <w:rPr>
           <w:rFonts w:ascii="宋体" w:hAnsi="宋体" w:hint="eastAsia"/>
         </w:rPr>
-        <w:t>（</w:t>
-      </w:r>
-      <w:proofErr w:type="spellStart"/>
-      <w:r>
-        <w:rPr>
-          <w:rFonts w:ascii="宋体" w:hAnsi="宋体"/>
-        </w:rPr>
-        <w:t>sudo</w:t>
-      </w:r>
-      <w:proofErr w:type="spellEnd"/>
-      <w:r>
-        <w:rPr>
-          <w:rFonts w:ascii="宋体" w:hAnsi="宋体"/>
-        </w:rPr>
-        <w:t xml:space="preserve"> curl -L "https://github.com/docker/compose/releases/download/1.24.1/docker-compose-$(uname -s)-$(</w:t>
-      </w:r>
-      <w:proofErr w:type="spellStart"/>
-      <w:r>
-        <w:rPr>
-          <w:rFonts w:ascii="宋体" w:hAnsi="宋体"/>
-        </w:rPr>
-        <w:t>uname</w:t>
-      </w:r>
-      <w:proofErr w:type="spellEnd"/>
-      <w:r>
-        <w:rPr>
-          <w:rFonts w:ascii="宋体" w:hAnsi="宋体"/>
-        </w:rPr>
-        <w:t xml:space="preserve"> -m)" -o /</w:t>
-      </w:r>
-      <w:proofErr w:type="spellStart"/>
-      <w:r>
-        <w:rPr>
-          <w:rFonts w:ascii="宋体" w:hAnsi="宋体"/>
-        </w:rPr>
-        <w:t>usr</w:t>
-      </w:r>
-      <w:proofErr w:type="spellEnd"/>
-      <w:r>
-        <w:rPr>
-          <w:rFonts w:ascii="宋体" w:hAnsi="宋体"/>
-        </w:rPr>
-        <w:t>/local/bin/</w:t>
-      </w:r>
-      <w:proofErr w:type="spellStart"/>
-      <w:r>
-        <w:rPr>
-          <w:rFonts w:ascii="宋体" w:hAnsi="宋体"/>
-        </w:rPr>
-        <w:t>docker</w:t>
-      </w:r>
-      <w:proofErr w:type="spellEnd"/>
-      <w:r>
-        <w:rPr>
-          <w:rFonts w:ascii="宋体" w:hAnsi="宋体"/>
-        </w:rPr>
-        <w:t>-compose</w:t>
-      </w:r>
-      <w:r>
-        <w:rPr>
-          <w:rFonts w:ascii="宋体" w:hAnsi="宋体" w:hint="eastAsia"/>
-        </w:rPr>
         <w:t>）</w:t>
       </w:r>
     </w:p>
@@ -991,72 +438,16 @@
     </w:p>
     <w:p>
       <w:pPr>
-        <w:ind w:firstLine="480"/>
-        <w:rPr>
-          <w:rFonts w:ascii="宋体" w:hAnsi="宋体"/>
-        </w:rPr>
-      </w:pPr>
-      <w:r>
-        <w:rPr>
-          <w:rFonts w:ascii="宋体" w:hAnsi="宋体"/>
-        </w:rPr>
-        <w:t xml:space="preserve">$ </w:t>
-      </w:r>
-      <w:proofErr w:type="spellStart"/>
-      <w:r>
-        <w:rPr>
-          <w:rFonts w:ascii="宋体" w:hAnsi="宋体"/>
-        </w:rPr>
-        <w:t>sudo</w:t>
-      </w:r>
-      <w:proofErr w:type="spellEnd"/>
-      <w:r>
-        <w:rPr>
-          <w:rFonts w:ascii="宋体" w:hAnsi="宋体"/>
-        </w:rPr>
-        <w:t xml:space="preserve"> </w:t>
-      </w:r>
-      <w:proofErr w:type="spellStart"/>
-      <w:r>
-        <w:rPr>
-          <w:rFonts w:ascii="宋体" w:hAnsi="宋体"/>
-        </w:rPr>
-        <w:t>chmod</w:t>
-      </w:r>
-      <w:proofErr w:type="spellEnd"/>
-      <w:r>
-        <w:rPr>
-          <w:rFonts w:ascii="宋体" w:hAnsi="宋体"/>
-        </w:rPr>
-        <w:t xml:space="preserve"> +x /</w:t>
-      </w:r>
-      <w:proofErr w:type="spellStart"/>
-      <w:r>
-        <w:rPr>
-          <w:rFonts w:ascii="宋体" w:hAnsi="宋体"/>
-        </w:rPr>
-        <w:t>usr</w:t>
-      </w:r>
-      <w:proofErr w:type="spellEnd"/>
-      <w:r>
-        <w:rPr>
-          <w:rFonts w:ascii="宋体" w:hAnsi="宋体"/>
-        </w:rPr>
-        <w:t>/local/bin/</w:t>
-      </w:r>
-      <w:proofErr w:type="spellStart"/>
-      <w:r>
-        <w:rPr>
-          <w:rFonts w:ascii="宋体" w:hAnsi="宋体"/>
-        </w:rPr>
-        <w:t>docker</w:t>
-      </w:r>
-      <w:proofErr w:type="spellEnd"/>
-      <w:r>
-        <w:rPr>
-          <w:rFonts w:ascii="宋体" w:hAnsi="宋体"/>
-        </w:rPr>
-        <w:t>-compose</w:t>
+        <w:ind w:left="360" w:firstLine="480"/>
+        <w:rPr>
+          <w:rFonts w:ascii="宋体" w:hAnsi="宋体"/>
+        </w:rPr>
+      </w:pPr>
+      <w:r>
+        <w:rPr>
+          <w:rFonts w:ascii="宋体" w:hAnsi="宋体"/>
+        </w:rPr>
+        <w:t>sudo chmod +x /usr/local/bin/docker-compose</w:t>
       </w:r>
     </w:p>
     <w:p>
@@ -1075,86 +466,16 @@
     </w:p>
     <w:p>
       <w:pPr>
-        <w:ind w:firstLine="480"/>
-        <w:rPr>
-          <w:rFonts w:ascii="宋体" w:hAnsi="宋体"/>
-        </w:rPr>
-      </w:pPr>
-      <w:r>
-        <w:rPr>
-          <w:rFonts w:ascii="宋体" w:hAnsi="宋体"/>
-        </w:rPr>
-        <w:t xml:space="preserve">$ </w:t>
-      </w:r>
-      <w:proofErr w:type="spellStart"/>
-      <w:r>
-        <w:rPr>
-          <w:rFonts w:ascii="宋体" w:hAnsi="宋体"/>
-        </w:rPr>
-        <w:t>sudo</w:t>
-      </w:r>
-      <w:proofErr w:type="spellEnd"/>
-      <w:r>
-        <w:rPr>
-          <w:rFonts w:ascii="宋体" w:hAnsi="宋体"/>
-        </w:rPr>
-        <w:t xml:space="preserve"> ln -s /</w:t>
-      </w:r>
-      <w:proofErr w:type="spellStart"/>
-      <w:r>
-        <w:rPr>
-          <w:rFonts w:ascii="宋体" w:hAnsi="宋体"/>
-        </w:rPr>
-        <w:t>usr</w:t>
-      </w:r>
-      <w:proofErr w:type="spellEnd"/>
-      <w:r>
-        <w:rPr>
-          <w:rFonts w:ascii="宋体" w:hAnsi="宋体"/>
-        </w:rPr>
-        <w:t>/local/bin/</w:t>
-      </w:r>
-      <w:proofErr w:type="spellStart"/>
-      <w:r>
-        <w:rPr>
-          <w:rFonts w:ascii="宋体" w:hAnsi="宋体"/>
-        </w:rPr>
-        <w:t>docker</w:t>
-      </w:r>
-      <w:proofErr w:type="spellEnd"/>
-      <w:r>
-        <w:rPr>
-          <w:rFonts w:ascii="宋体" w:hAnsi="宋体"/>
-        </w:rPr>
-        <w:t>-compose /</w:t>
-      </w:r>
-      <w:proofErr w:type="spellStart"/>
-      <w:r>
-        <w:rPr>
-          <w:rFonts w:ascii="宋体" w:hAnsi="宋体"/>
-        </w:rPr>
-        <w:t>usr</w:t>
-      </w:r>
-      <w:proofErr w:type="spellEnd"/>
-      <w:r>
-        <w:rPr>
-          <w:rFonts w:ascii="宋体" w:hAnsi="宋体"/>
-        </w:rPr>
-        <w:t>/bin/</w:t>
-      </w:r>
-      <w:proofErr w:type="spellStart"/>
-      <w:r>
-        <w:rPr>
-          <w:rFonts w:ascii="宋体" w:hAnsi="宋体"/>
-        </w:rPr>
-        <w:t>docker</w:t>
-      </w:r>
-      <w:proofErr w:type="spellEnd"/>
-      <w:r>
-        <w:rPr>
-          <w:rFonts w:ascii="宋体" w:hAnsi="宋体"/>
-        </w:rPr>
-        <w:t>-compose</w:t>
+        <w:ind w:left="360" w:firstLine="480"/>
+        <w:rPr>
+          <w:rFonts w:ascii="宋体" w:hAnsi="宋体"/>
+        </w:rPr>
+      </w:pPr>
+      <w:r>
+        <w:rPr>
+          <w:rFonts w:ascii="宋体" w:hAnsi="宋体"/>
+        </w:rPr>
+        <w:t>sudo ln -s /usr/local/bin/docker-compose /usr/bin/docker-compose</w:t>
       </w:r>
     </w:p>
     <w:p>
@@ -1173,52 +494,30 @@
     </w:p>
     <w:p>
       <w:pPr>
-        <w:ind w:firstLine="480"/>
-        <w:rPr>
-          <w:rFonts w:ascii="宋体" w:hAnsi="宋体"/>
-        </w:rPr>
-      </w:pPr>
-      <w:r>
-        <w:rPr>
-          <w:rFonts w:ascii="宋体" w:hAnsi="宋体"/>
-        </w:rPr>
-        <w:t xml:space="preserve">$ </w:t>
-      </w:r>
-      <w:proofErr w:type="spellStart"/>
-      <w:r>
-        <w:rPr>
-          <w:rFonts w:ascii="宋体" w:hAnsi="宋体"/>
-        </w:rPr>
-        <w:t>docker</w:t>
-      </w:r>
-      <w:proofErr w:type="spellEnd"/>
-      <w:r>
-        <w:rPr>
-          <w:rFonts w:ascii="宋体" w:hAnsi="宋体"/>
-        </w:rPr>
-        <w:t>-compose --version</w:t>
-      </w:r>
-    </w:p>
-    <w:p>
-      <w:pPr>
-        <w:ind w:firstLine="480"/>
-        <w:rPr>
-          <w:rFonts w:ascii="宋体" w:hAnsi="宋体"/>
-        </w:rPr>
-      </w:pPr>
-      <w:proofErr w:type="spellStart"/>
-      <w:r>
-        <w:rPr>
-          <w:rFonts w:ascii="宋体" w:hAnsi="宋体"/>
-        </w:rPr>
-        <w:t>cker</w:t>
-      </w:r>
-      <w:proofErr w:type="spellEnd"/>
-      <w:r>
-        <w:rPr>
-          <w:rFonts w:ascii="宋体" w:hAnsi="宋体"/>
-        </w:rPr>
-        <w:t>-compose version 1.24.1, build 4667896b</w:t>
+        <w:ind w:left="360" w:firstLine="480"/>
+        <w:rPr>
+          <w:rFonts w:ascii="宋体" w:hAnsi="宋体"/>
+        </w:rPr>
+      </w:pPr>
+      <w:r>
+        <w:rPr>
+          <w:rFonts w:ascii="宋体" w:hAnsi="宋体"/>
+        </w:rPr>
+        <w:t>docker-compose --version</w:t>
+      </w:r>
+    </w:p>
+    <w:p>
+      <w:pPr>
+        <w:ind w:left="360" w:firstLine="480"/>
+        <w:rPr>
+          <w:rFonts w:ascii="宋体" w:hAnsi="宋体"/>
+        </w:rPr>
+      </w:pPr>
+      <w:r>
+        <w:rPr>
+          <w:rFonts w:ascii="宋体" w:hAnsi="宋体"/>
+        </w:rPr>
+        <w:t>cker-compose version 1.24.1, build 4667896b</w:t>
       </w:r>
     </w:p>
     <w:p>
@@ -1238,23 +537,7 @@
           <w:rFonts w:ascii="宋体" w:hAnsi="宋体"/>
           <w:shd w:val="clear" w:color="auto" w:fill="FFFFFF"/>
         </w:rPr>
-        <w:t>安装</w:t>
-      </w:r>
-      <w:proofErr w:type="spellStart"/>
-      <w:r>
-        <w:rPr>
-          <w:rFonts w:ascii="宋体" w:hAnsi="宋体"/>
-          <w:shd w:val="clear" w:color="auto" w:fill="FFFFFF"/>
-        </w:rPr>
-        <w:t>docker</w:t>
-      </w:r>
-      <w:proofErr w:type="spellEnd"/>
-      <w:r>
-        <w:rPr>
-          <w:rFonts w:ascii="宋体" w:hAnsi="宋体"/>
-          <w:shd w:val="clear" w:color="auto" w:fill="FFFFFF"/>
-        </w:rPr>
-        <w:t>-compose</w:t>
+        <w:t>安装docker-compose</w:t>
       </w:r>
     </w:p>
     <w:p>
@@ -1270,71 +553,21 @@
         <w:rPr>
           <w:rFonts w:ascii="宋体" w:eastAsia="宋体" w:hAnsi="宋体"/>
         </w:rPr>
-        <w:t>1.1.1 安装</w:t>
-      </w:r>
-      <w:proofErr w:type="spellStart"/>
-      <w:r>
-        <w:rPr>
-          <w:rFonts w:ascii="宋体" w:eastAsia="宋体" w:hAnsi="宋体"/>
-        </w:rPr>
-        <w:t>epel</w:t>
-      </w:r>
-      <w:proofErr w:type="spellEnd"/>
-    </w:p>
-    <w:p>
-      <w:pPr>
-        <w:ind w:firstLine="480"/>
-        <w:rPr>
-          <w:rFonts w:ascii="宋体" w:hAnsi="宋体"/>
-        </w:rPr>
-      </w:pPr>
-      <w:r>
-        <w:rPr>
-          <w:rFonts w:ascii="宋体" w:hAnsi="宋体"/>
-        </w:rPr>
-        <w:t>[</w:t>
-      </w:r>
-      <w:proofErr w:type="spellStart"/>
-      <w:r>
-        <w:rPr>
-          <w:rFonts w:ascii="宋体" w:hAnsi="宋体"/>
-        </w:rPr>
-        <w:t>root@localhost</w:t>
-      </w:r>
-      <w:proofErr w:type="spellEnd"/>
-      <w:r>
-        <w:rPr>
-          <w:rFonts w:ascii="宋体" w:hAnsi="宋体"/>
-        </w:rPr>
-        <w:t xml:space="preserve"> </w:t>
-      </w:r>
-      <w:proofErr w:type="gramStart"/>
-      <w:r>
-        <w:rPr>
-          <w:rFonts w:ascii="宋体" w:hAnsi="宋体"/>
-        </w:rPr>
-        <w:t>~]#</w:t>
-      </w:r>
-      <w:proofErr w:type="gramEnd"/>
-      <w:r>
-        <w:rPr>
-          <w:rFonts w:ascii="宋体" w:hAnsi="宋体"/>
-        </w:rPr>
-        <w:t xml:space="preserve"> yum install </w:t>
-      </w:r>
-      <w:proofErr w:type="spellStart"/>
-      <w:r>
-        <w:rPr>
-          <w:rFonts w:ascii="宋体" w:hAnsi="宋体"/>
-        </w:rPr>
-        <w:t>epel</w:t>
-      </w:r>
-      <w:proofErr w:type="spellEnd"/>
-      <w:r>
-        <w:rPr>
-          <w:rFonts w:ascii="宋体" w:hAnsi="宋体"/>
-        </w:rPr>
-        <w:t>-release -y</w:t>
+        <w:t>1.1.1 安装epel</w:t>
+      </w:r>
+    </w:p>
+    <w:p>
+      <w:pPr>
+        <w:ind w:firstLine="480"/>
+        <w:rPr>
+          <w:rFonts w:ascii="宋体" w:hAnsi="宋体"/>
+        </w:rPr>
+      </w:pPr>
+      <w:r>
+        <w:rPr>
+          <w:rFonts w:ascii="宋体" w:hAnsi="宋体"/>
+        </w:rPr>
+        <w:t>yum install epel-release -y</w:t>
       </w:r>
     </w:p>
     <w:p>
@@ -1562,35 +795,14 @@
           <w:sz w:val="20"/>
         </w:rPr>
       </w:pPr>
-      <w:proofErr w:type="spellStart"/>
       <w:r>
         <w:rPr>
           <w:rFonts w:ascii="Arial" w:hAnsi="Arial" w:cs="Arial"/>
           <w:color w:val="4D4D4D"/>
           <w:sz w:val="20"/>
         </w:rPr>
-        <w:lastRenderedPageBreak/>
-        <w:t>ModuleNotFoundError</w:t>
-      </w:r>
-      <w:proofErr w:type="spellEnd"/>
-      <w:r>
-        <w:rPr>
-          <w:rFonts w:ascii="Arial" w:hAnsi="Arial" w:cs="Arial"/>
-          <w:color w:val="4D4D4D"/>
-          <w:sz w:val="20"/>
-        </w:rPr>
-        <w:t>: No module named '_</w:t>
-      </w:r>
-      <w:proofErr w:type="spellStart"/>
-      <w:r>
-        <w:rPr>
-          <w:rFonts w:ascii="Arial" w:hAnsi="Arial" w:cs="Arial"/>
-          <w:color w:val="4D4D4D"/>
-          <w:sz w:val="20"/>
-        </w:rPr>
-        <w:t>ctypes</w:t>
-      </w:r>
-      <w:proofErr w:type="spellEnd"/>
+        <w:t>ModuleNotFoundError: No module named '_ctypes</w:t>
+      </w:r>
     </w:p>
     <w:p>
       <w:pPr>
@@ -1610,6 +822,7 @@
           <w:color w:val="4D4D4D"/>
           <w:sz w:val="20"/>
         </w:rPr>
+        <w:lastRenderedPageBreak/>
         <w:t>python3.7</w:t>
       </w:r>
       <w:r>
@@ -1620,7 +833,6 @@
         </w:rPr>
         <w:t>版本需要一个新的包</w:t>
       </w:r>
-      <w:proofErr w:type="spellStart"/>
       <w:r>
         <w:rPr>
           <w:rFonts w:ascii="Arial" w:hAnsi="Arial" w:cs="Arial"/>
@@ -1629,7 +841,6 @@
         </w:rPr>
         <w:t>libffi-devel</w:t>
       </w:r>
-      <w:proofErr w:type="spellEnd"/>
       <w:r>
         <w:rPr>
           <w:rFonts w:ascii="Arial" w:hAnsi="Arial" w:cs="Arial"/>
@@ -1657,25 +868,7 @@
           <w:color w:val="4D4D4D"/>
           <w:sz w:val="20"/>
         </w:rPr>
-        <w:t xml:space="preserve">yum install </w:t>
-      </w:r>
-      <w:proofErr w:type="spellStart"/>
-      <w:r>
-        <w:rPr>
-          <w:rFonts w:ascii="Arial" w:hAnsi="Arial" w:cs="Arial"/>
-          <w:color w:val="4D4D4D"/>
-          <w:sz w:val="20"/>
-        </w:rPr>
-        <w:t>libffi-devel</w:t>
-      </w:r>
-      <w:proofErr w:type="spellEnd"/>
-      <w:r>
-        <w:rPr>
-          <w:rFonts w:ascii="Arial" w:hAnsi="Arial" w:cs="Arial"/>
-          <w:color w:val="4D4D4D"/>
-          <w:sz w:val="20"/>
-        </w:rPr>
-        <w:t xml:space="preserve"> -y</w:t>
+        <w:t>yum install libffi-devel -y</w:t>
       </w:r>
     </w:p>
     <w:p>
@@ -1821,23 +1014,7 @@
           <w:rFonts w:ascii="宋体" w:hAnsi="宋体"/>
           <w:shd w:val="clear" w:color="auto" w:fill="FFFFFF"/>
         </w:rPr>
-        <w:t>安装</w:t>
-      </w:r>
-      <w:proofErr w:type="spellStart"/>
-      <w:r>
-        <w:rPr>
-          <w:rFonts w:ascii="宋体" w:hAnsi="宋体"/>
-          <w:shd w:val="clear" w:color="auto" w:fill="FFFFFF"/>
-        </w:rPr>
-        <w:t>docker</w:t>
-      </w:r>
-      <w:proofErr w:type="spellEnd"/>
-      <w:r>
-        <w:rPr>
-          <w:rFonts w:ascii="宋体" w:hAnsi="宋体"/>
-          <w:shd w:val="clear" w:color="auto" w:fill="FFFFFF"/>
-        </w:rPr>
-        <w:t>-compose</w:t>
+        <w:t>安装docker-compose</w:t>
       </w:r>
     </w:p>
     <w:p>
@@ -1856,25 +1033,7 @@
           <w:color w:val="4D4D4D"/>
           <w:shd w:val="clear" w:color="auto" w:fill="FFFFFF"/>
         </w:rPr>
-        <w:t xml:space="preserve">pip install </w:t>
-      </w:r>
-      <w:proofErr w:type="spellStart"/>
-      <w:r>
-        <w:rPr>
-          <w:rFonts w:ascii="宋体" w:hAnsi="宋体" w:cs="Arial"/>
-          <w:color w:val="4D4D4D"/>
-          <w:shd w:val="clear" w:color="auto" w:fill="FFFFFF"/>
-        </w:rPr>
-        <w:t>docker</w:t>
-      </w:r>
-      <w:proofErr w:type="spellEnd"/>
-      <w:r>
-        <w:rPr>
-          <w:rFonts w:ascii="宋体" w:hAnsi="宋体" w:cs="Arial"/>
-          <w:color w:val="4D4D4D"/>
-          <w:shd w:val="clear" w:color="auto" w:fill="FFFFFF"/>
-        </w:rPr>
-        <w:t>-compose</w:t>
+        <w:t>pip install docker-compose</w:t>
       </w:r>
     </w:p>
     <w:p>
@@ -1948,119 +1107,23 @@
           <w:rFonts w:ascii="宋体" w:hAnsi="宋体"/>
           <w:color w:val="808080" w:themeColor="background1" w:themeShade="80"/>
         </w:rPr>
-        <w:t>[</w:t>
-      </w:r>
-      <w:proofErr w:type="spellStart"/>
-      <w:r>
+        <w:t>wget https://storage.googleapis.com/harbor-releases/harbor-offline-installer-v1.6.1.tgz</w:t>
+      </w:r>
+    </w:p>
+    <w:p>
+      <w:pPr>
+        <w:ind w:firstLine="480"/>
         <w:rPr>
           <w:rFonts w:ascii="宋体" w:hAnsi="宋体"/>
           <w:color w:val="808080" w:themeColor="background1" w:themeShade="80"/>
         </w:rPr>
-        <w:t>root@localhost</w:t>
-      </w:r>
-      <w:proofErr w:type="spellEnd"/>
+      </w:pPr>
       <w:r>
         <w:rPr>
           <w:rFonts w:ascii="宋体" w:hAnsi="宋体"/>
           <w:color w:val="808080" w:themeColor="background1" w:themeShade="80"/>
         </w:rPr>
-        <w:t xml:space="preserve"> </w:t>
-      </w:r>
-      <w:proofErr w:type="gramStart"/>
-      <w:r>
-        <w:rPr>
-          <w:rFonts w:ascii="宋体" w:hAnsi="宋体"/>
-          <w:color w:val="808080" w:themeColor="background1" w:themeShade="80"/>
-        </w:rPr>
-        <w:t>~]#</w:t>
-      </w:r>
-      <w:proofErr w:type="gramEnd"/>
-      <w:r>
-        <w:rPr>
-          <w:rFonts w:ascii="宋体" w:hAnsi="宋体"/>
-          <w:color w:val="808080" w:themeColor="background1" w:themeShade="80"/>
-        </w:rPr>
-        <w:t xml:space="preserve"> </w:t>
-      </w:r>
-      <w:proofErr w:type="spellStart"/>
-      <w:r>
-        <w:rPr>
-          <w:rFonts w:ascii="宋体" w:hAnsi="宋体"/>
-          <w:color w:val="808080" w:themeColor="background1" w:themeShade="80"/>
-        </w:rPr>
-        <w:t>wget</w:t>
-      </w:r>
-      <w:proofErr w:type="spellEnd"/>
-      <w:r>
-        <w:rPr>
-          <w:rFonts w:ascii="宋体" w:hAnsi="宋体"/>
-          <w:color w:val="808080" w:themeColor="background1" w:themeShade="80"/>
-        </w:rPr>
-        <w:t xml:space="preserve"> https://storage.googleapis.com/harbor-releases/harbor-offline-installer-v1.6.1.tgz</w:t>
-      </w:r>
-    </w:p>
-    <w:p>
-      <w:pPr>
-        <w:ind w:firstLine="480"/>
-        <w:rPr>
-          <w:rFonts w:ascii="宋体" w:hAnsi="宋体"/>
-          <w:color w:val="808080" w:themeColor="background1" w:themeShade="80"/>
-        </w:rPr>
-      </w:pPr>
-      <w:r>
-        <w:rPr>
-          <w:rFonts w:ascii="宋体" w:hAnsi="宋体"/>
-          <w:color w:val="808080" w:themeColor="background1" w:themeShade="80"/>
-        </w:rPr>
-        <w:t>[</w:t>
-      </w:r>
-      <w:proofErr w:type="spellStart"/>
-      <w:r>
-        <w:rPr>
-          <w:rFonts w:ascii="宋体" w:hAnsi="宋体"/>
-          <w:color w:val="808080" w:themeColor="background1" w:themeShade="80"/>
-        </w:rPr>
-        <w:t>root@localhost</w:t>
-      </w:r>
-      <w:proofErr w:type="spellEnd"/>
-      <w:r>
-        <w:rPr>
-          <w:rFonts w:ascii="宋体" w:hAnsi="宋体"/>
-          <w:color w:val="808080" w:themeColor="background1" w:themeShade="80"/>
-        </w:rPr>
-        <w:t xml:space="preserve"> </w:t>
-      </w:r>
-      <w:proofErr w:type="gramStart"/>
-      <w:r>
-        <w:rPr>
-          <w:rFonts w:ascii="宋体" w:hAnsi="宋体"/>
-          <w:color w:val="808080" w:themeColor="background1" w:themeShade="80"/>
-        </w:rPr>
-        <w:t>~]#</w:t>
-      </w:r>
-      <w:proofErr w:type="gramEnd"/>
-      <w:r>
-        <w:rPr>
-          <w:rFonts w:ascii="宋体" w:hAnsi="宋体"/>
-          <w:color w:val="808080" w:themeColor="background1" w:themeShade="80"/>
-        </w:rPr>
-        <w:t xml:space="preserve"> tar </w:t>
-      </w:r>
-      <w:proofErr w:type="spellStart"/>
-      <w:r>
-        <w:rPr>
-          <w:rFonts w:ascii="宋体" w:hAnsi="宋体"/>
-          <w:color w:val="808080" w:themeColor="background1" w:themeShade="80"/>
-        </w:rPr>
-        <w:t>xvf</w:t>
-      </w:r>
-      <w:proofErr w:type="spellEnd"/>
-      <w:r>
-        <w:rPr>
-          <w:rFonts w:ascii="宋体" w:hAnsi="宋体"/>
-          <w:color w:val="808080" w:themeColor="background1" w:themeShade="80"/>
-        </w:rPr>
-        <w:t xml:space="preserve"> harbor-offline-installer-v1.6.1.tgz</w:t>
+        <w:t>tar xvf harbor-offline-installer-v1.6.1.tgz</w:t>
       </w:r>
     </w:p>
     <w:p>
@@ -2076,17 +1139,8 @@
           <w:rFonts w:ascii="宋体" w:hAnsi="宋体"/>
           <w:shd w:val="clear" w:color="auto" w:fill="FFFFFF"/>
         </w:rPr>
-        <w:t>2. 配置harbor目录下的</w:t>
-      </w:r>
-      <w:proofErr w:type="spellStart"/>
-      <w:r>
-        <w:rPr>
-          <w:rFonts w:ascii="宋体" w:hAnsi="宋体"/>
-          <w:shd w:val="clear" w:color="auto" w:fill="FFFFFF"/>
-        </w:rPr>
-        <w:t>harbor.cfg</w:t>
-      </w:r>
-      <w:proofErr w:type="spellEnd"/>
+        <w:t>2. 配置harbor目录下的harbor.cfg</w:t>
+      </w:r>
     </w:p>
     <w:p>
       <w:pPr>
@@ -2103,54 +1157,8 @@
           <w:color w:val="4D4D4D"/>
           <w:shd w:val="clear" w:color="auto" w:fill="FFFFFF"/>
         </w:rPr>
-        <w:t>[</w:t>
-      </w:r>
-      <w:proofErr w:type="spellStart"/>
-      <w:r>
-        <w:rPr>
-          <w:rFonts w:ascii="宋体" w:hAnsi="宋体" w:cs="Arial"/>
-          <w:color w:val="4D4D4D"/>
-          <w:shd w:val="clear" w:color="auto" w:fill="FFFFFF"/>
-        </w:rPr>
-        <w:t>root@localhost</w:t>
-      </w:r>
-      <w:proofErr w:type="spellEnd"/>
-      <w:r>
-        <w:rPr>
-          <w:rFonts w:ascii="宋体" w:hAnsi="宋体" w:cs="Arial"/>
-          <w:color w:val="4D4D4D"/>
-          <w:shd w:val="clear" w:color="auto" w:fill="FFFFFF"/>
-        </w:rPr>
-        <w:t xml:space="preserve"> </w:t>
-      </w:r>
-      <w:proofErr w:type="gramStart"/>
-      <w:r>
-        <w:rPr>
-          <w:rFonts w:ascii="宋体" w:hAnsi="宋体" w:cs="Arial"/>
-          <w:color w:val="4D4D4D"/>
-          <w:shd w:val="clear" w:color="auto" w:fill="FFFFFF"/>
-        </w:rPr>
-        <w:t>harbor]#</w:t>
-      </w:r>
-      <w:proofErr w:type="gramEnd"/>
-      <w:r>
-        <w:rPr>
-          <w:rFonts w:ascii="宋体" w:hAnsi="宋体" w:cs="Arial"/>
-          <w:color w:val="4D4D4D"/>
-          <w:shd w:val="clear" w:color="auto" w:fill="FFFFFF"/>
-        </w:rPr>
-        <w:t xml:space="preserve"> vi </w:t>
-      </w:r>
-      <w:proofErr w:type="spellStart"/>
-      <w:r>
-        <w:rPr>
-          <w:rFonts w:ascii="宋体" w:hAnsi="宋体" w:cs="Arial"/>
-          <w:color w:val="4D4D4D"/>
-          <w:shd w:val="clear" w:color="auto" w:fill="FFFFFF"/>
-        </w:rPr>
-        <w:t>harbor.cfg</w:t>
-      </w:r>
-      <w:proofErr w:type="spellEnd"/>
+        <w:t>vi harbor.cfg</w:t>
+      </w:r>
     </w:p>
     <w:p>
       <w:pPr>
@@ -2193,25 +1201,7 @@
           <w:color w:val="4D4D4D"/>
           <w:shd w:val="clear" w:color="auto" w:fill="FFFFFF"/>
         </w:rPr>
-        <w:t>（本机</w:t>
-      </w:r>
-      <w:proofErr w:type="spellStart"/>
-      <w:r>
-        <w:rPr>
-          <w:rFonts w:ascii="宋体" w:hAnsi="宋体" w:cs="Arial" w:hint="eastAsia"/>
-          <w:color w:val="4D4D4D"/>
-          <w:shd w:val="clear" w:color="auto" w:fill="FFFFFF"/>
-        </w:rPr>
-        <w:t>ip</w:t>
-      </w:r>
-      <w:proofErr w:type="spellEnd"/>
-      <w:r>
-        <w:rPr>
-          <w:rFonts w:ascii="宋体" w:hAnsi="宋体" w:cs="Arial" w:hint="eastAsia"/>
-          <w:color w:val="4D4D4D"/>
-          <w:shd w:val="clear" w:color="auto" w:fill="FFFFFF"/>
-        </w:rPr>
-        <w:t>）</w:t>
+        <w:t>（本机ip）</w:t>
       </w:r>
     </w:p>
     <w:p>
@@ -2268,39 +1258,7 @@
           <w:rFonts w:cs="Arial"/>
           <w:color w:val="4D4D4D"/>
         </w:rPr>
-        <w:t>[</w:t>
-      </w:r>
-      <w:proofErr w:type="spellStart"/>
-      <w:r>
-        <w:rPr>
-          <w:rFonts w:cs="Arial"/>
-          <w:color w:val="4D4D4D"/>
-        </w:rPr>
-        <w:t>root@localhost</w:t>
-      </w:r>
-      <w:proofErr w:type="spellEnd"/>
-      <w:r>
-        <w:rPr>
-          <w:rFonts w:cs="Arial"/>
-          <w:color w:val="4D4D4D"/>
-        </w:rPr>
-        <w:t xml:space="preserve"> </w:t>
-      </w:r>
-      <w:proofErr w:type="gramStart"/>
-      <w:r>
-        <w:rPr>
-          <w:rFonts w:cs="Arial"/>
-          <w:color w:val="4D4D4D"/>
-        </w:rPr>
-        <w:t>harbor]#</w:t>
-      </w:r>
-      <w:proofErr w:type="gramEnd"/>
-      <w:r>
-        <w:rPr>
-          <w:rFonts w:cs="Arial"/>
-          <w:color w:val="4D4D4D"/>
-        </w:rPr>
-        <w:t xml:space="preserve"> ./install.sh</w:t>
+        <w:t>./install.sh</w:t>
       </w:r>
     </w:p>
     <w:p>
@@ -2334,144 +1292,26 @@
           <w:color w:val="4D4D4D"/>
           <w:shd w:val="clear" w:color="auto" w:fill="FFFFFF"/>
         </w:rPr>
-        <w:t>[</w:t>
-      </w:r>
-      <w:proofErr w:type="spellStart"/>
-      <w:r>
-        <w:rPr>
-          <w:rFonts w:ascii="宋体" w:hAnsi="宋体" w:cs="Arial"/>
-          <w:color w:val="4D4D4D"/>
-          <w:shd w:val="clear" w:color="auto" w:fill="FFFFFF"/>
-        </w:rPr>
-        <w:t>root@localhost</w:t>
-      </w:r>
-      <w:proofErr w:type="spellEnd"/>
-      <w:r>
-        <w:rPr>
-          <w:rFonts w:ascii="宋体" w:hAnsi="宋体" w:cs="Arial"/>
-          <w:color w:val="4D4D4D"/>
-          <w:shd w:val="clear" w:color="auto" w:fill="FFFFFF"/>
-        </w:rPr>
-        <w:t xml:space="preserve"> </w:t>
-      </w:r>
-      <w:proofErr w:type="gramStart"/>
-      <w:r>
-        <w:rPr>
-          <w:rFonts w:ascii="宋体" w:hAnsi="宋体" w:cs="Arial"/>
-          <w:color w:val="4D4D4D"/>
-          <w:shd w:val="clear" w:color="auto" w:fill="FFFFFF"/>
-        </w:rPr>
-        <w:t>harbor]#</w:t>
-      </w:r>
-      <w:proofErr w:type="gramEnd"/>
-      <w:r>
-        <w:rPr>
-          <w:rFonts w:ascii="宋体" w:hAnsi="宋体" w:cs="Arial"/>
-          <w:color w:val="4D4D4D"/>
-          <w:shd w:val="clear" w:color="auto" w:fill="FFFFFF"/>
-        </w:rPr>
-        <w:t xml:space="preserve"> </w:t>
-      </w:r>
-      <w:proofErr w:type="spellStart"/>
-      <w:r>
-        <w:rPr>
-          <w:rFonts w:ascii="宋体" w:hAnsi="宋体" w:cs="Arial"/>
-          <w:color w:val="4D4D4D"/>
-          <w:shd w:val="clear" w:color="auto" w:fill="FFFFFF"/>
-        </w:rPr>
-        <w:t>docker</w:t>
-      </w:r>
-      <w:proofErr w:type="spellEnd"/>
-      <w:r>
-        <w:rPr>
-          <w:rFonts w:ascii="宋体" w:hAnsi="宋体" w:cs="Arial"/>
-          <w:color w:val="4D4D4D"/>
-          <w:shd w:val="clear" w:color="auto" w:fill="FFFFFF"/>
-        </w:rPr>
-        <w:t xml:space="preserve"> images</w:t>
-      </w:r>
-    </w:p>
-    <w:p>
-      <w:pPr>
-        <w:ind w:firstLine="480"/>
-        <w:rPr>
-          <w:rFonts w:ascii="宋体" w:hAnsi="宋体" w:cs="Arial"/>
-          <w:color w:val="4D4D4D"/>
-          <w:shd w:val="clear" w:color="auto" w:fill="FFFFFF"/>
-        </w:rPr>
-      </w:pPr>
-      <w:r>
-        <w:rPr>
-          <w:rFonts w:ascii="宋体" w:hAnsi="宋体" w:cs="Arial"/>
-          <w:color w:val="4D4D4D"/>
-          <w:shd w:val="clear" w:color="auto" w:fill="FFFFFF"/>
-        </w:rPr>
-        <w:t>[</w:t>
-      </w:r>
-      <w:proofErr w:type="spellStart"/>
-      <w:r>
-        <w:rPr>
-          <w:rFonts w:ascii="宋体" w:hAnsi="宋体" w:cs="Arial"/>
-          <w:color w:val="4D4D4D"/>
-          <w:shd w:val="clear" w:color="auto" w:fill="FFFFFF"/>
-        </w:rPr>
-        <w:t>root@localhost</w:t>
-      </w:r>
-      <w:proofErr w:type="spellEnd"/>
-      <w:r>
-        <w:rPr>
-          <w:rFonts w:ascii="宋体" w:hAnsi="宋体" w:cs="Arial"/>
-          <w:color w:val="4D4D4D"/>
-          <w:shd w:val="clear" w:color="auto" w:fill="FFFFFF"/>
-        </w:rPr>
-        <w:t xml:space="preserve"> </w:t>
-      </w:r>
-      <w:proofErr w:type="gramStart"/>
-      <w:r>
-        <w:rPr>
-          <w:rFonts w:ascii="宋体" w:hAnsi="宋体" w:cs="Arial"/>
-          <w:color w:val="4D4D4D"/>
-          <w:shd w:val="clear" w:color="auto" w:fill="FFFFFF"/>
-        </w:rPr>
-        <w:t>harbor]#</w:t>
-      </w:r>
-      <w:proofErr w:type="gramEnd"/>
-      <w:r>
-        <w:rPr>
-          <w:rFonts w:ascii="宋体" w:hAnsi="宋体" w:cs="Arial"/>
-          <w:color w:val="4D4D4D"/>
-          <w:shd w:val="clear" w:color="auto" w:fill="FFFFFF"/>
-        </w:rPr>
-        <w:t xml:space="preserve"> </w:t>
-      </w:r>
-      <w:proofErr w:type="spellStart"/>
-      <w:r>
-        <w:rPr>
-          <w:rFonts w:ascii="宋体" w:hAnsi="宋体" w:cs="Arial"/>
-          <w:color w:val="4D4D4D"/>
-          <w:shd w:val="clear" w:color="auto" w:fill="FFFFFF"/>
-        </w:rPr>
-        <w:t>docker</w:t>
-      </w:r>
-      <w:proofErr w:type="spellEnd"/>
-      <w:r>
-        <w:rPr>
-          <w:rFonts w:ascii="宋体" w:hAnsi="宋体" w:cs="Arial"/>
-          <w:color w:val="4D4D4D"/>
-          <w:shd w:val="clear" w:color="auto" w:fill="FFFFFF"/>
-        </w:rPr>
-        <w:t xml:space="preserve">-compose </w:t>
-      </w:r>
-      <w:proofErr w:type="spellStart"/>
-      <w:r>
-        <w:rPr>
-          <w:rFonts w:ascii="宋体" w:hAnsi="宋体" w:cs="Arial"/>
-          <w:color w:val="4D4D4D"/>
-          <w:shd w:val="clear" w:color="auto" w:fill="FFFFFF"/>
-        </w:rPr>
-        <w:t>ps</w:t>
-      </w:r>
-      <w:proofErr w:type="spellEnd"/>
+        <w:t>docker images</w:t>
+      </w:r>
+    </w:p>
+    <w:p>
+      <w:pPr>
+        <w:ind w:firstLine="480"/>
+        <w:rPr>
+          <w:rFonts w:ascii="宋体" w:hAnsi="宋体" w:cs="Arial"/>
+          <w:color w:val="4D4D4D"/>
+          <w:shd w:val="clear" w:color="auto" w:fill="FFFFFF"/>
+        </w:rPr>
+      </w:pPr>
+      <w:r>
+        <w:rPr>
+          <w:rFonts w:ascii="宋体" w:hAnsi="宋体" w:cs="Arial"/>
+          <w:color w:val="4D4D4D"/>
+          <w:shd w:val="clear" w:color="auto" w:fill="FFFFFF"/>
+        </w:rPr>
+        <w:t>docker-compose ps</w:t>
+      </w:r>
     </w:p>
     <w:p>
       <w:pPr>
@@ -2504,43 +1344,7 @@
           <w:color w:val="4D4D4D"/>
           <w:shd w:val="clear" w:color="auto" w:fill="FFFFFF"/>
         </w:rPr>
-        <w:t>启动完成后，我们访问</w:t>
-      </w:r>
-      <w:proofErr w:type="gramStart"/>
-      <w:r>
-        <w:rPr>
-          <w:rFonts w:ascii="宋体" w:hAnsi="宋体" w:cs="Arial"/>
-          <w:color w:val="4D4D4D"/>
-          <w:shd w:val="clear" w:color="auto" w:fill="FFFFFF"/>
-        </w:rPr>
-        <w:t>刚设置</w:t>
-      </w:r>
-      <w:proofErr w:type="gramEnd"/>
-      <w:r>
-        <w:rPr>
-          <w:rFonts w:ascii="宋体" w:hAnsi="宋体" w:cs="Arial"/>
-          <w:color w:val="4D4D4D"/>
-          <w:shd w:val="clear" w:color="auto" w:fill="FFFFFF"/>
-        </w:rPr>
-        <w:t>的hostname即可 192.168.15.131，默认是80端口，如果端口占用，我们可以去修改</w:t>
-      </w:r>
-      <w:proofErr w:type="spellStart"/>
-      <w:r>
-        <w:rPr>
-          <w:rFonts w:ascii="宋体" w:hAnsi="宋体" w:cs="Arial"/>
-          <w:color w:val="4D4D4D"/>
-          <w:shd w:val="clear" w:color="auto" w:fill="FFFFFF"/>
-        </w:rPr>
-        <w:t>docker-compose.yml</w:t>
-      </w:r>
-      <w:proofErr w:type="spellEnd"/>
-      <w:r>
-        <w:rPr>
-          <w:rFonts w:ascii="宋体" w:hAnsi="宋体" w:cs="Arial"/>
-          <w:color w:val="4D4D4D"/>
-          <w:shd w:val="clear" w:color="auto" w:fill="FFFFFF"/>
-        </w:rPr>
-        <w:t>文件中，对应服务的端口映射。</w:t>
+        <w:t>启动完成后，我们访问刚设置的hostname即可 192.168.15.131，默认是80端口，如果端口占用，我们可以去修改docker-compose.yml文件中，对应服务的端口映射。</w:t>
       </w:r>
       <w:r>
         <w:rPr>
@@ -2662,27 +1466,7 @@
           <w:kern w:val="0"/>
           <w:szCs w:val="24"/>
         </w:rPr>
-        <w:t>从另一台装有</w:t>
-      </w:r>
-      <w:proofErr w:type="spellStart"/>
-      <w:r>
-        <w:rPr>
-          <w:rFonts w:ascii="宋体" w:hAnsi="宋体" w:cs="Arial"/>
-          <w:color w:val="4D4D4D"/>
-          <w:kern w:val="0"/>
-          <w:szCs w:val="24"/>
-        </w:rPr>
-        <w:t>docker</w:t>
-      </w:r>
-      <w:proofErr w:type="spellEnd"/>
-      <w:r>
-        <w:rPr>
-          <w:rFonts w:ascii="宋体" w:hAnsi="宋体" w:cs="Arial"/>
-          <w:color w:val="4D4D4D"/>
-          <w:kern w:val="0"/>
-          <w:szCs w:val="24"/>
-        </w:rPr>
-        <w:t>环境的客户端主机登录到Harbor仓库，</w:t>
+        <w:t>从另一台装有docker环境的客户端主机登录到Harbor仓库，</w:t>
       </w:r>
     </w:p>
     <w:p>
@@ -2707,37 +1491,15 @@
         </w:rPr>
         <w:t>首先在/</w:t>
       </w:r>
-      <w:proofErr w:type="spellStart"/>
-      <w:r>
-        <w:rPr>
-          <w:rFonts w:ascii="宋体" w:hAnsi="宋体" w:cs="Arial"/>
-          <w:color w:val="4D4D4D"/>
-          <w:kern w:val="0"/>
-          <w:szCs w:val="24"/>
-        </w:rPr>
-        <w:t>etc</w:t>
-      </w:r>
-      <w:proofErr w:type="spellEnd"/>
-      <w:r>
-        <w:rPr>
-          <w:rFonts w:ascii="宋体" w:hAnsi="宋体" w:cs="Arial"/>
-          <w:color w:val="4D4D4D"/>
-          <w:kern w:val="0"/>
-          <w:szCs w:val="24"/>
-        </w:rPr>
-        <w:t>/</w:t>
-      </w:r>
-      <w:proofErr w:type="spellStart"/>
-      <w:r>
-        <w:rPr>
-          <w:rFonts w:ascii="宋体" w:hAnsi="宋体" w:cs="Arial"/>
-          <w:color w:val="4D4D4D"/>
-          <w:kern w:val="0"/>
-          <w:szCs w:val="24"/>
-        </w:rPr>
-        <w:t>docker</w:t>
-      </w:r>
-      <w:proofErr w:type="spellEnd"/>
+      <w:r>
+        <w:rPr>
+          <w:rFonts w:ascii="宋体" w:hAnsi="宋体" w:cs="Arial"/>
+          <w:color w:val="4D4D4D"/>
+          <w:kern w:val="0"/>
+          <w:szCs w:val="24"/>
+        </w:rPr>
+        <w:t>etc/docker</w:t>
+      </w:r>
       <w:r>
         <w:rPr>
           <w:rFonts w:ascii="宋体" w:hAnsi="宋体" w:cs="Arial" w:hint="eastAsia"/>
@@ -2747,7 +1509,6 @@
         </w:rPr>
         <w:t>下新建一个名为</w:t>
       </w:r>
-      <w:proofErr w:type="spellStart"/>
       <w:r>
         <w:rPr>
           <w:rFonts w:ascii="宋体" w:hAnsi="宋体" w:cs="Arial"/>
@@ -2757,7 +1518,6 @@
         </w:rPr>
         <w:t>daemon.json</w:t>
       </w:r>
-      <w:proofErr w:type="spellEnd"/>
       <w:r>
         <w:rPr>
           <w:rFonts w:ascii="宋体" w:hAnsi="宋体" w:cs="Arial" w:hint="eastAsia"/>
@@ -2798,7 +1558,7 @@
         <w:spacing w:after="240" w:line="240" w:lineRule="auto"/>
         <w:ind w:firstLineChars="0" w:firstLine="0"/>
         <w:rPr>
-          <w:rFonts w:ascii="宋体" w:hAnsi="宋体" w:cs="Arial" w:hint="eastAsia"/>
+          <w:rFonts w:ascii="宋体" w:hAnsi="宋体" w:cs="Arial"/>
           <w:color w:val="4D4D4D"/>
           <w:kern w:val="0"/>
           <w:szCs w:val="24"/>
@@ -2843,27 +1603,7 @@
           <w:kern w:val="0"/>
           <w:szCs w:val="24"/>
         </w:rPr>
-        <w:t xml:space="preserve"> "insecure-registries</w:t>
-      </w:r>
-      <w:proofErr w:type="gramStart"/>
-      <w:r>
-        <w:rPr>
-          <w:rFonts w:ascii="宋体" w:hAnsi="宋体" w:cs="Arial"/>
-          <w:color w:val="4D4D4D"/>
-          <w:kern w:val="0"/>
-          <w:szCs w:val="24"/>
-        </w:rPr>
-        <w:t>":[</w:t>
-      </w:r>
-      <w:proofErr w:type="gramEnd"/>
-      <w:r>
-        <w:rPr>
-          <w:rFonts w:ascii="宋体" w:hAnsi="宋体" w:cs="Arial"/>
-          <w:color w:val="4D4D4D"/>
-          <w:kern w:val="0"/>
-          <w:szCs w:val="24"/>
-        </w:rPr>
-        <w:t>"192.168.37.111"]</w:t>
+        <w:t xml:space="preserve"> "insecure-registries":["192.168.37.111"]</w:t>
       </w:r>
     </w:p>
     <w:p>
@@ -2888,8 +1628,6 @@
         </w:rPr>
         <w:t>}</w:t>
       </w:r>
-      <w:bookmarkStart w:id="0" w:name="_GoBack"/>
-      <w:bookmarkEnd w:id="0"/>
     </w:p>
     <w:p>
       <w:pPr>
@@ -3046,74 +1784,16 @@
           <w:szCs w:val="24"/>
         </w:rPr>
       </w:pPr>
-      <w:r>
-        <w:rPr>
-          <w:rFonts w:ascii="宋体" w:hAnsi="宋体" w:cs="Arial"/>
-          <w:color w:val="4D4D4D"/>
-          <w:kern w:val="0"/>
-          <w:szCs w:val="24"/>
-        </w:rPr>
-        <w:t>[</w:t>
-      </w:r>
-      <w:proofErr w:type="spellStart"/>
-      <w:r>
-        <w:rPr>
-          <w:rFonts w:ascii="宋体" w:hAnsi="宋体" w:cs="Arial"/>
-          <w:color w:val="4D4D4D"/>
-          <w:kern w:val="0"/>
-          <w:szCs w:val="24"/>
-        </w:rPr>
-        <w:t>root@localhost</w:t>
-      </w:r>
-      <w:proofErr w:type="spellEnd"/>
-      <w:r>
-        <w:rPr>
-          <w:rFonts w:ascii="宋体" w:hAnsi="宋体" w:cs="Arial"/>
-          <w:color w:val="4D4D4D"/>
-          <w:kern w:val="0"/>
-          <w:szCs w:val="24"/>
-        </w:rPr>
-        <w:t xml:space="preserve"> </w:t>
-      </w:r>
-      <w:proofErr w:type="gramStart"/>
-      <w:r>
-        <w:rPr>
-          <w:rFonts w:ascii="宋体" w:hAnsi="宋体" w:cs="Arial"/>
-          <w:color w:val="4D4D4D"/>
-          <w:kern w:val="0"/>
-          <w:szCs w:val="24"/>
-        </w:rPr>
-        <w:t>~]#</w:t>
-      </w:r>
-      <w:proofErr w:type="gramEnd"/>
-      <w:r>
-        <w:rPr>
-          <w:rFonts w:ascii="宋体" w:hAnsi="宋体" w:cs="Arial"/>
-          <w:color w:val="4D4D4D"/>
-          <w:kern w:val="0"/>
-          <w:szCs w:val="24"/>
-        </w:rPr>
-        <w:t xml:space="preserve"> </w:t>
-      </w:r>
-      <w:proofErr w:type="spellStart"/>
-      <w:r>
-        <w:rPr>
-          <w:rFonts w:ascii="宋体" w:hAnsi="宋体" w:cs="Arial"/>
-          <w:color w:val="4D4D4D"/>
-          <w:kern w:val="0"/>
-          <w:szCs w:val="24"/>
-        </w:rPr>
-        <w:t>docker</w:t>
-      </w:r>
-      <w:proofErr w:type="spellEnd"/>
-      <w:r>
-        <w:rPr>
-          <w:rFonts w:ascii="宋体" w:hAnsi="宋体" w:cs="Arial"/>
-          <w:color w:val="4D4D4D"/>
-          <w:kern w:val="0"/>
-          <w:szCs w:val="24"/>
-        </w:rPr>
-        <w:t xml:space="preserve"> login 192.168.15.131</w:t>
+      <w:bookmarkStart w:id="0" w:name="_GoBack"/>
+      <w:bookmarkEnd w:id="0"/>
+      <w:r>
+        <w:rPr>
+          <w:rFonts w:ascii="宋体" w:hAnsi="宋体" w:cs="Arial"/>
+          <w:color w:val="4D4D4D"/>
+          <w:kern w:val="0"/>
+          <w:szCs w:val="24"/>
+        </w:rPr>
+        <w:t>docker login 192.168.15.131</w:t>
       </w:r>
     </w:p>
     <w:p>
@@ -3151,14 +1831,12 @@
         </w:rPr>
         <w:t>（也可以直接</w:t>
       </w:r>
-      <w:proofErr w:type="spellStart"/>
       <w:r>
         <w:rPr>
           <w:rFonts w:hint="eastAsia"/>
         </w:rPr>
         <w:t>github</w:t>
       </w:r>
-      <w:proofErr w:type="spellEnd"/>
       <w:r>
         <w:rPr>
           <w:rFonts w:hint="eastAsia"/>
@@ -3204,61 +1882,25 @@
           <w:color w:val="4D4D4D"/>
           <w:shd w:val="clear" w:color="auto" w:fill="FFFFFF"/>
         </w:rPr>
-        <w:t>第一步：将tomcat及JDK 复制到指定目录 /</w:t>
-      </w:r>
-      <w:proofErr w:type="spellStart"/>
-      <w:r>
-        <w:rPr>
-          <w:rFonts w:ascii="宋体" w:hAnsi="宋体" w:cs="Arial"/>
-          <w:color w:val="4D4D4D"/>
-          <w:shd w:val="clear" w:color="auto" w:fill="FFFFFF"/>
-        </w:rPr>
-        <w:t>docker</w:t>
-      </w:r>
-      <w:proofErr w:type="spellEnd"/>
-      <w:r>
-        <w:rPr>
-          <w:rFonts w:ascii="宋体" w:hAnsi="宋体" w:cs="Arial"/>
-          <w:color w:val="4D4D4D"/>
-          <w:shd w:val="clear" w:color="auto" w:fill="FFFFFF"/>
-        </w:rPr>
-        <w:t>/</w:t>
-      </w:r>
-    </w:p>
-    <w:p>
-      <w:pPr>
-        <w:ind w:firstLine="480"/>
-        <w:rPr>
-          <w:rFonts w:ascii="宋体" w:hAnsi="宋体" w:cs="Arial"/>
-          <w:color w:val="4D4D4D"/>
-          <w:shd w:val="clear" w:color="auto" w:fill="FFFFFF"/>
-        </w:rPr>
-      </w:pPr>
-      <w:r>
-        <w:rPr>
-          <w:rFonts w:ascii="宋体" w:hAnsi="宋体" w:cs="Arial"/>
-          <w:color w:val="4D4D4D"/>
-          <w:shd w:val="clear" w:color="auto" w:fill="FFFFFF"/>
-        </w:rPr>
-        <w:t>第二步：在该目录下编写</w:t>
-      </w:r>
-      <w:proofErr w:type="spellStart"/>
-      <w:r>
-        <w:rPr>
-          <w:rFonts w:ascii="宋体" w:hAnsi="宋体" w:cs="Arial"/>
-          <w:color w:val="4D4D4D"/>
-          <w:shd w:val="clear" w:color="auto" w:fill="FFFFFF"/>
-        </w:rPr>
-        <w:t>Dockerfile</w:t>
-      </w:r>
-      <w:proofErr w:type="spellEnd"/>
-      <w:r>
-        <w:rPr>
-          <w:rFonts w:ascii="宋体" w:hAnsi="宋体" w:cs="Arial"/>
-          <w:color w:val="4D4D4D"/>
-          <w:shd w:val="clear" w:color="auto" w:fill="FFFFFF"/>
-        </w:rPr>
-        <w:t>文件，进行添加进行文件内容</w:t>
+        <w:t>第一步：将tomcat及JDK 复制到指定目录 /docker/</w:t>
+      </w:r>
+    </w:p>
+    <w:p>
+      <w:pPr>
+        <w:ind w:firstLine="480"/>
+        <w:rPr>
+          <w:rFonts w:ascii="宋体" w:hAnsi="宋体" w:cs="Arial"/>
+          <w:color w:val="4D4D4D"/>
+          <w:shd w:val="clear" w:color="auto" w:fill="FFFFFF"/>
+        </w:rPr>
+      </w:pPr>
+      <w:r>
+        <w:rPr>
+          <w:rFonts w:ascii="宋体" w:hAnsi="宋体" w:cs="Arial"/>
+          <w:color w:val="4D4D4D"/>
+          <w:shd w:val="clear" w:color="auto" w:fill="FFFFFF"/>
+        </w:rPr>
+        <w:t>第二步：在该目录下编写Dockerfile文件，进行添加进行文件内容</w:t>
       </w:r>
       <w:r>
         <w:rPr>
@@ -3280,7 +1922,6 @@
           <w:shd w:val="clear" w:color="auto" w:fill="FFFFFF"/>
         </w:rPr>
       </w:pPr>
-      <w:proofErr w:type="spellStart"/>
       <w:r>
         <w:rPr>
           <w:rFonts w:ascii="宋体" w:hAnsi="宋体" w:cs="Arial"/>
@@ -3299,40 +1940,7 @@
           <w:szCs w:val="20"/>
           <w:shd w:val="clear" w:color="auto" w:fill="FFFFFF"/>
         </w:rPr>
-        <w:t>Docker</w:t>
-      </w:r>
-      <w:proofErr w:type="spellEnd"/>
-      <w:r>
-        <w:rPr>
-          <w:rFonts w:ascii="宋体" w:hAnsi="宋体" w:cs="Arial" w:hint="eastAsia"/>
-          <w:color w:val="808080" w:themeColor="background1" w:themeShade="80"/>
-          <w:sz w:val="21"/>
-          <w:szCs w:val="20"/>
-          <w:shd w:val="clear" w:color="auto" w:fill="FFFFFF"/>
-        </w:rPr>
-        <w:t xml:space="preserve">入门与实践之 </w:t>
-      </w:r>
-      <w:proofErr w:type="spellStart"/>
-      <w:r>
-        <w:rPr>
-          <w:rFonts w:ascii="宋体" w:hAnsi="宋体" w:cs="Arial" w:hint="eastAsia"/>
-          <w:color w:val="808080" w:themeColor="background1" w:themeShade="80"/>
-          <w:sz w:val="21"/>
-          <w:szCs w:val="20"/>
-          <w:shd w:val="clear" w:color="auto" w:fill="FFFFFF"/>
-        </w:rPr>
-        <w:t>Dockerfile</w:t>
-      </w:r>
-      <w:proofErr w:type="spellEnd"/>
-      <w:r>
-        <w:rPr>
-          <w:rFonts w:ascii="宋体" w:hAnsi="宋体" w:cs="Arial" w:hint="eastAsia"/>
-          <w:color w:val="808080" w:themeColor="background1" w:themeShade="80"/>
-          <w:sz w:val="21"/>
-          <w:szCs w:val="20"/>
-          <w:shd w:val="clear" w:color="auto" w:fill="FFFFFF"/>
-        </w:rPr>
-        <w:t xml:space="preserve"> 语法详解地址如下：</w:t>
+        <w:t>Docker入门与实践之 Dockerfile 语法详解地址如下：</w:t>
       </w:r>
     </w:p>
     <w:p>
@@ -3377,27 +1985,7 @@
           <w:kern w:val="0"/>
           <w:szCs w:val="24"/>
         </w:rPr>
-        <w:t>第三步：编译</w:t>
-      </w:r>
-      <w:proofErr w:type="spellStart"/>
-      <w:r>
-        <w:rPr>
-          <w:rFonts w:ascii="宋体" w:hAnsi="宋体" w:cs="Arial"/>
-          <w:color w:val="4D4D4D"/>
-          <w:kern w:val="0"/>
-          <w:szCs w:val="24"/>
-        </w:rPr>
-        <w:t>Dockerfile</w:t>
-      </w:r>
-      <w:proofErr w:type="spellEnd"/>
-      <w:r>
-        <w:rPr>
-          <w:rFonts w:ascii="宋体" w:hAnsi="宋体" w:cs="Arial"/>
-          <w:color w:val="4D4D4D"/>
-          <w:kern w:val="0"/>
-          <w:szCs w:val="24"/>
-        </w:rPr>
-        <w:t>文件</w:t>
+        <w:t>第三步：编译Dockerfile文件</w:t>
       </w:r>
     </w:p>
     <w:p>
@@ -3413,37 +2001,15 @@
           <w:szCs w:val="24"/>
         </w:rPr>
       </w:pPr>
-      <w:proofErr w:type="spellStart"/>
-      <w:r>
-        <w:rPr>
-          <w:rFonts w:ascii="宋体" w:hAnsi="宋体" w:cs="Arial"/>
-          <w:color w:val="4D4D4D"/>
-          <w:kern w:val="0"/>
-          <w:szCs w:val="24"/>
-        </w:rPr>
-        <w:t>docker</w:t>
-      </w:r>
-      <w:proofErr w:type="spellEnd"/>
-      <w:r>
-        <w:rPr>
-          <w:rFonts w:ascii="宋体" w:hAnsi="宋体" w:cs="Arial"/>
-          <w:color w:val="4D4D4D"/>
-          <w:kern w:val="0"/>
-          <w:szCs w:val="24"/>
-        </w:rPr>
-        <w:t xml:space="preserve"> build -t </w:t>
-      </w:r>
-      <w:proofErr w:type="gramStart"/>
-      <w:r>
-        <w:rPr>
-          <w:rFonts w:ascii="宋体" w:hAnsi="宋体" w:cs="Arial"/>
-          <w:color w:val="4D4D4D"/>
-          <w:kern w:val="0"/>
-          <w:szCs w:val="24"/>
-        </w:rPr>
-        <w:t>tomcat .</w:t>
-      </w:r>
-      <w:proofErr w:type="gramEnd"/>
+      <w:r>
+        <w:rPr>
+          <w:rFonts w:ascii="宋体" w:hAnsi="宋体" w:cs="Arial"/>
+          <w:color w:val="4D4D4D"/>
+          <w:kern w:val="0"/>
+          <w:szCs w:val="24"/>
+        </w:rPr>
+        <w:t>docker build -t tomcat .</w:t>
+      </w:r>
     </w:p>
     <w:p>
       <w:pPr>
@@ -3467,29 +2033,7 @@
           <w:sz w:val="20"/>
           <w:szCs w:val="20"/>
         </w:rPr>
-        <w:t>build ：表示编译</w:t>
-      </w:r>
-      <w:proofErr w:type="spellStart"/>
-      <w:r>
-        <w:rPr>
-          <w:rFonts w:ascii="宋体" w:hAnsi="宋体" w:cs="Arial"/>
-          <w:color w:val="808080" w:themeColor="background1" w:themeShade="80"/>
-          <w:kern w:val="0"/>
-          <w:sz w:val="20"/>
-          <w:szCs w:val="20"/>
-        </w:rPr>
-        <w:t>Dockerfile</w:t>
-      </w:r>
-      <w:proofErr w:type="spellEnd"/>
-      <w:r>
-        <w:rPr>
-          <w:rFonts w:ascii="宋体" w:hAnsi="宋体" w:cs="Arial"/>
-          <w:color w:val="808080" w:themeColor="background1" w:themeShade="80"/>
-          <w:kern w:val="0"/>
-          <w:sz w:val="20"/>
-          <w:szCs w:val="20"/>
-        </w:rPr>
-        <w:t>文件</w:t>
+        <w:t>build ：表示编译Dockerfile文件</w:t>
       </w:r>
     </w:p>
     <w:p>
@@ -3531,7 +2075,6 @@
           <w:szCs w:val="20"/>
         </w:rPr>
       </w:pPr>
-      <w:proofErr w:type="gramStart"/>
       <w:r>
         <w:rPr>
           <w:rFonts w:ascii="宋体" w:hAnsi="宋体" w:cs="Arial"/>
@@ -3540,18 +2083,7 @@
           <w:sz w:val="20"/>
           <w:szCs w:val="20"/>
         </w:rPr>
-        <w:t>. :</w:t>
-      </w:r>
-      <w:proofErr w:type="gramEnd"/>
-      <w:r>
-        <w:rPr>
-          <w:rFonts w:ascii="宋体" w:hAnsi="宋体" w:cs="Arial"/>
-          <w:color w:val="808080" w:themeColor="background1" w:themeShade="80"/>
-          <w:kern w:val="0"/>
-          <w:sz w:val="20"/>
-          <w:szCs w:val="20"/>
-        </w:rPr>
-        <w:t xml:space="preserve"> 一定要记住点 . 表示当前目录</w:t>
+        <w:t>. : 一定要记住点 . 表示当前目录</w:t>
       </w:r>
       <w:r>
         <w:rPr>
@@ -3600,25 +2132,14 @@
           <w:szCs w:val="24"/>
         </w:rPr>
       </w:pPr>
-      <w:proofErr w:type="spellStart"/>
-      <w:r>
-        <w:rPr>
-          <w:rFonts w:ascii="宋体" w:hAnsi="宋体" w:cs="Arial"/>
-          <w:color w:val="4D4D4D"/>
-          <w:kern w:val="0"/>
-          <w:szCs w:val="24"/>
-        </w:rPr>
-        <w:t>docker</w:t>
-      </w:r>
-      <w:proofErr w:type="spellEnd"/>
-      <w:r>
-        <w:rPr>
-          <w:rFonts w:ascii="宋体" w:hAnsi="宋体" w:cs="Arial"/>
-          <w:color w:val="4D4D4D"/>
-          <w:kern w:val="0"/>
-          <w:szCs w:val="24"/>
-        </w:rPr>
-        <w:t xml:space="preserve"> images</w:t>
+      <w:r>
+        <w:rPr>
+          <w:rFonts w:ascii="宋体" w:hAnsi="宋体" w:cs="Arial"/>
+          <w:color w:val="4D4D4D"/>
+          <w:kern w:val="0"/>
+          <w:szCs w:val="24"/>
+        </w:rPr>
+        <w:t>docker images</w:t>
       </w:r>
     </w:p>
     <w:p>
@@ -3657,45 +2178,14 @@
           <w:szCs w:val="24"/>
         </w:rPr>
       </w:pPr>
-      <w:proofErr w:type="spellStart"/>
-      <w:r>
-        <w:rPr>
-          <w:rFonts w:ascii="宋体" w:hAnsi="宋体" w:cs="Arial"/>
-          <w:color w:val="4D4D4D"/>
-          <w:kern w:val="0"/>
-          <w:szCs w:val="24"/>
-        </w:rPr>
-        <w:t>docker</w:t>
-      </w:r>
-      <w:proofErr w:type="spellEnd"/>
-      <w:r>
-        <w:rPr>
-          <w:rFonts w:ascii="宋体" w:hAnsi="宋体" w:cs="Arial"/>
-          <w:color w:val="4D4D4D"/>
-          <w:kern w:val="0"/>
-          <w:szCs w:val="24"/>
-        </w:rPr>
-        <w:t xml:space="preserve"> create --name </w:t>
-      </w:r>
-      <w:proofErr w:type="spellStart"/>
-      <w:r>
-        <w:rPr>
-          <w:rFonts w:ascii="宋体" w:hAnsi="宋体" w:cs="Arial"/>
-          <w:color w:val="4D4D4D"/>
-          <w:kern w:val="0"/>
-          <w:szCs w:val="24"/>
-        </w:rPr>
-        <w:t>item_tomcat</w:t>
-      </w:r>
-      <w:proofErr w:type="spellEnd"/>
-      <w:r>
-        <w:rPr>
-          <w:rFonts w:ascii="宋体" w:hAnsi="宋体" w:cs="Arial"/>
-          <w:color w:val="4D4D4D"/>
-          <w:kern w:val="0"/>
-          <w:szCs w:val="24"/>
-        </w:rPr>
-        <w:t xml:space="preserve"> -p 8080:8080 tomcat</w:t>
+      <w:r>
+        <w:rPr>
+          <w:rFonts w:ascii="宋体" w:hAnsi="宋体" w:cs="Arial"/>
+          <w:color w:val="4D4D4D"/>
+          <w:kern w:val="0"/>
+          <w:szCs w:val="24"/>
+        </w:rPr>
+        <w:t>docker create --name item_tomcat -p 8080:8080 tomcat</w:t>
       </w:r>
     </w:p>
     <w:p>
@@ -3720,29 +2210,7 @@
           <w:sz w:val="20"/>
           <w:szCs w:val="20"/>
         </w:rPr>
-        <w:t xml:space="preserve">--name </w:t>
-      </w:r>
-      <w:proofErr w:type="spellStart"/>
-      <w:r>
-        <w:rPr>
-          <w:rFonts w:ascii="宋体" w:hAnsi="宋体" w:cs="Arial"/>
-          <w:color w:val="808080" w:themeColor="background1" w:themeShade="80"/>
-          <w:kern w:val="0"/>
-          <w:sz w:val="20"/>
-          <w:szCs w:val="20"/>
-        </w:rPr>
-        <w:t>item_tomcat</w:t>
-      </w:r>
-      <w:proofErr w:type="spellEnd"/>
-      <w:r>
-        <w:rPr>
-          <w:rFonts w:ascii="宋体" w:hAnsi="宋体" w:cs="Arial"/>
-          <w:color w:val="808080" w:themeColor="background1" w:themeShade="80"/>
-          <w:kern w:val="0"/>
-          <w:sz w:val="20"/>
-          <w:szCs w:val="20"/>
-        </w:rPr>
-        <w:t xml:space="preserve"> : 表示给容器创建一个名称，可以自定义</w:t>
+        <w:t>--name item_tomcat : 表示给容器创建一个名称，可以自定义</w:t>
       </w:r>
     </w:p>
     <w:p>
@@ -3846,37 +2314,15 @@
           <w:szCs w:val="24"/>
         </w:rPr>
       </w:pPr>
-      <w:proofErr w:type="spellStart"/>
-      <w:r>
-        <w:rPr>
-          <w:rFonts w:ascii="Arial" w:hAnsi="Arial" w:cs="Arial"/>
-          <w:color w:val="4D4D4D"/>
-          <w:kern w:val="0"/>
-          <w:szCs w:val="24"/>
-        </w:rPr>
-        <w:t>docker</w:t>
-      </w:r>
-      <w:proofErr w:type="spellEnd"/>
-      <w:r>
-        <w:rPr>
-          <w:rFonts w:ascii="Arial" w:hAnsi="Arial" w:cs="Arial"/>
-          <w:color w:val="4D4D4D"/>
-          <w:kern w:val="0"/>
-          <w:szCs w:val="24"/>
-        </w:rPr>
-        <w:t xml:space="preserve"> start </w:t>
-      </w:r>
-      <w:proofErr w:type="spellStart"/>
-      <w:r>
-        <w:rPr>
-          <w:rFonts w:ascii="Arial" w:hAnsi="Arial" w:cs="Arial"/>
-          <w:color w:val="4D4D4D"/>
-          <w:kern w:val="0"/>
-          <w:szCs w:val="24"/>
-        </w:rPr>
-        <w:t>item_tomcat</w:t>
-      </w:r>
-      <w:proofErr w:type="spellEnd"/>
+      <w:r>
+        <w:rPr>
+          <w:rFonts w:ascii="Arial" w:hAnsi="Arial" w:cs="Arial"/>
+          <w:color w:val="4D4D4D"/>
+          <w:kern w:val="0"/>
+          <w:szCs w:val="24"/>
+        </w:rPr>
+        <w:t>docker start item_tomcat</w:t>
+      </w:r>
     </w:p>
     <w:p>
       <w:pPr>
@@ -3914,37 +2360,15 @@
           <w:szCs w:val="24"/>
         </w:rPr>
       </w:pPr>
-      <w:proofErr w:type="spellStart"/>
-      <w:r>
-        <w:rPr>
-          <w:rFonts w:ascii="Arial" w:hAnsi="Arial" w:cs="Arial"/>
-          <w:color w:val="4D4D4D"/>
-          <w:kern w:val="0"/>
-          <w:szCs w:val="24"/>
-        </w:rPr>
-        <w:t>docker</w:t>
-      </w:r>
-      <w:proofErr w:type="spellEnd"/>
-      <w:r>
-        <w:rPr>
-          <w:rFonts w:ascii="Arial" w:hAnsi="Arial" w:cs="Arial"/>
-          <w:color w:val="4D4D4D"/>
-          <w:kern w:val="0"/>
-          <w:szCs w:val="24"/>
-        </w:rPr>
-        <w:t xml:space="preserve"> logs </w:t>
-      </w:r>
-      <w:proofErr w:type="spellStart"/>
-      <w:r>
-        <w:rPr>
-          <w:rFonts w:ascii="Arial" w:hAnsi="Arial" w:cs="Arial"/>
-          <w:color w:val="4D4D4D"/>
-          <w:kern w:val="0"/>
-          <w:szCs w:val="24"/>
-        </w:rPr>
-        <w:t>item_tomcat</w:t>
-      </w:r>
-      <w:proofErr w:type="spellEnd"/>
+      <w:r>
+        <w:rPr>
+          <w:rFonts w:ascii="Arial" w:hAnsi="Arial" w:cs="Arial"/>
+          <w:color w:val="4D4D4D"/>
+          <w:kern w:val="0"/>
+          <w:szCs w:val="24"/>
+        </w:rPr>
+        <w:t>docker logs item_tomcat</w:t>
+      </w:r>
     </w:p>
     <w:p>
       <w:pPr>
@@ -4010,33 +2434,17 @@
         <w:lastRenderedPageBreak/>
         <w:t>浏览器</w:t>
       </w:r>
-      <w:r>
-        <w:fldChar w:fldCharType="begin"/>
-      </w:r>
-      <w:r>
-        <w:instrText xml:space="preserve"> HYPERLINK "https://localhost:8080" </w:instrText>
-      </w:r>
-      <w:r>
-        <w:fldChar w:fldCharType="separate"/>
-      </w:r>
-      <w:r>
-        <w:rPr>
-          <w:rStyle w:val="a5"/>
-          <w:rFonts w:ascii="Arial" w:hAnsi="Arial" w:cs="Arial"/>
-          <w:kern w:val="0"/>
-          <w:szCs w:val="24"/>
-        </w:rPr>
-        <w:t>https://localhost:8080</w:t>
-      </w:r>
-      <w:r>
-        <w:rPr>
-          <w:rStyle w:val="a5"/>
-          <w:rFonts w:ascii="Arial" w:hAnsi="Arial" w:cs="Arial"/>
-          <w:kern w:val="0"/>
-          <w:szCs w:val="24"/>
-        </w:rPr>
-        <w:fldChar w:fldCharType="end"/>
-      </w:r>
+      <w:hyperlink r:id="rId9" w:history="1">
+        <w:r>
+          <w:rPr>
+            <w:rStyle w:val="a5"/>
+            <w:rFonts w:ascii="Arial" w:hAnsi="Arial" w:cs="Arial"/>
+            <w:kern w:val="0"/>
+            <w:szCs w:val="24"/>
+          </w:rPr>
+          <w:t>https://localhost:8080</w:t>
+        </w:r>
+      </w:hyperlink>
       <w:r>
         <w:rPr>
           <w:rFonts w:ascii="Arial" w:hAnsi="Arial" w:cs="Arial" w:hint="eastAsia"/>
@@ -4046,7 +2454,6 @@
         </w:rPr>
         <w:t>（或者</w:t>
       </w:r>
-      <w:proofErr w:type="spellStart"/>
       <w:r>
         <w:rPr>
           <w:rFonts w:ascii="Arial" w:hAnsi="Arial" w:cs="Arial" w:hint="eastAsia"/>
@@ -4056,7 +2463,6 @@
         </w:rPr>
         <w:t>ip</w:t>
       </w:r>
-      <w:proofErr w:type="spellEnd"/>
       <w:r>
         <w:rPr>
           <w:rFonts w:ascii="Arial" w:hAnsi="Arial" w:cs="Arial"/>
@@ -4117,14 +2523,12 @@
           <w:rFonts w:ascii="宋体" w:hAnsi="宋体"/>
         </w:rPr>
       </w:pPr>
-      <w:proofErr w:type="spellStart"/>
       <w:r>
         <w:rPr>
           <w:rFonts w:ascii="宋体" w:hAnsi="宋体" w:hint="eastAsia"/>
         </w:rPr>
         <w:t>docker</w:t>
       </w:r>
-      <w:proofErr w:type="spellEnd"/>
       <w:r>
         <w:rPr>
           <w:rFonts w:ascii="宋体" w:hAnsi="宋体"/>
@@ -4187,23 +2591,29 @@
           <w:shd w:val="clear" w:color="auto" w:fill="FFFFFF"/>
         </w:rPr>
       </w:pPr>
-      <w:proofErr w:type="spellStart"/>
       <w:r>
         <w:rPr>
           <w:rFonts w:ascii="微软雅黑" w:eastAsia="微软雅黑" w:hAnsi="微软雅黑" w:hint="eastAsia"/>
           <w:color w:val="333333"/>
           <w:shd w:val="clear" w:color="auto" w:fill="FFFFFF"/>
         </w:rPr>
-        <w:t>docker</w:t>
-      </w:r>
-      <w:proofErr w:type="spellEnd"/>
+        <w:t>docker exec -it con</w:t>
+      </w:r>
+      <w:r>
+        <w:rPr>
+          <w:rFonts w:ascii="微软雅黑" w:eastAsia="微软雅黑" w:hAnsi="微软雅黑"/>
+          <w:color w:val="333333"/>
+          <w:shd w:val="clear" w:color="auto" w:fill="FFFFFF"/>
+        </w:rPr>
+        <w:t>tainer id(</w:t>
+      </w:r>
       <w:r>
         <w:rPr>
           <w:rFonts w:ascii="微软雅黑" w:eastAsia="微软雅黑" w:hAnsi="微软雅黑" w:hint="eastAsia"/>
           <w:color w:val="333333"/>
           <w:shd w:val="clear" w:color="auto" w:fill="FFFFFF"/>
         </w:rPr>
-        <w:t xml:space="preserve"> exec -it con</w:t>
+        <w:t>通过查看正在运行的容器查到的</w:t>
       </w:r>
       <w:r>
         <w:rPr>
@@ -4211,7 +2621,7 @@
           <w:color w:val="333333"/>
           <w:shd w:val="clear" w:color="auto" w:fill="FFFFFF"/>
         </w:rPr>
-        <w:t>tainer id(</w:t>
+        <w:t>)</w:t>
       </w:r>
       <w:r>
         <w:rPr>
@@ -4219,22 +2629,6 @@
           <w:color w:val="333333"/>
           <w:shd w:val="clear" w:color="auto" w:fill="FFFFFF"/>
         </w:rPr>
-        <w:t>通过查看正在运行的容器查到的</w:t>
-      </w:r>
-      <w:r>
-        <w:rPr>
-          <w:rFonts w:ascii="微软雅黑" w:eastAsia="微软雅黑" w:hAnsi="微软雅黑"/>
-          <w:color w:val="333333"/>
-          <w:shd w:val="clear" w:color="auto" w:fill="FFFFFF"/>
-        </w:rPr>
-        <w:t>)</w:t>
-      </w:r>
-      <w:r>
-        <w:rPr>
-          <w:rFonts w:ascii="微软雅黑" w:eastAsia="微软雅黑" w:hAnsi="微软雅黑" w:hint="eastAsia"/>
-          <w:color w:val="333333"/>
-          <w:shd w:val="clear" w:color="auto" w:fill="FFFFFF"/>
-        </w:rPr>
         <w:t xml:space="preserve"> bash</w:t>
       </w:r>
     </w:p>
@@ -4258,7 +2652,6 @@
         </w:rPr>
         <w:t xml:space="preserve">. </w:t>
       </w:r>
-      <w:proofErr w:type="spellStart"/>
       <w:r>
         <w:rPr>
           <w:rFonts w:hint="eastAsia"/>
@@ -4266,7 +2659,6 @@
         </w:rPr>
         <w:t>docker</w:t>
       </w:r>
-      <w:proofErr w:type="spellEnd"/>
       <w:r>
         <w:rPr>
           <w:rFonts w:hint="eastAsia"/>
@@ -4345,378 +2737,344 @@
         <w:rPr>
           <w:rFonts w:hint="eastAsia"/>
         </w:rPr>
-        <w:t>目的是</w:t>
-      </w:r>
-      <w:proofErr w:type="gramStart"/>
+        <w:t>目的是给之前的镜像重新命名</w:t>
+      </w:r>
       <w:r>
         <w:rPr>
           <w:rFonts w:hint="eastAsia"/>
         </w:rPr>
-        <w:t>给之前</w:t>
-      </w:r>
-      <w:proofErr w:type="gramEnd"/>
+        <w:t xml:space="preserve"> </w:t>
+      </w:r>
+      <w:r>
+        <w:t xml:space="preserve"> </w:t>
+      </w:r>
       <w:r>
         <w:rPr>
           <w:rFonts w:hint="eastAsia"/>
         </w:rPr>
-        <w:t>的镜像重新命名</w:t>
+        <w:t>“域名</w:t>
       </w:r>
       <w:r>
         <w:rPr>
           <w:rFonts w:hint="eastAsia"/>
         </w:rPr>
+        <w:t>/</w:t>
+      </w:r>
+      <w:r>
+        <w:rPr>
+          <w:rFonts w:hint="eastAsia"/>
+        </w:rPr>
+        <w:t>仓库名</w:t>
+      </w:r>
+      <w:r>
+        <w:rPr>
+          <w:rFonts w:hint="eastAsia"/>
+        </w:rPr>
+        <w:t>/</w:t>
+      </w:r>
+      <w:r>
+        <w:rPr>
+          <w:rFonts w:hint="eastAsia"/>
+        </w:rPr>
+        <w:t>镜像名</w:t>
+      </w:r>
+      <w:r>
+        <w:rPr>
+          <w:rFonts w:hint="eastAsia"/>
+        </w:rPr>
+        <w:t>:</w:t>
+      </w:r>
+      <w:r>
+        <w:rPr>
+          <w:rFonts w:hint="eastAsia"/>
+        </w:rPr>
+        <w:t>版本号“</w:t>
+      </w:r>
+      <w:r>
+        <w:rPr>
+          <w:rFonts w:hint="eastAsia"/>
+        </w:rPr>
         <w:t xml:space="preserve"> </w:t>
       </w:r>
       <w:r>
+        <w:rPr>
+          <w:rFonts w:hint="eastAsia"/>
+        </w:rPr>
+        <w:t>，在</w:t>
+      </w:r>
+      <w:r>
+        <w:rPr>
+          <w:rFonts w:hint="eastAsia"/>
+        </w:rPr>
+        <w:t>built</w:t>
+      </w:r>
+      <w:r>
+        <w:rPr>
+          <w:rFonts w:hint="eastAsia"/>
+        </w:rPr>
+        <w:t>的时候可以直接用这个名字，这样就不要在使用</w:t>
+      </w:r>
+      <w:r>
         <w:t xml:space="preserve"> </w:t>
       </w:r>
       <w:r>
         <w:rPr>
           <w:rFonts w:hint="eastAsia"/>
         </w:rPr>
-        <w:t>“域名</w:t>
+        <w:t>docker</w:t>
+      </w:r>
+      <w:r>
+        <w:t xml:space="preserve"> </w:t>
       </w:r>
       <w:r>
         <w:rPr>
           <w:rFonts w:hint="eastAsia"/>
         </w:rPr>
+        <w:t>tag</w:t>
+      </w:r>
+      <w:r>
+        <w:t xml:space="preserve"> </w:t>
+      </w:r>
+      <w:r>
+        <w:rPr>
+          <w:rFonts w:hint="eastAsia"/>
+        </w:rPr>
+        <w:t>命令了。</w:t>
+      </w:r>
+    </w:p>
+    <w:p>
+      <w:pPr>
+        <w:ind w:firstLine="480"/>
+        <w:rPr>
+          <w:rFonts w:ascii="Arial" w:hAnsi="Arial" w:cs="Arial"/>
+        </w:rPr>
+      </w:pPr>
+      <w:r>
+        <w:rPr>
+          <w:rFonts w:ascii="Arial" w:hAnsi="Arial" w:cs="Arial"/>
+        </w:rPr>
+        <w:t xml:space="preserve">docker tag </w:t>
+      </w:r>
+      <w:r>
+        <w:rPr>
+          <w:rFonts w:ascii="Arial" w:hAnsi="Arial" w:cs="Arial" w:hint="eastAsia"/>
+        </w:rPr>
+        <w:t>镜像名</w:t>
+      </w:r>
+      <w:r>
+        <w:rPr>
+          <w:rFonts w:ascii="Arial" w:hAnsi="Arial" w:cs="Arial" w:hint="eastAsia"/>
+        </w:rPr>
+        <w:t>:</w:t>
+      </w:r>
+      <w:r>
+        <w:rPr>
+          <w:rFonts w:ascii="Arial" w:hAnsi="Arial" w:cs="Arial" w:hint="eastAsia"/>
+        </w:rPr>
+        <w:t>版本号</w:t>
+      </w:r>
+      <w:r>
+        <w:rPr>
+          <w:rFonts w:ascii="Arial" w:hAnsi="Arial" w:cs="Arial" w:hint="eastAsia"/>
+        </w:rPr>
+        <w:t xml:space="preserve"> </w:t>
+      </w:r>
+      <w:r>
+        <w:rPr>
+          <w:rFonts w:ascii="Arial" w:hAnsi="Arial" w:cs="Arial"/>
+        </w:rPr>
+        <w:t>192.168.15.131</w:t>
+      </w:r>
+      <w:r>
+        <w:rPr>
+          <w:rFonts w:ascii="Arial" w:hAnsi="Arial" w:cs="Arial"/>
+        </w:rPr>
+        <w:t xml:space="preserve"> </w:t>
+      </w:r>
+      <w:r>
+        <w:rPr>
+          <w:rFonts w:ascii="Arial" w:hAnsi="Arial" w:cs="Arial"/>
+        </w:rPr>
         <w:t>/</w:t>
       </w:r>
       <w:r>
         <w:rPr>
+          <w:rFonts w:ascii="Arial" w:hAnsi="Arial" w:cs="Arial" w:hint="eastAsia"/>
+        </w:rPr>
+        <w:t>仓库名</w:t>
+      </w:r>
+      <w:r>
+        <w:rPr>
+          <w:rFonts w:ascii="Arial" w:hAnsi="Arial" w:cs="Arial"/>
+        </w:rPr>
+        <w:t>/</w:t>
+      </w:r>
+      <w:r>
+        <w:rPr>
+          <w:rFonts w:ascii="Arial" w:hAnsi="Arial" w:cs="Arial" w:hint="eastAsia"/>
+        </w:rPr>
+        <w:t>镜像名</w:t>
+      </w:r>
+      <w:r>
+        <w:rPr>
+          <w:rFonts w:ascii="Arial" w:hAnsi="Arial" w:cs="Arial" w:hint="eastAsia"/>
+        </w:rPr>
+        <w:t>:</w:t>
+      </w:r>
+      <w:r>
+        <w:rPr>
+          <w:rFonts w:ascii="Arial" w:hAnsi="Arial" w:cs="Arial" w:hint="eastAsia"/>
+        </w:rPr>
+        <w:t>版本号</w:t>
+      </w:r>
+    </w:p>
+    <w:p>
+      <w:pPr>
+        <w:ind w:firstLineChars="0" w:firstLine="0"/>
+        <w:rPr>
+          <w:rFonts w:ascii="Arial" w:hAnsi="Arial" w:cs="Arial"/>
+        </w:rPr>
+      </w:pPr>
+      <w:r>
+        <w:rPr>
+          <w:rFonts w:ascii="Arial" w:hAnsi="Arial" w:cs="Arial" w:hint="eastAsia"/>
+        </w:rPr>
+        <w:t>8</w:t>
+      </w:r>
+      <w:r>
+        <w:rPr>
+          <w:rFonts w:ascii="Arial" w:hAnsi="Arial" w:cs="Arial"/>
+        </w:rPr>
+        <w:t xml:space="preserve">.1 </w:t>
+      </w:r>
+      <w:r>
+        <w:rPr>
+          <w:rFonts w:ascii="Arial" w:hAnsi="Arial" w:cs="Arial" w:hint="eastAsia"/>
+        </w:rPr>
+        <w:t>将打包好的镜像推送到</w:t>
+      </w:r>
+      <w:r>
+        <w:rPr>
+          <w:rFonts w:ascii="Arial" w:hAnsi="Arial" w:cs="Arial" w:hint="eastAsia"/>
+        </w:rPr>
+        <w:t xml:space="preserve"> Har</w:t>
+      </w:r>
+      <w:r>
+        <w:rPr>
+          <w:rFonts w:ascii="Arial" w:hAnsi="Arial" w:cs="Arial"/>
+        </w:rPr>
+        <w:t>bor</w:t>
+      </w:r>
+    </w:p>
+    <w:p>
+      <w:pPr>
+        <w:ind w:firstLine="480"/>
+        <w:rPr>
+          <w:rFonts w:ascii="Arial" w:hAnsi="Arial" w:cs="Arial"/>
+        </w:rPr>
+      </w:pPr>
+      <w:r>
+        <w:rPr>
+          <w:rFonts w:ascii="Arial" w:hAnsi="Arial" w:cs="Arial"/>
+        </w:rPr>
+        <w:t>docker push 172.26.192.107/library/</w:t>
+      </w:r>
+      <w:r>
+        <w:rPr>
+          <w:rFonts w:ascii="Arial" w:hAnsi="Arial" w:cs="Arial" w:hint="eastAsia"/>
+        </w:rPr>
+        <w:t>镜像名</w:t>
+      </w:r>
+      <w:r>
+        <w:rPr>
+          <w:rFonts w:ascii="Arial" w:hAnsi="Arial" w:cs="Arial" w:hint="eastAsia"/>
+        </w:rPr>
+        <w:t>:</w:t>
+      </w:r>
+      <w:r>
+        <w:rPr>
+          <w:rFonts w:ascii="Arial" w:hAnsi="Arial" w:cs="Arial" w:hint="eastAsia"/>
+        </w:rPr>
+        <w:t>版本号</w:t>
+      </w:r>
+    </w:p>
+    <w:p>
+      <w:pPr>
+        <w:pStyle w:val="2"/>
+      </w:pPr>
+      <w:r>
+        <w:rPr>
           <w:rFonts w:hint="eastAsia"/>
         </w:rPr>
-        <w:t>仓库名</w:t>
+        <w:t>9</w:t>
+      </w:r>
+      <w:r>
+        <w:t xml:space="preserve">. </w:t>
       </w:r>
       <w:r>
         <w:rPr>
           <w:rFonts w:hint="eastAsia"/>
         </w:rPr>
-        <w:t>/</w:t>
-      </w:r>
+        <w:t>将镜像导出到本地</w:t>
+      </w:r>
+    </w:p>
+    <w:p>
+      <w:pPr>
+        <w:pStyle w:val="2"/>
+      </w:pPr>
       <w:r>
         <w:rPr>
           <w:rFonts w:hint="eastAsia"/>
         </w:rPr>
-        <w:t>镜像名</w:t>
+        <w:t>9</w:t>
+      </w:r>
+      <w:r>
+        <w:t xml:space="preserve">.1 </w:t>
       </w:r>
       <w:r>
         <w:rPr>
           <w:rFonts w:hint="eastAsia"/>
         </w:rPr>
-        <w:t>:</w:t>
-      </w:r>
+        <w:t>查看镜像</w:t>
+      </w:r>
+    </w:p>
+    <w:p>
+      <w:pPr>
+        <w:ind w:firstLine="480"/>
+      </w:pPr>
       <w:r>
         <w:rPr>
           <w:rFonts w:hint="eastAsia"/>
         </w:rPr>
-        <w:t>版本号“</w:t>
+        <w:t>docker</w:t>
+      </w:r>
+      <w:r>
+        <w:t xml:space="preserve"> </w:t>
       </w:r>
       <w:r>
         <w:rPr>
           <w:rFonts w:hint="eastAsia"/>
         </w:rPr>
-        <w:t xml:space="preserve"> </w:t>
-      </w:r>
+        <w:t>images</w:t>
+      </w:r>
+    </w:p>
+    <w:p>
+      <w:pPr>
+        <w:pStyle w:val="2"/>
+      </w:pPr>
       <w:r>
         <w:rPr>
           <w:rFonts w:hint="eastAsia"/>
         </w:rPr>
-        <w:t>，在</w:t>
+        <w:t>9</w:t>
+      </w:r>
+      <w:r>
+        <w:t xml:space="preserve">.2 </w:t>
       </w:r>
       <w:r>
         <w:rPr>
           <w:rFonts w:hint="eastAsia"/>
         </w:rPr>
-        <w:t>built</w:t>
-      </w:r>
-      <w:r>
-        <w:rPr>
-          <w:rFonts w:hint="eastAsia"/>
-        </w:rPr>
-        <w:t>的时候可以直接用这个名字，这样就不要在使用</w:t>
-      </w:r>
-      <w:r>
-        <w:t xml:space="preserve"> </w:t>
-      </w:r>
-      <w:proofErr w:type="spellStart"/>
-      <w:r>
-        <w:rPr>
-          <w:rFonts w:hint="eastAsia"/>
-        </w:rPr>
-        <w:t>docker</w:t>
-      </w:r>
-      <w:proofErr w:type="spellEnd"/>
-      <w:r>
-        <w:t xml:space="preserve"> </w:t>
-      </w:r>
-      <w:r>
-        <w:rPr>
-          <w:rFonts w:hint="eastAsia"/>
-        </w:rPr>
-        <w:t>tag</w:t>
-      </w:r>
-      <w:r>
-        <w:t xml:space="preserve"> </w:t>
-      </w:r>
-      <w:r>
-        <w:rPr>
-          <w:rFonts w:hint="eastAsia"/>
-        </w:rPr>
-        <w:t>命令了。</w:t>
-      </w:r>
-    </w:p>
-    <w:p>
-      <w:pPr>
-        <w:ind w:firstLine="480"/>
-        <w:rPr>
-          <w:rFonts w:ascii="Arial" w:hAnsi="Arial" w:cs="Arial"/>
-        </w:rPr>
-      </w:pPr>
-      <w:proofErr w:type="spellStart"/>
-      <w:r>
-        <w:rPr>
-          <w:rFonts w:ascii="Arial" w:hAnsi="Arial" w:cs="Arial"/>
-        </w:rPr>
-        <w:t>docker</w:t>
-      </w:r>
-      <w:proofErr w:type="spellEnd"/>
-      <w:r>
-        <w:rPr>
-          <w:rFonts w:ascii="Arial" w:hAnsi="Arial" w:cs="Arial"/>
-        </w:rPr>
-        <w:t xml:space="preserve"> tag </w:t>
-      </w:r>
-      <w:r>
-        <w:rPr>
-          <w:rFonts w:ascii="Arial" w:hAnsi="Arial" w:cs="Arial" w:hint="eastAsia"/>
-        </w:rPr>
-        <w:t>镜像名</w:t>
-      </w:r>
-      <w:r>
-        <w:rPr>
-          <w:rFonts w:ascii="Arial" w:hAnsi="Arial" w:cs="Arial" w:hint="eastAsia"/>
-        </w:rPr>
-        <w:t>:</w:t>
-      </w:r>
-      <w:r>
-        <w:rPr>
-          <w:rFonts w:ascii="Arial" w:hAnsi="Arial" w:cs="Arial" w:hint="eastAsia"/>
-        </w:rPr>
-        <w:t>版本号</w:t>
-      </w:r>
-      <w:r>
-        <w:rPr>
-          <w:rFonts w:ascii="Arial" w:hAnsi="Arial" w:cs="Arial" w:hint="eastAsia"/>
-        </w:rPr>
-        <w:t xml:space="preserve"> </w:t>
-      </w:r>
-      <w:r>
-        <w:rPr>
-          <w:rFonts w:ascii="Arial" w:hAnsi="Arial" w:cs="Arial"/>
-        </w:rPr>
-        <w:t>192.168.15.131</w:t>
-      </w:r>
-      <w:r>
-        <w:rPr>
-          <w:rFonts w:ascii="Arial" w:hAnsi="Arial" w:cs="Arial"/>
-        </w:rPr>
-        <w:t xml:space="preserve"> </w:t>
-      </w:r>
-      <w:r>
-        <w:rPr>
-          <w:rFonts w:ascii="Arial" w:hAnsi="Arial" w:cs="Arial"/>
-        </w:rPr>
-        <w:t>/</w:t>
-      </w:r>
-      <w:r>
-        <w:rPr>
-          <w:rFonts w:ascii="Arial" w:hAnsi="Arial" w:cs="Arial" w:hint="eastAsia"/>
-        </w:rPr>
-        <w:t>仓库名</w:t>
-      </w:r>
-      <w:r>
-        <w:rPr>
-          <w:rFonts w:ascii="Arial" w:hAnsi="Arial" w:cs="Arial"/>
-        </w:rPr>
-        <w:t>/</w:t>
-      </w:r>
-      <w:r>
-        <w:rPr>
-          <w:rFonts w:ascii="Arial" w:hAnsi="Arial" w:cs="Arial" w:hint="eastAsia"/>
-        </w:rPr>
-        <w:t>镜像名</w:t>
-      </w:r>
-      <w:r>
-        <w:rPr>
-          <w:rFonts w:ascii="Arial" w:hAnsi="Arial" w:cs="Arial" w:hint="eastAsia"/>
-        </w:rPr>
-        <w:t>:</w:t>
-      </w:r>
-      <w:r>
-        <w:rPr>
-          <w:rFonts w:ascii="Arial" w:hAnsi="Arial" w:cs="Arial" w:hint="eastAsia"/>
-        </w:rPr>
-        <w:t>版本号</w:t>
-      </w:r>
-    </w:p>
-    <w:p>
-      <w:pPr>
-        <w:ind w:firstLineChars="0" w:firstLine="0"/>
-        <w:rPr>
-          <w:rFonts w:ascii="Arial" w:hAnsi="Arial" w:cs="Arial"/>
-        </w:rPr>
-      </w:pPr>
-      <w:r>
-        <w:rPr>
-          <w:rFonts w:ascii="Arial" w:hAnsi="Arial" w:cs="Arial" w:hint="eastAsia"/>
-        </w:rPr>
-        <w:t>8</w:t>
-      </w:r>
-      <w:r>
-        <w:rPr>
-          <w:rFonts w:ascii="Arial" w:hAnsi="Arial" w:cs="Arial"/>
-        </w:rPr>
-        <w:t xml:space="preserve">.1 </w:t>
-      </w:r>
-      <w:r>
-        <w:rPr>
-          <w:rFonts w:ascii="Arial" w:hAnsi="Arial" w:cs="Arial" w:hint="eastAsia"/>
-        </w:rPr>
-        <w:t>将打包好的镜像推送到</w:t>
-      </w:r>
-      <w:r>
-        <w:rPr>
-          <w:rFonts w:ascii="Arial" w:hAnsi="Arial" w:cs="Arial" w:hint="eastAsia"/>
-        </w:rPr>
-        <w:t xml:space="preserve"> Har</w:t>
-      </w:r>
-      <w:r>
-        <w:rPr>
-          <w:rFonts w:ascii="Arial" w:hAnsi="Arial" w:cs="Arial"/>
-        </w:rPr>
-        <w:t>bor</w:t>
-      </w:r>
-    </w:p>
-    <w:p>
-      <w:pPr>
-        <w:ind w:firstLine="480"/>
-        <w:rPr>
-          <w:rFonts w:ascii="Arial" w:hAnsi="Arial" w:cs="Arial"/>
-        </w:rPr>
-      </w:pPr>
-      <w:proofErr w:type="spellStart"/>
-      <w:r>
-        <w:rPr>
-          <w:rFonts w:ascii="Arial" w:hAnsi="Arial" w:cs="Arial"/>
-        </w:rPr>
-        <w:t>docker</w:t>
-      </w:r>
-      <w:proofErr w:type="spellEnd"/>
-      <w:r>
-        <w:rPr>
-          <w:rFonts w:ascii="Arial" w:hAnsi="Arial" w:cs="Arial"/>
-        </w:rPr>
-        <w:t xml:space="preserve"> push 172.26.192.107/library/</w:t>
-      </w:r>
-      <w:r>
-        <w:rPr>
-          <w:rFonts w:ascii="Arial" w:hAnsi="Arial" w:cs="Arial" w:hint="eastAsia"/>
-        </w:rPr>
-        <w:t>镜像名</w:t>
-      </w:r>
-      <w:r>
-        <w:rPr>
-          <w:rFonts w:ascii="Arial" w:hAnsi="Arial" w:cs="Arial" w:hint="eastAsia"/>
-        </w:rPr>
-        <w:t>:</w:t>
-      </w:r>
-      <w:r>
-        <w:rPr>
-          <w:rFonts w:ascii="Arial" w:hAnsi="Arial" w:cs="Arial" w:hint="eastAsia"/>
-        </w:rPr>
-        <w:t>版本号</w:t>
-      </w:r>
-    </w:p>
-    <w:p>
-      <w:pPr>
-        <w:pStyle w:val="2"/>
-      </w:pPr>
-      <w:r>
-        <w:rPr>
-          <w:rFonts w:hint="eastAsia"/>
-        </w:rPr>
-        <w:t>9</w:t>
-      </w:r>
-      <w:r>
-        <w:t xml:space="preserve">. </w:t>
-      </w:r>
-      <w:r>
-        <w:rPr>
-          <w:rFonts w:hint="eastAsia"/>
-        </w:rPr>
-        <w:t>将镜像导出到本地</w:t>
-      </w:r>
-    </w:p>
-    <w:p>
-      <w:pPr>
-        <w:pStyle w:val="2"/>
-      </w:pPr>
-      <w:r>
-        <w:rPr>
-          <w:rFonts w:hint="eastAsia"/>
-        </w:rPr>
-        <w:t>9</w:t>
-      </w:r>
-      <w:r>
-        <w:t xml:space="preserve">.1 </w:t>
-      </w:r>
-      <w:r>
-        <w:rPr>
-          <w:rFonts w:hint="eastAsia"/>
-        </w:rPr>
-        <w:t>查看镜像</w:t>
-      </w:r>
-    </w:p>
-    <w:p>
-      <w:pPr>
-        <w:ind w:firstLine="480"/>
-      </w:pPr>
-      <w:proofErr w:type="spellStart"/>
-      <w:r>
-        <w:rPr>
-          <w:rFonts w:hint="eastAsia"/>
-        </w:rPr>
-        <w:t>docker</w:t>
-      </w:r>
-      <w:proofErr w:type="spellEnd"/>
-      <w:r>
-        <w:t xml:space="preserve"> </w:t>
-      </w:r>
-      <w:r>
-        <w:rPr>
-          <w:rFonts w:hint="eastAsia"/>
-        </w:rPr>
-        <w:t>images</w:t>
-      </w:r>
-    </w:p>
-    <w:p>
-      <w:pPr>
-        <w:pStyle w:val="2"/>
-      </w:pPr>
-      <w:r>
-        <w:rPr>
-          <w:rFonts w:hint="eastAsia"/>
-        </w:rPr>
-        <w:t>9</w:t>
-      </w:r>
-      <w:r>
-        <w:t xml:space="preserve">.2 </w:t>
-      </w:r>
-      <w:r>
-        <w:rPr>
-          <w:rFonts w:hint="eastAsia"/>
-        </w:rPr>
         <w:t>保存到本地</w:t>
       </w:r>
     </w:p>
@@ -4724,7 +3082,6 @@
       <w:pPr>
         <w:ind w:firstLine="360"/>
       </w:pPr>
-      <w:proofErr w:type="spellStart"/>
       <w:r>
         <w:rPr>
           <w:rStyle w:val="HTML1"/>
@@ -4735,20 +3092,7 @@
           <w:bdr w:val="none" w:sz="0" w:space="0" w:color="auto" w:frame="1"/>
           <w:shd w:val="clear" w:color="auto" w:fill="F2F2F2"/>
         </w:rPr>
-        <w:t>docker</w:t>
-      </w:r>
-      <w:proofErr w:type="spellEnd"/>
-      <w:r>
-        <w:rPr>
-          <w:rStyle w:val="HTML1"/>
-          <w:rFonts w:ascii="Consolas" w:hAnsi="Consolas"/>
-          <w:color w:val="C7254E"/>
-          <w:sz w:val="18"/>
-          <w:szCs w:val="18"/>
-          <w:bdr w:val="none" w:sz="0" w:space="0" w:color="auto" w:frame="1"/>
-          <w:shd w:val="clear" w:color="auto" w:fill="F2F2F2"/>
-        </w:rPr>
-        <w:t xml:space="preserve"> save 999c20aee5da &gt; /home/artipub.tar</w:t>
+        <w:t>docker save 999c20aee5da &gt; /home/artipub.tar</w:t>
       </w:r>
       <w:r>
         <w:rPr>
@@ -4776,12 +3120,12 @@
       </w:r>
     </w:p>
     <w:sectPr>
-      <w:headerReference w:type="even" r:id="rId9"/>
-      <w:headerReference w:type="default" r:id="rId10"/>
-      <w:footerReference w:type="even" r:id="rId11"/>
-      <w:footerReference w:type="default" r:id="rId12"/>
-      <w:headerReference w:type="first" r:id="rId13"/>
-      <w:footerReference w:type="first" r:id="rId14"/>
+      <w:headerReference w:type="even" r:id="rId10"/>
+      <w:headerReference w:type="default" r:id="rId11"/>
+      <w:footerReference w:type="even" r:id="rId12"/>
+      <w:footerReference w:type="default" r:id="rId13"/>
+      <w:headerReference w:type="first" r:id="rId14"/>
+      <w:footerReference w:type="first" r:id="rId15"/>
       <w:pgSz w:w="11906" w:h="16838"/>
       <w:pgMar w:top="1440" w:right="1800" w:bottom="1440" w:left="1800" w:header="851" w:footer="992" w:gutter="0"/>
       <w:cols w:space="425"/>
